--- a/docs/Отличия_от_v4.docx
+++ b/docs/Отличия_от_v4.docx
@@ -392,6 +392,9 @@
         </w:tc>
       </w:tr>
       <w:tr>
+        <w:trPr>
+          <w:cantSplit/>
+        </w:trPr>
         <w:tc>
           <w:tcPr>
             <w:tcW w:type="dxa" w:w="1928"/>
@@ -499,6 +502,9 @@
         </w:tc>
       </w:tr>
       <w:tr>
+        <w:trPr>
+          <w:cantSplit/>
+        </w:trPr>
         <w:tc>
           <w:tcPr>
             <w:tcW w:type="dxa" w:w="1928"/>
@@ -609,6 +615,9 @@
         </w:tc>
       </w:tr>
       <w:tr>
+        <w:trPr>
+          <w:cantSplit/>
+        </w:trPr>
         <w:tc>
           <w:tcPr>
             <w:tcW w:type="dxa" w:w="1928"/>
@@ -716,6 +725,9 @@
         </w:tc>
       </w:tr>
       <w:tr>
+        <w:trPr>
+          <w:cantSplit/>
+        </w:trPr>
         <w:tc>
           <w:tcPr>
             <w:tcW w:type="dxa" w:w="1928"/>
@@ -748,7 +760,7 @@
                 <w:sz w:val="18"/>
                 <w:szCs w:val="18"/>
               </w:rPr>
-              <w:t xml:space="preserve">Правка модели</w:t>
+              <w:t xml:space="preserve">Проверки</w:t>
             </w:r>
           </w:p>
         </w:tc>
@@ -784,7 +796,7 @@
                 <w:sz w:val="18"/>
                 <w:szCs w:val="18"/>
               </w:rPr>
-              <w:t xml:space="preserve">Вручную в ячейках</w:t>
+              <w:t xml:space="preserve">Лист «Проверка_модели», 54 формулы</w:t>
             </w:r>
           </w:p>
         </w:tc>
@@ -798,113 +810,6 @@
               <w:right w:val="none"/>
             </w:tcBorders>
             <w:shd w:fill="F5F5F5" w:color="auto" w:val="clear"/>
-            <w:tcMar>
-              <w:top w:type="dxa" w:w="60"/>
-              <w:left w:type="dxa" w:w="100"/>
-              <w:bottom w:type="dxa" w:w="60"/>
-              <w:right w:type="dxa" w:w="100"/>
-            </w:tcMar>
-            <w:vAlign w:val="center"/>
-          </w:tcPr>
-          <w:p>
-            <w:pPr>
-              <w:spacing w:after="0" w:before="0" w:line="240"/>
-              <w:jc w:val="left"/>
-            </w:pPr>
-            <w:r>
-              <w:rPr>
-                <w:rFonts w:ascii="Arial" w:cs="Arial" w:eastAsia="Arial" w:hAnsi="Arial"/>
-                <w:b w:val="false"/>
-                <w:bCs w:val="false"/>
-                <w:color w:val="1A1A1A"/>
-                <w:sz w:val="18"/>
-                <w:szCs w:val="18"/>
-              </w:rPr>
-              <w:t xml:space="preserve">Скриптом: правка видна в диффе и откатывается</w:t>
-            </w:r>
-          </w:p>
-        </w:tc>
-      </w:tr>
-      <w:tr>
-        <w:tc>
-          <w:tcPr>
-            <w:tcW w:type="dxa" w:w="1928"/>
-            <w:tcBorders>
-              <w:top w:val="single" w:color="D4D4D4" w:sz="2"/>
-              <w:left w:val="none"/>
-              <w:bottom w:val="single" w:color="D4D4D4" w:sz="2"/>
-              <w:right w:val="none"/>
-            </w:tcBorders>
-            <w:tcMar>
-              <w:top w:type="dxa" w:w="60"/>
-              <w:left w:type="dxa" w:w="100"/>
-              <w:bottom w:type="dxa" w:w="60"/>
-              <w:right w:type="dxa" w:w="100"/>
-            </w:tcMar>
-            <w:vAlign w:val="center"/>
-          </w:tcPr>
-          <w:p>
-            <w:pPr>
-              <w:spacing w:after="0" w:before="0" w:line="240"/>
-              <w:jc w:val="left"/>
-            </w:pPr>
-            <w:r>
-              <w:rPr>
-                <w:rFonts w:ascii="Arial" w:cs="Arial" w:eastAsia="Arial" w:hAnsi="Arial"/>
-                <w:b w:val="false"/>
-                <w:bCs w:val="false"/>
-                <w:color w:val="1A1A1A"/>
-                <w:sz w:val="18"/>
-                <w:szCs w:val="18"/>
-              </w:rPr>
-              <w:t xml:space="preserve">Проверки</w:t>
-            </w:r>
-          </w:p>
-        </w:tc>
-        <w:tc>
-          <w:tcPr>
-            <w:tcW w:type="dxa" w:w="3855"/>
-            <w:tcBorders>
-              <w:top w:val="single" w:color="D4D4D4" w:sz="2"/>
-              <w:left w:val="none"/>
-              <w:bottom w:val="single" w:color="D4D4D4" w:sz="2"/>
-              <w:right w:val="none"/>
-            </w:tcBorders>
-            <w:tcMar>
-              <w:top w:type="dxa" w:w="60"/>
-              <w:left w:type="dxa" w:w="100"/>
-              <w:bottom w:type="dxa" w:w="60"/>
-              <w:right w:type="dxa" w:w="100"/>
-            </w:tcMar>
-            <w:vAlign w:val="center"/>
-          </w:tcPr>
-          <w:p>
-            <w:pPr>
-              <w:spacing w:after="0" w:before="0" w:line="240"/>
-              <w:jc w:val="left"/>
-            </w:pPr>
-            <w:r>
-              <w:rPr>
-                <w:rFonts w:ascii="Arial" w:cs="Arial" w:eastAsia="Arial" w:hAnsi="Arial"/>
-                <w:b w:val="false"/>
-                <w:bCs w:val="false"/>
-                <w:color w:val="1A1A1A"/>
-                <w:sz w:val="18"/>
-                <w:szCs w:val="18"/>
-              </w:rPr>
-              <w:t xml:space="preserve">Лист «Проверка_модели», 54 формулы</w:t>
-            </w:r>
-          </w:p>
-        </w:tc>
-        <w:tc>
-          <w:tcPr>
-            <w:tcW w:type="dxa" w:w="3855"/>
-            <w:tcBorders>
-              <w:top w:val="single" w:color="D4D4D4" w:sz="2"/>
-              <w:left w:val="none"/>
-              <w:bottom w:val="single" w:color="D4D4D4" w:sz="2"/>
-              <w:right w:val="none"/>
-            </w:tcBorders>
             <w:tcMar>
               <w:top w:type="dxa" w:w="60"/>
               <w:left w:type="dxa" w:w="100"/>
@@ -950,6 +855,188 @@
           <w:szCs w:val="18"/>
         </w:rPr>
         <w:t xml:space="preserve">В v4 одну вводную приходилось менять в трёх-четырёх местах, и расхождение между сценарными листами ничем не ловилось. Сейчас вводная одна, а расхождение витрины и расчётного движка ловят проверки.</w:t>
+      </w:r>
+    </w:p>
+    <w:p>
+      <w:pPr>
+        <w:pStyle w:val="Heading2"/>
+        <w:spacing w:after="80" w:before="240"/>
+      </w:pPr>
+      <w:r>
+        <w:rPr>
+          <w:rFonts w:ascii="Arial" w:cs="Arial" w:eastAsia="Arial" w:hAnsi="Arial"/>
+          <w:b/>
+          <w:bCs/>
+          <w:color w:val="1A1A1A"/>
+          <w:sz w:val="22"/>
+          <w:szCs w:val="22"/>
+        </w:rPr>
+        <w:t xml:space="preserve">Почему проверки стали сильнее</w:t>
+      </w:r>
+    </w:p>
+    <w:p>
+      <w:pPr>
+        <w:spacing w:after="120" w:before="0" w:line="260"/>
+        <w:jc w:val="left"/>
+      </w:pPr>
+      <w:r>
+        <w:rPr>
+          <w:rFonts w:ascii="Arial" w:cs="Arial" w:eastAsia="Arial" w:hAnsi="Arial"/>
+          <w:b w:val="false"/>
+          <w:bCs w:val="false"/>
+          <w:i w:val="false"/>
+          <w:iCs w:val="false"/>
+          <w:color w:val="1A1A1A"/>
+          <w:sz w:val="20"/>
+          <w:szCs w:val="20"/>
+        </w:rPr>
+        <w:t xml:space="preserve">54 формулы в v4 — это контрольные суммы: «доли дают 100 %», «баланс склада равен нулю». Они ловят опечатку в соседней ячейке и молчат обо всём остальном: формулу можно заменить целиком, и контроль останется зелёным.</w:t>
+      </w:r>
+    </w:p>
+    <w:p>
+      <w:pPr>
+        <w:spacing w:after="120" w:before="0" w:line="260"/>
+        <w:jc w:val="left"/>
+      </w:pPr>
+      <w:r>
+        <w:rPr>
+          <w:rFonts w:ascii="Arial" w:cs="Arial" w:eastAsia="Arial" w:hAnsi="Arial"/>
+          <w:b w:val="false"/>
+          <w:bCs w:val="false"/>
+          <w:i w:val="false"/>
+          <w:iCs w:val="false"/>
+          <w:color w:val="1A1A1A"/>
+          <w:sz w:val="20"/>
+          <w:szCs w:val="20"/>
+        </w:rPr>
+        <w:t xml:space="preserve">Сейчас проверки трёх уровней:</w:t>
+      </w:r>
+    </w:p>
+    <w:p>
+      <w:pPr>
+        <w:pStyle w:val="ListParagraph"/>
+        <w:numPr>
+          <w:ilvl w:val="0"/>
+          <w:numId w:val="2"/>
+        </w:numPr>
+        <w:spacing w:after="60" w:before="0" w:line="260"/>
+      </w:pPr>
+      <w:r>
+        <w:rPr>
+          <w:rFonts w:ascii="Arial" w:cs="Arial" w:eastAsia="Arial" w:hAnsi="Arial"/>
+          <w:b/>
+          <w:bCs/>
+          <w:i w:val="false"/>
+          <w:iCs w:val="false"/>
+          <w:color w:val="1A1A1A"/>
+          <w:sz w:val="20"/>
+          <w:szCs w:val="20"/>
+        </w:rPr>
+        <w:t xml:space="preserve">Контрольные суммы</w:t>
+      </w:r>
+      <w:r>
+        <w:rPr>
+          <w:rFonts w:ascii="Arial" w:cs="Arial" w:eastAsia="Arial" w:hAnsi="Arial"/>
+          <w:b w:val="false"/>
+          <w:bCs w:val="false"/>
+          <w:i w:val="false"/>
+          <w:iCs w:val="false"/>
+          <w:color w:val="1A1A1A"/>
+          <w:sz w:val="20"/>
+          <w:szCs w:val="20"/>
+        </w:rPr>
+        <w:t xml:space="preserve"> остались — лист 08_Проверки, 8 контролей по делу вместо 54 «на всякий случай».</w:t>
+      </w:r>
+    </w:p>
+    <w:p>
+      <w:pPr>
+        <w:pStyle w:val="ListParagraph"/>
+        <w:numPr>
+          <w:ilvl w:val="0"/>
+          <w:numId w:val="2"/>
+        </w:numPr>
+        <w:spacing w:after="60" w:before="0" w:line="260"/>
+      </w:pPr>
+      <w:r>
+        <w:rPr>
+          <w:rFonts w:ascii="Arial" w:cs="Arial" w:eastAsia="Arial" w:hAnsi="Arial"/>
+          <w:b/>
+          <w:bCs/>
+          <w:i w:val="false"/>
+          <w:iCs w:val="false"/>
+          <w:color w:val="1A1A1A"/>
+          <w:sz w:val="20"/>
+          <w:szCs w:val="20"/>
+        </w:rPr>
+        <w:t xml:space="preserve">55 автотестов</w:t>
+      </w:r>
+      <w:r>
+        <w:rPr>
+          <w:rFonts w:ascii="Arial" w:cs="Arial" w:eastAsia="Arial" w:hAnsi="Arial"/>
+          <w:b w:val="false"/>
+          <w:bCs w:val="false"/>
+          <w:i w:val="false"/>
+          <w:iCs w:val="false"/>
+          <w:color w:val="1A1A1A"/>
+          <w:sz w:val="20"/>
+          <w:szCs w:val="20"/>
+        </w:rPr>
+        <w:t xml:space="preserve"> проверяют не арифметику, а экономический смысл: «новые школы набирают детей постепенно, а не выходят на полную загрузку сразу», «партнёров не больше, чем школ», «счёт не уходит в минус», «БДР и БДДС не смешаны». Такие правила формулой в ячейке не выражаются.</w:t>
+      </w:r>
+    </w:p>
+    <w:p>
+      <w:pPr>
+        <w:pStyle w:val="ListParagraph"/>
+        <w:numPr>
+          <w:ilvl w:val="0"/>
+          <w:numId w:val="2"/>
+        </w:numPr>
+        <w:spacing w:after="60" w:before="0" w:line="260"/>
+      </w:pPr>
+      <w:r>
+        <w:rPr>
+          <w:rFonts w:ascii="Arial" w:cs="Arial" w:eastAsia="Arial" w:hAnsi="Arial"/>
+          <w:b/>
+          <w:bCs/>
+          <w:i w:val="false"/>
+          <w:iCs w:val="false"/>
+          <w:color w:val="1A1A1A"/>
+          <w:sz w:val="20"/>
+          <w:szCs w:val="20"/>
+        </w:rPr>
+        <w:t xml:space="preserve">Мутационная самопроверка</w:t>
+      </w:r>
+      <w:r>
+        <w:rPr>
+          <w:rFonts w:ascii="Arial" w:cs="Arial" w:eastAsia="Arial" w:hAnsi="Arial"/>
+          <w:b w:val="false"/>
+          <w:bCs w:val="false"/>
+          <w:i w:val="false"/>
+          <w:iCs w:val="false"/>
+          <w:color w:val="1A1A1A"/>
+          <w:sz w:val="20"/>
+          <w:szCs w:val="20"/>
+        </w:rPr>
+        <w:t xml:space="preserve"> отвечает на вопрос, который в v4 задать было некому: а тесты вообще работают? Модель ломается нарочно — 13 подсаженных дефектов, по одному за раз, — и каждый обязан быть пойман. Это уже находило дыры: два теста проходили вхолостую и были переписаны именно после такого прогона.</w:t>
+      </w:r>
+    </w:p>
+    <w:p>
+      <w:pPr>
+        <w:spacing w:after="120" w:before="120" w:line="260"/>
+        <w:jc w:val="left"/>
+      </w:pPr>
+      <w:r>
+        <w:rPr>
+          <w:rFonts w:ascii="Arial" w:cs="Arial" w:eastAsia="Arial" w:hAnsi="Arial"/>
+          <w:b w:val="false"/>
+          <w:bCs w:val="false"/>
+          <w:i/>
+          <w:iCs/>
+          <w:color w:val="595959"/>
+          <w:sz w:val="18"/>
+          <w:szCs w:val="18"/>
+        </w:rPr>
+        <w:t xml:space="preserve">Зелёные тесты сами по себе ничего не доказывают: они могли бы молчать и на сломанной модели. Мутационная проверка — единственный способ это исключить, и в v4 его не было.</w:t>
       </w:r>
     </w:p>
     <w:p>
@@ -1121,6 +1208,9 @@
         </w:tc>
       </w:tr>
       <w:tr>
+        <w:trPr>
+          <w:cantSplit/>
+        </w:trPr>
         <w:tc>
           <w:tcPr>
             <w:tcW w:type="dxa" w:w="2699"/>
@@ -1228,6 +1318,9 @@
         </w:tc>
       </w:tr>
       <w:tr>
+        <w:trPr>
+          <w:cantSplit/>
+        </w:trPr>
         <w:tc>
           <w:tcPr>
             <w:tcW w:type="dxa" w:w="2699"/>
@@ -1260,7 +1353,7 @@
                 <w:sz w:val="18"/>
                 <w:szCs w:val="18"/>
               </w:rPr>
-              <w:t xml:space="preserve">План продаж, базовый</w:t>
+              <w:t xml:space="preserve">План продаж</w:t>
             </w:r>
           </w:p>
         </w:tc>
@@ -1333,113 +1426,6 @@
                 <w:szCs w:val="18"/>
               </w:rPr>
               <w:t xml:space="preserve">66 / 72 / 72 / 60 / 50 = 320 сделок</w:t>
-            </w:r>
-          </w:p>
-        </w:tc>
-      </w:tr>
-      <w:tr>
-        <w:tc>
-          <w:tcPr>
-            <w:tcW w:type="dxa" w:w="2699"/>
-            <w:tcBorders>
-              <w:top w:val="single" w:color="D4D4D4" w:sz="2"/>
-              <w:left w:val="none"/>
-              <w:bottom w:val="single" w:color="D4D4D4" w:sz="2"/>
-              <w:right w:val="none"/>
-            </w:tcBorders>
-            <w:tcMar>
-              <w:top w:type="dxa" w:w="60"/>
-              <w:left w:type="dxa" w:w="100"/>
-              <w:bottom w:type="dxa" w:w="60"/>
-              <w:right w:type="dxa" w:w="100"/>
-            </w:tcMar>
-            <w:vAlign w:val="center"/>
-          </w:tcPr>
-          <w:p>
-            <w:pPr>
-              <w:spacing w:after="0" w:before="0" w:line="240"/>
-              <w:jc w:val="left"/>
-            </w:pPr>
-            <w:r>
-              <w:rPr>
-                <w:rFonts w:ascii="Arial" w:cs="Arial" w:eastAsia="Arial" w:hAnsi="Arial"/>
-                <w:b w:val="false"/>
-                <w:bCs w:val="false"/>
-                <w:color w:val="1A1A1A"/>
-                <w:sz w:val="18"/>
-                <w:szCs w:val="18"/>
-              </w:rPr>
-              <w:t xml:space="preserve">План продаж, позитивный</w:t>
-            </w:r>
-          </w:p>
-        </w:tc>
-        <w:tc>
-          <w:tcPr>
-            <w:tcW w:type="dxa" w:w="3470"/>
-            <w:tcBorders>
-              <w:top w:val="single" w:color="D4D4D4" w:sz="2"/>
-              <w:left w:val="none"/>
-              <w:bottom w:val="single" w:color="D4D4D4" w:sz="2"/>
-              <w:right w:val="none"/>
-            </w:tcBorders>
-            <w:tcMar>
-              <w:top w:type="dxa" w:w="60"/>
-              <w:left w:type="dxa" w:w="100"/>
-              <w:bottom w:type="dxa" w:w="60"/>
-              <w:right w:type="dxa" w:w="100"/>
-            </w:tcMar>
-            <w:vAlign w:val="center"/>
-          </w:tcPr>
-          <w:p>
-            <w:pPr>
-              <w:spacing w:after="0" w:before="0" w:line="240"/>
-              <w:jc w:val="left"/>
-            </w:pPr>
-            <w:r>
-              <w:rPr>
-                <w:rFonts w:ascii="Arial" w:cs="Arial" w:eastAsia="Arial" w:hAnsi="Arial"/>
-                <w:b w:val="false"/>
-                <w:bCs w:val="false"/>
-                <w:color w:val="1A1A1A"/>
-                <w:sz w:val="18"/>
-                <w:szCs w:val="18"/>
-              </w:rPr>
-              <w:t xml:space="preserve">63,4 / 72 / 72 / 60 / 50 = 317 сделок</w:t>
-            </w:r>
-          </w:p>
-        </w:tc>
-        <w:tc>
-          <w:tcPr>
-            <w:tcW w:type="dxa" w:w="3469"/>
-            <w:tcBorders>
-              <w:top w:val="single" w:color="D4D4D4" w:sz="2"/>
-              <w:left w:val="none"/>
-              <w:bottom w:val="single" w:color="D4D4D4" w:sz="2"/>
-              <w:right w:val="none"/>
-            </w:tcBorders>
-            <w:tcMar>
-              <w:top w:type="dxa" w:w="60"/>
-              <w:left w:type="dxa" w:w="100"/>
-              <w:bottom w:type="dxa" w:w="60"/>
-              <w:right w:type="dxa" w:w="100"/>
-            </w:tcMar>
-            <w:vAlign w:val="center"/>
-          </w:tcPr>
-          <w:p>
-            <w:pPr>
-              <w:spacing w:after="0" w:before="0" w:line="240"/>
-              <w:jc w:val="left"/>
-            </w:pPr>
-            <w:r>
-              <w:rPr>
-                <w:rFonts w:ascii="Arial" w:cs="Arial" w:eastAsia="Arial" w:hAnsi="Arial"/>
-                <w:b w:val="false"/>
-                <w:bCs w:val="false"/>
-                <w:color w:val="1A1A1A"/>
-                <w:sz w:val="18"/>
-                <w:szCs w:val="18"/>
-              </w:rPr>
-              <w:t xml:space="preserve">—</w:t>
             </w:r>
           </w:p>
         </w:tc>
@@ -1450,6 +1436,19 @@
         <w:spacing w:after="120" w:before="160" w:line="260"/>
         <w:jc w:val="left"/>
       </w:pPr>
+      <w:r>
+        <w:rPr>
+          <w:rFonts w:ascii="Arial" w:cs="Arial" w:eastAsia="Arial" w:hAnsi="Arial"/>
+          <w:b w:val="false"/>
+          <w:bCs w:val="false"/>
+          <w:i w:val="false"/>
+          <w:iCs w:val="false"/>
+          <w:color w:val="1A1A1A"/>
+          <w:sz w:val="20"/>
+          <w:szCs w:val="20"/>
+        </w:rPr>
+        <w:t xml:space="preserve">Позитивный сценарий v4 давал 317 сделок — почти то же, что сегодняшняя база. </w:t>
+      </w:r>
       <w:r>
         <w:rPr>
           <w:rFonts w:ascii="Arial" w:cs="Arial" w:eastAsia="Arial" w:hAnsi="Arial"/>
@@ -1461,7 +1460,7 @@
           <w:sz w:val="20"/>
           <w:szCs w:val="20"/>
         </w:rPr>
-        <w:t xml:space="preserve">Текущий базовый план — это бывший позитивный сценарий v4.</w:t>
+        <w:t xml:space="preserve">Текущий базовый план — это бывший позитивный сценарий v4,</w:t>
       </w:r>
       <w:r>
         <w:rPr>
@@ -1474,7 +1473,7 @@
           <w:sz w:val="20"/>
           <w:szCs w:val="20"/>
         </w:rPr>
-        <w:t xml:space="preserve"> Сравнивать сегодняшнюю базу корректно с колонкой «Позитивный» старого файла.</w:t>
+        <w:t xml:space="preserve"> поэтому сравнивать сегодняшнюю базу корректно с колонкой «Позитивный» старого файла. Откуда взялась цифра и чем она подтверждается — раздел 6.</w:t>
       </w:r>
     </w:p>
     <w:p>
@@ -1626,6 +1625,9 @@
         </w:tc>
       </w:tr>
       <w:tr>
+        <w:trPr>
+          <w:cantSplit/>
+        </w:trPr>
         <w:tc>
           <w:tcPr>
             <w:tcW w:type="dxa" w:w="2699"/>
@@ -1733,6 +1735,9 @@
         </w:tc>
       </w:tr>
       <w:tr>
+        <w:trPr>
+          <w:cantSplit/>
+        </w:trPr>
         <w:tc>
           <w:tcPr>
             <w:tcW w:type="dxa" w:w="2699"/>
@@ -1843,6 +1848,9 @@
         </w:tc>
       </w:tr>
       <w:tr>
+        <w:trPr>
+          <w:cantSplit/>
+        </w:trPr>
         <w:tc>
           <w:tcPr>
             <w:tcW w:type="dxa" w:w="2699"/>
@@ -2099,6 +2107,9 @@
         </w:tc>
       </w:tr>
       <w:tr>
+        <w:trPr>
+          <w:cantSplit/>
+        </w:trPr>
         <w:tc>
           <w:tcPr>
             <w:tcW w:type="dxa" w:w="2699"/>
@@ -2206,6 +2217,9 @@
         </w:tc>
       </w:tr>
       <w:tr>
+        <w:trPr>
+          <w:cantSplit/>
+        </w:trPr>
         <w:tc>
           <w:tcPr>
             <w:tcW w:type="dxa" w:w="2699"/>
@@ -2484,6 +2498,9 @@
         </w:tc>
       </w:tr>
       <w:tr>
+        <w:trPr>
+          <w:cantSplit/>
+        </w:trPr>
         <w:tc>
           <w:tcPr>
             <w:tcW w:type="dxa" w:w="3277"/>
@@ -2591,6 +2608,9 @@
         </w:tc>
       </w:tr>
       <w:tr>
+        <w:trPr>
+          <w:cantSplit/>
+        </w:trPr>
         <w:tc>
           <w:tcPr>
             <w:tcW w:type="dxa" w:w="3277"/>
@@ -2701,6 +2721,9 @@
         </w:tc>
       </w:tr>
       <w:tr>
+        <w:trPr>
+          <w:cantSplit/>
+        </w:trPr>
         <w:tc>
           <w:tcPr>
             <w:tcW w:type="dxa" w:w="3277"/>
@@ -2808,6 +2831,9 @@
         </w:tc>
       </w:tr>
       <w:tr>
+        <w:trPr>
+          <w:cantSplit/>
+        </w:trPr>
         <w:tc>
           <w:tcPr>
             <w:tcW w:type="dxa" w:w="3277"/>
@@ -2918,6 +2944,9 @@
         </w:tc>
       </w:tr>
       <w:tr>
+        <w:trPr>
+          <w:cantSplit/>
+        </w:trPr>
         <w:tc>
           <w:tcPr>
             <w:tcW w:type="dxa" w:w="3277"/>
@@ -3025,6 +3054,9 @@
         </w:tc>
       </w:tr>
       <w:tr>
+        <w:trPr>
+          <w:cantSplit/>
+        </w:trPr>
         <w:tc>
           <w:tcPr>
             <w:tcW w:type="dxa" w:w="3277"/>
@@ -3284,6 +3316,9 @@
         </w:tc>
       </w:tr>
       <w:tr>
+        <w:trPr>
+          <w:cantSplit/>
+        </w:trPr>
         <w:tc>
           <w:tcPr>
             <w:tcW w:type="dxa" w:w="3855"/>
@@ -3391,6 +3426,9 @@
         </w:tc>
       </w:tr>
       <w:tr>
+        <w:trPr>
+          <w:cantSplit/>
+        </w:trPr>
         <w:tc>
           <w:tcPr>
             <w:tcW w:type="dxa" w:w="3855"/>
@@ -3501,6 +3539,9 @@
         </w:tc>
       </w:tr>
       <w:tr>
+        <w:trPr>
+          <w:cantSplit/>
+        </w:trPr>
         <w:tc>
           <w:tcPr>
             <w:tcW w:type="dxa" w:w="3855"/>
@@ -3608,6 +3649,9 @@
         </w:tc>
       </w:tr>
       <w:tr>
+        <w:trPr>
+          <w:cantSplit/>
+        </w:trPr>
         <w:tc>
           <w:tcPr>
             <w:tcW w:type="dxa" w:w="3855"/>
@@ -3718,6 +3762,9 @@
         </w:tc>
       </w:tr>
       <w:tr>
+        <w:trPr>
+          <w:cantSplit/>
+        </w:trPr>
         <w:tc>
           <w:tcPr>
             <w:tcW w:type="dxa" w:w="3855"/>
@@ -3825,6 +3872,9 @@
         </w:tc>
       </w:tr>
       <w:tr>
+        <w:trPr>
+          <w:cantSplit/>
+        </w:trPr>
         <w:tc>
           <w:tcPr>
             <w:tcW w:type="dxa" w:w="3855"/>
@@ -3935,6 +3985,9 @@
         </w:tc>
       </w:tr>
       <w:tr>
+        <w:trPr>
+          <w:cantSplit/>
+        </w:trPr>
         <w:tc>
           <w:tcPr>
             <w:tcW w:type="dxa" w:w="3855"/>
@@ -4042,6 +4095,9 @@
         </w:tc>
       </w:tr>
       <w:tr>
+        <w:trPr>
+          <w:cantSplit/>
+        </w:trPr>
         <w:tc>
           <w:tcPr>
             <w:tcW w:type="dxa" w:w="3855"/>
@@ -4152,6 +4208,9 @@
         </w:tc>
       </w:tr>
       <w:tr>
+        <w:trPr>
+          <w:cantSplit/>
+        </w:trPr>
         <w:tc>
           <w:tcPr>
             <w:tcW w:type="dxa" w:w="3855"/>
@@ -4292,7 +4351,7 @@
           <w:sz w:val="20"/>
           <w:szCs w:val="20"/>
         </w:rPr>
-        <w:t xml:space="preserve">В v4 сценарий двигал конверсию открытия (85 / 95 / 97 %), закрытия школ (5 / 3 / 2 %) и рост детей действующей сети (5 / 7 / 10 %). Сейчас это штатные вводные с одним значением для всех сценариев: конверсия 100 %, закрытия 3 % в год, рост 10 % в год.</w:t>
+        <w:t xml:space="preserve">В v4 сценарий двигал конверсию открытия (85 / 95 / 97 %), закрытия школ (5 / 3 / 2 %) и рост детей действующей сети (5 / 7 / 10 %). Сейчас это штатные вводные с одним значением для всех сценариев: конверсия 85 %, закрытия 3 % в год, рост 10 % в год.</w:t>
       </w:r>
     </w:p>
     <w:p>
@@ -4312,6 +4371,25 @@
           <w:szCs w:val="20"/>
         </w:rPr>
         <w:t xml:space="preserve">Сценарий двигает объём продаж, набор детей и цену — то, что действительно неизвестно, а не механику расчёта.</w:t>
+      </w:r>
+    </w:p>
+    <w:p>
+      <w:pPr>
+        <w:spacing w:after="120" w:before="0" w:line="260"/>
+        <w:jc w:val="left"/>
+      </w:pPr>
+      <w:r>
+        <w:rPr>
+          <w:rFonts w:ascii="Arial" w:cs="Arial" w:eastAsia="Arial" w:hAnsi="Arial"/>
+          <w:b w:val="false"/>
+          <w:bCs w:val="false"/>
+          <w:i w:val="false"/>
+          <w:iCs w:val="false"/>
+          <w:color w:val="1A1A1A"/>
+          <w:sz w:val="20"/>
+          <w:szCs w:val="20"/>
+        </w:rPr>
+        <w:t xml:space="preserve">Конверсия 85 % выбрана владельцем 11.09.2026 сознательно консервативно: это значение негативного сценария v4, в базовом там стояло 95 %. До этого в модели стояло 100 %, то есть «ни одна проданная франшиза не срывается на поиске площадки, согласовании или финансировании партнёра» — такого не бывает. Цена вопроса: EBITDA 731,5 → 599,0 млн ₽ за пять лет.</w:t>
       </w:r>
     </w:p>
     <w:p>
@@ -4367,7 +4445,7 @@
           <w:sz w:val="20"/>
           <w:szCs w:val="20"/>
         </w:rPr>
-        <w:t xml:space="preserve">В v4 одна продажа давала одну школу. Сейчас один партнёр открывает 1,5 школы, и не разом: первая — через лаг «продажа → открытие» (2 месяца), следующие — ещё через 3 месяца. Отсюда и расхождение в размере сети: 320 продаж дают не 320 школ, а около 480 открытий до закрытий.</w:t>
+        <w:t xml:space="preserve">В v4 одна продажа давала одну школу. Сейчас один партнёр открывает 1,5 школы, и не разом: первая — через лаг «продажа → открытие» (2 месяца), следующие — ещё через 3 месяца. Отсюда и расхождение в размере сети: 320 продаж дают не 320 школ, а около 408 открытий до закрытий — с учётом конверсии 85 %.</w:t>
       </w:r>
     </w:p>
     <w:p>
@@ -4386,7 +4464,5798 @@
           <w:sz w:val="20"/>
           <w:szCs w:val="20"/>
         </w:rPr>
-        <w:t xml:space="preserve">Лаг открытия следующих школ решает многое:</w:t>
+        <w:t xml:space="preserve">Параметр лага решает многое — вилка EBITDA от 437 до 626 млн ₽ за пять лет. Подробнее в разделе 7.</w:t>
+      </w:r>
+    </w:p>
+    <w:p>
+      <w:pPr>
+        <w:pStyle w:val="Heading2"/>
+        <w:spacing w:after="80" w:before="240"/>
+      </w:pPr>
+      <w:r>
+        <w:rPr>
+          <w:rFonts w:ascii="Arial" w:cs="Arial" w:eastAsia="Arial" w:hAnsi="Arial"/>
+          <w:b/>
+          <w:bCs/>
+          <w:color w:val="1A1A1A"/>
+          <w:sz w:val="22"/>
+          <w:szCs w:val="22"/>
+        </w:rPr>
+        <w:t xml:space="preserve">Постепенный набор детей</w:t>
+      </w:r>
+    </w:p>
+    <w:p>
+      <w:pPr>
+        <w:spacing w:after="120" w:before="0" w:line="260"/>
+        <w:jc w:val="left"/>
+      </w:pPr>
+      <w:r>
+        <w:rPr>
+          <w:rFonts w:ascii="Arial" w:cs="Arial" w:eastAsia="Arial" w:hAnsi="Arial"/>
+          <w:b w:val="false"/>
+          <w:bCs w:val="false"/>
+          <w:i w:val="false"/>
+          <w:iCs w:val="false"/>
+          <w:color w:val="1A1A1A"/>
+          <w:sz w:val="20"/>
+          <w:szCs w:val="20"/>
+        </w:rPr>
+        <w:t xml:space="preserve">Принцип v4 сохранён: школа выходит на мощность этапами 1–12 месяцев, 13–24 месяца, зрелая (от 75 до 165 детей при полной загрузке). Заменён способ расчёта — вместо длинной формулы в помесячном листе используются когорты школ. Принцип роста не изменился.</w:t>
+      </w:r>
+    </w:p>
+    <w:p>
+      <w:pPr>
+        <w:pStyle w:val="Heading2"/>
+        <w:spacing w:after="80" w:before="240"/>
+      </w:pPr>
+      <w:r>
+        <w:rPr>
+          <w:rFonts w:ascii="Arial" w:cs="Arial" w:eastAsia="Arial" w:hAnsi="Arial"/>
+          <w:b/>
+          <w:bCs/>
+          <w:color w:val="1A1A1A"/>
+          <w:sz w:val="22"/>
+          <w:szCs w:val="22"/>
+        </w:rPr>
+        <w:t xml:space="preserve">Тарифная матрица работает помесячно</w:t>
+      </w:r>
+    </w:p>
+    <w:p>
+      <w:pPr>
+        <w:spacing w:after="120" w:before="0" w:line="260"/>
+        <w:jc w:val="left"/>
+      </w:pPr>
+      <w:r>
+        <w:rPr>
+          <w:rFonts w:ascii="Arial" w:cs="Arial" w:eastAsia="Arial" w:hAnsi="Arial"/>
+          <w:b w:val="false"/>
+          <w:bCs w:val="false"/>
+          <w:i w:val="false"/>
+          <w:iCs w:val="false"/>
+          <w:color w:val="1A1A1A"/>
+          <w:sz w:val="20"/>
+          <w:szCs w:val="20"/>
+        </w:rPr>
+        <w:t xml:space="preserve">Матрица «5 территорий × 4 формата» (паушальный от 390 тыс. до 1 490 тыс. ₽, дети от 12,5 до 250 на школу) была и в v4, но взвешенное среднее было статичным. Сейчас оно индексируется инфляцией помесячно вместе с ценами и расходами: паушальный 937 767 ₽ с НДС в первом сезоне, дальше по индексу.</w:t>
+      </w:r>
+    </w:p>
+    <w:p>
+      <w:pPr>
+        <w:pStyle w:val="Heading2"/>
+        <w:spacing w:after="80" w:before="240"/>
+      </w:pPr>
+      <w:r>
+        <w:rPr>
+          <w:rFonts w:ascii="Arial" w:cs="Arial" w:eastAsia="Arial" w:hAnsi="Arial"/>
+          <w:b/>
+          <w:bCs/>
+          <w:color w:val="1A1A1A"/>
+          <w:sz w:val="22"/>
+          <w:szCs w:val="22"/>
+        </w:rPr>
+        <w:t xml:space="preserve">Кассовый разрыв закрывается правилом, а не деньгами</w:t>
+      </w:r>
+    </w:p>
+    <w:p>
+      <w:pPr>
+        <w:spacing w:after="120" w:before="0" w:line="260"/>
+        <w:jc w:val="left"/>
+      </w:pPr>
+      <w:r>
+        <w:rPr>
+          <w:rFonts w:ascii="Arial" w:cs="Arial" w:eastAsia="Arial" w:hAnsi="Arial"/>
+          <w:b w:val="false"/>
+          <w:bCs w:val="false"/>
+          <w:i w:val="false"/>
+          <w:iCs w:val="false"/>
+          <w:color w:val="1A1A1A"/>
+          <w:sz w:val="20"/>
+          <w:szCs w:val="20"/>
+        </w:rPr>
+        <w:t xml:space="preserve">В v4 отрицательный остаток закрывался строкой «Привлечено внешнего финансирования» — 4,5 млн ₽ в базовом сценарии и 26,4 млн ₽ в негативном. Откуда эти деньги и по какой ставке, модель не говорила.</w:t>
+      </w:r>
+    </w:p>
+    <w:p>
+      <w:pPr>
+        <w:spacing w:after="120" w:before="0" w:line="260"/>
+        <w:jc w:val="left"/>
+      </w:pPr>
+      <w:r>
+        <w:rPr>
+          <w:rFonts w:ascii="Arial" w:cs="Arial" w:eastAsia="Arial" w:hAnsi="Arial"/>
+          <w:b w:val="false"/>
+          <w:bCs w:val="false"/>
+          <w:i w:val="false"/>
+          <w:iCs w:val="false"/>
+          <w:color w:val="1A1A1A"/>
+          <w:sz w:val="20"/>
+          <w:szCs w:val="20"/>
+        </w:rPr>
+        <w:t xml:space="preserve">Сейчас такой строки нет: овердрафт владелец решил не заводить. Вместо неё работает ограничение — </w:t>
+      </w:r>
+      <w:r>
+        <w:rPr>
+          <w:rFonts w:ascii="Arial" w:cs="Arial" w:eastAsia="Arial" w:hAnsi="Arial"/>
+          <w:b/>
+          <w:bCs/>
+          <w:i w:val="false"/>
+          <w:iCs w:val="false"/>
+          <w:color w:val="1A1A1A"/>
+          <w:sz w:val="20"/>
+          <w:szCs w:val="20"/>
+        </w:rPr>
+        <w:t xml:space="preserve">минимальный остаток на счёте 10 млн ₽</w:t>
+      </w:r>
+      <w:r>
+        <w:rPr>
+          <w:rFonts w:ascii="Arial" w:cs="Arial" w:eastAsia="Arial" w:hAnsi="Arial"/>
+          <w:b w:val="false"/>
+          <w:bCs w:val="false"/>
+          <w:i w:val="false"/>
+          <w:iCs w:val="false"/>
+          <w:color w:val="1A1A1A"/>
+          <w:sz w:val="20"/>
+          <w:szCs w:val="20"/>
+        </w:rPr>
+        <w:t xml:space="preserve">.</w:t>
+      </w:r>
+    </w:p>
+    <w:p>
+      <w:pPr>
+        <w:spacing w:after="120" w:before="0" w:line="260"/>
+        <w:jc w:val="left"/>
+      </w:pPr>
+      <w:r>
+        <w:rPr>
+          <w:rFonts w:ascii="Arial" w:cs="Arial" w:eastAsia="Arial" w:hAnsi="Arial"/>
+          <w:b/>
+          <w:bCs/>
+          <w:i w:val="false"/>
+          <w:iCs w:val="false"/>
+          <w:color w:val="1A1A1A"/>
+          <w:sz w:val="20"/>
+          <w:szCs w:val="20"/>
+        </w:rPr>
+        <w:t xml:space="preserve">Зачем оно. </w:t>
+      </w:r>
+      <w:r>
+        <w:rPr>
+          <w:rFonts w:ascii="Arial" w:cs="Arial" w:eastAsia="Arial" w:hAnsi="Arial"/>
+          <w:b w:val="false"/>
+          <w:bCs w:val="false"/>
+          <w:i w:val="false"/>
+          <w:iCs w:val="false"/>
+          <w:color w:val="1A1A1A"/>
+          <w:sz w:val="20"/>
+          <w:szCs w:val="20"/>
+        </w:rPr>
+        <w:t xml:space="preserve">Возврат займа клубу — единственный крупный платёж, который УК делает по своему усмотрению: сроки в договоре не зафиксированы, платим «сколько можем». Без ограничения формула отдавала клубу всё, что есть: в первый же месяц модель платила 3 075 292 ₽, имея на старте 187 878 ₽, остаток становился ровно нулём — и дальше любой рядовой расход уводил счёт в минус. Двенадцать месяцев подряд, глубина −8 707 185 ₽. Это не дефицит бизнеса, а порядок платежей: деньги на операционную деятельность были, их просто уже отдали.</w:t>
+      </w:r>
+    </w:p>
+    <w:p>
+      <w:pPr>
+        <w:spacing w:after="120" w:before="0" w:line="260"/>
+        <w:jc w:val="left"/>
+      </w:pPr>
+      <w:r>
+        <w:rPr>
+          <w:rFonts w:ascii="Arial" w:cs="Arial" w:eastAsia="Arial" w:hAnsi="Arial"/>
+          <w:b/>
+          <w:bCs/>
+          <w:i w:val="false"/>
+          <w:iCs w:val="false"/>
+          <w:color w:val="1A1A1A"/>
+          <w:sz w:val="20"/>
+          <w:szCs w:val="20"/>
+        </w:rPr>
+        <w:t xml:space="preserve">Почему именно 10 млн. </w:t>
+      </w:r>
+      <w:r>
+        <w:rPr>
+          <w:rFonts w:ascii="Arial" w:cs="Arial" w:eastAsia="Arial" w:hAnsi="Arial"/>
+          <w:b w:val="false"/>
+          <w:bCs w:val="false"/>
+          <w:i w:val="false"/>
+          <w:iCs w:val="false"/>
+          <w:color w:val="1A1A1A"/>
+          <w:sz w:val="20"/>
+          <w:szCs w:val="20"/>
+        </w:rPr>
+        <w:t xml:space="preserve">Это примерно полтора месяца операционных расходов первого года — 6,8 млн ₽ в месяц по модели. Не подушка на полгода, а страховка от кассового провала внутри сезона: в августе платят 6 % детей, а аренда, ФОТ и ERP идут как обычно.</w:t>
+      </w:r>
+    </w:p>
+    <w:p>
+      <w:pPr>
+        <w:spacing w:after="120" w:before="0" w:line="260"/>
+        <w:jc w:val="left"/>
+      </w:pPr>
+      <w:r>
+        <w:rPr>
+          <w:rFonts w:ascii="Arial" w:cs="Arial" w:eastAsia="Arial" w:hAnsi="Arial"/>
+          <w:b w:val="false"/>
+          <w:bCs w:val="false"/>
+          <w:i w:val="false"/>
+          <w:iCs w:val="false"/>
+          <w:color w:val="1A1A1A"/>
+          <w:sz w:val="20"/>
+          <w:szCs w:val="20"/>
+        </w:rPr>
+        <w:t xml:space="preserve">Порог считается не только в месяц платежа: клубу возвращаем займ лишь тем, что остаётся сверх 10 млн и сверх резерва на ближайшую сезонную просадку. Иначе платёж проходил проверку, а через два месяца счёт всё равно проваливался ниже порога.</w:t>
+      </w:r>
+    </w:p>
+    <w:p>
+      <w:pPr>
+        <w:spacing w:after="120" w:before="0" w:line="260"/>
+        <w:jc w:val="left"/>
+      </w:pPr>
+      <w:r>
+        <w:rPr>
+          <w:rFonts w:ascii="Arial" w:cs="Arial" w:eastAsia="Arial" w:hAnsi="Arial"/>
+          <w:b/>
+          <w:bCs/>
+          <w:i w:val="false"/>
+          <w:iCs w:val="false"/>
+          <w:color w:val="1A1A1A"/>
+          <w:sz w:val="20"/>
+          <w:szCs w:val="20"/>
+        </w:rPr>
+        <w:t xml:space="preserve">Что это стоит. </w:t>
+      </w:r>
+      <w:r>
+        <w:rPr>
+          <w:rFonts w:ascii="Arial" w:cs="Arial" w:eastAsia="Arial" w:hAnsi="Arial"/>
+          <w:b w:val="false"/>
+          <w:bCs w:val="false"/>
+          <w:i w:val="false"/>
+          <w:iCs w:val="false"/>
+          <w:color w:val="1A1A1A"/>
+          <w:sz w:val="20"/>
+          <w:szCs w:val="20"/>
+        </w:rPr>
+        <w:t xml:space="preserve">Ничего. Клубу возвращаются те же 50 млн ₽ и в тот же срок — займ закрыт на 48-м месяце, в августе 2030, — меняется только внутригодовое распределение платежей. EBITDA не меняется: это денежный поток, а не начисление. Минимальный остаток за 60 месяцев +723 716 ₽, отрицательных месяцев нет.</w:t>
+      </w:r>
+    </w:p>
+    <w:p>
+      <w:pPr>
+        <w:spacing w:after="120" w:before="0" w:line="260"/>
+        <w:jc w:val="left"/>
+      </w:pPr>
+      <w:r>
+        <w:rPr>
+          <w:rFonts w:ascii="Arial" w:cs="Arial" w:eastAsia="Arial" w:hAnsi="Arial"/>
+          <w:b w:val="false"/>
+          <w:bCs w:val="false"/>
+          <w:i/>
+          <w:iCs/>
+          <w:color w:val="595959"/>
+          <w:sz w:val="18"/>
+          <w:szCs w:val="18"/>
+        </w:rPr>
+        <w:t xml:space="preserve">Порог меняется на листе 01_Вводные, ячейка B237; поставить ноль — значит вернуть старое поведение.</w:t>
+      </w:r>
+    </w:p>
+    <w:p>
+      <w:pPr>
+        <w:spacing w:after="120" w:before="0" w:line="260"/>
+        <w:jc w:val="left"/>
+      </w:pPr>
+      <w:r>
+        <w:rPr>
+          <w:rFonts w:ascii="Arial" w:cs="Arial" w:eastAsia="Arial" w:hAnsi="Arial"/>
+          <w:b w:val="false"/>
+          <w:bCs w:val="false"/>
+          <w:i/>
+          <w:iCs/>
+          <w:color w:val="595959"/>
+          <w:sz w:val="18"/>
+          <w:szCs w:val="18"/>
+        </w:rPr>
+        <w:t xml:space="preserve">В негативном сценарии разрыв остаётся — девять месяцев, до −7,5 млн ₽. Там он операционный: резерв не создаёт денег, которых нет. Это открытый вопрос к владельцу.</w:t>
+      </w:r>
+    </w:p>
+    <w:p>
+      <w:pPr>
+        <w:pStyle w:val="Heading2"/>
+        <w:spacing w:after="80" w:before="240"/>
+      </w:pPr>
+      <w:r>
+        <w:rPr>
+          <w:rFonts w:ascii="Arial" w:cs="Arial" w:eastAsia="Arial" w:hAnsi="Arial"/>
+          <w:b/>
+          <w:bCs/>
+          <w:color w:val="1A1A1A"/>
+          <w:sz w:val="22"/>
+          <w:szCs w:val="22"/>
+        </w:rPr>
+        <w:t xml:space="preserve">БДР и БДДС разведены</w:t>
+      </w:r>
+    </w:p>
+    <w:p>
+      <w:pPr>
+        <w:spacing w:after="120" w:before="0" w:line="260"/>
+        <w:jc w:val="left"/>
+      </w:pPr>
+      <w:r>
+        <w:rPr>
+          <w:rFonts w:ascii="Arial" w:cs="Arial" w:eastAsia="Arial" w:hAnsi="Arial"/>
+          <w:b w:val="false"/>
+          <w:bCs w:val="false"/>
+          <w:i w:val="false"/>
+          <w:iCs w:val="false"/>
+          <w:color w:val="1A1A1A"/>
+          <w:sz w:val="20"/>
+          <w:szCs w:val="20"/>
+        </w:rPr>
+        <w:t xml:space="preserve">В v4 начисление и деньги жили в одном помесячном листе. Сейчас это разные блоки, а расхождение между ними объясняется складом, займом и авансами. Сходимость проверяется формулой «мост от EBITDA к денежному потоку»: контроль должен давать ноль.</w:t>
+      </w:r>
+    </w:p>
+    <w:p>
+      <w:pPr>
+        <w:pStyle w:val="Heading1"/>
+        <w:pBdr>
+          <w:bottom w:val="single" w:color="9E1B31" w:sz="8" w:space="4"/>
+        </w:pBdr>
+        <w:spacing w:after="140" w:before="340"/>
+      </w:pPr>
+      <w:r>
+        <w:rPr>
+          <w:rFonts w:ascii="Arial" w:cs="Arial" w:eastAsia="Arial" w:hAnsi="Arial"/>
+          <w:b/>
+          <w:bCs/>
+          <w:color w:val="9E1B31"/>
+          <w:sz w:val="28"/>
+          <w:szCs w:val="28"/>
+        </w:rPr>
+        <w:t xml:space="preserve">4. Что добавилось, чего в v4 не было</w:t>
+      </w:r>
+    </w:p>
+    <w:p>
+      <w:pPr>
+        <w:pStyle w:val="ListParagraph"/>
+        <w:numPr>
+          <w:ilvl w:val="0"/>
+          <w:numId w:val="3"/>
+        </w:numPr>
+        <w:spacing w:after="60" w:before="0" w:line="260"/>
+      </w:pPr>
+      <w:r>
+        <w:rPr>
+          <w:rFonts w:ascii="Arial" w:cs="Arial" w:eastAsia="Arial" w:hAnsi="Arial"/>
+          <w:b w:val="false"/>
+          <w:bCs w:val="false"/>
+          <w:i w:val="false"/>
+          <w:iCs w:val="false"/>
+          <w:color w:val="1A1A1A"/>
+          <w:sz w:val="20"/>
+          <w:szCs w:val="20"/>
+        </w:rPr>
+        <w:t xml:space="preserve">Лагеря — участники, выручка, расходы, авансы и проживание. Сейчас выключены и ждут решения владельца.</w:t>
+      </w:r>
+    </w:p>
+    <w:p>
+      <w:pPr>
+        <w:pStyle w:val="ListParagraph"/>
+        <w:numPr>
+          <w:ilvl w:val="0"/>
+          <w:numId w:val="3"/>
+        </w:numPr>
+        <w:spacing w:after="60" w:before="0" w:line="260"/>
+      </w:pPr>
+      <w:r>
+        <w:rPr>
+          <w:rFonts w:ascii="Arial" w:cs="Arial" w:eastAsia="Arial" w:hAnsi="Arial"/>
+          <w:b w:val="false"/>
+          <w:bCs w:val="false"/>
+          <w:i w:val="false"/>
+          <w:iCs w:val="false"/>
+          <w:color w:val="1A1A1A"/>
+          <w:sz w:val="20"/>
+          <w:szCs w:val="20"/>
+        </w:rPr>
+        <w:t xml:space="preserve">Факт сезона 25/26 — помесячный P&amp;L за сентябрь 2025 — июль 2026 и реестр начислений за октябрь 2025 — август 2026. Выручка 26,44 млн ₽, EBITDA −23,68 млн ₽. Включается в итог переключателем на дашборде.</w:t>
+      </w:r>
+    </w:p>
+    <w:p>
+      <w:pPr>
+        <w:pStyle w:val="ListParagraph"/>
+        <w:numPr>
+          <w:ilvl w:val="0"/>
+          <w:numId w:val="3"/>
+        </w:numPr>
+        <w:spacing w:after="60" w:before="0" w:line="260"/>
+      </w:pPr>
+      <w:r>
+        <w:rPr>
+          <w:rFonts w:ascii="Arial" w:cs="Arial" w:eastAsia="Arial" w:hAnsi="Arial"/>
+          <w:b w:val="false"/>
+          <w:bCs w:val="false"/>
+          <w:i w:val="false"/>
+          <w:iCs w:val="false"/>
+          <w:color w:val="1A1A1A"/>
+          <w:sz w:val="20"/>
+          <w:szCs w:val="20"/>
+        </w:rPr>
+        <w:t xml:space="preserve">Чувствительность — отдельный расчёт по шести драйверам.</w:t>
+      </w:r>
+    </w:p>
+    <w:p>
+      <w:pPr>
+        <w:pStyle w:val="ListParagraph"/>
+        <w:numPr>
+          <w:ilvl w:val="0"/>
+          <w:numId w:val="3"/>
+        </w:numPr>
+        <w:spacing w:after="60" w:before="0" w:line="260"/>
+      </w:pPr>
+      <w:r>
+        <w:rPr>
+          <w:rFonts w:ascii="Arial" w:cs="Arial" w:eastAsia="Arial" w:hAnsi="Arial"/>
+          <w:b w:val="false"/>
+          <w:bCs w:val="false"/>
+          <w:i w:val="false"/>
+          <w:iCs w:val="false"/>
+          <w:color w:val="1A1A1A"/>
+          <w:sz w:val="20"/>
+          <w:szCs w:val="20"/>
+        </w:rPr>
+        <w:t xml:space="preserve">Расчёт от любой даты старта: веса плана продаж и согласованный мерч ищутся по календарю, а не по номеру столбца. В v4 сентябрь был зашит номером месяца, и сдвиг старта ломал сезонность молча.</w:t>
+      </w:r>
+    </w:p>
+    <w:p>
+      <w:pPr>
+        <w:pStyle w:val="Heading2"/>
+        <w:spacing w:after="80" w:before="240"/>
+      </w:pPr>
+      <w:r>
+        <w:rPr>
+          <w:rFonts w:ascii="Arial" w:cs="Arial" w:eastAsia="Arial" w:hAnsi="Arial"/>
+          <w:b/>
+          <w:bCs/>
+          <w:color w:val="1A1A1A"/>
+          <w:sz w:val="22"/>
+          <w:szCs w:val="22"/>
+        </w:rPr>
+        <w:t xml:space="preserve">Что исправлено по дороге</w:t>
+      </w:r>
+    </w:p>
+    <w:p>
+      <w:pPr>
+        <w:spacing w:after="120" w:before="0" w:line="260"/>
+        <w:jc w:val="left"/>
+      </w:pPr>
+      <w:r>
+        <w:rPr>
+          <w:rFonts w:ascii="Arial" w:cs="Arial" w:eastAsia="Arial" w:hAnsi="Arial"/>
+          <w:b w:val="false"/>
+          <w:bCs w:val="false"/>
+          <w:i w:val="false"/>
+          <w:iCs w:val="false"/>
+          <w:color w:val="1A1A1A"/>
+          <w:sz w:val="20"/>
+          <w:szCs w:val="20"/>
+        </w:rPr>
+        <w:t xml:space="preserve">Не переносы и не оформление — ошибки, которые давали неверные числа.</w:t>
+      </w:r>
+    </w:p>
+    <w:tbl>
+      <w:tblPr>
+        <w:tblW w:type="dxa" w:w="9638"/>
+        <w:tblBorders>
+          <w:top w:val="single" w:color="auto" w:sz="4"/>
+          <w:left w:val="single" w:color="auto" w:sz="4"/>
+          <w:bottom w:val="single" w:color="auto" w:sz="4"/>
+          <w:right w:val="single" w:color="auto" w:sz="4"/>
+          <w:insideH w:val="single" w:color="auto" w:sz="4"/>
+          <w:insideV w:val="single" w:color="auto" w:sz="4"/>
+        </w:tblBorders>
+        <w:tblLayout w:type="fixed"/>
+      </w:tblPr>
+      <w:tblGrid>
+        <w:gridCol w:w="2891"/>
+        <w:gridCol w:w="3470"/>
+        <w:gridCol w:w="3277"/>
+      </w:tblGrid>
+      <w:tr>
+        <w:trPr>
+          <w:tblHeader/>
+        </w:trPr>
+        <w:tc>
+          <w:tcPr>
+            <w:tcW w:type="dxa" w:w="2891"/>
+            <w:tcBorders>
+              <w:top w:val="single" w:color="D4D4D4" w:sz="2"/>
+              <w:left w:val="none"/>
+              <w:bottom w:val="single" w:color="D4D4D4" w:sz="2"/>
+              <w:right w:val="none"/>
+            </w:tcBorders>
+            <w:shd w:fill="9E1B31" w:color="auto" w:val="clear"/>
+            <w:tcMar>
+              <w:top w:type="dxa" w:w="60"/>
+              <w:left w:type="dxa" w:w="100"/>
+              <w:bottom w:type="dxa" w:w="60"/>
+              <w:right w:type="dxa" w:w="100"/>
+            </w:tcMar>
+            <w:vAlign w:val="center"/>
+          </w:tcPr>
+          <w:p>
+            <w:pPr>
+              <w:spacing w:after="0" w:before="0" w:line="240"/>
+              <w:jc w:val="left"/>
+            </w:pPr>
+            <w:r>
+              <w:rPr>
+                <w:rFonts w:ascii="Arial" w:cs="Arial" w:eastAsia="Arial" w:hAnsi="Arial"/>
+                <w:b/>
+                <w:bCs/>
+                <w:color w:val="FFFFFF"/>
+                <w:sz w:val="18"/>
+                <w:szCs w:val="18"/>
+              </w:rPr>
+              <w:t xml:space="preserve">Что было</w:t>
+            </w:r>
+          </w:p>
+        </w:tc>
+        <w:tc>
+          <w:tcPr>
+            <w:tcW w:type="dxa" w:w="3470"/>
+            <w:tcBorders>
+              <w:top w:val="single" w:color="D4D4D4" w:sz="2"/>
+              <w:left w:val="none"/>
+              <w:bottom w:val="single" w:color="D4D4D4" w:sz="2"/>
+              <w:right w:val="none"/>
+            </w:tcBorders>
+            <w:shd w:fill="9E1B31" w:color="auto" w:val="clear"/>
+            <w:tcMar>
+              <w:top w:type="dxa" w:w="60"/>
+              <w:left w:type="dxa" w:w="100"/>
+              <w:bottom w:type="dxa" w:w="60"/>
+              <w:right w:type="dxa" w:w="100"/>
+            </w:tcMar>
+            <w:vAlign w:val="center"/>
+          </w:tcPr>
+          <w:p>
+            <w:pPr>
+              <w:spacing w:after="0" w:before="0" w:line="240"/>
+              <w:jc w:val="left"/>
+            </w:pPr>
+            <w:r>
+              <w:rPr>
+                <w:rFonts w:ascii="Arial" w:cs="Arial" w:eastAsia="Arial" w:hAnsi="Arial"/>
+                <w:b/>
+                <w:bCs/>
+                <w:color w:val="FFFFFF"/>
+                <w:sz w:val="18"/>
+                <w:szCs w:val="18"/>
+              </w:rPr>
+              <w:t xml:space="preserve">Чем это грозило</w:t>
+            </w:r>
+          </w:p>
+        </w:tc>
+        <w:tc>
+          <w:tcPr>
+            <w:tcW w:type="dxa" w:w="3277"/>
+            <w:tcBorders>
+              <w:top w:val="single" w:color="D4D4D4" w:sz="2"/>
+              <w:left w:val="none"/>
+              <w:bottom w:val="single" w:color="D4D4D4" w:sz="2"/>
+              <w:right w:val="none"/>
+            </w:tcBorders>
+            <w:shd w:fill="9E1B31" w:color="auto" w:val="clear"/>
+            <w:tcMar>
+              <w:top w:type="dxa" w:w="60"/>
+              <w:left w:type="dxa" w:w="100"/>
+              <w:bottom w:type="dxa" w:w="60"/>
+              <w:right w:type="dxa" w:w="100"/>
+            </w:tcMar>
+            <w:vAlign w:val="center"/>
+          </w:tcPr>
+          <w:p>
+            <w:pPr>
+              <w:spacing w:after="0" w:before="0" w:line="240"/>
+              <w:jc w:val="left"/>
+            </w:pPr>
+            <w:r>
+              <w:rPr>
+                <w:rFonts w:ascii="Arial" w:cs="Arial" w:eastAsia="Arial" w:hAnsi="Arial"/>
+                <w:b/>
+                <w:bCs/>
+                <w:color w:val="FFFFFF"/>
+                <w:sz w:val="18"/>
+                <w:szCs w:val="18"/>
+              </w:rPr>
+              <w:t xml:space="preserve">Как сейчас</w:t>
+            </w:r>
+          </w:p>
+        </w:tc>
+      </w:tr>
+      <w:tr>
+        <w:trPr>
+          <w:cantSplit/>
+        </w:trPr>
+        <w:tc>
+          <w:tcPr>
+            <w:tcW w:type="dxa" w:w="2891"/>
+            <w:tcBorders>
+              <w:top w:val="single" w:color="D4D4D4" w:sz="2"/>
+              <w:left w:val="none"/>
+              <w:bottom w:val="single" w:color="D4D4D4" w:sz="2"/>
+              <w:right w:val="none"/>
+            </w:tcBorders>
+            <w:tcMar>
+              <w:top w:type="dxa" w:w="60"/>
+              <w:left w:type="dxa" w:w="100"/>
+              <w:bottom w:type="dxa" w:w="60"/>
+              <w:right w:type="dxa" w:w="100"/>
+            </w:tcMar>
+            <w:vAlign w:val="center"/>
+          </w:tcPr>
+          <w:p>
+            <w:pPr>
+              <w:spacing w:after="0" w:before="0" w:line="240"/>
+              <w:jc w:val="left"/>
+            </w:pPr>
+            <w:r>
+              <w:rPr>
+                <w:rFonts w:ascii="Arial" w:cs="Arial" w:eastAsia="Arial" w:hAnsi="Arial"/>
+                <w:b w:val="false"/>
+                <w:bCs w:val="false"/>
+                <w:color w:val="1A1A1A"/>
+                <w:sz w:val="18"/>
+                <w:szCs w:val="18"/>
+              </w:rPr>
+              <w:t xml:space="preserve">Клубу платили до нуля на счёте</w:t>
+            </w:r>
+          </w:p>
+        </w:tc>
+        <w:tc>
+          <w:tcPr>
+            <w:tcW w:type="dxa" w:w="3470"/>
+            <w:tcBorders>
+              <w:top w:val="single" w:color="D4D4D4" w:sz="2"/>
+              <w:left w:val="none"/>
+              <w:bottom w:val="single" w:color="D4D4D4" w:sz="2"/>
+              <w:right w:val="none"/>
+            </w:tcBorders>
+            <w:tcMar>
+              <w:top w:type="dxa" w:w="60"/>
+              <w:left w:type="dxa" w:w="100"/>
+              <w:bottom w:type="dxa" w:w="60"/>
+              <w:right w:type="dxa" w:w="100"/>
+            </w:tcMar>
+            <w:vAlign w:val="center"/>
+          </w:tcPr>
+          <w:p>
+            <w:pPr>
+              <w:spacing w:after="0" w:before="0" w:line="240"/>
+              <w:jc w:val="left"/>
+            </w:pPr>
+            <w:r>
+              <w:rPr>
+                <w:rFonts w:ascii="Arial" w:cs="Arial" w:eastAsia="Arial" w:hAnsi="Arial"/>
+                <w:b w:val="false"/>
+                <w:bCs w:val="false"/>
+                <w:color w:val="1A1A1A"/>
+                <w:sz w:val="18"/>
+                <w:szCs w:val="18"/>
+              </w:rPr>
+              <w:t xml:space="preserve">Двенадцать месяцев с отрицательной кассой, глубина −8,7 млн ₽</w:t>
+            </w:r>
+          </w:p>
+        </w:tc>
+        <w:tc>
+          <w:tcPr>
+            <w:tcW w:type="dxa" w:w="3277"/>
+            <w:tcBorders>
+              <w:top w:val="single" w:color="D4D4D4" w:sz="2"/>
+              <w:left w:val="none"/>
+              <w:bottom w:val="single" w:color="D4D4D4" w:sz="2"/>
+              <w:right w:val="none"/>
+            </w:tcBorders>
+            <w:tcMar>
+              <w:top w:type="dxa" w:w="60"/>
+              <w:left w:type="dxa" w:w="100"/>
+              <w:bottom w:type="dxa" w:w="60"/>
+              <w:right w:type="dxa" w:w="100"/>
+            </w:tcMar>
+            <w:vAlign w:val="center"/>
+          </w:tcPr>
+          <w:p>
+            <w:pPr>
+              <w:spacing w:after="0" w:before="0" w:line="240"/>
+              <w:jc w:val="left"/>
+            </w:pPr>
+            <w:r>
+              <w:rPr>
+                <w:rFonts w:ascii="Arial" w:cs="Arial" w:eastAsia="Arial" w:hAnsi="Arial"/>
+                <w:b w:val="false"/>
+                <w:bCs w:val="false"/>
+                <w:color w:val="1A1A1A"/>
+                <w:sz w:val="18"/>
+                <w:szCs w:val="18"/>
+              </w:rPr>
+              <w:t xml:space="preserve">Порог остатка 10 млн ₽ плюс резерв на сезонную просадку</w:t>
+            </w:r>
+          </w:p>
+        </w:tc>
+      </w:tr>
+      <w:tr>
+        <w:trPr>
+          <w:cantSplit/>
+        </w:trPr>
+        <w:tc>
+          <w:tcPr>
+            <w:tcW w:type="dxa" w:w="2891"/>
+            <w:tcBorders>
+              <w:top w:val="single" w:color="D4D4D4" w:sz="2"/>
+              <w:left w:val="none"/>
+              <w:bottom w:val="single" w:color="D4D4D4" w:sz="2"/>
+              <w:right w:val="none"/>
+            </w:tcBorders>
+            <w:shd w:fill="F5F5F5" w:color="auto" w:val="clear"/>
+            <w:tcMar>
+              <w:top w:type="dxa" w:w="60"/>
+              <w:left w:type="dxa" w:w="100"/>
+              <w:bottom w:type="dxa" w:w="60"/>
+              <w:right w:type="dxa" w:w="100"/>
+            </w:tcMar>
+            <w:vAlign w:val="center"/>
+          </w:tcPr>
+          <w:p>
+            <w:pPr>
+              <w:spacing w:after="0" w:before="0" w:line="240"/>
+              <w:jc w:val="left"/>
+            </w:pPr>
+            <w:r>
+              <w:rPr>
+                <w:rFonts w:ascii="Arial" w:cs="Arial" w:eastAsia="Arial" w:hAnsi="Arial"/>
+                <w:b w:val="false"/>
+                <w:bCs w:val="false"/>
+                <w:color w:val="1A1A1A"/>
+                <w:sz w:val="18"/>
+                <w:szCs w:val="18"/>
+              </w:rPr>
+              <w:t xml:space="preserve">Порог остатка проверялся только в месяц платежа</w:t>
+            </w:r>
+          </w:p>
+        </w:tc>
+        <w:tc>
+          <w:tcPr>
+            <w:tcW w:type="dxa" w:w="3470"/>
+            <w:tcBorders>
+              <w:top w:val="single" w:color="D4D4D4" w:sz="2"/>
+              <w:left w:val="none"/>
+              <w:bottom w:val="single" w:color="D4D4D4" w:sz="2"/>
+              <w:right w:val="none"/>
+            </w:tcBorders>
+            <w:shd w:fill="F5F5F5" w:color="auto" w:val="clear"/>
+            <w:tcMar>
+              <w:top w:type="dxa" w:w="60"/>
+              <w:left w:type="dxa" w:w="100"/>
+              <w:bottom w:type="dxa" w:w="60"/>
+              <w:right w:type="dxa" w:w="100"/>
+            </w:tcMar>
+            <w:vAlign w:val="center"/>
+          </w:tcPr>
+          <w:p>
+            <w:pPr>
+              <w:spacing w:after="0" w:before="0" w:line="240"/>
+              <w:jc w:val="left"/>
+            </w:pPr>
+            <w:r>
+              <w:rPr>
+                <w:rFonts w:ascii="Arial" w:cs="Arial" w:eastAsia="Arial" w:hAnsi="Arial"/>
+                <w:b w:val="false"/>
+                <w:bCs w:val="false"/>
+                <w:color w:val="1A1A1A"/>
+                <w:sz w:val="18"/>
+                <w:szCs w:val="18"/>
+              </w:rPr>
+              <w:t xml:space="preserve">Счёт проваливался ниже порога через два месяца; второй год показывал поток −41 871 ₽ при живой EBITDA</w:t>
+            </w:r>
+          </w:p>
+        </w:tc>
+        <w:tc>
+          <w:tcPr>
+            <w:tcW w:type="dxa" w:w="3277"/>
+            <w:tcBorders>
+              <w:top w:val="single" w:color="D4D4D4" w:sz="2"/>
+              <w:left w:val="none"/>
+              <w:bottom w:val="single" w:color="D4D4D4" w:sz="2"/>
+              <w:right w:val="none"/>
+            </w:tcBorders>
+            <w:shd w:fill="F5F5F5" w:color="auto" w:val="clear"/>
+            <w:tcMar>
+              <w:top w:type="dxa" w:w="60"/>
+              <w:left w:type="dxa" w:w="100"/>
+              <w:bottom w:type="dxa" w:w="60"/>
+              <w:right w:type="dxa" w:w="100"/>
+            </w:tcMar>
+            <w:vAlign w:val="center"/>
+          </w:tcPr>
+          <w:p>
+            <w:pPr>
+              <w:spacing w:after="0" w:before="0" w:line="240"/>
+              <w:jc w:val="left"/>
+            </w:pPr>
+            <w:r>
+              <w:rPr>
+                <w:rFonts w:ascii="Arial" w:cs="Arial" w:eastAsia="Arial" w:hAnsi="Arial"/>
+                <w:b w:val="false"/>
+                <w:bCs w:val="false"/>
+                <w:color w:val="1A1A1A"/>
+                <w:sz w:val="18"/>
+                <w:szCs w:val="18"/>
+              </w:rPr>
+              <w:t xml:space="preserve">Порог держится весь сезон</w:t>
+            </w:r>
+          </w:p>
+        </w:tc>
+      </w:tr>
+      <w:tr>
+        <w:trPr>
+          <w:cantSplit/>
+        </w:trPr>
+        <w:tc>
+          <w:tcPr>
+            <w:tcW w:type="dxa" w:w="2891"/>
+            <w:tcBorders>
+              <w:top w:val="single" w:color="D4D4D4" w:sz="2"/>
+              <w:left w:val="none"/>
+              <w:bottom w:val="single" w:color="D4D4D4" w:sz="2"/>
+              <w:right w:val="none"/>
+            </w:tcBorders>
+            <w:tcMar>
+              <w:top w:type="dxa" w:w="60"/>
+              <w:left w:type="dxa" w:w="100"/>
+              <w:bottom w:type="dxa" w:w="60"/>
+              <w:right w:type="dxa" w:w="100"/>
+            </w:tcMar>
+            <w:vAlign w:val="center"/>
+          </w:tcPr>
+          <w:p>
+            <w:pPr>
+              <w:spacing w:after="0" w:before="0" w:line="240"/>
+              <w:jc w:val="left"/>
+            </w:pPr>
+            <w:r>
+              <w:rPr>
+                <w:rFonts w:ascii="Arial" w:cs="Arial" w:eastAsia="Arial" w:hAnsi="Arial"/>
+                <w:b w:val="false"/>
+                <w:bCs w:val="false"/>
+                <w:color w:val="1A1A1A"/>
+                <w:sz w:val="18"/>
+                <w:szCs w:val="18"/>
+              </w:rPr>
+              <w:t xml:space="preserve">Роялти действующей сети считалось котлом «школы × ставку»</w:t>
+            </w:r>
+          </w:p>
+        </w:tc>
+        <w:tc>
+          <w:tcPr>
+            <w:tcW w:type="dxa" w:w="3470"/>
+            <w:tcBorders>
+              <w:top w:val="single" w:color="D4D4D4" w:sz="2"/>
+              <w:left w:val="none"/>
+              <w:bottom w:val="single" w:color="D4D4D4" w:sz="2"/>
+              <w:right w:val="none"/>
+            </w:tcBorders>
+            <w:tcMar>
+              <w:top w:type="dxa" w:w="60"/>
+              <w:left w:type="dxa" w:w="100"/>
+              <w:bottom w:type="dxa" w:w="60"/>
+              <w:right w:type="dxa" w:w="100"/>
+            </w:tcMar>
+            <w:vAlign w:val="center"/>
+          </w:tcPr>
+          <w:p>
+            <w:pPr>
+              <w:spacing w:after="0" w:before="0" w:line="240"/>
+              <w:jc w:val="left"/>
+            </w:pPr>
+            <w:r>
+              <w:rPr>
+                <w:rFonts w:ascii="Arial" w:cs="Arial" w:eastAsia="Arial" w:hAnsi="Arial"/>
+                <w:b w:val="false"/>
+                <w:bCs w:val="false"/>
+                <w:color w:val="1A1A1A"/>
+                <w:sz w:val="18"/>
+                <w:szCs w:val="18"/>
+              </w:rPr>
+              <w:t xml:space="preserve">Заметная ошибка в обе стороны против фактического реестра</w:t>
+            </w:r>
+          </w:p>
+        </w:tc>
+        <w:tc>
+          <w:tcPr>
+            <w:tcW w:type="dxa" w:w="3277"/>
+            <w:tcBorders>
+              <w:top w:val="single" w:color="D4D4D4" w:sz="2"/>
+              <w:left w:val="none"/>
+              <w:bottom w:val="single" w:color="D4D4D4" w:sz="2"/>
+              <w:right w:val="none"/>
+            </w:tcBorders>
+            <w:tcMar>
+              <w:top w:type="dxa" w:w="60"/>
+              <w:left w:type="dxa" w:w="100"/>
+              <w:bottom w:type="dxa" w:w="60"/>
+              <w:right w:type="dxa" w:w="100"/>
+            </w:tcMar>
+            <w:vAlign w:val="center"/>
+          </w:tcPr>
+          <w:p>
+            <w:pPr>
+              <w:spacing w:after="0" w:before="0" w:line="240"/>
+              <w:jc w:val="left"/>
+            </w:pPr>
+            <w:r>
+              <w:rPr>
+                <w:rFonts w:ascii="Arial" w:cs="Arial" w:eastAsia="Arial" w:hAnsi="Arial"/>
+                <w:b w:val="false"/>
+                <w:bCs w:val="false"/>
+                <w:color w:val="1A1A1A"/>
+                <w:sz w:val="18"/>
+                <w:szCs w:val="18"/>
+              </w:rPr>
+              <w:t xml:space="preserve">Пять групп точек начисления, сходится с фактом на 0,1 %</w:t>
+            </w:r>
+          </w:p>
+        </w:tc>
+      </w:tr>
+      <w:tr>
+        <w:trPr>
+          <w:cantSplit/>
+        </w:trPr>
+        <w:tc>
+          <w:tcPr>
+            <w:tcW w:type="dxa" w:w="2891"/>
+            <w:tcBorders>
+              <w:top w:val="single" w:color="D4D4D4" w:sz="2"/>
+              <w:left w:val="none"/>
+              <w:bottom w:val="single" w:color="D4D4D4" w:sz="2"/>
+              <w:right w:val="none"/>
+            </w:tcBorders>
+            <w:shd w:fill="F5F5F5" w:color="auto" w:val="clear"/>
+            <w:tcMar>
+              <w:top w:type="dxa" w:w="60"/>
+              <w:left w:type="dxa" w:w="100"/>
+              <w:bottom w:type="dxa" w:w="60"/>
+              <w:right w:type="dxa" w:w="100"/>
+            </w:tcMar>
+            <w:vAlign w:val="center"/>
+          </w:tcPr>
+          <w:p>
+            <w:pPr>
+              <w:spacing w:after="0" w:before="0" w:line="240"/>
+              <w:jc w:val="left"/>
+            </w:pPr>
+            <w:r>
+              <w:rPr>
+                <w:rFonts w:ascii="Arial" w:cs="Arial" w:eastAsia="Arial" w:hAnsi="Arial"/>
+                <w:b w:val="false"/>
+                <w:bCs w:val="false"/>
+                <w:color w:val="1A1A1A"/>
+                <w:sz w:val="18"/>
+                <w:szCs w:val="18"/>
+              </w:rPr>
+              <w:t xml:space="preserve">Коэффициент «школ на партнёра» доезжал до витрины, но не до расчётного движка</w:t>
+            </w:r>
+          </w:p>
+        </w:tc>
+        <w:tc>
+          <w:tcPr>
+            <w:tcW w:type="dxa" w:w="3470"/>
+            <w:tcBorders>
+              <w:top w:val="single" w:color="D4D4D4" w:sz="2"/>
+              <w:left w:val="none"/>
+              <w:bottom w:val="single" w:color="D4D4D4" w:sz="2"/>
+              <w:right w:val="none"/>
+            </w:tcBorders>
+            <w:shd w:fill="F5F5F5" w:color="auto" w:val="clear"/>
+            <w:tcMar>
+              <w:top w:type="dxa" w:w="60"/>
+              <w:left w:type="dxa" w:w="100"/>
+              <w:bottom w:type="dxa" w:w="60"/>
+              <w:right w:type="dxa" w:w="100"/>
+            </w:tcMar>
+            <w:vAlign w:val="center"/>
+          </w:tcPr>
+          <w:p>
+            <w:pPr>
+              <w:spacing w:after="0" w:before="0" w:line="240"/>
+              <w:jc w:val="left"/>
+            </w:pPr>
+            <w:r>
+              <w:rPr>
+                <w:rFonts w:ascii="Arial" w:cs="Arial" w:eastAsia="Arial" w:hAnsi="Arial"/>
+                <w:b w:val="false"/>
+                <w:bCs w:val="false"/>
+                <w:color w:val="1A1A1A"/>
+                <w:sz w:val="18"/>
+                <w:szCs w:val="18"/>
+              </w:rPr>
+              <w:t xml:space="preserve">При значении больше единицы витрина и сценарии расходились</w:t>
+            </w:r>
+          </w:p>
+        </w:tc>
+        <w:tc>
+          <w:tcPr>
+            <w:tcW w:type="dxa" w:w="3277"/>
+            <w:tcBorders>
+              <w:top w:val="single" w:color="D4D4D4" w:sz="2"/>
+              <w:left w:val="none"/>
+              <w:bottom w:val="single" w:color="D4D4D4" w:sz="2"/>
+              <w:right w:val="none"/>
+            </w:tcBorders>
+            <w:shd w:fill="F5F5F5" w:color="auto" w:val="clear"/>
+            <w:tcMar>
+              <w:top w:type="dxa" w:w="60"/>
+              <w:left w:type="dxa" w:w="100"/>
+              <w:bottom w:type="dxa" w:w="60"/>
+              <w:right w:type="dxa" w:w="100"/>
+            </w:tcMar>
+            <w:vAlign w:val="center"/>
+          </w:tcPr>
+          <w:p>
+            <w:pPr>
+              <w:spacing w:after="0" w:before="0" w:line="240"/>
+              <w:jc w:val="left"/>
+            </w:pPr>
+            <w:r>
+              <w:rPr>
+                <w:rFonts w:ascii="Arial" w:cs="Arial" w:eastAsia="Arial" w:hAnsi="Arial"/>
+                <w:b w:val="false"/>
+                <w:bCs w:val="false"/>
+                <w:color w:val="1A1A1A"/>
+                <w:sz w:val="18"/>
+                <w:szCs w:val="18"/>
+              </w:rPr>
+              <w:t xml:space="preserve">Связь починена, расхождение ловят проверки</w:t>
+            </w:r>
+          </w:p>
+        </w:tc>
+      </w:tr>
+      <w:tr>
+        <w:trPr>
+          <w:cantSplit/>
+        </w:trPr>
+        <w:tc>
+          <w:tcPr>
+            <w:tcW w:type="dxa" w:w="2891"/>
+            <w:tcBorders>
+              <w:top w:val="single" w:color="D4D4D4" w:sz="2"/>
+              <w:left w:val="none"/>
+              <w:bottom w:val="single" w:color="D4D4D4" w:sz="2"/>
+              <w:right w:val="none"/>
+            </w:tcBorders>
+            <w:tcMar>
+              <w:top w:type="dxa" w:w="60"/>
+              <w:left w:type="dxa" w:w="100"/>
+              <w:bottom w:type="dxa" w:w="60"/>
+              <w:right w:type="dxa" w:w="100"/>
+            </w:tcMar>
+            <w:vAlign w:val="center"/>
+          </w:tcPr>
+          <w:p>
+            <w:pPr>
+              <w:spacing w:after="0" w:before="0" w:line="240"/>
+              <w:jc w:val="left"/>
+            </w:pPr>
+            <w:r>
+              <w:rPr>
+                <w:rFonts w:ascii="Arial" w:cs="Arial" w:eastAsia="Arial" w:hAnsi="Arial"/>
+                <w:b w:val="false"/>
+                <w:bCs w:val="false"/>
+                <w:color w:val="1A1A1A"/>
+                <w:sz w:val="18"/>
+                <w:szCs w:val="18"/>
+              </w:rPr>
+              <w:t xml:space="preserve">Стартовый склад кончался за 16 месяцев, а пополнение начиналось позже</w:t>
+            </w:r>
+          </w:p>
+        </w:tc>
+        <w:tc>
+          <w:tcPr>
+            <w:tcW w:type="dxa" w:w="3470"/>
+            <w:tcBorders>
+              <w:top w:val="single" w:color="D4D4D4" w:sz="2"/>
+              <w:left w:val="none"/>
+              <w:bottom w:val="single" w:color="D4D4D4" w:sz="2"/>
+              <w:right w:val="none"/>
+            </w:tcBorders>
+            <w:tcMar>
+              <w:top w:type="dxa" w:w="60"/>
+              <w:left w:type="dxa" w:w="100"/>
+              <w:bottom w:type="dxa" w:w="60"/>
+              <w:right w:type="dxa" w:w="100"/>
+            </w:tcMar>
+            <w:vAlign w:val="center"/>
+          </w:tcPr>
+          <w:p>
+            <w:pPr>
+              <w:spacing w:after="0" w:before="0" w:line="240"/>
+              <w:jc w:val="left"/>
+            </w:pPr>
+            <w:r>
+              <w:rPr>
+                <w:rFonts w:ascii="Arial" w:cs="Arial" w:eastAsia="Arial" w:hAnsi="Arial"/>
+                <w:b w:val="false"/>
+                <w:bCs w:val="false"/>
+                <w:color w:val="1A1A1A"/>
+                <w:sz w:val="18"/>
+                <w:szCs w:val="18"/>
+              </w:rPr>
+              <w:t xml:space="preserve">Семь месяцев подряд сеть без формы: склад −11,7 млн ₽ по себестоимости</w:t>
+            </w:r>
+          </w:p>
+        </w:tc>
+        <w:tc>
+          <w:tcPr>
+            <w:tcW w:type="dxa" w:w="3277"/>
+            <w:tcBorders>
+              <w:top w:val="single" w:color="D4D4D4" w:sz="2"/>
+              <w:left w:val="none"/>
+              <w:bottom w:val="single" w:color="D4D4D4" w:sz="2"/>
+              <w:right w:val="none"/>
+            </w:tcBorders>
+            <w:tcMar>
+              <w:top w:type="dxa" w:w="60"/>
+              <w:left w:type="dxa" w:w="100"/>
+              <w:bottom w:type="dxa" w:w="60"/>
+              <w:right w:type="dxa" w:w="100"/>
+            </w:tcMar>
+            <w:vAlign w:val="center"/>
+          </w:tcPr>
+          <w:p>
+            <w:pPr>
+              <w:spacing w:after="0" w:before="0" w:line="240"/>
+              <w:jc w:val="left"/>
+            </w:pPr>
+            <w:r>
+              <w:rPr>
+                <w:rFonts w:ascii="Arial" w:cs="Arial" w:eastAsia="Arial" w:hAnsi="Arial"/>
+                <w:b w:val="false"/>
+                <w:bCs w:val="false"/>
+                <w:color w:val="1A1A1A"/>
+                <w:sz w:val="18"/>
+                <w:szCs w:val="18"/>
+              </w:rPr>
+              <w:t xml:space="preserve">Начало пополнения сдвинуто на 01.11.2027</w:t>
+            </w:r>
+          </w:p>
+        </w:tc>
+      </w:tr>
+      <w:tr>
+        <w:trPr>
+          <w:cantSplit/>
+        </w:trPr>
+        <w:tc>
+          <w:tcPr>
+            <w:tcW w:type="dxa" w:w="2891"/>
+            <w:tcBorders>
+              <w:top w:val="single" w:color="D4D4D4" w:sz="2"/>
+              <w:left w:val="none"/>
+              <w:bottom w:val="single" w:color="D4D4D4" w:sz="2"/>
+              <w:right w:val="none"/>
+            </w:tcBorders>
+            <w:shd w:fill="F5F5F5" w:color="auto" w:val="clear"/>
+            <w:tcMar>
+              <w:top w:type="dxa" w:w="60"/>
+              <w:left w:type="dxa" w:w="100"/>
+              <w:bottom w:type="dxa" w:w="60"/>
+              <w:right w:type="dxa" w:w="100"/>
+            </w:tcMar>
+            <w:vAlign w:val="center"/>
+          </w:tcPr>
+          <w:p>
+            <w:pPr>
+              <w:spacing w:after="0" w:before="0" w:line="240"/>
+              <w:jc w:val="left"/>
+            </w:pPr>
+            <w:r>
+              <w:rPr>
+                <w:rFonts w:ascii="Arial" w:cs="Arial" w:eastAsia="Arial" w:hAnsi="Arial"/>
+                <w:b w:val="false"/>
+                <w:bCs w:val="false"/>
+                <w:color w:val="1A1A1A"/>
+                <w:sz w:val="18"/>
+                <w:szCs w:val="18"/>
+              </w:rPr>
+              <w:t xml:space="preserve">Целевой запас формы 6 месяцев</w:t>
+            </w:r>
+          </w:p>
+        </w:tc>
+        <w:tc>
+          <w:tcPr>
+            <w:tcW w:type="dxa" w:w="3470"/>
+            <w:tcBorders>
+              <w:top w:val="single" w:color="D4D4D4" w:sz="2"/>
+              <w:left w:val="none"/>
+              <w:bottom w:val="single" w:color="D4D4D4" w:sz="2"/>
+              <w:right w:val="none"/>
+            </w:tcBorders>
+            <w:shd w:fill="F5F5F5" w:color="auto" w:val="clear"/>
+            <w:tcMar>
+              <w:top w:type="dxa" w:w="60"/>
+              <w:left w:type="dxa" w:w="100"/>
+              <w:bottom w:type="dxa" w:w="60"/>
+              <w:right w:type="dxa" w:w="100"/>
+            </w:tcMar>
+            <w:vAlign w:val="center"/>
+          </w:tcPr>
+          <w:p>
+            <w:pPr>
+              <w:spacing w:after="0" w:before="0" w:line="240"/>
+              <w:jc w:val="left"/>
+            </w:pPr>
+            <w:r>
+              <w:rPr>
+                <w:rFonts w:ascii="Arial" w:cs="Arial" w:eastAsia="Arial" w:hAnsi="Arial"/>
+                <w:b w:val="false"/>
+                <w:bCs w:val="false"/>
+                <w:color w:val="1A1A1A"/>
+                <w:sz w:val="18"/>
+                <w:szCs w:val="18"/>
+              </w:rPr>
+              <w:t xml:space="preserve">47,5 млн ₽ заморожено в складе, квартальная закупка била по кассе</w:t>
+            </w:r>
+          </w:p>
+        </w:tc>
+        <w:tc>
+          <w:tcPr>
+            <w:tcW w:type="dxa" w:w="3277"/>
+            <w:tcBorders>
+              <w:top w:val="single" w:color="D4D4D4" w:sz="2"/>
+              <w:left w:val="none"/>
+              <w:bottom w:val="single" w:color="D4D4D4" w:sz="2"/>
+              <w:right w:val="none"/>
+            </w:tcBorders>
+            <w:shd w:fill="F5F5F5" w:color="auto" w:val="clear"/>
+            <w:tcMar>
+              <w:top w:type="dxa" w:w="60"/>
+              <w:left w:type="dxa" w:w="100"/>
+              <w:bottom w:type="dxa" w:w="60"/>
+              <w:right w:type="dxa" w:w="100"/>
+            </w:tcMar>
+            <w:vAlign w:val="center"/>
+          </w:tcPr>
+          <w:p>
+            <w:pPr>
+              <w:spacing w:after="0" w:before="0" w:line="240"/>
+              <w:jc w:val="left"/>
+            </w:pPr>
+            <w:r>
+              <w:rPr>
+                <w:rFonts w:ascii="Arial" w:cs="Arial" w:eastAsia="Arial" w:hAnsi="Arial"/>
+                <w:b w:val="false"/>
+                <w:bCs w:val="false"/>
+                <w:color w:val="1A1A1A"/>
+                <w:sz w:val="18"/>
+                <w:szCs w:val="18"/>
+              </w:rPr>
+              <w:t xml:space="preserve">3 месяца будущих продаж</w:t>
+            </w:r>
+          </w:p>
+        </w:tc>
+      </w:tr>
+      <w:tr>
+        <w:trPr>
+          <w:cantSplit/>
+        </w:trPr>
+        <w:tc>
+          <w:tcPr>
+            <w:tcW w:type="dxa" w:w="2891"/>
+            <w:tcBorders>
+              <w:top w:val="single" w:color="D4D4D4" w:sz="2"/>
+              <w:left w:val="none"/>
+              <w:bottom w:val="single" w:color="D4D4D4" w:sz="2"/>
+              <w:right w:val="none"/>
+            </w:tcBorders>
+            <w:tcMar>
+              <w:top w:type="dxa" w:w="60"/>
+              <w:left w:type="dxa" w:w="100"/>
+              <w:bottom w:type="dxa" w:w="60"/>
+              <w:right w:type="dxa" w:w="100"/>
+            </w:tcMar>
+            <w:vAlign w:val="center"/>
+          </w:tcPr>
+          <w:p>
+            <w:pPr>
+              <w:spacing w:after="0" w:before="0" w:line="240"/>
+              <w:jc w:val="left"/>
+            </w:pPr>
+            <w:r>
+              <w:rPr>
+                <w:rFonts w:ascii="Arial" w:cs="Arial" w:eastAsia="Arial" w:hAnsi="Arial"/>
+                <w:b w:val="false"/>
+                <w:bCs w:val="false"/>
+                <w:color w:val="1A1A1A"/>
+                <w:sz w:val="18"/>
+                <w:szCs w:val="18"/>
+              </w:rPr>
+              <w:t xml:space="preserve">Дети на дашборде показывались на конец периода</w:t>
+            </w:r>
+          </w:p>
+        </w:tc>
+        <w:tc>
+          <w:tcPr>
+            <w:tcW w:type="dxa" w:w="3470"/>
+            <w:tcBorders>
+              <w:top w:val="single" w:color="D4D4D4" w:sz="2"/>
+              <w:left w:val="none"/>
+              <w:bottom w:val="single" w:color="D4D4D4" w:sz="2"/>
+              <w:right w:val="none"/>
+            </w:tcBorders>
+            <w:tcMar>
+              <w:top w:type="dxa" w:w="60"/>
+              <w:left w:type="dxa" w:w="100"/>
+              <w:bottom w:type="dxa" w:w="60"/>
+              <w:right w:type="dxa" w:w="100"/>
+            </w:tcMar>
+            <w:vAlign w:val="center"/>
+          </w:tcPr>
+          <w:p>
+            <w:pPr>
+              <w:spacing w:after="0" w:before="0" w:line="240"/>
+              <w:jc w:val="left"/>
+            </w:pPr>
+            <w:r>
+              <w:rPr>
+                <w:rFonts w:ascii="Arial" w:cs="Arial" w:eastAsia="Arial" w:hAnsi="Arial"/>
+                <w:b w:val="false"/>
+                <w:bCs w:val="false"/>
+                <w:color w:val="1A1A1A"/>
+                <w:sz w:val="18"/>
+                <w:szCs w:val="18"/>
+              </w:rPr>
+              <w:t xml:space="preserve">Август — дно сезонности: 3 775 вместо 41 930 в среднем за год</w:t>
+            </w:r>
+          </w:p>
+        </w:tc>
+        <w:tc>
+          <w:tcPr>
+            <w:tcW w:type="dxa" w:w="3277"/>
+            <w:tcBorders>
+              <w:top w:val="single" w:color="D4D4D4" w:sz="2"/>
+              <w:left w:val="none"/>
+              <w:bottom w:val="single" w:color="D4D4D4" w:sz="2"/>
+              <w:right w:val="none"/>
+            </w:tcBorders>
+            <w:tcMar>
+              <w:top w:type="dxa" w:w="60"/>
+              <w:left w:type="dxa" w:w="100"/>
+              <w:bottom w:type="dxa" w:w="60"/>
+              <w:right w:type="dxa" w:w="100"/>
+            </w:tcMar>
+            <w:vAlign w:val="center"/>
+          </w:tcPr>
+          <w:p>
+            <w:pPr>
+              <w:spacing w:after="0" w:before="0" w:line="240"/>
+              <w:jc w:val="left"/>
+            </w:pPr>
+            <w:r>
+              <w:rPr>
+                <w:rFonts w:ascii="Arial" w:cs="Arial" w:eastAsia="Arial" w:hAnsi="Arial"/>
+                <w:b w:val="false"/>
+                <w:bCs w:val="false"/>
+                <w:color w:val="1A1A1A"/>
+                <w:sz w:val="18"/>
+                <w:szCs w:val="18"/>
+              </w:rPr>
+              <w:t xml:space="preserve">Показывается среднее за период</w:t>
+            </w:r>
+          </w:p>
+        </w:tc>
+      </w:tr>
+      <w:tr>
+        <w:trPr>
+          <w:cantSplit/>
+        </w:trPr>
+        <w:tc>
+          <w:tcPr>
+            <w:tcW w:type="dxa" w:w="2891"/>
+            <w:tcBorders>
+              <w:top w:val="single" w:color="D4D4D4" w:sz="2"/>
+              <w:left w:val="none"/>
+              <w:bottom w:val="single" w:color="D4D4D4" w:sz="2"/>
+              <w:right w:val="none"/>
+            </w:tcBorders>
+            <w:shd w:fill="F5F5F5" w:color="auto" w:val="clear"/>
+            <w:tcMar>
+              <w:top w:type="dxa" w:w="60"/>
+              <w:left w:type="dxa" w:w="100"/>
+              <w:bottom w:type="dxa" w:w="60"/>
+              <w:right w:type="dxa" w:w="100"/>
+            </w:tcMar>
+            <w:vAlign w:val="center"/>
+          </w:tcPr>
+          <w:p>
+            <w:pPr>
+              <w:spacing w:after="0" w:before="0" w:line="240"/>
+              <w:jc w:val="left"/>
+            </w:pPr>
+            <w:r>
+              <w:rPr>
+                <w:rFonts w:ascii="Arial" w:cs="Arial" w:eastAsia="Arial" w:hAnsi="Arial"/>
+                <w:b w:val="false"/>
+                <w:bCs w:val="false"/>
+                <w:color w:val="1A1A1A"/>
+                <w:sz w:val="18"/>
+                <w:szCs w:val="18"/>
+              </w:rPr>
+              <w:t xml:space="preserve">Рентабельность EBITDA усреднялась по месяцам, затем считалась по зашитым номерам строк</w:t>
+            </w:r>
+          </w:p>
+        </w:tc>
+        <w:tc>
+          <w:tcPr>
+            <w:tcW w:type="dxa" w:w="3470"/>
+            <w:tcBorders>
+              <w:top w:val="single" w:color="D4D4D4" w:sz="2"/>
+              <w:left w:val="none"/>
+              <w:bottom w:val="single" w:color="D4D4D4" w:sz="2"/>
+              <w:right w:val="none"/>
+            </w:tcBorders>
+            <w:shd w:fill="F5F5F5" w:color="auto" w:val="clear"/>
+            <w:tcMar>
+              <w:top w:type="dxa" w:w="60"/>
+              <w:left w:type="dxa" w:w="100"/>
+              <w:bottom w:type="dxa" w:w="60"/>
+              <w:right w:type="dxa" w:w="100"/>
+            </w:tcMar>
+            <w:vAlign w:val="center"/>
+          </w:tcPr>
+          <w:p>
+            <w:pPr>
+              <w:spacing w:after="0" w:before="0" w:line="240"/>
+              <w:jc w:val="left"/>
+            </w:pPr>
+            <w:r>
+              <w:rPr>
+                <w:rFonts w:ascii="Arial" w:cs="Arial" w:eastAsia="Arial" w:hAnsi="Arial"/>
+                <w:b w:val="false"/>
+                <w:bCs w:val="false"/>
+                <w:color w:val="1A1A1A"/>
+                <w:sz w:val="18"/>
+                <w:szCs w:val="18"/>
+              </w:rPr>
+              <w:t xml:space="preserve">Дашборд показывал то −15,3 %, то 288,9 % вместо 33,5 %</w:t>
+            </w:r>
+          </w:p>
+        </w:tc>
+        <w:tc>
+          <w:tcPr>
+            <w:tcW w:type="dxa" w:w="3277"/>
+            <w:tcBorders>
+              <w:top w:val="single" w:color="D4D4D4" w:sz="2"/>
+              <w:left w:val="none"/>
+              <w:bottom w:val="single" w:color="D4D4D4" w:sz="2"/>
+              <w:right w:val="none"/>
+            </w:tcBorders>
+            <w:shd w:fill="F5F5F5" w:color="auto" w:val="clear"/>
+            <w:tcMar>
+              <w:top w:type="dxa" w:w="60"/>
+              <w:left w:type="dxa" w:w="100"/>
+              <w:bottom w:type="dxa" w:w="60"/>
+              <w:right w:type="dxa" w:w="100"/>
+            </w:tcMar>
+            <w:vAlign w:val="center"/>
+          </w:tcPr>
+          <w:p>
+            <w:pPr>
+              <w:spacing w:after="0" w:before="0" w:line="240"/>
+              <w:jc w:val="left"/>
+            </w:pPr>
+            <w:r>
+              <w:rPr>
+                <w:rFonts w:ascii="Arial" w:cs="Arial" w:eastAsia="Arial" w:hAnsi="Arial"/>
+                <w:b w:val="false"/>
+                <w:bCs w:val="false"/>
+                <w:color w:val="1A1A1A"/>
+                <w:sz w:val="18"/>
+                <w:szCs w:val="18"/>
+              </w:rPr>
+              <w:t xml:space="preserve">Считается как сумма к сумме, строки ищутся по названию</w:t>
+            </w:r>
+          </w:p>
+        </w:tc>
+      </w:tr>
+      <w:tr>
+        <w:trPr>
+          <w:cantSplit/>
+        </w:trPr>
+        <w:tc>
+          <w:tcPr>
+            <w:tcW w:type="dxa" w:w="2891"/>
+            <w:tcBorders>
+              <w:top w:val="single" w:color="D4D4D4" w:sz="2"/>
+              <w:left w:val="none"/>
+              <w:bottom w:val="single" w:color="D4D4D4" w:sz="2"/>
+              <w:right w:val="none"/>
+            </w:tcBorders>
+            <w:tcMar>
+              <w:top w:type="dxa" w:w="60"/>
+              <w:left w:type="dxa" w:w="100"/>
+              <w:bottom w:type="dxa" w:w="60"/>
+              <w:right w:type="dxa" w:w="100"/>
+            </w:tcMar>
+            <w:vAlign w:val="center"/>
+          </w:tcPr>
+          <w:p>
+            <w:pPr>
+              <w:spacing w:after="0" w:before="0" w:line="240"/>
+              <w:jc w:val="left"/>
+            </w:pPr>
+            <w:r>
+              <w:rPr>
+                <w:rFonts w:ascii="Arial" w:cs="Arial" w:eastAsia="Arial" w:hAnsi="Arial"/>
+                <w:b w:val="false"/>
+                <w:bCs w:val="false"/>
+                <w:color w:val="1A1A1A"/>
+                <w:sz w:val="18"/>
+                <w:szCs w:val="18"/>
+              </w:rPr>
+              <w:t xml:space="preserve">Премия Евгения трактовалась как оклад</w:t>
+            </w:r>
+          </w:p>
+        </w:tc>
+        <w:tc>
+          <w:tcPr>
+            <w:tcW w:type="dxa" w:w="3470"/>
+            <w:tcBorders>
+              <w:top w:val="single" w:color="D4D4D4" w:sz="2"/>
+              <w:left w:val="none"/>
+              <w:bottom w:val="single" w:color="D4D4D4" w:sz="2"/>
+              <w:right w:val="none"/>
+            </w:tcBorders>
+            <w:tcMar>
+              <w:top w:type="dxa" w:w="60"/>
+              <w:left w:type="dxa" w:w="100"/>
+              <w:bottom w:type="dxa" w:w="60"/>
+              <w:right w:type="dxa" w:w="100"/>
+            </w:tcMar>
+            <w:vAlign w:val="center"/>
+          </w:tcPr>
+          <w:p>
+            <w:pPr>
+              <w:spacing w:after="0" w:before="0" w:line="240"/>
+              <w:jc w:val="left"/>
+            </w:pPr>
+            <w:r>
+              <w:rPr>
+                <w:rFonts w:ascii="Arial" w:cs="Arial" w:eastAsia="Arial" w:hAnsi="Arial"/>
+                <w:b w:val="false"/>
+                <w:bCs w:val="false"/>
+                <w:color w:val="1A1A1A"/>
+                <w:sz w:val="18"/>
+                <w:szCs w:val="18"/>
+              </w:rPr>
+              <w:t xml:space="preserve">Взносы начислялись сверх 4 %, расход завышался</w:t>
+            </w:r>
+          </w:p>
+        </w:tc>
+        <w:tc>
+          <w:tcPr>
+            <w:tcW w:type="dxa" w:w="3277"/>
+            <w:tcBorders>
+              <w:top w:val="single" w:color="D4D4D4" w:sz="2"/>
+              <w:left w:val="none"/>
+              <w:bottom w:val="single" w:color="D4D4D4" w:sz="2"/>
+              <w:right w:val="none"/>
+            </w:tcBorders>
+            <w:tcMar>
+              <w:top w:type="dxa" w:w="60"/>
+              <w:left w:type="dxa" w:w="100"/>
+              <w:bottom w:type="dxa" w:w="60"/>
+              <w:right w:type="dxa" w:w="100"/>
+            </w:tcMar>
+            <w:vAlign w:val="center"/>
+          </w:tcPr>
+          <w:p>
+            <w:pPr>
+              <w:spacing w:after="0" w:before="0" w:line="240"/>
+              <w:jc w:val="left"/>
+            </w:pPr>
+            <w:r>
+              <w:rPr>
+                <w:rFonts w:ascii="Arial" w:cs="Arial" w:eastAsia="Arial" w:hAnsi="Arial"/>
+                <w:b w:val="false"/>
+                <w:bCs w:val="false"/>
+                <w:color w:val="1A1A1A"/>
+                <w:sz w:val="18"/>
+                <w:szCs w:val="18"/>
+              </w:rPr>
+              <w:t xml:space="preserve">4 % — полная стоимость, взносы внутри</w:t>
+            </w:r>
+          </w:p>
+        </w:tc>
+      </w:tr>
+      <w:tr>
+        <w:trPr>
+          <w:cantSplit/>
+        </w:trPr>
+        <w:tc>
+          <w:tcPr>
+            <w:tcW w:type="dxa" w:w="2891"/>
+            <w:tcBorders>
+              <w:top w:val="single" w:color="D4D4D4" w:sz="2"/>
+              <w:left w:val="none"/>
+              <w:bottom w:val="single" w:color="D4D4D4" w:sz="2"/>
+              <w:right w:val="none"/>
+            </w:tcBorders>
+            <w:shd w:fill="F5F5F5" w:color="auto" w:val="clear"/>
+            <w:tcMar>
+              <w:top w:type="dxa" w:w="60"/>
+              <w:left w:type="dxa" w:w="100"/>
+              <w:bottom w:type="dxa" w:w="60"/>
+              <w:right w:type="dxa" w:w="100"/>
+            </w:tcMar>
+            <w:vAlign w:val="center"/>
+          </w:tcPr>
+          <w:p>
+            <w:pPr>
+              <w:spacing w:after="0" w:before="0" w:line="240"/>
+              <w:jc w:val="left"/>
+            </w:pPr>
+            <w:r>
+              <w:rPr>
+                <w:rFonts w:ascii="Arial" w:cs="Arial" w:eastAsia="Arial" w:hAnsi="Arial"/>
+                <w:b w:val="false"/>
+                <w:bCs w:val="false"/>
+                <w:color w:val="1A1A1A"/>
+                <w:sz w:val="18"/>
+                <w:szCs w:val="18"/>
+              </w:rPr>
+              <w:t xml:space="preserve">Десять мёртвых строк в каждой из пяти копий движка; два контроля считались в стол</w:t>
+            </w:r>
+          </w:p>
+        </w:tc>
+        <w:tc>
+          <w:tcPr>
+            <w:tcW w:type="dxa" w:w="3470"/>
+            <w:tcBorders>
+              <w:top w:val="single" w:color="D4D4D4" w:sz="2"/>
+              <w:left w:val="none"/>
+              <w:bottom w:val="single" w:color="D4D4D4" w:sz="2"/>
+              <w:right w:val="none"/>
+            </w:tcBorders>
+            <w:shd w:fill="F5F5F5" w:color="auto" w:val="clear"/>
+            <w:tcMar>
+              <w:top w:type="dxa" w:w="60"/>
+              <w:left w:type="dxa" w:w="100"/>
+              <w:bottom w:type="dxa" w:w="60"/>
+              <w:right w:type="dxa" w:w="100"/>
+            </w:tcMar>
+            <w:vAlign w:val="center"/>
+          </w:tcPr>
+          <w:p>
+            <w:pPr>
+              <w:spacing w:after="0" w:before="0" w:line="240"/>
+              <w:jc w:val="left"/>
+            </w:pPr>
+            <w:r>
+              <w:rPr>
+                <w:rFonts w:ascii="Arial" w:cs="Arial" w:eastAsia="Arial" w:hAnsi="Arial"/>
+                <w:b w:val="false"/>
+                <w:bCs w:val="false"/>
+                <w:color w:val="1A1A1A"/>
+                <w:sz w:val="18"/>
+                <w:szCs w:val="18"/>
+              </w:rPr>
+              <w:t xml:space="preserve">Лишние 50 строк расчёта и невидимые проверки</w:t>
+            </w:r>
+          </w:p>
+        </w:tc>
+        <w:tc>
+          <w:tcPr>
+            <w:tcW w:type="dxa" w:w="3277"/>
+            <w:tcBorders>
+              <w:top w:val="single" w:color="D4D4D4" w:sz="2"/>
+              <w:left w:val="none"/>
+              <w:bottom w:val="single" w:color="D4D4D4" w:sz="2"/>
+              <w:right w:val="none"/>
+            </w:tcBorders>
+            <w:shd w:fill="F5F5F5" w:color="auto" w:val="clear"/>
+            <w:tcMar>
+              <w:top w:type="dxa" w:w="60"/>
+              <w:left w:type="dxa" w:w="100"/>
+              <w:bottom w:type="dxa" w:w="60"/>
+              <w:right w:type="dxa" w:w="100"/>
+            </w:tcMar>
+            <w:vAlign w:val="center"/>
+          </w:tcPr>
+          <w:p>
+            <w:pPr>
+              <w:spacing w:after="0" w:before="0" w:line="240"/>
+              <w:jc w:val="left"/>
+            </w:pPr>
+            <w:r>
+              <w:rPr>
+                <w:rFonts w:ascii="Arial" w:cs="Arial" w:eastAsia="Arial" w:hAnsi="Arial"/>
+                <w:b w:val="false"/>
+                <w:bCs w:val="false"/>
+                <w:color w:val="1A1A1A"/>
+                <w:sz w:val="18"/>
+                <w:szCs w:val="18"/>
+              </w:rPr>
+              <w:t xml:space="preserve">Убрано, контроли выведены на лист проверок</w:t>
+            </w:r>
+          </w:p>
+        </w:tc>
+      </w:tr>
+    </w:tbl>
+    <w:p>
+      <w:pPr>
+        <w:spacing w:after="120" w:before="160" w:line="260"/>
+        <w:jc w:val="left"/>
+      </w:pPr>
+      <w:r>
+        <w:rPr>
+          <w:rFonts w:ascii="Arial" w:cs="Arial" w:eastAsia="Arial" w:hAnsi="Arial"/>
+          <w:b w:val="false"/>
+          <w:bCs w:val="false"/>
+          <w:i/>
+          <w:iCs/>
+          <w:color w:val="595959"/>
+          <w:sz w:val="18"/>
+          <w:szCs w:val="18"/>
+        </w:rPr>
+        <w:t xml:space="preserve">Плюс то, что ошибок не давало, но мешало работать: защита ввода на 117 ячеек — выпадающие списки и запрет неверных форматов, — разделители разрядов и календарные даты вместо «М1…М60», честный столбец «Итого за 5 лет».</w:t>
+      </w:r>
+    </w:p>
+    <w:p>
+      <w:pPr>
+        <w:pStyle w:val="Heading1"/>
+        <w:pBdr>
+          <w:bottom w:val="single" w:color="9E1B31" w:sz="8" w:space="4"/>
+        </w:pBdr>
+        <w:spacing w:after="140" w:before="340"/>
+      </w:pPr>
+      <w:r>
+        <w:rPr>
+          <w:rFonts w:ascii="Arial" w:cs="Arial" w:eastAsia="Arial" w:hAnsi="Arial"/>
+          <w:b/>
+          <w:bCs/>
+          <w:color w:val="9E1B31"/>
+          <w:sz w:val="28"/>
+          <w:szCs w:val="28"/>
+        </w:rPr>
+        <w:t xml:space="preserve">5. Результаты: было и стало</w:t>
+      </w:r>
+    </w:p>
+    <w:p>
+      <w:pPr>
+        <w:spacing w:after="120" w:before="0" w:line="260"/>
+        <w:jc w:val="left"/>
+      </w:pPr>
+      <w:r>
+        <w:rPr>
+          <w:rFonts w:ascii="Arial" w:cs="Arial" w:eastAsia="Arial" w:hAnsi="Arial"/>
+          <w:b w:val="false"/>
+          <w:bCs w:val="false"/>
+          <w:i w:val="false"/>
+          <w:iCs w:val="false"/>
+          <w:color w:val="1A1A1A"/>
+          <w:sz w:val="20"/>
+          <w:szCs w:val="20"/>
+        </w:rPr>
+        <w:t xml:space="preserve">Базовый сценарий сегодня соответствует позитивному плану v4 — 320 продаж против 317, — поэтому даны обе колонки старого файла.</w:t>
+      </w:r>
+    </w:p>
+    <w:tbl>
+      <w:tblPr>
+        <w:tblW w:type="dxa" w:w="9638"/>
+        <w:tblBorders>
+          <w:top w:val="single" w:color="auto" w:sz="4"/>
+          <w:left w:val="single" w:color="auto" w:sz="4"/>
+          <w:bottom w:val="single" w:color="auto" w:sz="4"/>
+          <w:right w:val="single" w:color="auto" w:sz="4"/>
+          <w:insideH w:val="single" w:color="auto" w:sz="4"/>
+          <w:insideV w:val="single" w:color="auto" w:sz="4"/>
+        </w:tblBorders>
+        <w:tblLayout w:type="fixed"/>
+      </w:tblPr>
+      <w:tblGrid>
+        <w:gridCol w:w="3277"/>
+        <w:gridCol w:w="2120"/>
+        <w:gridCol w:w="2120"/>
+        <w:gridCol w:w="2121"/>
+      </w:tblGrid>
+      <w:tr>
+        <w:trPr>
+          <w:tblHeader/>
+        </w:trPr>
+        <w:tc>
+          <w:tcPr>
+            <w:tcW w:type="dxa" w:w="3277"/>
+            <w:tcBorders>
+              <w:top w:val="single" w:color="D4D4D4" w:sz="2"/>
+              <w:left w:val="none"/>
+              <w:bottom w:val="single" w:color="D4D4D4" w:sz="2"/>
+              <w:right w:val="none"/>
+            </w:tcBorders>
+            <w:shd w:fill="9E1B31" w:color="auto" w:val="clear"/>
+            <w:tcMar>
+              <w:top w:type="dxa" w:w="60"/>
+              <w:left w:type="dxa" w:w="100"/>
+              <w:bottom w:type="dxa" w:w="60"/>
+              <w:right w:type="dxa" w:w="100"/>
+            </w:tcMar>
+            <w:vAlign w:val="center"/>
+          </w:tcPr>
+          <w:p>
+            <w:pPr>
+              <w:spacing w:after="0" w:before="0" w:line="240"/>
+              <w:jc w:val="left"/>
+            </w:pPr>
+            <w:r>
+              <w:rPr>
+                <w:rFonts w:ascii="Arial" w:cs="Arial" w:eastAsia="Arial" w:hAnsi="Arial"/>
+                <w:b/>
+                <w:bCs/>
+                <w:color w:val="FFFFFF"/>
+                <w:sz w:val="18"/>
+                <w:szCs w:val="18"/>
+              </w:rPr>
+              <w:t xml:space="preserve">Показатель за 5 лет</w:t>
+            </w:r>
+          </w:p>
+        </w:tc>
+        <w:tc>
+          <w:tcPr>
+            <w:tcW w:type="dxa" w:w="2120"/>
+            <w:tcBorders>
+              <w:top w:val="single" w:color="D4D4D4" w:sz="2"/>
+              <w:left w:val="none"/>
+              <w:bottom w:val="single" w:color="D4D4D4" w:sz="2"/>
+              <w:right w:val="none"/>
+            </w:tcBorders>
+            <w:shd w:fill="9E1B31" w:color="auto" w:val="clear"/>
+            <w:tcMar>
+              <w:top w:type="dxa" w:w="60"/>
+              <w:left w:type="dxa" w:w="100"/>
+              <w:bottom w:type="dxa" w:w="60"/>
+              <w:right w:type="dxa" w:w="100"/>
+            </w:tcMar>
+            <w:vAlign w:val="center"/>
+          </w:tcPr>
+          <w:p>
+            <w:pPr>
+              <w:spacing w:after="0" w:before="0" w:line="240"/>
+              <w:jc w:val="right"/>
+            </w:pPr>
+            <w:r>
+              <w:rPr>
+                <w:rFonts w:ascii="Arial" w:cs="Arial" w:eastAsia="Arial" w:hAnsi="Arial"/>
+                <w:b/>
+                <w:bCs/>
+                <w:color w:val="FFFFFF"/>
+                <w:sz w:val="18"/>
+                <w:szCs w:val="18"/>
+              </w:rPr>
+              <w:t xml:space="preserve">v4 «Базовый»</w:t>
+            </w:r>
+          </w:p>
+        </w:tc>
+        <w:tc>
+          <w:tcPr>
+            <w:tcW w:type="dxa" w:w="2120"/>
+            <w:tcBorders>
+              <w:top w:val="single" w:color="D4D4D4" w:sz="2"/>
+              <w:left w:val="none"/>
+              <w:bottom w:val="single" w:color="D4D4D4" w:sz="2"/>
+              <w:right w:val="none"/>
+            </w:tcBorders>
+            <w:shd w:fill="9E1B31" w:color="auto" w:val="clear"/>
+            <w:tcMar>
+              <w:top w:type="dxa" w:w="60"/>
+              <w:left w:type="dxa" w:w="100"/>
+              <w:bottom w:type="dxa" w:w="60"/>
+              <w:right w:type="dxa" w:w="100"/>
+            </w:tcMar>
+            <w:vAlign w:val="center"/>
+          </w:tcPr>
+          <w:p>
+            <w:pPr>
+              <w:spacing w:after="0" w:before="0" w:line="240"/>
+              <w:jc w:val="right"/>
+            </w:pPr>
+            <w:r>
+              <w:rPr>
+                <w:rFonts w:ascii="Arial" w:cs="Arial" w:eastAsia="Arial" w:hAnsi="Arial"/>
+                <w:b/>
+                <w:bCs/>
+                <w:color w:val="FFFFFF"/>
+                <w:sz w:val="18"/>
+                <w:szCs w:val="18"/>
+              </w:rPr>
+              <w:t xml:space="preserve">v4 «Позитивный»</w:t>
+            </w:r>
+          </w:p>
+        </w:tc>
+        <w:tc>
+          <w:tcPr>
+            <w:tcW w:type="dxa" w:w="2121"/>
+            <w:tcBorders>
+              <w:top w:val="single" w:color="D4D4D4" w:sz="2"/>
+              <w:left w:val="none"/>
+              <w:bottom w:val="single" w:color="D4D4D4" w:sz="2"/>
+              <w:right w:val="none"/>
+            </w:tcBorders>
+            <w:shd w:fill="9E1B31" w:color="auto" w:val="clear"/>
+            <w:tcMar>
+              <w:top w:type="dxa" w:w="60"/>
+              <w:left w:type="dxa" w:w="100"/>
+              <w:bottom w:type="dxa" w:w="60"/>
+              <w:right w:type="dxa" w:w="100"/>
+            </w:tcMar>
+            <w:vAlign w:val="center"/>
+          </w:tcPr>
+          <w:p>
+            <w:pPr>
+              <w:spacing w:after="0" w:before="0" w:line="240"/>
+              <w:jc w:val="right"/>
+            </w:pPr>
+            <w:r>
+              <w:rPr>
+                <w:rFonts w:ascii="Arial" w:cs="Arial" w:eastAsia="Arial" w:hAnsi="Arial"/>
+                <w:b/>
+                <w:bCs/>
+                <w:color w:val="FFFFFF"/>
+                <w:sz w:val="18"/>
+                <w:szCs w:val="18"/>
+              </w:rPr>
+              <w:t xml:space="preserve">Сейчас «Базовый»</w:t>
+            </w:r>
+          </w:p>
+        </w:tc>
+      </w:tr>
+      <w:tr>
+        <w:trPr>
+          <w:cantSplit/>
+        </w:trPr>
+        <w:tc>
+          <w:tcPr>
+            <w:tcW w:type="dxa" w:w="3277"/>
+            <w:tcBorders>
+              <w:top w:val="single" w:color="D4D4D4" w:sz="2"/>
+              <w:left w:val="none"/>
+              <w:bottom w:val="single" w:color="D4D4D4" w:sz="2"/>
+              <w:right w:val="none"/>
+            </w:tcBorders>
+            <w:tcMar>
+              <w:top w:type="dxa" w:w="60"/>
+              <w:left w:type="dxa" w:w="100"/>
+              <w:bottom w:type="dxa" w:w="60"/>
+              <w:right w:type="dxa" w:w="100"/>
+            </w:tcMar>
+            <w:vAlign w:val="center"/>
+          </w:tcPr>
+          <w:p>
+            <w:pPr>
+              <w:spacing w:after="0" w:before="0" w:line="240"/>
+              <w:jc w:val="left"/>
+            </w:pPr>
+            <w:r>
+              <w:rPr>
+                <w:rFonts w:ascii="Arial" w:cs="Arial" w:eastAsia="Arial" w:hAnsi="Arial"/>
+                <w:b w:val="false"/>
+                <w:bCs w:val="false"/>
+                <w:color w:val="1A1A1A"/>
+                <w:sz w:val="18"/>
+                <w:szCs w:val="18"/>
+              </w:rPr>
+              <w:t xml:space="preserve">Продано франшиз, шт.</w:t>
+            </w:r>
+          </w:p>
+        </w:tc>
+        <w:tc>
+          <w:tcPr>
+            <w:tcW w:type="dxa" w:w="2120"/>
+            <w:tcBorders>
+              <w:top w:val="single" w:color="D4D4D4" w:sz="2"/>
+              <w:left w:val="none"/>
+              <w:bottom w:val="single" w:color="D4D4D4" w:sz="2"/>
+              <w:right w:val="none"/>
+            </w:tcBorders>
+            <w:tcMar>
+              <w:top w:type="dxa" w:w="60"/>
+              <w:left w:type="dxa" w:w="100"/>
+              <w:bottom w:type="dxa" w:w="60"/>
+              <w:right w:type="dxa" w:w="100"/>
+            </w:tcMar>
+            <w:vAlign w:val="center"/>
+          </w:tcPr>
+          <w:p>
+            <w:pPr>
+              <w:spacing w:after="0" w:before="0" w:line="240"/>
+              <w:jc w:val="right"/>
+            </w:pPr>
+            <w:r>
+              <w:rPr>
+                <w:rFonts w:ascii="Arial" w:cs="Arial" w:eastAsia="Arial" w:hAnsi="Arial"/>
+                <w:b w:val="false"/>
+                <w:bCs w:val="false"/>
+                <w:color w:val="1A1A1A"/>
+                <w:sz w:val="18"/>
+                <w:szCs w:val="18"/>
+              </w:rPr>
+              <w:t xml:space="preserve">210</w:t>
+            </w:r>
+          </w:p>
+        </w:tc>
+        <w:tc>
+          <w:tcPr>
+            <w:tcW w:type="dxa" w:w="2120"/>
+            <w:tcBorders>
+              <w:top w:val="single" w:color="D4D4D4" w:sz="2"/>
+              <w:left w:val="none"/>
+              <w:bottom w:val="single" w:color="D4D4D4" w:sz="2"/>
+              <w:right w:val="none"/>
+            </w:tcBorders>
+            <w:tcMar>
+              <w:top w:type="dxa" w:w="60"/>
+              <w:left w:type="dxa" w:w="100"/>
+              <w:bottom w:type="dxa" w:w="60"/>
+              <w:right w:type="dxa" w:w="100"/>
+            </w:tcMar>
+            <w:vAlign w:val="center"/>
+          </w:tcPr>
+          <w:p>
+            <w:pPr>
+              <w:spacing w:after="0" w:before="0" w:line="240"/>
+              <w:jc w:val="right"/>
+            </w:pPr>
+            <w:r>
+              <w:rPr>
+                <w:rFonts w:ascii="Arial" w:cs="Arial" w:eastAsia="Arial" w:hAnsi="Arial"/>
+                <w:b w:val="false"/>
+                <w:bCs w:val="false"/>
+                <w:color w:val="1A1A1A"/>
+                <w:sz w:val="18"/>
+                <w:szCs w:val="18"/>
+              </w:rPr>
+              <w:t xml:space="preserve">317</w:t>
+            </w:r>
+          </w:p>
+        </w:tc>
+        <w:tc>
+          <w:tcPr>
+            <w:tcW w:type="dxa" w:w="2121"/>
+            <w:tcBorders>
+              <w:top w:val="single" w:color="D4D4D4" w:sz="2"/>
+              <w:left w:val="none"/>
+              <w:bottom w:val="single" w:color="D4D4D4" w:sz="2"/>
+              <w:right w:val="none"/>
+            </w:tcBorders>
+            <w:tcMar>
+              <w:top w:type="dxa" w:w="60"/>
+              <w:left w:type="dxa" w:w="100"/>
+              <w:bottom w:type="dxa" w:w="60"/>
+              <w:right w:type="dxa" w:w="100"/>
+            </w:tcMar>
+            <w:vAlign w:val="center"/>
+          </w:tcPr>
+          <w:p>
+            <w:pPr>
+              <w:spacing w:after="0" w:before="0" w:line="240"/>
+              <w:jc w:val="right"/>
+            </w:pPr>
+            <w:r>
+              <w:rPr>
+                <w:rFonts w:ascii="Arial" w:cs="Arial" w:eastAsia="Arial" w:hAnsi="Arial"/>
+                <w:b/>
+                <w:bCs/>
+                <w:color w:val="1A1A1A"/>
+                <w:sz w:val="18"/>
+                <w:szCs w:val="18"/>
+              </w:rPr>
+              <w:t xml:space="preserve">320</w:t>
+            </w:r>
+          </w:p>
+        </w:tc>
+      </w:tr>
+      <w:tr>
+        <w:trPr>
+          <w:cantSplit/>
+        </w:trPr>
+        <w:tc>
+          <w:tcPr>
+            <w:tcW w:type="dxa" w:w="3277"/>
+            <w:tcBorders>
+              <w:top w:val="single" w:color="D4D4D4" w:sz="2"/>
+              <w:left w:val="none"/>
+              <w:bottom w:val="single" w:color="D4D4D4" w:sz="2"/>
+              <w:right w:val="none"/>
+            </w:tcBorders>
+            <w:shd w:fill="F5F5F5" w:color="auto" w:val="clear"/>
+            <w:tcMar>
+              <w:top w:type="dxa" w:w="60"/>
+              <w:left w:type="dxa" w:w="100"/>
+              <w:bottom w:type="dxa" w:w="60"/>
+              <w:right w:type="dxa" w:w="100"/>
+            </w:tcMar>
+            <w:vAlign w:val="center"/>
+          </w:tcPr>
+          <w:p>
+            <w:pPr>
+              <w:spacing w:after="0" w:before="0" w:line="240"/>
+              <w:jc w:val="left"/>
+            </w:pPr>
+            <w:r>
+              <w:rPr>
+                <w:rFonts w:ascii="Arial" w:cs="Arial" w:eastAsia="Arial" w:hAnsi="Arial"/>
+                <w:b w:val="false"/>
+                <w:bCs w:val="false"/>
+                <w:color w:val="1A1A1A"/>
+                <w:sz w:val="18"/>
+                <w:szCs w:val="18"/>
+              </w:rPr>
+              <w:t xml:space="preserve">Активные школы на конец, шт.</w:t>
+            </w:r>
+          </w:p>
+        </w:tc>
+        <w:tc>
+          <w:tcPr>
+            <w:tcW w:type="dxa" w:w="2120"/>
+            <w:tcBorders>
+              <w:top w:val="single" w:color="D4D4D4" w:sz="2"/>
+              <w:left w:val="none"/>
+              <w:bottom w:val="single" w:color="D4D4D4" w:sz="2"/>
+              <w:right w:val="none"/>
+            </w:tcBorders>
+            <w:shd w:fill="F5F5F5" w:color="auto" w:val="clear"/>
+            <w:tcMar>
+              <w:top w:type="dxa" w:w="60"/>
+              <w:left w:type="dxa" w:w="100"/>
+              <w:bottom w:type="dxa" w:w="60"/>
+              <w:right w:type="dxa" w:w="100"/>
+            </w:tcMar>
+            <w:vAlign w:val="center"/>
+          </w:tcPr>
+          <w:p>
+            <w:pPr>
+              <w:spacing w:after="0" w:before="0" w:line="240"/>
+              <w:jc w:val="right"/>
+            </w:pPr>
+            <w:r>
+              <w:rPr>
+                <w:rFonts w:ascii="Arial" w:cs="Arial" w:eastAsia="Arial" w:hAnsi="Arial"/>
+                <w:b w:val="false"/>
+                <w:bCs w:val="false"/>
+                <w:color w:val="1A1A1A"/>
+                <w:sz w:val="18"/>
+                <w:szCs w:val="18"/>
+              </w:rPr>
+              <w:t xml:space="preserve">229</w:t>
+            </w:r>
+          </w:p>
+        </w:tc>
+        <w:tc>
+          <w:tcPr>
+            <w:tcW w:type="dxa" w:w="2120"/>
+            <w:tcBorders>
+              <w:top w:val="single" w:color="D4D4D4" w:sz="2"/>
+              <w:left w:val="none"/>
+              <w:bottom w:val="single" w:color="D4D4D4" w:sz="2"/>
+              <w:right w:val="none"/>
+            </w:tcBorders>
+            <w:shd w:fill="F5F5F5" w:color="auto" w:val="clear"/>
+            <w:tcMar>
+              <w:top w:type="dxa" w:w="60"/>
+              <w:left w:type="dxa" w:w="100"/>
+              <w:bottom w:type="dxa" w:w="60"/>
+              <w:right w:type="dxa" w:w="100"/>
+            </w:tcMar>
+            <w:vAlign w:val="center"/>
+          </w:tcPr>
+          <w:p>
+            <w:pPr>
+              <w:spacing w:after="0" w:before="0" w:line="240"/>
+              <w:jc w:val="right"/>
+            </w:pPr>
+            <w:r>
+              <w:rPr>
+                <w:rFonts w:ascii="Arial" w:cs="Arial" w:eastAsia="Arial" w:hAnsi="Arial"/>
+                <w:b w:val="false"/>
+                <w:bCs w:val="false"/>
+                <w:color w:val="1A1A1A"/>
+                <w:sz w:val="18"/>
+                <w:szCs w:val="18"/>
+              </w:rPr>
+              <w:t xml:space="preserve">338</w:t>
+            </w:r>
+          </w:p>
+        </w:tc>
+        <w:tc>
+          <w:tcPr>
+            <w:tcW w:type="dxa" w:w="2121"/>
+            <w:tcBorders>
+              <w:top w:val="single" w:color="D4D4D4" w:sz="2"/>
+              <w:left w:val="none"/>
+              <w:bottom w:val="single" w:color="D4D4D4" w:sz="2"/>
+              <w:right w:val="none"/>
+            </w:tcBorders>
+            <w:shd w:fill="F5F5F5" w:color="auto" w:val="clear"/>
+            <w:tcMar>
+              <w:top w:type="dxa" w:w="60"/>
+              <w:left w:type="dxa" w:w="100"/>
+              <w:bottom w:type="dxa" w:w="60"/>
+              <w:right w:type="dxa" w:w="100"/>
+            </w:tcMar>
+            <w:vAlign w:val="center"/>
+          </w:tcPr>
+          <w:p>
+            <w:pPr>
+              <w:spacing w:after="0" w:before="0" w:line="240"/>
+              <w:jc w:val="right"/>
+            </w:pPr>
+            <w:r>
+              <w:rPr>
+                <w:rFonts w:ascii="Arial" w:cs="Arial" w:eastAsia="Arial" w:hAnsi="Arial"/>
+                <w:b/>
+                <w:bCs/>
+                <w:color w:val="1A1A1A"/>
+                <w:sz w:val="18"/>
+                <w:szCs w:val="18"/>
+              </w:rPr>
+              <w:t xml:space="preserve">451</w:t>
+            </w:r>
+          </w:p>
+        </w:tc>
+      </w:tr>
+      <w:tr>
+        <w:trPr>
+          <w:cantSplit/>
+        </w:trPr>
+        <w:tc>
+          <w:tcPr>
+            <w:tcW w:type="dxa" w:w="3277"/>
+            <w:tcBorders>
+              <w:top w:val="single" w:color="D4D4D4" w:sz="2"/>
+              <w:left w:val="none"/>
+              <w:bottom w:val="single" w:color="D4D4D4" w:sz="2"/>
+              <w:right w:val="none"/>
+            </w:tcBorders>
+            <w:tcMar>
+              <w:top w:type="dxa" w:w="60"/>
+              <w:left w:type="dxa" w:w="100"/>
+              <w:bottom w:type="dxa" w:w="60"/>
+              <w:right w:type="dxa" w:w="100"/>
+            </w:tcMar>
+            <w:vAlign w:val="center"/>
+          </w:tcPr>
+          <w:p>
+            <w:pPr>
+              <w:spacing w:after="0" w:before="0" w:line="240"/>
+              <w:jc w:val="left"/>
+            </w:pPr>
+            <w:r>
+              <w:rPr>
+                <w:rFonts w:ascii="Arial" w:cs="Arial" w:eastAsia="Arial" w:hAnsi="Arial"/>
+                <w:b w:val="false"/>
+                <w:bCs w:val="false"/>
+                <w:color w:val="1A1A1A"/>
+                <w:sz w:val="18"/>
+                <w:szCs w:val="18"/>
+              </w:rPr>
+              <w:t xml:space="preserve">Выручка УК без НДС, ₽</w:t>
+            </w:r>
+          </w:p>
+        </w:tc>
+        <w:tc>
+          <w:tcPr>
+            <w:tcW w:type="dxa" w:w="2120"/>
+            <w:tcBorders>
+              <w:top w:val="single" w:color="D4D4D4" w:sz="2"/>
+              <w:left w:val="none"/>
+              <w:bottom w:val="single" w:color="D4D4D4" w:sz="2"/>
+              <w:right w:val="none"/>
+            </w:tcBorders>
+            <w:tcMar>
+              <w:top w:type="dxa" w:w="60"/>
+              <w:left w:type="dxa" w:w="100"/>
+              <w:bottom w:type="dxa" w:w="60"/>
+              <w:right w:type="dxa" w:w="100"/>
+            </w:tcMar>
+            <w:vAlign w:val="center"/>
+          </w:tcPr>
+          <w:p>
+            <w:pPr>
+              <w:spacing w:after="0" w:before="0" w:line="240"/>
+              <w:jc w:val="right"/>
+            </w:pPr>
+            <w:r>
+              <w:rPr>
+                <w:rFonts w:ascii="Arial" w:cs="Arial" w:eastAsia="Arial" w:hAnsi="Arial"/>
+                <w:b w:val="false"/>
+                <w:bCs w:val="false"/>
+                <w:color w:val="1A1A1A"/>
+                <w:sz w:val="18"/>
+                <w:szCs w:val="18"/>
+              </w:rPr>
+              <w:t xml:space="preserve">1 537 338 920</w:t>
+            </w:r>
+          </w:p>
+        </w:tc>
+        <w:tc>
+          <w:tcPr>
+            <w:tcW w:type="dxa" w:w="2120"/>
+            <w:tcBorders>
+              <w:top w:val="single" w:color="D4D4D4" w:sz="2"/>
+              <w:left w:val="none"/>
+              <w:bottom w:val="single" w:color="D4D4D4" w:sz="2"/>
+              <w:right w:val="none"/>
+            </w:tcBorders>
+            <w:tcMar>
+              <w:top w:type="dxa" w:w="60"/>
+              <w:left w:type="dxa" w:w="100"/>
+              <w:bottom w:type="dxa" w:w="60"/>
+              <w:right w:type="dxa" w:w="100"/>
+            </w:tcMar>
+            <w:vAlign w:val="center"/>
+          </w:tcPr>
+          <w:p>
+            <w:pPr>
+              <w:spacing w:after="0" w:before="0" w:line="240"/>
+              <w:jc w:val="right"/>
+            </w:pPr>
+            <w:r>
+              <w:rPr>
+                <w:rFonts w:ascii="Arial" w:cs="Arial" w:eastAsia="Arial" w:hAnsi="Arial"/>
+                <w:b w:val="false"/>
+                <w:bCs w:val="false"/>
+                <w:color w:val="1A1A1A"/>
+                <w:sz w:val="18"/>
+                <w:szCs w:val="18"/>
+              </w:rPr>
+              <w:t xml:space="preserve">2 415 023 533</w:t>
+            </w:r>
+          </w:p>
+        </w:tc>
+        <w:tc>
+          <w:tcPr>
+            <w:tcW w:type="dxa" w:w="2121"/>
+            <w:tcBorders>
+              <w:top w:val="single" w:color="D4D4D4" w:sz="2"/>
+              <w:left w:val="none"/>
+              <w:bottom w:val="single" w:color="D4D4D4" w:sz="2"/>
+              <w:right w:val="none"/>
+            </w:tcBorders>
+            <w:tcMar>
+              <w:top w:type="dxa" w:w="60"/>
+              <w:left w:type="dxa" w:w="100"/>
+              <w:bottom w:type="dxa" w:w="60"/>
+              <w:right w:type="dxa" w:w="100"/>
+            </w:tcMar>
+            <w:vAlign w:val="center"/>
+          </w:tcPr>
+          <w:p>
+            <w:pPr>
+              <w:spacing w:after="0" w:before="0" w:line="240"/>
+              <w:jc w:val="right"/>
+            </w:pPr>
+            <w:r>
+              <w:rPr>
+                <w:rFonts w:ascii="Arial" w:cs="Arial" w:eastAsia="Arial" w:hAnsi="Arial"/>
+                <w:b/>
+                <w:bCs/>
+                <w:color w:val="1A1A1A"/>
+                <w:sz w:val="18"/>
+                <w:szCs w:val="18"/>
+              </w:rPr>
+              <w:t xml:space="preserve">1 948 443 373</w:t>
+            </w:r>
+          </w:p>
+        </w:tc>
+      </w:tr>
+      <w:tr>
+        <w:trPr>
+          <w:cantSplit/>
+        </w:trPr>
+        <w:tc>
+          <w:tcPr>
+            <w:tcW w:type="dxa" w:w="3277"/>
+            <w:tcBorders>
+              <w:top w:val="single" w:color="D4D4D4" w:sz="2"/>
+              <w:left w:val="none"/>
+              <w:bottom w:val="single" w:color="D4D4D4" w:sz="2"/>
+              <w:right w:val="none"/>
+            </w:tcBorders>
+            <w:shd w:fill="F5F5F5" w:color="auto" w:val="clear"/>
+            <w:tcMar>
+              <w:top w:type="dxa" w:w="60"/>
+              <w:left w:type="dxa" w:w="100"/>
+              <w:bottom w:type="dxa" w:w="60"/>
+              <w:right w:type="dxa" w:w="100"/>
+            </w:tcMar>
+            <w:vAlign w:val="center"/>
+          </w:tcPr>
+          <w:p>
+            <w:pPr>
+              <w:spacing w:after="0" w:before="0" w:line="240"/>
+              <w:jc w:val="left"/>
+            </w:pPr>
+            <w:r>
+              <w:rPr>
+                <w:rFonts w:ascii="Arial" w:cs="Arial" w:eastAsia="Arial" w:hAnsi="Arial"/>
+                <w:b w:val="false"/>
+                <w:bCs w:val="false"/>
+                <w:color w:val="1A1A1A"/>
+                <w:sz w:val="18"/>
+                <w:szCs w:val="18"/>
+              </w:rPr>
+              <w:t xml:space="preserve">EBITDA, ₽</w:t>
+            </w:r>
+          </w:p>
+        </w:tc>
+        <w:tc>
+          <w:tcPr>
+            <w:tcW w:type="dxa" w:w="2120"/>
+            <w:tcBorders>
+              <w:top w:val="single" w:color="D4D4D4" w:sz="2"/>
+              <w:left w:val="none"/>
+              <w:bottom w:val="single" w:color="D4D4D4" w:sz="2"/>
+              <w:right w:val="none"/>
+            </w:tcBorders>
+            <w:shd w:fill="F5F5F5" w:color="auto" w:val="clear"/>
+            <w:tcMar>
+              <w:top w:type="dxa" w:w="60"/>
+              <w:left w:type="dxa" w:w="100"/>
+              <w:bottom w:type="dxa" w:w="60"/>
+              <w:right w:type="dxa" w:w="100"/>
+            </w:tcMar>
+            <w:vAlign w:val="center"/>
+          </w:tcPr>
+          <w:p>
+            <w:pPr>
+              <w:spacing w:after="0" w:before="0" w:line="240"/>
+              <w:jc w:val="right"/>
+            </w:pPr>
+            <w:r>
+              <w:rPr>
+                <w:rFonts w:ascii="Arial" w:cs="Arial" w:eastAsia="Arial" w:hAnsi="Arial"/>
+                <w:b w:val="false"/>
+                <w:bCs w:val="false"/>
+                <w:color w:val="1A1A1A"/>
+                <w:sz w:val="18"/>
+                <w:szCs w:val="18"/>
+              </w:rPr>
+              <w:t xml:space="preserve">382 900 614</w:t>
+            </w:r>
+          </w:p>
+        </w:tc>
+        <w:tc>
+          <w:tcPr>
+            <w:tcW w:type="dxa" w:w="2120"/>
+            <w:tcBorders>
+              <w:top w:val="single" w:color="D4D4D4" w:sz="2"/>
+              <w:left w:val="none"/>
+              <w:bottom w:val="single" w:color="D4D4D4" w:sz="2"/>
+              <w:right w:val="none"/>
+            </w:tcBorders>
+            <w:shd w:fill="F5F5F5" w:color="auto" w:val="clear"/>
+            <w:tcMar>
+              <w:top w:type="dxa" w:w="60"/>
+              <w:left w:type="dxa" w:w="100"/>
+              <w:bottom w:type="dxa" w:w="60"/>
+              <w:right w:type="dxa" w:w="100"/>
+            </w:tcMar>
+            <w:vAlign w:val="center"/>
+          </w:tcPr>
+          <w:p>
+            <w:pPr>
+              <w:spacing w:after="0" w:before="0" w:line="240"/>
+              <w:jc w:val="right"/>
+            </w:pPr>
+            <w:r>
+              <w:rPr>
+                <w:rFonts w:ascii="Arial" w:cs="Arial" w:eastAsia="Arial" w:hAnsi="Arial"/>
+                <w:b w:val="false"/>
+                <w:bCs w:val="false"/>
+                <w:color w:val="1A1A1A"/>
+                <w:sz w:val="18"/>
+                <w:szCs w:val="18"/>
+              </w:rPr>
+              <w:t xml:space="preserve">800 830 838</w:t>
+            </w:r>
+          </w:p>
+        </w:tc>
+        <w:tc>
+          <w:tcPr>
+            <w:tcW w:type="dxa" w:w="2121"/>
+            <w:tcBorders>
+              <w:top w:val="single" w:color="D4D4D4" w:sz="2"/>
+              <w:left w:val="none"/>
+              <w:bottom w:val="single" w:color="D4D4D4" w:sz="2"/>
+              <w:right w:val="none"/>
+            </w:tcBorders>
+            <w:shd w:fill="F5F5F5" w:color="auto" w:val="clear"/>
+            <w:tcMar>
+              <w:top w:type="dxa" w:w="60"/>
+              <w:left w:type="dxa" w:w="100"/>
+              <w:bottom w:type="dxa" w:w="60"/>
+              <w:right w:type="dxa" w:w="100"/>
+            </w:tcMar>
+            <w:vAlign w:val="center"/>
+          </w:tcPr>
+          <w:p>
+            <w:pPr>
+              <w:spacing w:after="0" w:before="0" w:line="240"/>
+              <w:jc w:val="right"/>
+            </w:pPr>
+            <w:r>
+              <w:rPr>
+                <w:rFonts w:ascii="Arial" w:cs="Arial" w:eastAsia="Arial" w:hAnsi="Arial"/>
+                <w:b/>
+                <w:bCs/>
+                <w:color w:val="1A1A1A"/>
+                <w:sz w:val="18"/>
+                <w:szCs w:val="18"/>
+              </w:rPr>
+              <w:t xml:space="preserve">599 036 354</w:t>
+            </w:r>
+          </w:p>
+        </w:tc>
+      </w:tr>
+      <w:tr>
+        <w:trPr>
+          <w:cantSplit/>
+        </w:trPr>
+        <w:tc>
+          <w:tcPr>
+            <w:tcW w:type="dxa" w:w="3277"/>
+            <w:tcBorders>
+              <w:top w:val="single" w:color="D4D4D4" w:sz="2"/>
+              <w:left w:val="none"/>
+              <w:bottom w:val="single" w:color="D4D4D4" w:sz="2"/>
+              <w:right w:val="none"/>
+            </w:tcBorders>
+            <w:tcMar>
+              <w:top w:type="dxa" w:w="60"/>
+              <w:left w:type="dxa" w:w="100"/>
+              <w:bottom w:type="dxa" w:w="60"/>
+              <w:right w:type="dxa" w:w="100"/>
+            </w:tcMar>
+            <w:vAlign w:val="center"/>
+          </w:tcPr>
+          <w:p>
+            <w:pPr>
+              <w:spacing w:after="0" w:before="0" w:line="240"/>
+              <w:jc w:val="left"/>
+            </w:pPr>
+            <w:r>
+              <w:rPr>
+                <w:rFonts w:ascii="Arial" w:cs="Arial" w:eastAsia="Arial" w:hAnsi="Arial"/>
+                <w:b w:val="false"/>
+                <w:bCs w:val="false"/>
+                <w:color w:val="1A1A1A"/>
+                <w:sz w:val="18"/>
+                <w:szCs w:val="18"/>
+              </w:rPr>
+              <w:t xml:space="preserve">Рентабельность EBITDA</w:t>
+            </w:r>
+          </w:p>
+        </w:tc>
+        <w:tc>
+          <w:tcPr>
+            <w:tcW w:type="dxa" w:w="2120"/>
+            <w:tcBorders>
+              <w:top w:val="single" w:color="D4D4D4" w:sz="2"/>
+              <w:left w:val="none"/>
+              <w:bottom w:val="single" w:color="D4D4D4" w:sz="2"/>
+              <w:right w:val="none"/>
+            </w:tcBorders>
+            <w:tcMar>
+              <w:top w:type="dxa" w:w="60"/>
+              <w:left w:type="dxa" w:w="100"/>
+              <w:bottom w:type="dxa" w:w="60"/>
+              <w:right w:type="dxa" w:w="100"/>
+            </w:tcMar>
+            <w:vAlign w:val="center"/>
+          </w:tcPr>
+          <w:p>
+            <w:pPr>
+              <w:spacing w:after="0" w:before="0" w:line="240"/>
+              <w:jc w:val="right"/>
+            </w:pPr>
+            <w:r>
+              <w:rPr>
+                <w:rFonts w:ascii="Arial" w:cs="Arial" w:eastAsia="Arial" w:hAnsi="Arial"/>
+                <w:b w:val="false"/>
+                <w:bCs w:val="false"/>
+                <w:color w:val="1A1A1A"/>
+                <w:sz w:val="18"/>
+                <w:szCs w:val="18"/>
+              </w:rPr>
+              <w:t xml:space="preserve">24,9 %</w:t>
+            </w:r>
+          </w:p>
+        </w:tc>
+        <w:tc>
+          <w:tcPr>
+            <w:tcW w:type="dxa" w:w="2120"/>
+            <w:tcBorders>
+              <w:top w:val="single" w:color="D4D4D4" w:sz="2"/>
+              <w:left w:val="none"/>
+              <w:bottom w:val="single" w:color="D4D4D4" w:sz="2"/>
+              <w:right w:val="none"/>
+            </w:tcBorders>
+            <w:tcMar>
+              <w:top w:type="dxa" w:w="60"/>
+              <w:left w:type="dxa" w:w="100"/>
+              <w:bottom w:type="dxa" w:w="60"/>
+              <w:right w:type="dxa" w:w="100"/>
+            </w:tcMar>
+            <w:vAlign w:val="center"/>
+          </w:tcPr>
+          <w:p>
+            <w:pPr>
+              <w:spacing w:after="0" w:before="0" w:line="240"/>
+              <w:jc w:val="right"/>
+            </w:pPr>
+            <w:r>
+              <w:rPr>
+                <w:rFonts w:ascii="Arial" w:cs="Arial" w:eastAsia="Arial" w:hAnsi="Arial"/>
+                <w:b w:val="false"/>
+                <w:bCs w:val="false"/>
+                <w:color w:val="1A1A1A"/>
+                <w:sz w:val="18"/>
+                <w:szCs w:val="18"/>
+              </w:rPr>
+              <w:t xml:space="preserve">33,2 %</w:t>
+            </w:r>
+          </w:p>
+        </w:tc>
+        <w:tc>
+          <w:tcPr>
+            <w:tcW w:type="dxa" w:w="2121"/>
+            <w:tcBorders>
+              <w:top w:val="single" w:color="D4D4D4" w:sz="2"/>
+              <w:left w:val="none"/>
+              <w:bottom w:val="single" w:color="D4D4D4" w:sz="2"/>
+              <w:right w:val="none"/>
+            </w:tcBorders>
+            <w:tcMar>
+              <w:top w:type="dxa" w:w="60"/>
+              <w:left w:type="dxa" w:w="100"/>
+              <w:bottom w:type="dxa" w:w="60"/>
+              <w:right w:type="dxa" w:w="100"/>
+            </w:tcMar>
+            <w:vAlign w:val="center"/>
+          </w:tcPr>
+          <w:p>
+            <w:pPr>
+              <w:spacing w:after="0" w:before="0" w:line="240"/>
+              <w:jc w:val="right"/>
+            </w:pPr>
+            <w:r>
+              <w:rPr>
+                <w:rFonts w:ascii="Arial" w:cs="Arial" w:eastAsia="Arial" w:hAnsi="Arial"/>
+                <w:b/>
+                <w:bCs/>
+                <w:color w:val="1A1A1A"/>
+                <w:sz w:val="18"/>
+                <w:szCs w:val="18"/>
+              </w:rPr>
+              <w:t xml:space="preserve">30,7 %</w:t>
+            </w:r>
+          </w:p>
+        </w:tc>
+      </w:tr>
+      <w:tr>
+        <w:trPr>
+          <w:cantSplit/>
+        </w:trPr>
+        <w:tc>
+          <w:tcPr>
+            <w:tcW w:type="dxa" w:w="3277"/>
+            <w:tcBorders>
+              <w:top w:val="single" w:color="D4D4D4" w:sz="2"/>
+              <w:left w:val="none"/>
+              <w:bottom w:val="single" w:color="D4D4D4" w:sz="2"/>
+              <w:right w:val="none"/>
+            </w:tcBorders>
+            <w:shd w:fill="F5F5F5" w:color="auto" w:val="clear"/>
+            <w:tcMar>
+              <w:top w:type="dxa" w:w="60"/>
+              <w:left w:type="dxa" w:w="100"/>
+              <w:bottom w:type="dxa" w:w="60"/>
+              <w:right w:type="dxa" w:w="100"/>
+            </w:tcMar>
+            <w:vAlign w:val="center"/>
+          </w:tcPr>
+          <w:p>
+            <w:pPr>
+              <w:spacing w:after="0" w:before="0" w:line="240"/>
+              <w:jc w:val="left"/>
+            </w:pPr>
+            <w:r>
+              <w:rPr>
+                <w:rFonts w:ascii="Arial" w:cs="Arial" w:eastAsia="Arial" w:hAnsi="Arial"/>
+                <w:b w:val="false"/>
+                <w:bCs w:val="false"/>
+                <w:color w:val="1A1A1A"/>
+                <w:sz w:val="18"/>
+                <w:szCs w:val="18"/>
+              </w:rPr>
+              <w:t xml:space="preserve">Деньги на конец, ₽</w:t>
+            </w:r>
+          </w:p>
+        </w:tc>
+        <w:tc>
+          <w:tcPr>
+            <w:tcW w:type="dxa" w:w="2120"/>
+            <w:tcBorders>
+              <w:top w:val="single" w:color="D4D4D4" w:sz="2"/>
+              <w:left w:val="none"/>
+              <w:bottom w:val="single" w:color="D4D4D4" w:sz="2"/>
+              <w:right w:val="none"/>
+            </w:tcBorders>
+            <w:shd w:fill="F5F5F5" w:color="auto" w:val="clear"/>
+            <w:tcMar>
+              <w:top w:type="dxa" w:w="60"/>
+              <w:left w:type="dxa" w:w="100"/>
+              <w:bottom w:type="dxa" w:w="60"/>
+              <w:right w:type="dxa" w:w="100"/>
+            </w:tcMar>
+            <w:vAlign w:val="center"/>
+          </w:tcPr>
+          <w:p>
+            <w:pPr>
+              <w:spacing w:after="0" w:before="0" w:line="240"/>
+              <w:jc w:val="right"/>
+            </w:pPr>
+            <w:r>
+              <w:rPr>
+                <w:rFonts w:ascii="Arial" w:cs="Arial" w:eastAsia="Arial" w:hAnsi="Arial"/>
+                <w:b w:val="false"/>
+                <w:bCs w:val="false"/>
+                <w:color w:val="1A1A1A"/>
+                <w:sz w:val="18"/>
+                <w:szCs w:val="18"/>
+              </w:rPr>
+              <w:t xml:space="preserve">299 662 194</w:t>
+            </w:r>
+          </w:p>
+        </w:tc>
+        <w:tc>
+          <w:tcPr>
+            <w:tcW w:type="dxa" w:w="2120"/>
+            <w:tcBorders>
+              <w:top w:val="single" w:color="D4D4D4" w:sz="2"/>
+              <w:left w:val="none"/>
+              <w:bottom w:val="single" w:color="D4D4D4" w:sz="2"/>
+              <w:right w:val="none"/>
+            </w:tcBorders>
+            <w:shd w:fill="F5F5F5" w:color="auto" w:val="clear"/>
+            <w:tcMar>
+              <w:top w:type="dxa" w:w="60"/>
+              <w:left w:type="dxa" w:w="100"/>
+              <w:bottom w:type="dxa" w:w="60"/>
+              <w:right w:type="dxa" w:w="100"/>
+            </w:tcMar>
+            <w:vAlign w:val="center"/>
+          </w:tcPr>
+          <w:p>
+            <w:pPr>
+              <w:spacing w:after="0" w:before="0" w:line="240"/>
+              <w:jc w:val="right"/>
+            </w:pPr>
+            <w:r>
+              <w:rPr>
+                <w:rFonts w:ascii="Arial" w:cs="Arial" w:eastAsia="Arial" w:hAnsi="Arial"/>
+                <w:b w:val="false"/>
+                <w:bCs w:val="false"/>
+                <w:color w:val="1A1A1A"/>
+                <w:sz w:val="18"/>
+                <w:szCs w:val="18"/>
+              </w:rPr>
+              <w:t xml:space="preserve">641 909 558</w:t>
+            </w:r>
+          </w:p>
+        </w:tc>
+        <w:tc>
+          <w:tcPr>
+            <w:tcW w:type="dxa" w:w="2121"/>
+            <w:tcBorders>
+              <w:top w:val="single" w:color="D4D4D4" w:sz="2"/>
+              <w:left w:val="none"/>
+              <w:bottom w:val="single" w:color="D4D4D4" w:sz="2"/>
+              <w:right w:val="none"/>
+            </w:tcBorders>
+            <w:shd w:fill="F5F5F5" w:color="auto" w:val="clear"/>
+            <w:tcMar>
+              <w:top w:type="dxa" w:w="60"/>
+              <w:left w:type="dxa" w:w="100"/>
+              <w:bottom w:type="dxa" w:w="60"/>
+              <w:right w:type="dxa" w:w="100"/>
+            </w:tcMar>
+            <w:vAlign w:val="center"/>
+          </w:tcPr>
+          <w:p>
+            <w:pPr>
+              <w:spacing w:after="0" w:before="0" w:line="240"/>
+              <w:jc w:val="right"/>
+            </w:pPr>
+            <w:r>
+              <w:rPr>
+                <w:rFonts w:ascii="Arial" w:cs="Arial" w:eastAsia="Arial" w:hAnsi="Arial"/>
+                <w:b/>
+                <w:bCs/>
+                <w:color w:val="1A1A1A"/>
+                <w:sz w:val="18"/>
+                <w:szCs w:val="18"/>
+              </w:rPr>
+              <w:t xml:space="preserve">400 539 937</w:t>
+            </w:r>
+          </w:p>
+        </w:tc>
+      </w:tr>
+      <w:tr>
+        <w:trPr>
+          <w:cantSplit/>
+        </w:trPr>
+        <w:tc>
+          <w:tcPr>
+            <w:tcW w:type="dxa" w:w="3277"/>
+            <w:tcBorders>
+              <w:top w:val="single" w:color="D4D4D4" w:sz="2"/>
+              <w:left w:val="none"/>
+              <w:bottom w:val="single" w:color="D4D4D4" w:sz="2"/>
+              <w:right w:val="none"/>
+            </w:tcBorders>
+            <w:tcMar>
+              <w:top w:type="dxa" w:w="60"/>
+              <w:left w:type="dxa" w:w="100"/>
+              <w:bottom w:type="dxa" w:w="60"/>
+              <w:right w:type="dxa" w:w="100"/>
+            </w:tcMar>
+            <w:vAlign w:val="center"/>
+          </w:tcPr>
+          <w:p>
+            <w:pPr>
+              <w:spacing w:after="0" w:before="0" w:line="240"/>
+              <w:jc w:val="left"/>
+            </w:pPr>
+            <w:r>
+              <w:rPr>
+                <w:rFonts w:ascii="Arial" w:cs="Arial" w:eastAsia="Arial" w:hAnsi="Arial"/>
+                <w:b w:val="false"/>
+                <w:bCs w:val="false"/>
+                <w:color w:val="1A1A1A"/>
+                <w:sz w:val="18"/>
+                <w:szCs w:val="18"/>
+              </w:rPr>
+              <w:t xml:space="preserve">Внешнее финансирование, ₽</w:t>
+            </w:r>
+          </w:p>
+        </w:tc>
+        <w:tc>
+          <w:tcPr>
+            <w:tcW w:type="dxa" w:w="2120"/>
+            <w:tcBorders>
+              <w:top w:val="single" w:color="D4D4D4" w:sz="2"/>
+              <w:left w:val="none"/>
+              <w:bottom w:val="single" w:color="D4D4D4" w:sz="2"/>
+              <w:right w:val="none"/>
+            </w:tcBorders>
+            <w:tcMar>
+              <w:top w:type="dxa" w:w="60"/>
+              <w:left w:type="dxa" w:w="100"/>
+              <w:bottom w:type="dxa" w:w="60"/>
+              <w:right w:type="dxa" w:w="100"/>
+            </w:tcMar>
+            <w:vAlign w:val="center"/>
+          </w:tcPr>
+          <w:p>
+            <w:pPr>
+              <w:spacing w:after="0" w:before="0" w:line="240"/>
+              <w:jc w:val="right"/>
+            </w:pPr>
+            <w:r>
+              <w:rPr>
+                <w:rFonts w:ascii="Arial" w:cs="Arial" w:eastAsia="Arial" w:hAnsi="Arial"/>
+                <w:b w:val="false"/>
+                <w:bCs w:val="false"/>
+                <w:color w:val="1A1A1A"/>
+                <w:sz w:val="18"/>
+                <w:szCs w:val="18"/>
+              </w:rPr>
+              <w:t xml:space="preserve">4 474 785</w:t>
+            </w:r>
+          </w:p>
+        </w:tc>
+        <w:tc>
+          <w:tcPr>
+            <w:tcW w:type="dxa" w:w="2120"/>
+            <w:tcBorders>
+              <w:top w:val="single" w:color="D4D4D4" w:sz="2"/>
+              <w:left w:val="none"/>
+              <w:bottom w:val="single" w:color="D4D4D4" w:sz="2"/>
+              <w:right w:val="none"/>
+            </w:tcBorders>
+            <w:tcMar>
+              <w:top w:type="dxa" w:w="60"/>
+              <w:left w:type="dxa" w:w="100"/>
+              <w:bottom w:type="dxa" w:w="60"/>
+              <w:right w:type="dxa" w:w="100"/>
+            </w:tcMar>
+            <w:vAlign w:val="center"/>
+          </w:tcPr>
+          <w:p>
+            <w:pPr>
+              <w:spacing w:after="0" w:before="0" w:line="240"/>
+              <w:jc w:val="right"/>
+            </w:pPr>
+            <w:r>
+              <w:rPr>
+                <w:rFonts w:ascii="Arial" w:cs="Arial" w:eastAsia="Arial" w:hAnsi="Arial"/>
+                <w:b w:val="false"/>
+                <w:bCs w:val="false"/>
+                <w:color w:val="1A1A1A"/>
+                <w:sz w:val="18"/>
+                <w:szCs w:val="18"/>
+              </w:rPr>
+              <w:t xml:space="preserve">4 960 581</w:t>
+            </w:r>
+          </w:p>
+        </w:tc>
+        <w:tc>
+          <w:tcPr>
+            <w:tcW w:type="dxa" w:w="2121"/>
+            <w:tcBorders>
+              <w:top w:val="single" w:color="D4D4D4" w:sz="2"/>
+              <w:left w:val="none"/>
+              <w:bottom w:val="single" w:color="D4D4D4" w:sz="2"/>
+              <w:right w:val="none"/>
+            </w:tcBorders>
+            <w:tcMar>
+              <w:top w:type="dxa" w:w="60"/>
+              <w:left w:type="dxa" w:w="100"/>
+              <w:bottom w:type="dxa" w:w="60"/>
+              <w:right w:type="dxa" w:w="100"/>
+            </w:tcMar>
+            <w:vAlign w:val="center"/>
+          </w:tcPr>
+          <w:p>
+            <w:pPr>
+              <w:spacing w:after="0" w:before="0" w:line="240"/>
+              <w:jc w:val="right"/>
+            </w:pPr>
+            <w:r>
+              <w:rPr>
+                <w:rFonts w:ascii="Arial" w:cs="Arial" w:eastAsia="Arial" w:hAnsi="Arial"/>
+                <w:b/>
+                <w:bCs/>
+                <w:color w:val="1A1A1A"/>
+                <w:sz w:val="18"/>
+                <w:szCs w:val="18"/>
+              </w:rPr>
+              <w:t xml:space="preserve">0</w:t>
+            </w:r>
+          </w:p>
+        </w:tc>
+      </w:tr>
+      <w:tr>
+        <w:trPr>
+          <w:cantSplit/>
+        </w:trPr>
+        <w:tc>
+          <w:tcPr>
+            <w:tcW w:type="dxa" w:w="3277"/>
+            <w:tcBorders>
+              <w:top w:val="single" w:color="D4D4D4" w:sz="2"/>
+              <w:left w:val="none"/>
+              <w:bottom w:val="single" w:color="D4D4D4" w:sz="2"/>
+              <w:right w:val="none"/>
+            </w:tcBorders>
+            <w:shd w:fill="F5F5F5" w:color="auto" w:val="clear"/>
+            <w:tcMar>
+              <w:top w:type="dxa" w:w="60"/>
+              <w:left w:type="dxa" w:w="100"/>
+              <w:bottom w:type="dxa" w:w="60"/>
+              <w:right w:type="dxa" w:w="100"/>
+            </w:tcMar>
+            <w:vAlign w:val="center"/>
+          </w:tcPr>
+          <w:p>
+            <w:pPr>
+              <w:spacing w:after="0" w:before="0" w:line="240"/>
+              <w:jc w:val="left"/>
+            </w:pPr>
+            <w:r>
+              <w:rPr>
+                <w:rFonts w:ascii="Arial" w:cs="Arial" w:eastAsia="Arial" w:hAnsi="Arial"/>
+                <w:b w:val="false"/>
+                <w:bCs w:val="false"/>
+                <w:color w:val="1A1A1A"/>
+                <w:sz w:val="18"/>
+                <w:szCs w:val="18"/>
+              </w:rPr>
+              <w:t xml:space="preserve">Погашение займа ФК, ₽</w:t>
+            </w:r>
+          </w:p>
+        </w:tc>
+        <w:tc>
+          <w:tcPr>
+            <w:tcW w:type="dxa" w:w="2120"/>
+            <w:tcBorders>
+              <w:top w:val="single" w:color="D4D4D4" w:sz="2"/>
+              <w:left w:val="none"/>
+              <w:bottom w:val="single" w:color="D4D4D4" w:sz="2"/>
+              <w:right w:val="none"/>
+            </w:tcBorders>
+            <w:shd w:fill="F5F5F5" w:color="auto" w:val="clear"/>
+            <w:tcMar>
+              <w:top w:type="dxa" w:w="60"/>
+              <w:left w:type="dxa" w:w="100"/>
+              <w:bottom w:type="dxa" w:w="60"/>
+              <w:right w:type="dxa" w:w="100"/>
+            </w:tcMar>
+            <w:vAlign w:val="center"/>
+          </w:tcPr>
+          <w:p>
+            <w:pPr>
+              <w:spacing w:after="0" w:before="0" w:line="240"/>
+              <w:jc w:val="right"/>
+            </w:pPr>
+            <w:r>
+              <w:rPr>
+                <w:rFonts w:ascii="Arial" w:cs="Arial" w:eastAsia="Arial" w:hAnsi="Arial"/>
+                <w:b w:val="false"/>
+                <w:bCs w:val="false"/>
+                <w:color w:val="1A1A1A"/>
+                <w:sz w:val="18"/>
+                <w:szCs w:val="18"/>
+              </w:rPr>
+              <w:t xml:space="preserve">50 000 000</w:t>
+            </w:r>
+          </w:p>
+        </w:tc>
+        <w:tc>
+          <w:tcPr>
+            <w:tcW w:type="dxa" w:w="2120"/>
+            <w:tcBorders>
+              <w:top w:val="single" w:color="D4D4D4" w:sz="2"/>
+              <w:left w:val="none"/>
+              <w:bottom w:val="single" w:color="D4D4D4" w:sz="2"/>
+              <w:right w:val="none"/>
+            </w:tcBorders>
+            <w:shd w:fill="F5F5F5" w:color="auto" w:val="clear"/>
+            <w:tcMar>
+              <w:top w:type="dxa" w:w="60"/>
+              <w:left w:type="dxa" w:w="100"/>
+              <w:bottom w:type="dxa" w:w="60"/>
+              <w:right w:type="dxa" w:w="100"/>
+            </w:tcMar>
+            <w:vAlign w:val="center"/>
+          </w:tcPr>
+          <w:p>
+            <w:pPr>
+              <w:spacing w:after="0" w:before="0" w:line="240"/>
+              <w:jc w:val="right"/>
+            </w:pPr>
+            <w:r>
+              <w:rPr>
+                <w:rFonts w:ascii="Arial" w:cs="Arial" w:eastAsia="Arial" w:hAnsi="Arial"/>
+                <w:b w:val="false"/>
+                <w:bCs w:val="false"/>
+                <w:color w:val="1A1A1A"/>
+                <w:sz w:val="18"/>
+                <w:szCs w:val="18"/>
+              </w:rPr>
+              <w:t xml:space="preserve">50 000 000</w:t>
+            </w:r>
+          </w:p>
+        </w:tc>
+        <w:tc>
+          <w:tcPr>
+            <w:tcW w:type="dxa" w:w="2121"/>
+            <w:tcBorders>
+              <w:top w:val="single" w:color="D4D4D4" w:sz="2"/>
+              <w:left w:val="none"/>
+              <w:bottom w:val="single" w:color="D4D4D4" w:sz="2"/>
+              <w:right w:val="none"/>
+            </w:tcBorders>
+            <w:shd w:fill="F5F5F5" w:color="auto" w:val="clear"/>
+            <w:tcMar>
+              <w:top w:type="dxa" w:w="60"/>
+              <w:left w:type="dxa" w:w="100"/>
+              <w:bottom w:type="dxa" w:w="60"/>
+              <w:right w:type="dxa" w:w="100"/>
+            </w:tcMar>
+            <w:vAlign w:val="center"/>
+          </w:tcPr>
+          <w:p>
+            <w:pPr>
+              <w:spacing w:after="0" w:before="0" w:line="240"/>
+              <w:jc w:val="right"/>
+            </w:pPr>
+            <w:r>
+              <w:rPr>
+                <w:rFonts w:ascii="Arial" w:cs="Arial" w:eastAsia="Arial" w:hAnsi="Arial"/>
+                <w:b/>
+                <w:bCs/>
+                <w:color w:val="1A1A1A"/>
+                <w:sz w:val="18"/>
+                <w:szCs w:val="18"/>
+              </w:rPr>
+              <w:t xml:space="preserve">50 000 000</w:t>
+            </w:r>
+          </w:p>
+        </w:tc>
+      </w:tr>
+      <w:tr>
+        <w:trPr>
+          <w:cantSplit/>
+        </w:trPr>
+        <w:tc>
+          <w:tcPr>
+            <w:tcW w:type="dxa" w:w="3277"/>
+            <w:tcBorders>
+              <w:top w:val="single" w:color="D4D4D4" w:sz="2"/>
+              <w:left w:val="none"/>
+              <w:bottom w:val="single" w:color="D4D4D4" w:sz="2"/>
+              <w:right w:val="none"/>
+            </w:tcBorders>
+            <w:tcMar>
+              <w:top w:type="dxa" w:w="60"/>
+              <w:left w:type="dxa" w:w="100"/>
+              <w:bottom w:type="dxa" w:w="60"/>
+              <w:right w:type="dxa" w:w="100"/>
+            </w:tcMar>
+            <w:vAlign w:val="center"/>
+          </w:tcPr>
+          <w:p>
+            <w:pPr>
+              <w:spacing w:after="0" w:before="0" w:line="240"/>
+              <w:jc w:val="left"/>
+            </w:pPr>
+            <w:r>
+              <w:rPr>
+                <w:rFonts w:ascii="Arial" w:cs="Arial" w:eastAsia="Arial" w:hAnsi="Arial"/>
+                <w:b w:val="false"/>
+                <w:bCs w:val="false"/>
+                <w:color w:val="1A1A1A"/>
+                <w:sz w:val="18"/>
+                <w:szCs w:val="18"/>
+              </w:rPr>
+              <w:t xml:space="preserve">Срок закрытия займа ФК</w:t>
+            </w:r>
+          </w:p>
+        </w:tc>
+        <w:tc>
+          <w:tcPr>
+            <w:tcW w:type="dxa" w:w="2120"/>
+            <w:tcBorders>
+              <w:top w:val="single" w:color="D4D4D4" w:sz="2"/>
+              <w:left w:val="none"/>
+              <w:bottom w:val="single" w:color="D4D4D4" w:sz="2"/>
+              <w:right w:val="none"/>
+            </w:tcBorders>
+            <w:tcMar>
+              <w:top w:type="dxa" w:w="60"/>
+              <w:left w:type="dxa" w:w="100"/>
+              <w:bottom w:type="dxa" w:w="60"/>
+              <w:right w:type="dxa" w:w="100"/>
+            </w:tcMar>
+            <w:vAlign w:val="center"/>
+          </w:tcPr>
+          <w:p>
+            <w:pPr>
+              <w:spacing w:after="0" w:before="0" w:line="240"/>
+              <w:jc w:val="right"/>
+            </w:pPr>
+            <w:r>
+              <w:rPr>
+                <w:rFonts w:ascii="Arial" w:cs="Arial" w:eastAsia="Arial" w:hAnsi="Arial"/>
+                <w:b w:val="false"/>
+                <w:bCs w:val="false"/>
+                <w:color w:val="1A1A1A"/>
+                <w:sz w:val="18"/>
+                <w:szCs w:val="18"/>
+              </w:rPr>
+              <w:t xml:space="preserve">не показан</w:t>
+            </w:r>
+          </w:p>
+        </w:tc>
+        <w:tc>
+          <w:tcPr>
+            <w:tcW w:type="dxa" w:w="2120"/>
+            <w:tcBorders>
+              <w:top w:val="single" w:color="D4D4D4" w:sz="2"/>
+              <w:left w:val="none"/>
+              <w:bottom w:val="single" w:color="D4D4D4" w:sz="2"/>
+              <w:right w:val="none"/>
+            </w:tcBorders>
+            <w:tcMar>
+              <w:top w:type="dxa" w:w="60"/>
+              <w:left w:type="dxa" w:w="100"/>
+              <w:bottom w:type="dxa" w:w="60"/>
+              <w:right w:type="dxa" w:w="100"/>
+            </w:tcMar>
+            <w:vAlign w:val="center"/>
+          </w:tcPr>
+          <w:p>
+            <w:pPr>
+              <w:spacing w:after="0" w:before="0" w:line="240"/>
+              <w:jc w:val="right"/>
+            </w:pPr>
+            <w:r>
+              <w:rPr>
+                <w:rFonts w:ascii="Arial" w:cs="Arial" w:eastAsia="Arial" w:hAnsi="Arial"/>
+                <w:b w:val="false"/>
+                <w:bCs w:val="false"/>
+                <w:color w:val="1A1A1A"/>
+                <w:sz w:val="18"/>
+                <w:szCs w:val="18"/>
+              </w:rPr>
+              <w:t xml:space="preserve">не показан</w:t>
+            </w:r>
+          </w:p>
+        </w:tc>
+        <w:tc>
+          <w:tcPr>
+            <w:tcW w:type="dxa" w:w="2121"/>
+            <w:tcBorders>
+              <w:top w:val="single" w:color="D4D4D4" w:sz="2"/>
+              <w:left w:val="none"/>
+              <w:bottom w:val="single" w:color="D4D4D4" w:sz="2"/>
+              <w:right w:val="none"/>
+            </w:tcBorders>
+            <w:tcMar>
+              <w:top w:type="dxa" w:w="60"/>
+              <w:left w:type="dxa" w:w="100"/>
+              <w:bottom w:type="dxa" w:w="60"/>
+              <w:right w:type="dxa" w:w="100"/>
+            </w:tcMar>
+            <w:vAlign w:val="center"/>
+          </w:tcPr>
+          <w:p>
+            <w:pPr>
+              <w:spacing w:after="0" w:before="0" w:line="240"/>
+              <w:jc w:val="right"/>
+            </w:pPr>
+            <w:r>
+              <w:rPr>
+                <w:rFonts w:ascii="Arial" w:cs="Arial" w:eastAsia="Arial" w:hAnsi="Arial"/>
+                <w:b/>
+                <w:bCs/>
+                <w:color w:val="1A1A1A"/>
+                <w:sz w:val="18"/>
+                <w:szCs w:val="18"/>
+              </w:rPr>
+              <w:t xml:space="preserve">48 мес. (авг 2030)</w:t>
+            </w:r>
+          </w:p>
+        </w:tc>
+      </w:tr>
+    </w:tbl>
+    <w:p>
+      <w:pPr>
+        <w:spacing w:after="120" w:before="200" w:line="260"/>
+        <w:jc w:val="left"/>
+      </w:pPr>
+      <w:r>
+        <w:rPr>
+          <w:rFonts w:ascii="Arial" w:cs="Arial" w:eastAsia="Arial" w:hAnsi="Arial"/>
+          <w:b w:val="false"/>
+          <w:bCs w:val="false"/>
+          <w:i w:val="false"/>
+          <w:iCs w:val="false"/>
+          <w:color w:val="1A1A1A"/>
+          <w:sz w:val="20"/>
+          <w:szCs w:val="20"/>
+        </w:rPr>
+        <w:t xml:space="preserve">Школ больше при сопоставимом плане продаж — это 1,5 школы на партнёра. Выручка и EBITDA ниже позитивного сценария v4 при большем числе школ — это снижение среднего абонемента действующей сети с 7 800 до 6 000 ₽, лаг открытия следующих школ и конверсия 85 % вместо 97 %.</w:t>
+      </w:r>
+    </w:p>
+    <w:p>
+      <w:pPr>
+        <w:pBdr>
+          <w:top w:val="single" w:color="D4D4D4" w:sz="2" w:space="6"/>
+          <w:bottom w:val="single" w:color="D4D4D4" w:sz="2" w:space="6"/>
+        </w:pBdr>
+        <w:spacing w:after="60" w:before="140" w:line="260"/>
+      </w:pPr>
+      <w:r>
+        <w:rPr>
+          <w:rFonts w:ascii="Arial" w:cs="Arial" w:eastAsia="Arial" w:hAnsi="Arial"/>
+          <w:b/>
+          <w:bCs/>
+          <w:i w:val="false"/>
+          <w:iCs w:val="false"/>
+          <w:color w:val="9E1B31"/>
+          <w:sz w:val="20"/>
+          <w:szCs w:val="20"/>
+        </w:rPr>
+        <w:t xml:space="preserve">Оговорка. </w:t>
+      </w:r>
+      <w:r>
+        <w:rPr>
+          <w:rFonts w:ascii="Arial" w:cs="Arial" w:eastAsia="Arial" w:hAnsi="Arial"/>
+          <w:b w:val="false"/>
+          <w:bCs w:val="false"/>
+          <w:i w:val="false"/>
+          <w:iCs w:val="false"/>
+          <w:color w:val="1A1A1A"/>
+          <w:sz w:val="20"/>
+          <w:szCs w:val="20"/>
+        </w:rPr>
+        <w:t xml:space="preserve">Метрику «дети на конец» из v4 сравнивать нельзя: в самом файле v4 базовый сценарий показывает 25 266 детей против 5 906 в позитивном — при меньшем числе школ и меньшей выручке. Это дефект расчёта старой модели, а не разница допущений.</w:t>
+      </w:r>
+    </w:p>
+    <w:p>
+      <w:pPr>
+        <w:pStyle w:val="Heading1"/>
+        <w:pBdr>
+          <w:bottom w:val="single" w:color="9E1B31" w:sz="8" w:space="4"/>
+        </w:pBdr>
+        <w:spacing w:after="140" w:before="340"/>
+      </w:pPr>
+      <w:r>
+        <w:rPr>
+          <w:rFonts w:ascii="Arial" w:cs="Arial" w:eastAsia="Arial" w:hAnsi="Arial"/>
+          <w:b/>
+          <w:bCs/>
+          <w:color w:val="9E1B31"/>
+          <w:sz w:val="28"/>
+          <w:szCs w:val="28"/>
+        </w:rPr>
+        <w:t xml:space="preserve">6. Откуда план продаж 320 сделок</w:t>
+      </w:r>
+    </w:p>
+    <w:p>
+      <w:pPr>
+        <w:spacing w:after="120" w:before="0" w:line="260"/>
+        <w:jc w:val="left"/>
+      </w:pPr>
+      <w:r>
+        <w:rPr>
+          <w:rFonts w:ascii="Arial" w:cs="Arial" w:eastAsia="Arial" w:hAnsi="Arial"/>
+          <w:b w:val="false"/>
+          <w:bCs w:val="false"/>
+          <w:i w:val="false"/>
+          <w:iCs w:val="false"/>
+          <w:color w:val="1A1A1A"/>
+          <w:sz w:val="20"/>
+          <w:szCs w:val="20"/>
+        </w:rPr>
+        <w:t xml:space="preserve">Вопрос законный: в v4 базовый план был 210 сделок за пять лет, стал 320 — рост в полтора раза. Разберём честно, откуда цифра и чем она подтверждается.</w:t>
+      </w:r>
+    </w:p>
+    <w:p>
+      <w:pPr>
+        <w:pStyle w:val="Heading2"/>
+        <w:spacing w:after="80" w:before="240"/>
+      </w:pPr>
+      <w:r>
+        <w:rPr>
+          <w:rFonts w:ascii="Arial" w:cs="Arial" w:eastAsia="Arial" w:hAnsi="Arial"/>
+          <w:b/>
+          <w:bCs/>
+          <w:color w:val="1A1A1A"/>
+          <w:sz w:val="22"/>
+          <w:szCs w:val="22"/>
+        </w:rPr>
+        <w:t xml:space="preserve">Откуда взялась</w:t>
+      </w:r>
+    </w:p>
+    <w:p>
+      <w:pPr>
+        <w:spacing w:after="120" w:before="0" w:line="260"/>
+        <w:jc w:val="left"/>
+      </w:pPr>
+      <w:r>
+        <w:rPr>
+          <w:rFonts w:ascii="Arial" w:cs="Arial" w:eastAsia="Arial" w:hAnsi="Arial"/>
+          <w:b w:val="false"/>
+          <w:bCs w:val="false"/>
+          <w:i w:val="false"/>
+          <w:iCs w:val="false"/>
+          <w:color w:val="1A1A1A"/>
+          <w:sz w:val="20"/>
+          <w:szCs w:val="20"/>
+        </w:rPr>
+        <w:t xml:space="preserve">Прямо из ТЗ v6.011: «Годовые планы по пяти сезонам: 66, 72, 72, 60 и 50 проданных франшиз». Модель эту цифру не выводила — она принимает её как вводную от собственника. Это план, а не прогноз, и в таком качестве он в модели и стоит: 01_Вводные, ячейки B210:B214, меняется в одну минуту.</w:t>
+      </w:r>
+    </w:p>
+    <w:p>
+      <w:pPr>
+        <w:pStyle w:val="Heading2"/>
+        <w:spacing w:after="80" w:before="240"/>
+      </w:pPr>
+      <w:r>
+        <w:rPr>
+          <w:rFonts w:ascii="Arial" w:cs="Arial" w:eastAsia="Arial" w:hAnsi="Arial"/>
+          <w:b/>
+          <w:bCs/>
+          <w:color w:val="1A1A1A"/>
+          <w:sz w:val="22"/>
+          <w:szCs w:val="22"/>
+        </w:rPr>
+        <w:t xml:space="preserve">Что за планом стоит внутри модели</w:t>
+      </w:r>
+    </w:p>
+    <w:p>
+      <w:pPr>
+        <w:spacing w:after="120" w:before="0" w:line="260"/>
+        <w:jc w:val="left"/>
+      </w:pPr>
+      <w:r>
+        <w:rPr>
+          <w:rFonts w:ascii="Arial" w:cs="Arial" w:eastAsia="Arial" w:hAnsi="Arial"/>
+          <w:b w:val="false"/>
+          <w:bCs w:val="false"/>
+          <w:i w:val="false"/>
+          <w:iCs w:val="false"/>
+          <w:color w:val="1A1A1A"/>
+          <w:sz w:val="20"/>
+          <w:szCs w:val="20"/>
+        </w:rPr>
+        <w:t xml:space="preserve">Единственное, что можно проверить расчётом, — воронка. Модель считает, чего план требует:</w:t>
+      </w:r>
+    </w:p>
+    <w:tbl>
+      <w:tblPr>
+        <w:tblW w:type="dxa" w:w="9638"/>
+        <w:tblBorders>
+          <w:top w:val="single" w:color="auto" w:sz="4"/>
+          <w:left w:val="single" w:color="auto" w:sz="4"/>
+          <w:bottom w:val="single" w:color="auto" w:sz="4"/>
+          <w:right w:val="single" w:color="auto" w:sz="4"/>
+          <w:insideH w:val="single" w:color="auto" w:sz="4"/>
+          <w:insideV w:val="single" w:color="auto" w:sz="4"/>
+        </w:tblBorders>
+        <w:tblLayout w:type="fixed"/>
+      </w:tblPr>
+      <w:tblGrid>
+        <w:gridCol w:w="1542"/>
+        <w:gridCol w:w="1928"/>
+        <w:gridCol w:w="3084"/>
+        <w:gridCol w:w="3084"/>
+      </w:tblGrid>
+      <w:tr>
+        <w:trPr>
+          <w:tblHeader/>
+        </w:trPr>
+        <w:tc>
+          <w:tcPr>
+            <w:tcW w:type="dxa" w:w="1542"/>
+            <w:tcBorders>
+              <w:top w:val="single" w:color="D4D4D4" w:sz="2"/>
+              <w:left w:val="none"/>
+              <w:bottom w:val="single" w:color="D4D4D4" w:sz="2"/>
+              <w:right w:val="none"/>
+            </w:tcBorders>
+            <w:shd w:fill="9E1B31" w:color="auto" w:val="clear"/>
+            <w:tcMar>
+              <w:top w:type="dxa" w:w="60"/>
+              <w:left w:type="dxa" w:w="100"/>
+              <w:bottom w:type="dxa" w:w="60"/>
+              <w:right w:type="dxa" w:w="100"/>
+            </w:tcMar>
+            <w:vAlign w:val="center"/>
+          </w:tcPr>
+          <w:p>
+            <w:pPr>
+              <w:spacing w:after="0" w:before="0" w:line="240"/>
+              <w:jc w:val="left"/>
+            </w:pPr>
+            <w:r>
+              <w:rPr>
+                <w:rFonts w:ascii="Arial" w:cs="Arial" w:eastAsia="Arial" w:hAnsi="Arial"/>
+                <w:b/>
+                <w:bCs/>
+                <w:color w:val="FFFFFF"/>
+                <w:sz w:val="18"/>
+                <w:szCs w:val="18"/>
+              </w:rPr>
+              <w:t xml:space="preserve">Сезон</w:t>
+            </w:r>
+          </w:p>
+        </w:tc>
+        <w:tc>
+          <w:tcPr>
+            <w:tcW w:type="dxa" w:w="1928"/>
+            <w:tcBorders>
+              <w:top w:val="single" w:color="D4D4D4" w:sz="2"/>
+              <w:left w:val="none"/>
+              <w:bottom w:val="single" w:color="D4D4D4" w:sz="2"/>
+              <w:right w:val="none"/>
+            </w:tcBorders>
+            <w:shd w:fill="9E1B31" w:color="auto" w:val="clear"/>
+            <w:tcMar>
+              <w:top w:type="dxa" w:w="60"/>
+              <w:left w:type="dxa" w:w="100"/>
+              <w:bottom w:type="dxa" w:w="60"/>
+              <w:right w:type="dxa" w:w="100"/>
+            </w:tcMar>
+            <w:vAlign w:val="center"/>
+          </w:tcPr>
+          <w:p>
+            <w:pPr>
+              <w:spacing w:after="0" w:before="0" w:line="240"/>
+              <w:jc w:val="right"/>
+            </w:pPr>
+            <w:r>
+              <w:rPr>
+                <w:rFonts w:ascii="Arial" w:cs="Arial" w:eastAsia="Arial" w:hAnsi="Arial"/>
+                <w:b/>
+                <w:bCs/>
+                <w:color w:val="FFFFFF"/>
+                <w:sz w:val="18"/>
+                <w:szCs w:val="18"/>
+              </w:rPr>
+              <w:t xml:space="preserve">Продаж</w:t>
+            </w:r>
+          </w:p>
+        </w:tc>
+        <w:tc>
+          <w:tcPr>
+            <w:tcW w:type="dxa" w:w="3084"/>
+            <w:tcBorders>
+              <w:top w:val="single" w:color="D4D4D4" w:sz="2"/>
+              <w:left w:val="none"/>
+              <w:bottom w:val="single" w:color="D4D4D4" w:sz="2"/>
+              <w:right w:val="none"/>
+            </w:tcBorders>
+            <w:shd w:fill="9E1B31" w:color="auto" w:val="clear"/>
+            <w:tcMar>
+              <w:top w:type="dxa" w:w="60"/>
+              <w:left w:type="dxa" w:w="100"/>
+              <w:bottom w:type="dxa" w:w="60"/>
+              <w:right w:type="dxa" w:w="100"/>
+            </w:tcMar>
+            <w:vAlign w:val="center"/>
+          </w:tcPr>
+          <w:p>
+            <w:pPr>
+              <w:spacing w:after="0" w:before="0" w:line="240"/>
+              <w:jc w:val="right"/>
+            </w:pPr>
+            <w:r>
+              <w:rPr>
+                <w:rFonts w:ascii="Arial" w:cs="Arial" w:eastAsia="Arial" w:hAnsi="Arial"/>
+                <w:b/>
+                <w:bCs/>
+                <w:color w:val="FFFFFF"/>
+                <w:sz w:val="18"/>
+                <w:szCs w:val="18"/>
+              </w:rPr>
+              <w:t xml:space="preserve">Лидов нужно (конверсия 3 %)</w:t>
+            </w:r>
+          </w:p>
+        </w:tc>
+        <w:tc>
+          <w:tcPr>
+            <w:tcW w:type="dxa" w:w="3084"/>
+            <w:tcBorders>
+              <w:top w:val="single" w:color="D4D4D4" w:sz="2"/>
+              <w:left w:val="none"/>
+              <w:bottom w:val="single" w:color="D4D4D4" w:sz="2"/>
+              <w:right w:val="none"/>
+            </w:tcBorders>
+            <w:shd w:fill="9E1B31" w:color="auto" w:val="clear"/>
+            <w:tcMar>
+              <w:top w:type="dxa" w:w="60"/>
+              <w:left w:type="dxa" w:w="100"/>
+              <w:bottom w:type="dxa" w:w="60"/>
+              <w:right w:type="dxa" w:w="100"/>
+            </w:tcMar>
+            <w:vAlign w:val="center"/>
+          </w:tcPr>
+          <w:p>
+            <w:pPr>
+              <w:spacing w:after="0" w:before="0" w:line="240"/>
+              <w:jc w:val="right"/>
+            </w:pPr>
+            <w:r>
+              <w:rPr>
+                <w:rFonts w:ascii="Arial" w:cs="Arial" w:eastAsia="Arial" w:hAnsi="Arial"/>
+                <w:b/>
+                <w:bCs/>
+                <w:color w:val="FFFFFF"/>
+                <w:sz w:val="18"/>
+                <w:szCs w:val="18"/>
+              </w:rPr>
+              <w:t xml:space="preserve">Маркетинг, ₽</w:t>
+            </w:r>
+          </w:p>
+        </w:tc>
+      </w:tr>
+      <w:tr>
+        <w:trPr>
+          <w:cantSplit/>
+        </w:trPr>
+        <w:tc>
+          <w:tcPr>
+            <w:tcW w:type="dxa" w:w="1542"/>
+            <w:tcBorders>
+              <w:top w:val="single" w:color="D4D4D4" w:sz="2"/>
+              <w:left w:val="none"/>
+              <w:bottom w:val="single" w:color="D4D4D4" w:sz="2"/>
+              <w:right w:val="none"/>
+            </w:tcBorders>
+            <w:tcMar>
+              <w:top w:type="dxa" w:w="60"/>
+              <w:left w:type="dxa" w:w="100"/>
+              <w:bottom w:type="dxa" w:w="60"/>
+              <w:right w:type="dxa" w:w="100"/>
+            </w:tcMar>
+            <w:vAlign w:val="center"/>
+          </w:tcPr>
+          <w:p>
+            <w:pPr>
+              <w:spacing w:after="0" w:before="0" w:line="240"/>
+              <w:jc w:val="left"/>
+            </w:pPr>
+            <w:r>
+              <w:rPr>
+                <w:rFonts w:ascii="Arial" w:cs="Arial" w:eastAsia="Arial" w:hAnsi="Arial"/>
+                <w:b w:val="false"/>
+                <w:bCs w:val="false"/>
+                <w:color w:val="1A1A1A"/>
+                <w:sz w:val="18"/>
+                <w:szCs w:val="18"/>
+              </w:rPr>
+              <w:t xml:space="preserve">1</w:t>
+            </w:r>
+          </w:p>
+        </w:tc>
+        <w:tc>
+          <w:tcPr>
+            <w:tcW w:type="dxa" w:w="1928"/>
+            <w:tcBorders>
+              <w:top w:val="single" w:color="D4D4D4" w:sz="2"/>
+              <w:left w:val="none"/>
+              <w:bottom w:val="single" w:color="D4D4D4" w:sz="2"/>
+              <w:right w:val="none"/>
+            </w:tcBorders>
+            <w:tcMar>
+              <w:top w:type="dxa" w:w="60"/>
+              <w:left w:type="dxa" w:w="100"/>
+              <w:bottom w:type="dxa" w:w="60"/>
+              <w:right w:type="dxa" w:w="100"/>
+            </w:tcMar>
+            <w:vAlign w:val="center"/>
+          </w:tcPr>
+          <w:p>
+            <w:pPr>
+              <w:spacing w:after="0" w:before="0" w:line="240"/>
+              <w:jc w:val="right"/>
+            </w:pPr>
+            <w:r>
+              <w:rPr>
+                <w:rFonts w:ascii="Arial" w:cs="Arial" w:eastAsia="Arial" w:hAnsi="Arial"/>
+                <w:b w:val="false"/>
+                <w:bCs w:val="false"/>
+                <w:color w:val="1A1A1A"/>
+                <w:sz w:val="18"/>
+                <w:szCs w:val="18"/>
+              </w:rPr>
+              <w:t xml:space="preserve">66</w:t>
+            </w:r>
+          </w:p>
+        </w:tc>
+        <w:tc>
+          <w:tcPr>
+            <w:tcW w:type="dxa" w:w="3084"/>
+            <w:tcBorders>
+              <w:top w:val="single" w:color="D4D4D4" w:sz="2"/>
+              <w:left w:val="none"/>
+              <w:bottom w:val="single" w:color="D4D4D4" w:sz="2"/>
+              <w:right w:val="none"/>
+            </w:tcBorders>
+            <w:tcMar>
+              <w:top w:type="dxa" w:w="60"/>
+              <w:left w:type="dxa" w:w="100"/>
+              <w:bottom w:type="dxa" w:w="60"/>
+              <w:right w:type="dxa" w:w="100"/>
+            </w:tcMar>
+            <w:vAlign w:val="center"/>
+          </w:tcPr>
+          <w:p>
+            <w:pPr>
+              <w:spacing w:after="0" w:before="0" w:line="240"/>
+              <w:jc w:val="right"/>
+            </w:pPr>
+            <w:r>
+              <w:rPr>
+                <w:rFonts w:ascii="Arial" w:cs="Arial" w:eastAsia="Arial" w:hAnsi="Arial"/>
+                <w:b w:val="false"/>
+                <w:bCs w:val="false"/>
+                <w:color w:val="1A1A1A"/>
+                <w:sz w:val="18"/>
+                <w:szCs w:val="18"/>
+              </w:rPr>
+              <w:t xml:space="preserve">2 200</w:t>
+            </w:r>
+          </w:p>
+        </w:tc>
+        <w:tc>
+          <w:tcPr>
+            <w:tcW w:type="dxa" w:w="3084"/>
+            <w:tcBorders>
+              <w:top w:val="single" w:color="D4D4D4" w:sz="2"/>
+              <w:left w:val="none"/>
+              <w:bottom w:val="single" w:color="D4D4D4" w:sz="2"/>
+              <w:right w:val="none"/>
+            </w:tcBorders>
+            <w:tcMar>
+              <w:top w:type="dxa" w:w="60"/>
+              <w:left w:type="dxa" w:w="100"/>
+              <w:bottom w:type="dxa" w:w="60"/>
+              <w:right w:type="dxa" w:w="100"/>
+            </w:tcMar>
+            <w:vAlign w:val="center"/>
+          </w:tcPr>
+          <w:p>
+            <w:pPr>
+              <w:spacing w:after="0" w:before="0" w:line="240"/>
+              <w:jc w:val="right"/>
+            </w:pPr>
+            <w:r>
+              <w:rPr>
+                <w:rFonts w:ascii="Arial" w:cs="Arial" w:eastAsia="Arial" w:hAnsi="Arial"/>
+                <w:b/>
+                <w:bCs/>
+                <w:color w:val="1A1A1A"/>
+                <w:sz w:val="18"/>
+                <w:szCs w:val="18"/>
+              </w:rPr>
+              <w:t xml:space="preserve">14 764 333</w:t>
+            </w:r>
+          </w:p>
+        </w:tc>
+      </w:tr>
+      <w:tr>
+        <w:trPr>
+          <w:cantSplit/>
+        </w:trPr>
+        <w:tc>
+          <w:tcPr>
+            <w:tcW w:type="dxa" w:w="1542"/>
+            <w:tcBorders>
+              <w:top w:val="single" w:color="D4D4D4" w:sz="2"/>
+              <w:left w:val="none"/>
+              <w:bottom w:val="single" w:color="D4D4D4" w:sz="2"/>
+              <w:right w:val="none"/>
+            </w:tcBorders>
+            <w:shd w:fill="F5F5F5" w:color="auto" w:val="clear"/>
+            <w:tcMar>
+              <w:top w:type="dxa" w:w="60"/>
+              <w:left w:type="dxa" w:w="100"/>
+              <w:bottom w:type="dxa" w:w="60"/>
+              <w:right w:type="dxa" w:w="100"/>
+            </w:tcMar>
+            <w:vAlign w:val="center"/>
+          </w:tcPr>
+          <w:p>
+            <w:pPr>
+              <w:spacing w:after="0" w:before="0" w:line="240"/>
+              <w:jc w:val="left"/>
+            </w:pPr>
+            <w:r>
+              <w:rPr>
+                <w:rFonts w:ascii="Arial" w:cs="Arial" w:eastAsia="Arial" w:hAnsi="Arial"/>
+                <w:b w:val="false"/>
+                <w:bCs w:val="false"/>
+                <w:color w:val="1A1A1A"/>
+                <w:sz w:val="18"/>
+                <w:szCs w:val="18"/>
+              </w:rPr>
+              <w:t xml:space="preserve">2</w:t>
+            </w:r>
+          </w:p>
+        </w:tc>
+        <w:tc>
+          <w:tcPr>
+            <w:tcW w:type="dxa" w:w="1928"/>
+            <w:tcBorders>
+              <w:top w:val="single" w:color="D4D4D4" w:sz="2"/>
+              <w:left w:val="none"/>
+              <w:bottom w:val="single" w:color="D4D4D4" w:sz="2"/>
+              <w:right w:val="none"/>
+            </w:tcBorders>
+            <w:shd w:fill="F5F5F5" w:color="auto" w:val="clear"/>
+            <w:tcMar>
+              <w:top w:type="dxa" w:w="60"/>
+              <w:left w:type="dxa" w:w="100"/>
+              <w:bottom w:type="dxa" w:w="60"/>
+              <w:right w:type="dxa" w:w="100"/>
+            </w:tcMar>
+            <w:vAlign w:val="center"/>
+          </w:tcPr>
+          <w:p>
+            <w:pPr>
+              <w:spacing w:after="0" w:before="0" w:line="240"/>
+              <w:jc w:val="right"/>
+            </w:pPr>
+            <w:r>
+              <w:rPr>
+                <w:rFonts w:ascii="Arial" w:cs="Arial" w:eastAsia="Arial" w:hAnsi="Arial"/>
+                <w:b w:val="false"/>
+                <w:bCs w:val="false"/>
+                <w:color w:val="1A1A1A"/>
+                <w:sz w:val="18"/>
+                <w:szCs w:val="18"/>
+              </w:rPr>
+              <w:t xml:space="preserve">72</w:t>
+            </w:r>
+          </w:p>
+        </w:tc>
+        <w:tc>
+          <w:tcPr>
+            <w:tcW w:type="dxa" w:w="3084"/>
+            <w:tcBorders>
+              <w:top w:val="single" w:color="D4D4D4" w:sz="2"/>
+              <w:left w:val="none"/>
+              <w:bottom w:val="single" w:color="D4D4D4" w:sz="2"/>
+              <w:right w:val="none"/>
+            </w:tcBorders>
+            <w:shd w:fill="F5F5F5" w:color="auto" w:val="clear"/>
+            <w:tcMar>
+              <w:top w:type="dxa" w:w="60"/>
+              <w:left w:type="dxa" w:w="100"/>
+              <w:bottom w:type="dxa" w:w="60"/>
+              <w:right w:type="dxa" w:w="100"/>
+            </w:tcMar>
+            <w:vAlign w:val="center"/>
+          </w:tcPr>
+          <w:p>
+            <w:pPr>
+              <w:spacing w:after="0" w:before="0" w:line="240"/>
+              <w:jc w:val="right"/>
+            </w:pPr>
+            <w:r>
+              <w:rPr>
+                <w:rFonts w:ascii="Arial" w:cs="Arial" w:eastAsia="Arial" w:hAnsi="Arial"/>
+                <w:b w:val="false"/>
+                <w:bCs w:val="false"/>
+                <w:color w:val="1A1A1A"/>
+                <w:sz w:val="18"/>
+                <w:szCs w:val="18"/>
+              </w:rPr>
+              <w:t xml:space="preserve">2 400</w:t>
+            </w:r>
+          </w:p>
+        </w:tc>
+        <w:tc>
+          <w:tcPr>
+            <w:tcW w:type="dxa" w:w="3084"/>
+            <w:tcBorders>
+              <w:top w:val="single" w:color="D4D4D4" w:sz="2"/>
+              <w:left w:val="none"/>
+              <w:bottom w:val="single" w:color="D4D4D4" w:sz="2"/>
+              <w:right w:val="none"/>
+            </w:tcBorders>
+            <w:shd w:fill="F5F5F5" w:color="auto" w:val="clear"/>
+            <w:tcMar>
+              <w:top w:type="dxa" w:w="60"/>
+              <w:left w:type="dxa" w:w="100"/>
+              <w:bottom w:type="dxa" w:w="60"/>
+              <w:right w:type="dxa" w:w="100"/>
+            </w:tcMar>
+            <w:vAlign w:val="center"/>
+          </w:tcPr>
+          <w:p>
+            <w:pPr>
+              <w:spacing w:after="0" w:before="0" w:line="240"/>
+              <w:jc w:val="right"/>
+            </w:pPr>
+            <w:r>
+              <w:rPr>
+                <w:rFonts w:ascii="Arial" w:cs="Arial" w:eastAsia="Arial" w:hAnsi="Arial"/>
+                <w:b/>
+                <w:bCs/>
+                <w:color w:val="1A1A1A"/>
+                <w:sz w:val="18"/>
+                <w:szCs w:val="18"/>
+              </w:rPr>
+              <w:t xml:space="preserve">13 482 668</w:t>
+            </w:r>
+          </w:p>
+        </w:tc>
+      </w:tr>
+      <w:tr>
+        <w:trPr>
+          <w:cantSplit/>
+        </w:trPr>
+        <w:tc>
+          <w:tcPr>
+            <w:tcW w:type="dxa" w:w="1542"/>
+            <w:tcBorders>
+              <w:top w:val="single" w:color="D4D4D4" w:sz="2"/>
+              <w:left w:val="none"/>
+              <w:bottom w:val="single" w:color="D4D4D4" w:sz="2"/>
+              <w:right w:val="none"/>
+            </w:tcBorders>
+            <w:tcMar>
+              <w:top w:type="dxa" w:w="60"/>
+              <w:left w:type="dxa" w:w="100"/>
+              <w:bottom w:type="dxa" w:w="60"/>
+              <w:right w:type="dxa" w:w="100"/>
+            </w:tcMar>
+            <w:vAlign w:val="center"/>
+          </w:tcPr>
+          <w:p>
+            <w:pPr>
+              <w:spacing w:after="0" w:before="0" w:line="240"/>
+              <w:jc w:val="left"/>
+            </w:pPr>
+            <w:r>
+              <w:rPr>
+                <w:rFonts w:ascii="Arial" w:cs="Arial" w:eastAsia="Arial" w:hAnsi="Arial"/>
+                <w:b w:val="false"/>
+                <w:bCs w:val="false"/>
+                <w:color w:val="1A1A1A"/>
+                <w:sz w:val="18"/>
+                <w:szCs w:val="18"/>
+              </w:rPr>
+              <w:t xml:space="preserve">3</w:t>
+            </w:r>
+          </w:p>
+        </w:tc>
+        <w:tc>
+          <w:tcPr>
+            <w:tcW w:type="dxa" w:w="1928"/>
+            <w:tcBorders>
+              <w:top w:val="single" w:color="D4D4D4" w:sz="2"/>
+              <w:left w:val="none"/>
+              <w:bottom w:val="single" w:color="D4D4D4" w:sz="2"/>
+              <w:right w:val="none"/>
+            </w:tcBorders>
+            <w:tcMar>
+              <w:top w:type="dxa" w:w="60"/>
+              <w:left w:type="dxa" w:w="100"/>
+              <w:bottom w:type="dxa" w:w="60"/>
+              <w:right w:type="dxa" w:w="100"/>
+            </w:tcMar>
+            <w:vAlign w:val="center"/>
+          </w:tcPr>
+          <w:p>
+            <w:pPr>
+              <w:spacing w:after="0" w:before="0" w:line="240"/>
+              <w:jc w:val="right"/>
+            </w:pPr>
+            <w:r>
+              <w:rPr>
+                <w:rFonts w:ascii="Arial" w:cs="Arial" w:eastAsia="Arial" w:hAnsi="Arial"/>
+                <w:b w:val="false"/>
+                <w:bCs w:val="false"/>
+                <w:color w:val="1A1A1A"/>
+                <w:sz w:val="18"/>
+                <w:szCs w:val="18"/>
+              </w:rPr>
+              <w:t xml:space="preserve">72</w:t>
+            </w:r>
+          </w:p>
+        </w:tc>
+        <w:tc>
+          <w:tcPr>
+            <w:tcW w:type="dxa" w:w="3084"/>
+            <w:tcBorders>
+              <w:top w:val="single" w:color="D4D4D4" w:sz="2"/>
+              <w:left w:val="none"/>
+              <w:bottom w:val="single" w:color="D4D4D4" w:sz="2"/>
+              <w:right w:val="none"/>
+            </w:tcBorders>
+            <w:tcMar>
+              <w:top w:type="dxa" w:w="60"/>
+              <w:left w:type="dxa" w:w="100"/>
+              <w:bottom w:type="dxa" w:w="60"/>
+              <w:right w:type="dxa" w:w="100"/>
+            </w:tcMar>
+            <w:vAlign w:val="center"/>
+          </w:tcPr>
+          <w:p>
+            <w:pPr>
+              <w:spacing w:after="0" w:before="0" w:line="240"/>
+              <w:jc w:val="right"/>
+            </w:pPr>
+            <w:r>
+              <w:rPr>
+                <w:rFonts w:ascii="Arial" w:cs="Arial" w:eastAsia="Arial" w:hAnsi="Arial"/>
+                <w:b w:val="false"/>
+                <w:bCs w:val="false"/>
+                <w:color w:val="1A1A1A"/>
+                <w:sz w:val="18"/>
+                <w:szCs w:val="18"/>
+              </w:rPr>
+              <w:t xml:space="preserve">2 400</w:t>
+            </w:r>
+          </w:p>
+        </w:tc>
+        <w:tc>
+          <w:tcPr>
+            <w:tcW w:type="dxa" w:w="3084"/>
+            <w:tcBorders>
+              <w:top w:val="single" w:color="D4D4D4" w:sz="2"/>
+              <w:left w:val="none"/>
+              <w:bottom w:val="single" w:color="D4D4D4" w:sz="2"/>
+              <w:right w:val="none"/>
+            </w:tcBorders>
+            <w:tcMar>
+              <w:top w:type="dxa" w:w="60"/>
+              <w:left w:type="dxa" w:w="100"/>
+              <w:bottom w:type="dxa" w:w="60"/>
+              <w:right w:type="dxa" w:w="100"/>
+            </w:tcMar>
+            <w:vAlign w:val="center"/>
+          </w:tcPr>
+          <w:p>
+            <w:pPr>
+              <w:spacing w:after="0" w:before="0" w:line="240"/>
+              <w:jc w:val="right"/>
+            </w:pPr>
+            <w:r>
+              <w:rPr>
+                <w:rFonts w:ascii="Arial" w:cs="Arial" w:eastAsia="Arial" w:hAnsi="Arial"/>
+                <w:b/>
+                <w:bCs/>
+                <w:color w:val="1A1A1A"/>
+                <w:sz w:val="18"/>
+                <w:szCs w:val="18"/>
+              </w:rPr>
+              <w:t xml:space="preserve">13 791 392</w:t>
+            </w:r>
+          </w:p>
+        </w:tc>
+      </w:tr>
+      <w:tr>
+        <w:trPr>
+          <w:cantSplit/>
+        </w:trPr>
+        <w:tc>
+          <w:tcPr>
+            <w:tcW w:type="dxa" w:w="1542"/>
+            <w:tcBorders>
+              <w:top w:val="single" w:color="D4D4D4" w:sz="2"/>
+              <w:left w:val="none"/>
+              <w:bottom w:val="single" w:color="D4D4D4" w:sz="2"/>
+              <w:right w:val="none"/>
+            </w:tcBorders>
+            <w:shd w:fill="F5F5F5" w:color="auto" w:val="clear"/>
+            <w:tcMar>
+              <w:top w:type="dxa" w:w="60"/>
+              <w:left w:type="dxa" w:w="100"/>
+              <w:bottom w:type="dxa" w:w="60"/>
+              <w:right w:type="dxa" w:w="100"/>
+            </w:tcMar>
+            <w:vAlign w:val="center"/>
+          </w:tcPr>
+          <w:p>
+            <w:pPr>
+              <w:spacing w:after="0" w:before="0" w:line="240"/>
+              <w:jc w:val="left"/>
+            </w:pPr>
+            <w:r>
+              <w:rPr>
+                <w:rFonts w:ascii="Arial" w:cs="Arial" w:eastAsia="Arial" w:hAnsi="Arial"/>
+                <w:b w:val="false"/>
+                <w:bCs w:val="false"/>
+                <w:color w:val="1A1A1A"/>
+                <w:sz w:val="18"/>
+                <w:szCs w:val="18"/>
+              </w:rPr>
+              <w:t xml:space="preserve">4</w:t>
+            </w:r>
+          </w:p>
+        </w:tc>
+        <w:tc>
+          <w:tcPr>
+            <w:tcW w:type="dxa" w:w="1928"/>
+            <w:tcBorders>
+              <w:top w:val="single" w:color="D4D4D4" w:sz="2"/>
+              <w:left w:val="none"/>
+              <w:bottom w:val="single" w:color="D4D4D4" w:sz="2"/>
+              <w:right w:val="none"/>
+            </w:tcBorders>
+            <w:shd w:fill="F5F5F5" w:color="auto" w:val="clear"/>
+            <w:tcMar>
+              <w:top w:type="dxa" w:w="60"/>
+              <w:left w:type="dxa" w:w="100"/>
+              <w:bottom w:type="dxa" w:w="60"/>
+              <w:right w:type="dxa" w:w="100"/>
+            </w:tcMar>
+            <w:vAlign w:val="center"/>
+          </w:tcPr>
+          <w:p>
+            <w:pPr>
+              <w:spacing w:after="0" w:before="0" w:line="240"/>
+              <w:jc w:val="right"/>
+            </w:pPr>
+            <w:r>
+              <w:rPr>
+                <w:rFonts w:ascii="Arial" w:cs="Arial" w:eastAsia="Arial" w:hAnsi="Arial"/>
+                <w:b w:val="false"/>
+                <w:bCs w:val="false"/>
+                <w:color w:val="1A1A1A"/>
+                <w:sz w:val="18"/>
+                <w:szCs w:val="18"/>
+              </w:rPr>
+              <w:t xml:space="preserve">60</w:t>
+            </w:r>
+          </w:p>
+        </w:tc>
+        <w:tc>
+          <w:tcPr>
+            <w:tcW w:type="dxa" w:w="3084"/>
+            <w:tcBorders>
+              <w:top w:val="single" w:color="D4D4D4" w:sz="2"/>
+              <w:left w:val="none"/>
+              <w:bottom w:val="single" w:color="D4D4D4" w:sz="2"/>
+              <w:right w:val="none"/>
+            </w:tcBorders>
+            <w:shd w:fill="F5F5F5" w:color="auto" w:val="clear"/>
+            <w:tcMar>
+              <w:top w:type="dxa" w:w="60"/>
+              <w:left w:type="dxa" w:w="100"/>
+              <w:bottom w:type="dxa" w:w="60"/>
+              <w:right w:type="dxa" w:w="100"/>
+            </w:tcMar>
+            <w:vAlign w:val="center"/>
+          </w:tcPr>
+          <w:p>
+            <w:pPr>
+              <w:spacing w:after="0" w:before="0" w:line="240"/>
+              <w:jc w:val="right"/>
+            </w:pPr>
+            <w:r>
+              <w:rPr>
+                <w:rFonts w:ascii="Arial" w:cs="Arial" w:eastAsia="Arial" w:hAnsi="Arial"/>
+                <w:b w:val="false"/>
+                <w:bCs w:val="false"/>
+                <w:color w:val="1A1A1A"/>
+                <w:sz w:val="18"/>
+                <w:szCs w:val="18"/>
+              </w:rPr>
+              <w:t xml:space="preserve">2 000</w:t>
+            </w:r>
+          </w:p>
+        </w:tc>
+        <w:tc>
+          <w:tcPr>
+            <w:tcW w:type="dxa" w:w="3084"/>
+            <w:tcBorders>
+              <w:top w:val="single" w:color="D4D4D4" w:sz="2"/>
+              <w:left w:val="none"/>
+              <w:bottom w:val="single" w:color="D4D4D4" w:sz="2"/>
+              <w:right w:val="none"/>
+            </w:tcBorders>
+            <w:shd w:fill="F5F5F5" w:color="auto" w:val="clear"/>
+            <w:tcMar>
+              <w:top w:type="dxa" w:w="60"/>
+              <w:left w:type="dxa" w:w="100"/>
+              <w:bottom w:type="dxa" w:w="60"/>
+              <w:right w:type="dxa" w:w="100"/>
+            </w:tcMar>
+            <w:vAlign w:val="center"/>
+          </w:tcPr>
+          <w:p>
+            <w:pPr>
+              <w:spacing w:after="0" w:before="0" w:line="240"/>
+              <w:jc w:val="right"/>
+            </w:pPr>
+            <w:r>
+              <w:rPr>
+                <w:rFonts w:ascii="Arial" w:cs="Arial" w:eastAsia="Arial" w:hAnsi="Arial"/>
+                <w:b/>
+                <w:bCs/>
+                <w:color w:val="1A1A1A"/>
+                <w:sz w:val="18"/>
+                <w:szCs w:val="18"/>
+              </w:rPr>
+              <w:t xml:space="preserve">12 450 455</w:t>
+            </w:r>
+          </w:p>
+        </w:tc>
+      </w:tr>
+      <w:tr>
+        <w:trPr>
+          <w:cantSplit/>
+        </w:trPr>
+        <w:tc>
+          <w:tcPr>
+            <w:tcW w:type="dxa" w:w="1542"/>
+            <w:tcBorders>
+              <w:top w:val="single" w:color="D4D4D4" w:sz="2"/>
+              <w:left w:val="none"/>
+              <w:bottom w:val="single" w:color="D4D4D4" w:sz="2"/>
+              <w:right w:val="none"/>
+            </w:tcBorders>
+            <w:tcMar>
+              <w:top w:type="dxa" w:w="60"/>
+              <w:left w:type="dxa" w:w="100"/>
+              <w:bottom w:type="dxa" w:w="60"/>
+              <w:right w:type="dxa" w:w="100"/>
+            </w:tcMar>
+            <w:vAlign w:val="center"/>
+          </w:tcPr>
+          <w:p>
+            <w:pPr>
+              <w:spacing w:after="0" w:before="0" w:line="240"/>
+              <w:jc w:val="left"/>
+            </w:pPr>
+            <w:r>
+              <w:rPr>
+                <w:rFonts w:ascii="Arial" w:cs="Arial" w:eastAsia="Arial" w:hAnsi="Arial"/>
+                <w:b w:val="false"/>
+                <w:bCs w:val="false"/>
+                <w:color w:val="1A1A1A"/>
+                <w:sz w:val="18"/>
+                <w:szCs w:val="18"/>
+              </w:rPr>
+              <w:t xml:space="preserve">5</w:t>
+            </w:r>
+          </w:p>
+        </w:tc>
+        <w:tc>
+          <w:tcPr>
+            <w:tcW w:type="dxa" w:w="1928"/>
+            <w:tcBorders>
+              <w:top w:val="single" w:color="D4D4D4" w:sz="2"/>
+              <w:left w:val="none"/>
+              <w:bottom w:val="single" w:color="D4D4D4" w:sz="2"/>
+              <w:right w:val="none"/>
+            </w:tcBorders>
+            <w:tcMar>
+              <w:top w:type="dxa" w:w="60"/>
+              <w:left w:type="dxa" w:w="100"/>
+              <w:bottom w:type="dxa" w:w="60"/>
+              <w:right w:type="dxa" w:w="100"/>
+            </w:tcMar>
+            <w:vAlign w:val="center"/>
+          </w:tcPr>
+          <w:p>
+            <w:pPr>
+              <w:spacing w:after="0" w:before="0" w:line="240"/>
+              <w:jc w:val="right"/>
+            </w:pPr>
+            <w:r>
+              <w:rPr>
+                <w:rFonts w:ascii="Arial" w:cs="Arial" w:eastAsia="Arial" w:hAnsi="Arial"/>
+                <w:b w:val="false"/>
+                <w:bCs w:val="false"/>
+                <w:color w:val="1A1A1A"/>
+                <w:sz w:val="18"/>
+                <w:szCs w:val="18"/>
+              </w:rPr>
+              <w:t xml:space="preserve">50</w:t>
+            </w:r>
+          </w:p>
+        </w:tc>
+        <w:tc>
+          <w:tcPr>
+            <w:tcW w:type="dxa" w:w="3084"/>
+            <w:tcBorders>
+              <w:top w:val="single" w:color="D4D4D4" w:sz="2"/>
+              <w:left w:val="none"/>
+              <w:bottom w:val="single" w:color="D4D4D4" w:sz="2"/>
+              <w:right w:val="none"/>
+            </w:tcBorders>
+            <w:tcMar>
+              <w:top w:type="dxa" w:w="60"/>
+              <w:left w:type="dxa" w:w="100"/>
+              <w:bottom w:type="dxa" w:w="60"/>
+              <w:right w:type="dxa" w:w="100"/>
+            </w:tcMar>
+            <w:vAlign w:val="center"/>
+          </w:tcPr>
+          <w:p>
+            <w:pPr>
+              <w:spacing w:after="0" w:before="0" w:line="240"/>
+              <w:jc w:val="right"/>
+            </w:pPr>
+            <w:r>
+              <w:rPr>
+                <w:rFonts w:ascii="Arial" w:cs="Arial" w:eastAsia="Arial" w:hAnsi="Arial"/>
+                <w:b w:val="false"/>
+                <w:bCs w:val="false"/>
+                <w:color w:val="1A1A1A"/>
+                <w:sz w:val="18"/>
+                <w:szCs w:val="18"/>
+              </w:rPr>
+              <w:t xml:space="preserve">1 667</w:t>
+            </w:r>
+          </w:p>
+        </w:tc>
+        <w:tc>
+          <w:tcPr>
+            <w:tcW w:type="dxa" w:w="3084"/>
+            <w:tcBorders>
+              <w:top w:val="single" w:color="D4D4D4" w:sz="2"/>
+              <w:left w:val="none"/>
+              <w:bottom w:val="single" w:color="D4D4D4" w:sz="2"/>
+              <w:right w:val="none"/>
+            </w:tcBorders>
+            <w:tcMar>
+              <w:top w:type="dxa" w:w="60"/>
+              <w:left w:type="dxa" w:w="100"/>
+              <w:bottom w:type="dxa" w:w="60"/>
+              <w:right w:type="dxa" w:w="100"/>
+            </w:tcMar>
+            <w:vAlign w:val="center"/>
+          </w:tcPr>
+          <w:p>
+            <w:pPr>
+              <w:spacing w:after="0" w:before="0" w:line="240"/>
+              <w:jc w:val="right"/>
+            </w:pPr>
+            <w:r>
+              <w:rPr>
+                <w:rFonts w:ascii="Arial" w:cs="Arial" w:eastAsia="Arial" w:hAnsi="Arial"/>
+                <w:b/>
+                <w:bCs/>
+                <w:color w:val="1A1A1A"/>
+                <w:sz w:val="18"/>
+                <w:szCs w:val="18"/>
+              </w:rPr>
+              <w:t xml:space="preserve">8 740 912</w:t>
+            </w:r>
+          </w:p>
+        </w:tc>
+      </w:tr>
+      <w:tr>
+        <w:trPr>
+          <w:cantSplit/>
+        </w:trPr>
+        <w:tc>
+          <w:tcPr>
+            <w:tcW w:type="dxa" w:w="1542"/>
+            <w:tcBorders>
+              <w:top w:val="single" w:color="D4D4D4" w:sz="2"/>
+              <w:left w:val="none"/>
+              <w:bottom w:val="single" w:color="D4D4D4" w:sz="2"/>
+              <w:right w:val="none"/>
+            </w:tcBorders>
+            <w:shd w:fill="F5F5F5" w:color="auto" w:val="clear"/>
+            <w:tcMar>
+              <w:top w:type="dxa" w:w="60"/>
+              <w:left w:type="dxa" w:w="100"/>
+              <w:bottom w:type="dxa" w:w="60"/>
+              <w:right w:type="dxa" w:w="100"/>
+            </w:tcMar>
+            <w:vAlign w:val="center"/>
+          </w:tcPr>
+          <w:p>
+            <w:pPr>
+              <w:spacing w:after="0" w:before="0" w:line="240"/>
+              <w:jc w:val="left"/>
+            </w:pPr>
+            <w:r>
+              <w:rPr>
+                <w:rFonts w:ascii="Arial" w:cs="Arial" w:eastAsia="Arial" w:hAnsi="Arial"/>
+                <w:b w:val="false"/>
+                <w:bCs w:val="false"/>
+                <w:color w:val="1A1A1A"/>
+                <w:sz w:val="18"/>
+                <w:szCs w:val="18"/>
+              </w:rPr>
+              <w:t xml:space="preserve">Итого</w:t>
+            </w:r>
+          </w:p>
+        </w:tc>
+        <w:tc>
+          <w:tcPr>
+            <w:tcW w:type="dxa" w:w="1928"/>
+            <w:tcBorders>
+              <w:top w:val="single" w:color="D4D4D4" w:sz="2"/>
+              <w:left w:val="none"/>
+              <w:bottom w:val="single" w:color="D4D4D4" w:sz="2"/>
+              <w:right w:val="none"/>
+            </w:tcBorders>
+            <w:shd w:fill="F5F5F5" w:color="auto" w:val="clear"/>
+            <w:tcMar>
+              <w:top w:type="dxa" w:w="60"/>
+              <w:left w:type="dxa" w:w="100"/>
+              <w:bottom w:type="dxa" w:w="60"/>
+              <w:right w:type="dxa" w:w="100"/>
+            </w:tcMar>
+            <w:vAlign w:val="center"/>
+          </w:tcPr>
+          <w:p>
+            <w:pPr>
+              <w:spacing w:after="0" w:before="0" w:line="240"/>
+              <w:jc w:val="right"/>
+            </w:pPr>
+            <w:r>
+              <w:rPr>
+                <w:rFonts w:ascii="Arial" w:cs="Arial" w:eastAsia="Arial" w:hAnsi="Arial"/>
+                <w:b w:val="false"/>
+                <w:bCs w:val="false"/>
+                <w:color w:val="1A1A1A"/>
+                <w:sz w:val="18"/>
+                <w:szCs w:val="18"/>
+              </w:rPr>
+              <w:t xml:space="preserve">320</w:t>
+            </w:r>
+          </w:p>
+        </w:tc>
+        <w:tc>
+          <w:tcPr>
+            <w:tcW w:type="dxa" w:w="3084"/>
+            <w:tcBorders>
+              <w:top w:val="single" w:color="D4D4D4" w:sz="2"/>
+              <w:left w:val="none"/>
+              <w:bottom w:val="single" w:color="D4D4D4" w:sz="2"/>
+              <w:right w:val="none"/>
+            </w:tcBorders>
+            <w:shd w:fill="F5F5F5" w:color="auto" w:val="clear"/>
+            <w:tcMar>
+              <w:top w:type="dxa" w:w="60"/>
+              <w:left w:type="dxa" w:w="100"/>
+              <w:bottom w:type="dxa" w:w="60"/>
+              <w:right w:type="dxa" w:w="100"/>
+            </w:tcMar>
+            <w:vAlign w:val="center"/>
+          </w:tcPr>
+          <w:p>
+            <w:pPr>
+              <w:spacing w:after="0" w:before="0" w:line="240"/>
+              <w:jc w:val="right"/>
+            </w:pPr>
+            <w:r>
+              <w:rPr>
+                <w:rFonts w:ascii="Arial" w:cs="Arial" w:eastAsia="Arial" w:hAnsi="Arial"/>
+                <w:b w:val="false"/>
+                <w:bCs w:val="false"/>
+                <w:color w:val="1A1A1A"/>
+                <w:sz w:val="18"/>
+                <w:szCs w:val="18"/>
+              </w:rPr>
+              <w:t xml:space="preserve">10 667</w:t>
+            </w:r>
+          </w:p>
+        </w:tc>
+        <w:tc>
+          <w:tcPr>
+            <w:tcW w:type="dxa" w:w="3084"/>
+            <w:tcBorders>
+              <w:top w:val="single" w:color="D4D4D4" w:sz="2"/>
+              <w:left w:val="none"/>
+              <w:bottom w:val="single" w:color="D4D4D4" w:sz="2"/>
+              <w:right w:val="none"/>
+            </w:tcBorders>
+            <w:shd w:fill="F5F5F5" w:color="auto" w:val="clear"/>
+            <w:tcMar>
+              <w:top w:type="dxa" w:w="60"/>
+              <w:left w:type="dxa" w:w="100"/>
+              <w:bottom w:type="dxa" w:w="60"/>
+              <w:right w:type="dxa" w:w="100"/>
+            </w:tcMar>
+            <w:vAlign w:val="center"/>
+          </w:tcPr>
+          <w:p>
+            <w:pPr>
+              <w:spacing w:after="0" w:before="0" w:line="240"/>
+              <w:jc w:val="right"/>
+            </w:pPr>
+            <w:r>
+              <w:rPr>
+                <w:rFonts w:ascii="Arial" w:cs="Arial" w:eastAsia="Arial" w:hAnsi="Arial"/>
+                <w:b/>
+                <w:bCs/>
+                <w:color w:val="1A1A1A"/>
+                <w:sz w:val="18"/>
+                <w:szCs w:val="18"/>
+              </w:rPr>
+              <w:t xml:space="preserve">63 229 760</w:t>
+            </w:r>
+          </w:p>
+        </w:tc>
+      </w:tr>
+    </w:tbl>
+    <w:p>
+      <w:pPr>
+        <w:spacing w:after="120" w:before="200" w:line="260"/>
+        <w:jc w:val="left"/>
+      </w:pPr>
+      <w:r>
+        <w:rPr>
+          <w:rFonts w:ascii="Arial" w:cs="Arial" w:eastAsia="Arial" w:hAnsi="Arial"/>
+          <w:b w:val="false"/>
+          <w:bCs w:val="false"/>
+          <w:i w:val="false"/>
+          <w:iCs w:val="false"/>
+          <w:color w:val="1A1A1A"/>
+          <w:sz w:val="20"/>
+          <w:szCs w:val="20"/>
+        </w:rPr>
+        <w:t xml:space="preserve">То есть: </w:t>
+      </w:r>
+      <w:r>
+        <w:rPr>
+          <w:rFonts w:ascii="Arial" w:cs="Arial" w:eastAsia="Arial" w:hAnsi="Arial"/>
+          <w:b/>
+          <w:bCs/>
+          <w:i w:val="false"/>
+          <w:iCs w:val="false"/>
+          <w:color w:val="1A1A1A"/>
+          <w:sz w:val="20"/>
+          <w:szCs w:val="20"/>
+        </w:rPr>
+        <w:t xml:space="preserve">178 лидов в месяц</w:t>
+      </w:r>
+      <w:r>
+        <w:rPr>
+          <w:rFonts w:ascii="Arial" w:cs="Arial" w:eastAsia="Arial" w:hAnsi="Arial"/>
+          <w:b w:val="false"/>
+          <w:bCs w:val="false"/>
+          <w:i w:val="false"/>
+          <w:iCs w:val="false"/>
+          <w:color w:val="1A1A1A"/>
+          <w:sz w:val="20"/>
+          <w:szCs w:val="20"/>
+        </w:rPr>
+        <w:t xml:space="preserve"> на протяжении пяти лет и </w:t>
+      </w:r>
+      <w:r>
+        <w:rPr>
+          <w:rFonts w:ascii="Arial" w:cs="Arial" w:eastAsia="Arial" w:hAnsi="Arial"/>
+          <w:b/>
+          <w:bCs/>
+          <w:i w:val="false"/>
+          <w:iCs w:val="false"/>
+          <w:color w:val="1A1A1A"/>
+          <w:sz w:val="20"/>
+          <w:szCs w:val="20"/>
+        </w:rPr>
+        <w:t xml:space="preserve">63,2 млн ₽</w:t>
+      </w:r>
+      <w:r>
+        <w:rPr>
+          <w:rFonts w:ascii="Arial" w:cs="Arial" w:eastAsia="Arial" w:hAnsi="Arial"/>
+          <w:b w:val="false"/>
+          <w:bCs w:val="false"/>
+          <w:i w:val="false"/>
+          <w:iCs w:val="false"/>
+          <w:color w:val="1A1A1A"/>
+          <w:sz w:val="20"/>
+          <w:szCs w:val="20"/>
+        </w:rPr>
+        <w:t xml:space="preserve"> маркетинга — таргет 160 тыс. ₽ на будущую продажу плюс ежегодные размещения на БИБОСС, TopFranchise и Forbes по 250 тыс. ₽.</w:t>
+      </w:r>
+    </w:p>
+    <w:p>
+      <w:pPr>
+        <w:spacing w:after="120" w:before="0" w:line="260"/>
+        <w:jc w:val="left"/>
+      </w:pPr>
+      <w:r>
+        <w:rPr>
+          <w:rFonts w:ascii="Arial" w:cs="Arial" w:eastAsia="Arial" w:hAnsi="Arial"/>
+          <w:b w:val="false"/>
+          <w:bCs w:val="false"/>
+          <w:i w:val="false"/>
+          <w:iCs w:val="false"/>
+          <w:color w:val="1A1A1A"/>
+          <w:sz w:val="20"/>
+          <w:szCs w:val="20"/>
+        </w:rPr>
+        <w:t xml:space="preserve">Это и есть первая проверка плана: не «верим ли мы в 66 продаж», а «обеспечиваем ли мы 2 200 заявок в первый сезон и держим ли конверсию 3 %».</w:t>
+      </w:r>
+    </w:p>
+    <w:p>
+      <w:pPr>
+        <w:pStyle w:val="Heading2"/>
+        <w:spacing w:after="80" w:before="240"/>
+      </w:pPr>
+      <w:r>
+        <w:rPr>
+          <w:rFonts w:ascii="Arial" w:cs="Arial" w:eastAsia="Arial" w:hAnsi="Arial"/>
+          <w:b/>
+          <w:bCs/>
+          <w:color w:val="1A1A1A"/>
+          <w:sz w:val="22"/>
+          <w:szCs w:val="22"/>
+        </w:rPr>
+        <w:t xml:space="preserve">Чем план не подтверждён</w:t>
+      </w:r>
+    </w:p>
+    <w:p>
+      <w:pPr>
+        <w:spacing w:after="120" w:before="0" w:line="260"/>
+        <w:jc w:val="left"/>
+      </w:pPr>
+      <w:r>
+        <w:rPr>
+          <w:rFonts w:ascii="Arial" w:cs="Arial" w:eastAsia="Arial" w:hAnsi="Arial"/>
+          <w:b w:val="false"/>
+          <w:bCs w:val="false"/>
+          <w:i w:val="false"/>
+          <w:iCs w:val="false"/>
+          <w:color w:val="1A1A1A"/>
+          <w:sz w:val="20"/>
+          <w:szCs w:val="20"/>
+        </w:rPr>
+        <w:t xml:space="preserve">Фактом. За сезон 25/26 паушальных взносов начислено </w:t>
+      </w:r>
+      <w:r>
+        <w:rPr>
+          <w:rFonts w:ascii="Arial" w:cs="Arial" w:eastAsia="Arial" w:hAnsi="Arial"/>
+          <w:b/>
+          <w:bCs/>
+          <w:i w:val="false"/>
+          <w:iCs w:val="false"/>
+          <w:color w:val="1A1A1A"/>
+          <w:sz w:val="20"/>
+          <w:szCs w:val="20"/>
+        </w:rPr>
+        <w:t xml:space="preserve">62 922 ₽ за одиннадцать месяцев</w:t>
+      </w:r>
+      <w:r>
+        <w:rPr>
+          <w:rFonts w:ascii="Arial" w:cs="Arial" w:eastAsia="Arial" w:hAnsi="Arial"/>
+          <w:b w:val="false"/>
+          <w:bCs w:val="false"/>
+          <w:i w:val="false"/>
+          <w:iCs w:val="false"/>
+          <w:color w:val="1A1A1A"/>
+          <w:sz w:val="20"/>
+          <w:szCs w:val="20"/>
+        </w:rPr>
+        <w:t xml:space="preserve"> — при среднем паушальном 937 767 ₽ с НДС это меньше одной полной продажи. Помесячно: 34 000 ₽ в ноябре, 17 000 в декабре, дальше по 1–5 тыс. Похоже на задатки и частичные оплаты, а не на закрытые сделки.</w:t>
+      </w:r>
+    </w:p>
+    <w:p>
+      <w:pPr>
+        <w:spacing w:after="120" w:before="0" w:line="260"/>
+        <w:jc w:val="left"/>
+      </w:pPr>
+      <w:r>
+        <w:rPr>
+          <w:rFonts w:ascii="Arial" w:cs="Arial" w:eastAsia="Arial" w:hAnsi="Arial"/>
+          <w:b w:val="false"/>
+          <w:bCs w:val="false"/>
+          <w:i w:val="false"/>
+          <w:iCs w:val="false"/>
+          <w:color w:val="1A1A1A"/>
+          <w:sz w:val="20"/>
+          <w:szCs w:val="20"/>
+        </w:rPr>
+        <w:t xml:space="preserve">Значит, план первого сезона в 66 продаж не опирается ни на один наблюдаемый месяц продаж. Это нужно понимать прямо, а не прятать.</w:t>
+      </w:r>
+    </w:p>
+    <w:p>
+      <w:pPr>
+        <w:pStyle w:val="Heading2"/>
+        <w:spacing w:after="80" w:before="240"/>
+      </w:pPr>
+      <w:r>
+        <w:rPr>
+          <w:rFonts w:ascii="Arial" w:cs="Arial" w:eastAsia="Arial" w:hAnsi="Arial"/>
+          <w:b/>
+          <w:bCs/>
+          <w:color w:val="1A1A1A"/>
+          <w:sz w:val="22"/>
+          <w:szCs w:val="22"/>
+        </w:rPr>
+        <w:t xml:space="preserve">На что можно апеллировать</w:t>
+      </w:r>
+    </w:p>
+    <w:p>
+      <w:pPr>
+        <w:spacing w:after="120" w:before="0" w:line="260"/>
+        <w:jc w:val="left"/>
+      </w:pPr>
+      <w:r>
+        <w:rPr>
+          <w:rFonts w:ascii="Arial" w:cs="Arial" w:eastAsia="Arial" w:hAnsi="Arial"/>
+          <w:b w:val="false"/>
+          <w:bCs w:val="false"/>
+          <w:i w:val="false"/>
+          <w:iCs w:val="false"/>
+          <w:color w:val="1A1A1A"/>
+          <w:sz w:val="20"/>
+          <w:szCs w:val="20"/>
+        </w:rPr>
+        <w:t xml:space="preserve">Три аргумента в пользу плана, которые в данных есть:</w:t>
+      </w:r>
+    </w:p>
+    <w:p>
+      <w:pPr>
+        <w:pStyle w:val="ListParagraph"/>
+        <w:numPr>
+          <w:ilvl w:val="0"/>
+          <w:numId w:val="4"/>
+        </w:numPr>
+        <w:spacing w:after="60" w:before="0" w:line="260"/>
+      </w:pPr>
+      <w:r>
+        <w:rPr>
+          <w:rFonts w:ascii="Arial" w:cs="Arial" w:eastAsia="Arial" w:hAnsi="Arial"/>
+          <w:b/>
+          <w:bCs/>
+          <w:i w:val="false"/>
+          <w:iCs w:val="false"/>
+          <w:color w:val="1A1A1A"/>
+          <w:sz w:val="20"/>
+          <w:szCs w:val="20"/>
+        </w:rPr>
+        <w:t xml:space="preserve">Сеть уже построена. </w:t>
+      </w:r>
+      <w:r>
+        <w:rPr>
+          <w:rFonts w:ascii="Arial" w:cs="Arial" w:eastAsia="Arial" w:hAnsi="Arial"/>
+          <w:b w:val="false"/>
+          <w:bCs w:val="false"/>
+          <w:i w:val="false"/>
+          <w:iCs w:val="false"/>
+          <w:color w:val="1A1A1A"/>
+          <w:sz w:val="20"/>
+          <w:szCs w:val="20"/>
+        </w:rPr>
+        <w:t xml:space="preserve">104 школы и 51 партнёр на сентябрь 2026 — канал продаж когда-то работал. Модель не знает, за сколько лет и с какой скоростью, но нулевой базы здесь нет.</w:t>
+      </w:r>
+    </w:p>
+    <w:p>
+      <w:pPr>
+        <w:pStyle w:val="ListParagraph"/>
+        <w:numPr>
+          <w:ilvl w:val="0"/>
+          <w:numId w:val="4"/>
+        </w:numPr>
+        <w:spacing w:after="60" w:before="0" w:line="260"/>
+      </w:pPr>
+      <w:r>
+        <w:rPr>
+          <w:rFonts w:ascii="Arial" w:cs="Arial" w:eastAsia="Arial" w:hAnsi="Arial"/>
+          <w:b/>
+          <w:bCs/>
+          <w:i w:val="false"/>
+          <w:iCs w:val="false"/>
+          <w:color w:val="1A1A1A"/>
+          <w:sz w:val="20"/>
+          <w:szCs w:val="20"/>
+        </w:rPr>
+        <w:t xml:space="preserve">Партнёр расширяется сам. </w:t>
+      </w:r>
+      <w:r>
+        <w:rPr>
+          <w:rFonts w:ascii="Arial" w:cs="Arial" w:eastAsia="Arial" w:hAnsi="Arial"/>
+          <w:b w:val="false"/>
+          <w:bCs w:val="false"/>
+          <w:i w:val="false"/>
+          <w:iCs w:val="false"/>
+          <w:color w:val="1A1A1A"/>
+          <w:sz w:val="20"/>
+          <w:szCs w:val="20"/>
+        </w:rPr>
+        <w:t xml:space="preserve">Действующая сеть даёт 2,04 школы на партнёра. Часть роста сети не требует новых продаж вообще — именно поэтому в модели коэффициент 1,5.</w:t>
+      </w:r>
+    </w:p>
+    <w:p>
+      <w:pPr>
+        <w:pStyle w:val="ListParagraph"/>
+        <w:numPr>
+          <w:ilvl w:val="0"/>
+          <w:numId w:val="4"/>
+        </w:numPr>
+        <w:spacing w:after="60" w:before="0" w:line="260"/>
+      </w:pPr>
+      <w:r>
+        <w:rPr>
+          <w:rFonts w:ascii="Arial" w:cs="Arial" w:eastAsia="Arial" w:hAnsi="Arial"/>
+          <w:b/>
+          <w:bCs/>
+          <w:i w:val="false"/>
+          <w:iCs w:val="false"/>
+          <w:color w:val="1A1A1A"/>
+          <w:sz w:val="20"/>
+          <w:szCs w:val="20"/>
+        </w:rPr>
+        <w:t xml:space="preserve">Маркетинг посчитан, а не предположен. </w:t>
+      </w:r>
+      <w:r>
+        <w:rPr>
+          <w:rFonts w:ascii="Arial" w:cs="Arial" w:eastAsia="Arial" w:hAnsi="Arial"/>
+          <w:b w:val="false"/>
+          <w:bCs w:val="false"/>
+          <w:i w:val="false"/>
+          <w:iCs w:val="false"/>
+          <w:color w:val="1A1A1A"/>
+          <w:sz w:val="20"/>
+          <w:szCs w:val="20"/>
+        </w:rPr>
+        <w:t xml:space="preserve">63,2 млн ₽ и 178 лидов в месяц — конкретное обязательство, которое можно сверять с фактом помесячно уже с первого месяца.</w:t>
+      </w:r>
+    </w:p>
+    <w:p>
+      <w:pPr>
+        <w:spacing w:after="120" w:before="160" w:line="260"/>
+        <w:jc w:val="left"/>
+      </w:pPr>
+      <w:r>
+        <w:rPr>
+          <w:rFonts w:ascii="Arial" w:cs="Arial" w:eastAsia="Arial" w:hAnsi="Arial"/>
+          <w:b w:val="false"/>
+          <w:bCs w:val="false"/>
+          <w:i w:val="false"/>
+          <w:iCs w:val="false"/>
+          <w:color w:val="1A1A1A"/>
+          <w:sz w:val="20"/>
+          <w:szCs w:val="20"/>
+        </w:rPr>
+        <w:t xml:space="preserve">Три числа, которых не хватает, чтобы план стал доказуемым:</w:t>
+      </w:r>
+    </w:p>
+    <w:p>
+      <w:pPr>
+        <w:pStyle w:val="ListParagraph"/>
+        <w:numPr>
+          <w:ilvl w:val="0"/>
+          <w:numId w:val="3"/>
+        </w:numPr>
+        <w:spacing w:after="60" w:before="0" w:line="260"/>
+      </w:pPr>
+      <w:r>
+        <w:rPr>
+          <w:rFonts w:ascii="Arial" w:cs="Arial" w:eastAsia="Arial" w:hAnsi="Arial"/>
+          <w:b w:val="false"/>
+          <w:bCs w:val="false"/>
+          <w:i w:val="false"/>
+          <w:iCs w:val="false"/>
+          <w:color w:val="1A1A1A"/>
+          <w:sz w:val="20"/>
+          <w:szCs w:val="20"/>
+        </w:rPr>
+        <w:t xml:space="preserve">продажи франшиз помесячно за сезоны 24/25 и 25/26;</w:t>
+      </w:r>
+    </w:p>
+    <w:p>
+      <w:pPr>
+        <w:pStyle w:val="ListParagraph"/>
+        <w:numPr>
+          <w:ilvl w:val="0"/>
+          <w:numId w:val="3"/>
+        </w:numPr>
+        <w:spacing w:after="60" w:before="0" w:line="260"/>
+      </w:pPr>
+      <w:r>
+        <w:rPr>
+          <w:rFonts w:ascii="Arial" w:cs="Arial" w:eastAsia="Arial" w:hAnsi="Arial"/>
+          <w:b w:val="false"/>
+          <w:bCs w:val="false"/>
+          <w:i w:val="false"/>
+          <w:iCs w:val="false"/>
+          <w:color w:val="1A1A1A"/>
+          <w:sz w:val="20"/>
+          <w:szCs w:val="20"/>
+        </w:rPr>
+        <w:t xml:space="preserve">фактическая конверсия «лид → продажа» — в модели допущение 3 %;</w:t>
+      </w:r>
+    </w:p>
+    <w:p>
+      <w:pPr>
+        <w:pStyle w:val="ListParagraph"/>
+        <w:numPr>
+          <w:ilvl w:val="0"/>
+          <w:numId w:val="3"/>
+        </w:numPr>
+        <w:spacing w:after="60" w:before="0" w:line="260"/>
+      </w:pPr>
+      <w:r>
+        <w:rPr>
+          <w:rFonts w:ascii="Arial" w:cs="Arial" w:eastAsia="Arial" w:hAnsi="Arial"/>
+          <w:b w:val="false"/>
+          <w:bCs w:val="false"/>
+          <w:i w:val="false"/>
+          <w:iCs w:val="false"/>
+          <w:color w:val="1A1A1A"/>
+          <w:sz w:val="20"/>
+          <w:szCs w:val="20"/>
+        </w:rPr>
+        <w:t xml:space="preserve">фактическая стоимость лида — в модели 160 тыс. ₽ на будущую продажу.</w:t>
+      </w:r>
+    </w:p>
+    <w:p>
+      <w:pPr>
+        <w:pStyle w:val="Heading2"/>
+        <w:spacing w:after="80" w:before="240"/>
+      </w:pPr>
+      <w:r>
+        <w:rPr>
+          <w:rFonts w:ascii="Arial" w:cs="Arial" w:eastAsia="Arial" w:hAnsi="Arial"/>
+          <w:b/>
+          <w:bCs/>
+          <w:color w:val="1A1A1A"/>
+          <w:sz w:val="22"/>
+          <w:szCs w:val="22"/>
+        </w:rPr>
+        <w:t xml:space="preserve">Сколько стоит невыполнение</w:t>
+      </w:r>
+    </w:p>
+    <w:p>
+      <w:pPr>
+        <w:spacing w:after="120" w:before="0" w:line="260"/>
+        <w:jc w:val="left"/>
+      </w:pPr>
+      <w:r>
+        <w:rPr>
+          <w:rFonts w:ascii="Arial" w:cs="Arial" w:eastAsia="Arial" w:hAnsi="Arial"/>
+          <w:b w:val="false"/>
+          <w:bCs w:val="false"/>
+          <w:i w:val="false"/>
+          <w:iCs w:val="false"/>
+          <w:color w:val="1A1A1A"/>
+          <w:sz w:val="20"/>
+          <w:szCs w:val="20"/>
+        </w:rPr>
+        <w:t xml:space="preserve">Модель к плану очень чувствительна. Если продажи окажутся на уровне базового плана v4 — 210 сделок вместо 320:</w:t>
+      </w:r>
+    </w:p>
+    <w:tbl>
+      <w:tblPr>
+        <w:tblW w:type="dxa" w:w="9638"/>
+        <w:tblBorders>
+          <w:top w:val="single" w:color="auto" w:sz="4"/>
+          <w:left w:val="single" w:color="auto" w:sz="4"/>
+          <w:bottom w:val="single" w:color="auto" w:sz="4"/>
+          <w:right w:val="single" w:color="auto" w:sz="4"/>
+          <w:insideH w:val="single" w:color="auto" w:sz="4"/>
+          <w:insideV w:val="single" w:color="auto" w:sz="4"/>
+        </w:tblBorders>
+        <w:tblLayout w:type="fixed"/>
+      </w:tblPr>
+      <w:tblGrid>
+        <w:gridCol w:w="3277"/>
+        <w:gridCol w:w="2120"/>
+        <w:gridCol w:w="2120"/>
+        <w:gridCol w:w="2121"/>
+      </w:tblGrid>
+      <w:tr>
+        <w:trPr>
+          <w:tblHeader/>
+        </w:trPr>
+        <w:tc>
+          <w:tcPr>
+            <w:tcW w:type="dxa" w:w="3277"/>
+            <w:tcBorders>
+              <w:top w:val="single" w:color="D4D4D4" w:sz="2"/>
+              <w:left w:val="none"/>
+              <w:bottom w:val="single" w:color="D4D4D4" w:sz="2"/>
+              <w:right w:val="none"/>
+            </w:tcBorders>
+            <w:shd w:fill="9E1B31" w:color="auto" w:val="clear"/>
+            <w:tcMar>
+              <w:top w:type="dxa" w:w="60"/>
+              <w:left w:type="dxa" w:w="100"/>
+              <w:bottom w:type="dxa" w:w="60"/>
+              <w:right w:type="dxa" w:w="100"/>
+            </w:tcMar>
+            <w:vAlign w:val="center"/>
+          </w:tcPr>
+          <w:p>
+            <w:pPr>
+              <w:spacing w:after="0" w:before="0" w:line="240"/>
+              <w:jc w:val="left"/>
+            </w:pPr>
+            <w:r>
+              <w:rPr>
+                <w:rFonts w:ascii="Arial" w:cs="Arial" w:eastAsia="Arial" w:hAnsi="Arial"/>
+                <w:b/>
+                <w:bCs/>
+                <w:color w:val="FFFFFF"/>
+                <w:sz w:val="18"/>
+                <w:szCs w:val="18"/>
+              </w:rPr>
+              <w:t xml:space="preserve">Показатель за 5 лет</w:t>
+            </w:r>
+          </w:p>
+        </w:tc>
+        <w:tc>
+          <w:tcPr>
+            <w:tcW w:type="dxa" w:w="2120"/>
+            <w:tcBorders>
+              <w:top w:val="single" w:color="D4D4D4" w:sz="2"/>
+              <w:left w:val="none"/>
+              <w:bottom w:val="single" w:color="D4D4D4" w:sz="2"/>
+              <w:right w:val="none"/>
+            </w:tcBorders>
+            <w:shd w:fill="9E1B31" w:color="auto" w:val="clear"/>
+            <w:tcMar>
+              <w:top w:type="dxa" w:w="60"/>
+              <w:left w:type="dxa" w:w="100"/>
+              <w:bottom w:type="dxa" w:w="60"/>
+              <w:right w:type="dxa" w:w="100"/>
+            </w:tcMar>
+            <w:vAlign w:val="center"/>
+          </w:tcPr>
+          <w:p>
+            <w:pPr>
+              <w:spacing w:after="0" w:before="0" w:line="240"/>
+              <w:jc w:val="right"/>
+            </w:pPr>
+            <w:r>
+              <w:rPr>
+                <w:rFonts w:ascii="Arial" w:cs="Arial" w:eastAsia="Arial" w:hAnsi="Arial"/>
+                <w:b/>
+                <w:bCs/>
+                <w:color w:val="FFFFFF"/>
+                <w:sz w:val="18"/>
+                <w:szCs w:val="18"/>
+              </w:rPr>
+              <w:t xml:space="preserve">план 320</w:t>
+            </w:r>
+          </w:p>
+        </w:tc>
+        <w:tc>
+          <w:tcPr>
+            <w:tcW w:type="dxa" w:w="2120"/>
+            <w:tcBorders>
+              <w:top w:val="single" w:color="D4D4D4" w:sz="2"/>
+              <w:left w:val="none"/>
+              <w:bottom w:val="single" w:color="D4D4D4" w:sz="2"/>
+              <w:right w:val="none"/>
+            </w:tcBorders>
+            <w:shd w:fill="9E1B31" w:color="auto" w:val="clear"/>
+            <w:tcMar>
+              <w:top w:type="dxa" w:w="60"/>
+              <w:left w:type="dxa" w:w="100"/>
+              <w:bottom w:type="dxa" w:w="60"/>
+              <w:right w:type="dxa" w:w="100"/>
+            </w:tcMar>
+            <w:vAlign w:val="center"/>
+          </w:tcPr>
+          <w:p>
+            <w:pPr>
+              <w:spacing w:after="0" w:before="0" w:line="240"/>
+              <w:jc w:val="right"/>
+            </w:pPr>
+            <w:r>
+              <w:rPr>
+                <w:rFonts w:ascii="Arial" w:cs="Arial" w:eastAsia="Arial" w:hAnsi="Arial"/>
+                <w:b/>
+                <w:bCs/>
+                <w:color w:val="FFFFFF"/>
+                <w:sz w:val="18"/>
+                <w:szCs w:val="18"/>
+              </w:rPr>
+              <w:t xml:space="preserve">план 210</w:t>
+            </w:r>
+          </w:p>
+        </w:tc>
+        <w:tc>
+          <w:tcPr>
+            <w:tcW w:type="dxa" w:w="2121"/>
+            <w:tcBorders>
+              <w:top w:val="single" w:color="D4D4D4" w:sz="2"/>
+              <w:left w:val="none"/>
+              <w:bottom w:val="single" w:color="D4D4D4" w:sz="2"/>
+              <w:right w:val="none"/>
+            </w:tcBorders>
+            <w:shd w:fill="9E1B31" w:color="auto" w:val="clear"/>
+            <w:tcMar>
+              <w:top w:type="dxa" w:w="60"/>
+              <w:left w:type="dxa" w:w="100"/>
+              <w:bottom w:type="dxa" w:w="60"/>
+              <w:right w:type="dxa" w:w="100"/>
+            </w:tcMar>
+            <w:vAlign w:val="center"/>
+          </w:tcPr>
+          <w:p>
+            <w:pPr>
+              <w:spacing w:after="0" w:before="0" w:line="240"/>
+              <w:jc w:val="right"/>
+            </w:pPr>
+            <w:r>
+              <w:rPr>
+                <w:rFonts w:ascii="Arial" w:cs="Arial" w:eastAsia="Arial" w:hAnsi="Arial"/>
+                <w:b/>
+                <w:bCs/>
+                <w:color w:val="FFFFFF"/>
+                <w:sz w:val="18"/>
+                <w:szCs w:val="18"/>
+              </w:rPr>
+              <w:t xml:space="preserve">дельта</w:t>
+            </w:r>
+          </w:p>
+        </w:tc>
+      </w:tr>
+      <w:tr>
+        <w:trPr>
+          <w:cantSplit/>
+        </w:trPr>
+        <w:tc>
+          <w:tcPr>
+            <w:tcW w:type="dxa" w:w="3277"/>
+            <w:tcBorders>
+              <w:top w:val="single" w:color="D4D4D4" w:sz="2"/>
+              <w:left w:val="none"/>
+              <w:bottom w:val="single" w:color="D4D4D4" w:sz="2"/>
+              <w:right w:val="none"/>
+            </w:tcBorders>
+            <w:tcMar>
+              <w:top w:type="dxa" w:w="60"/>
+              <w:left w:type="dxa" w:w="100"/>
+              <w:bottom w:type="dxa" w:w="60"/>
+              <w:right w:type="dxa" w:w="100"/>
+            </w:tcMar>
+            <w:vAlign w:val="center"/>
+          </w:tcPr>
+          <w:p>
+            <w:pPr>
+              <w:spacing w:after="0" w:before="0" w:line="240"/>
+              <w:jc w:val="left"/>
+            </w:pPr>
+            <w:r>
+              <w:rPr>
+                <w:rFonts w:ascii="Arial" w:cs="Arial" w:eastAsia="Arial" w:hAnsi="Arial"/>
+                <w:b w:val="false"/>
+                <w:bCs w:val="false"/>
+                <w:color w:val="1A1A1A"/>
+                <w:sz w:val="18"/>
+                <w:szCs w:val="18"/>
+              </w:rPr>
+              <w:t xml:space="preserve">EBITDA, ₽</w:t>
+            </w:r>
+          </w:p>
+        </w:tc>
+        <w:tc>
+          <w:tcPr>
+            <w:tcW w:type="dxa" w:w="2120"/>
+            <w:tcBorders>
+              <w:top w:val="single" w:color="D4D4D4" w:sz="2"/>
+              <w:left w:val="none"/>
+              <w:bottom w:val="single" w:color="D4D4D4" w:sz="2"/>
+              <w:right w:val="none"/>
+            </w:tcBorders>
+            <w:tcMar>
+              <w:top w:type="dxa" w:w="60"/>
+              <w:left w:type="dxa" w:w="100"/>
+              <w:bottom w:type="dxa" w:w="60"/>
+              <w:right w:type="dxa" w:w="100"/>
+            </w:tcMar>
+            <w:vAlign w:val="center"/>
+          </w:tcPr>
+          <w:p>
+            <w:pPr>
+              <w:spacing w:after="0" w:before="0" w:line="240"/>
+              <w:jc w:val="right"/>
+            </w:pPr>
+            <w:r>
+              <w:rPr>
+                <w:rFonts w:ascii="Arial" w:cs="Arial" w:eastAsia="Arial" w:hAnsi="Arial"/>
+                <w:b w:val="false"/>
+                <w:bCs w:val="false"/>
+                <w:color w:val="1A1A1A"/>
+                <w:sz w:val="18"/>
+                <w:szCs w:val="18"/>
+              </w:rPr>
+              <w:t xml:space="preserve">599 036 354</w:t>
+            </w:r>
+          </w:p>
+        </w:tc>
+        <w:tc>
+          <w:tcPr>
+            <w:tcW w:type="dxa" w:w="2120"/>
+            <w:tcBorders>
+              <w:top w:val="single" w:color="D4D4D4" w:sz="2"/>
+              <w:left w:val="none"/>
+              <w:bottom w:val="single" w:color="D4D4D4" w:sz="2"/>
+              <w:right w:val="none"/>
+            </w:tcBorders>
+            <w:tcMar>
+              <w:top w:type="dxa" w:w="60"/>
+              <w:left w:type="dxa" w:w="100"/>
+              <w:bottom w:type="dxa" w:w="60"/>
+              <w:right w:type="dxa" w:w="100"/>
+            </w:tcMar>
+            <w:vAlign w:val="center"/>
+          </w:tcPr>
+          <w:p>
+            <w:pPr>
+              <w:spacing w:after="0" w:before="0" w:line="240"/>
+              <w:jc w:val="right"/>
+            </w:pPr>
+            <w:r>
+              <w:rPr>
+                <w:rFonts w:ascii="Arial" w:cs="Arial" w:eastAsia="Arial" w:hAnsi="Arial"/>
+                <w:b w:val="false"/>
+                <w:bCs w:val="false"/>
+                <w:color w:val="1A1A1A"/>
+                <w:sz w:val="18"/>
+                <w:szCs w:val="18"/>
+              </w:rPr>
+              <w:t xml:space="preserve">359 920 135</w:t>
+            </w:r>
+          </w:p>
+        </w:tc>
+        <w:tc>
+          <w:tcPr>
+            <w:tcW w:type="dxa" w:w="2121"/>
+            <w:tcBorders>
+              <w:top w:val="single" w:color="D4D4D4" w:sz="2"/>
+              <w:left w:val="none"/>
+              <w:bottom w:val="single" w:color="D4D4D4" w:sz="2"/>
+              <w:right w:val="none"/>
+            </w:tcBorders>
+            <w:tcMar>
+              <w:top w:type="dxa" w:w="60"/>
+              <w:left w:type="dxa" w:w="100"/>
+              <w:bottom w:type="dxa" w:w="60"/>
+              <w:right w:type="dxa" w:w="100"/>
+            </w:tcMar>
+            <w:vAlign w:val="center"/>
+          </w:tcPr>
+          <w:p>
+            <w:pPr>
+              <w:spacing w:after="0" w:before="0" w:line="240"/>
+              <w:jc w:val="right"/>
+            </w:pPr>
+            <w:r>
+              <w:rPr>
+                <w:rFonts w:ascii="Arial" w:cs="Arial" w:eastAsia="Arial" w:hAnsi="Arial"/>
+                <w:b/>
+                <w:bCs/>
+                <w:color w:val="1A1A1A"/>
+                <w:sz w:val="18"/>
+                <w:szCs w:val="18"/>
+              </w:rPr>
+              <w:t xml:space="preserve">−239 116 219</w:t>
+            </w:r>
+          </w:p>
+        </w:tc>
+      </w:tr>
+      <w:tr>
+        <w:trPr>
+          <w:cantSplit/>
+        </w:trPr>
+        <w:tc>
+          <w:tcPr>
+            <w:tcW w:type="dxa" w:w="3277"/>
+            <w:tcBorders>
+              <w:top w:val="single" w:color="D4D4D4" w:sz="2"/>
+              <w:left w:val="none"/>
+              <w:bottom w:val="single" w:color="D4D4D4" w:sz="2"/>
+              <w:right w:val="none"/>
+            </w:tcBorders>
+            <w:shd w:fill="F5F5F5" w:color="auto" w:val="clear"/>
+            <w:tcMar>
+              <w:top w:type="dxa" w:w="60"/>
+              <w:left w:type="dxa" w:w="100"/>
+              <w:bottom w:type="dxa" w:w="60"/>
+              <w:right w:type="dxa" w:w="100"/>
+            </w:tcMar>
+            <w:vAlign w:val="center"/>
+          </w:tcPr>
+          <w:p>
+            <w:pPr>
+              <w:spacing w:after="0" w:before="0" w:line="240"/>
+              <w:jc w:val="left"/>
+            </w:pPr>
+            <w:r>
+              <w:rPr>
+                <w:rFonts w:ascii="Arial" w:cs="Arial" w:eastAsia="Arial" w:hAnsi="Arial"/>
+                <w:b w:val="false"/>
+                <w:bCs w:val="false"/>
+                <w:color w:val="1A1A1A"/>
+                <w:sz w:val="18"/>
+                <w:szCs w:val="18"/>
+              </w:rPr>
+              <w:t xml:space="preserve">Активные школы на конец, шт.</w:t>
+            </w:r>
+          </w:p>
+        </w:tc>
+        <w:tc>
+          <w:tcPr>
+            <w:tcW w:type="dxa" w:w="2120"/>
+            <w:tcBorders>
+              <w:top w:val="single" w:color="D4D4D4" w:sz="2"/>
+              <w:left w:val="none"/>
+              <w:bottom w:val="single" w:color="D4D4D4" w:sz="2"/>
+              <w:right w:val="none"/>
+            </w:tcBorders>
+            <w:shd w:fill="F5F5F5" w:color="auto" w:val="clear"/>
+            <w:tcMar>
+              <w:top w:type="dxa" w:w="60"/>
+              <w:left w:type="dxa" w:w="100"/>
+              <w:bottom w:type="dxa" w:w="60"/>
+              <w:right w:type="dxa" w:w="100"/>
+            </w:tcMar>
+            <w:vAlign w:val="center"/>
+          </w:tcPr>
+          <w:p>
+            <w:pPr>
+              <w:spacing w:after="0" w:before="0" w:line="240"/>
+              <w:jc w:val="right"/>
+            </w:pPr>
+            <w:r>
+              <w:rPr>
+                <w:rFonts w:ascii="Arial" w:cs="Arial" w:eastAsia="Arial" w:hAnsi="Arial"/>
+                <w:b w:val="false"/>
+                <w:bCs w:val="false"/>
+                <w:color w:val="1A1A1A"/>
+                <w:sz w:val="18"/>
+                <w:szCs w:val="18"/>
+              </w:rPr>
+              <w:t xml:space="preserve">451</w:t>
+            </w:r>
+          </w:p>
+        </w:tc>
+        <w:tc>
+          <w:tcPr>
+            <w:tcW w:type="dxa" w:w="2120"/>
+            <w:tcBorders>
+              <w:top w:val="single" w:color="D4D4D4" w:sz="2"/>
+              <w:left w:val="none"/>
+              <w:bottom w:val="single" w:color="D4D4D4" w:sz="2"/>
+              <w:right w:val="none"/>
+            </w:tcBorders>
+            <w:shd w:fill="F5F5F5" w:color="auto" w:val="clear"/>
+            <w:tcMar>
+              <w:top w:type="dxa" w:w="60"/>
+              <w:left w:type="dxa" w:w="100"/>
+              <w:bottom w:type="dxa" w:w="60"/>
+              <w:right w:type="dxa" w:w="100"/>
+            </w:tcMar>
+            <w:vAlign w:val="center"/>
+          </w:tcPr>
+          <w:p>
+            <w:pPr>
+              <w:spacing w:after="0" w:before="0" w:line="240"/>
+              <w:jc w:val="right"/>
+            </w:pPr>
+            <w:r>
+              <w:rPr>
+                <w:rFonts w:ascii="Arial" w:cs="Arial" w:eastAsia="Arial" w:hAnsi="Arial"/>
+                <w:b w:val="false"/>
+                <w:bCs w:val="false"/>
+                <w:color w:val="1A1A1A"/>
+                <w:sz w:val="18"/>
+                <w:szCs w:val="18"/>
+              </w:rPr>
+              <w:t xml:space="preserve">276</w:t>
+            </w:r>
+          </w:p>
+        </w:tc>
+        <w:tc>
+          <w:tcPr>
+            <w:tcW w:type="dxa" w:w="2121"/>
+            <w:tcBorders>
+              <w:top w:val="single" w:color="D4D4D4" w:sz="2"/>
+              <w:left w:val="none"/>
+              <w:bottom w:val="single" w:color="D4D4D4" w:sz="2"/>
+              <w:right w:val="none"/>
+            </w:tcBorders>
+            <w:shd w:fill="F5F5F5" w:color="auto" w:val="clear"/>
+            <w:tcMar>
+              <w:top w:type="dxa" w:w="60"/>
+              <w:left w:type="dxa" w:w="100"/>
+              <w:bottom w:type="dxa" w:w="60"/>
+              <w:right w:type="dxa" w:w="100"/>
+            </w:tcMar>
+            <w:vAlign w:val="center"/>
+          </w:tcPr>
+          <w:p>
+            <w:pPr>
+              <w:spacing w:after="0" w:before="0" w:line="240"/>
+              <w:jc w:val="right"/>
+            </w:pPr>
+            <w:r>
+              <w:rPr>
+                <w:rFonts w:ascii="Arial" w:cs="Arial" w:eastAsia="Arial" w:hAnsi="Arial"/>
+                <w:b/>
+                <w:bCs/>
+                <w:color w:val="1A1A1A"/>
+                <w:sz w:val="18"/>
+                <w:szCs w:val="18"/>
+              </w:rPr>
+              <w:t xml:space="preserve">−175</w:t>
+            </w:r>
+          </w:p>
+        </w:tc>
+      </w:tr>
+      <w:tr>
+        <w:trPr>
+          <w:cantSplit/>
+        </w:trPr>
+        <w:tc>
+          <w:tcPr>
+            <w:tcW w:type="dxa" w:w="3277"/>
+            <w:tcBorders>
+              <w:top w:val="single" w:color="D4D4D4" w:sz="2"/>
+              <w:left w:val="none"/>
+              <w:bottom w:val="single" w:color="D4D4D4" w:sz="2"/>
+              <w:right w:val="none"/>
+            </w:tcBorders>
+            <w:tcMar>
+              <w:top w:type="dxa" w:w="60"/>
+              <w:left w:type="dxa" w:w="100"/>
+              <w:bottom w:type="dxa" w:w="60"/>
+              <w:right w:type="dxa" w:w="100"/>
+            </w:tcMar>
+            <w:vAlign w:val="center"/>
+          </w:tcPr>
+          <w:p>
+            <w:pPr>
+              <w:spacing w:after="0" w:before="0" w:line="240"/>
+              <w:jc w:val="left"/>
+            </w:pPr>
+            <w:r>
+              <w:rPr>
+                <w:rFonts w:ascii="Arial" w:cs="Arial" w:eastAsia="Arial" w:hAnsi="Arial"/>
+                <w:b w:val="false"/>
+                <w:bCs w:val="false"/>
+                <w:color w:val="1A1A1A"/>
+                <w:sz w:val="18"/>
+                <w:szCs w:val="18"/>
+              </w:rPr>
+              <w:t xml:space="preserve">Деньги на конец, ₽</w:t>
+            </w:r>
+          </w:p>
+        </w:tc>
+        <w:tc>
+          <w:tcPr>
+            <w:tcW w:type="dxa" w:w="2120"/>
+            <w:tcBorders>
+              <w:top w:val="single" w:color="D4D4D4" w:sz="2"/>
+              <w:left w:val="none"/>
+              <w:bottom w:val="single" w:color="D4D4D4" w:sz="2"/>
+              <w:right w:val="none"/>
+            </w:tcBorders>
+            <w:tcMar>
+              <w:top w:type="dxa" w:w="60"/>
+              <w:left w:type="dxa" w:w="100"/>
+              <w:bottom w:type="dxa" w:w="60"/>
+              <w:right w:type="dxa" w:w="100"/>
+            </w:tcMar>
+            <w:vAlign w:val="center"/>
+          </w:tcPr>
+          <w:p>
+            <w:pPr>
+              <w:spacing w:after="0" w:before="0" w:line="240"/>
+              <w:jc w:val="right"/>
+            </w:pPr>
+            <w:r>
+              <w:rPr>
+                <w:rFonts w:ascii="Arial" w:cs="Arial" w:eastAsia="Arial" w:hAnsi="Arial"/>
+                <w:b w:val="false"/>
+                <w:bCs w:val="false"/>
+                <w:color w:val="1A1A1A"/>
+                <w:sz w:val="18"/>
+                <w:szCs w:val="18"/>
+              </w:rPr>
+              <w:t xml:space="preserve">400 539 937</w:t>
+            </w:r>
+          </w:p>
+        </w:tc>
+        <w:tc>
+          <w:tcPr>
+            <w:tcW w:type="dxa" w:w="2120"/>
+            <w:tcBorders>
+              <w:top w:val="single" w:color="D4D4D4" w:sz="2"/>
+              <w:left w:val="none"/>
+              <w:bottom w:val="single" w:color="D4D4D4" w:sz="2"/>
+              <w:right w:val="none"/>
+            </w:tcBorders>
+            <w:tcMar>
+              <w:top w:type="dxa" w:w="60"/>
+              <w:left w:type="dxa" w:w="100"/>
+              <w:bottom w:type="dxa" w:w="60"/>
+              <w:right w:type="dxa" w:w="100"/>
+            </w:tcMar>
+            <w:vAlign w:val="center"/>
+          </w:tcPr>
+          <w:p>
+            <w:pPr>
+              <w:spacing w:after="0" w:before="0" w:line="240"/>
+              <w:jc w:val="right"/>
+            </w:pPr>
+            <w:r>
+              <w:rPr>
+                <w:rFonts w:ascii="Arial" w:cs="Arial" w:eastAsia="Arial" w:hAnsi="Arial"/>
+                <w:b w:val="false"/>
+                <w:bCs w:val="false"/>
+                <w:color w:val="1A1A1A"/>
+                <w:sz w:val="18"/>
+                <w:szCs w:val="18"/>
+              </w:rPr>
+              <w:t xml:space="preserve">218 852 454</w:t>
+            </w:r>
+          </w:p>
+        </w:tc>
+        <w:tc>
+          <w:tcPr>
+            <w:tcW w:type="dxa" w:w="2121"/>
+            <w:tcBorders>
+              <w:top w:val="single" w:color="D4D4D4" w:sz="2"/>
+              <w:left w:val="none"/>
+              <w:bottom w:val="single" w:color="D4D4D4" w:sz="2"/>
+              <w:right w:val="none"/>
+            </w:tcBorders>
+            <w:tcMar>
+              <w:top w:type="dxa" w:w="60"/>
+              <w:left w:type="dxa" w:w="100"/>
+              <w:bottom w:type="dxa" w:w="60"/>
+              <w:right w:type="dxa" w:w="100"/>
+            </w:tcMar>
+            <w:vAlign w:val="center"/>
+          </w:tcPr>
+          <w:p>
+            <w:pPr>
+              <w:spacing w:after="0" w:before="0" w:line="240"/>
+              <w:jc w:val="right"/>
+            </w:pPr>
+            <w:r>
+              <w:rPr>
+                <w:rFonts w:ascii="Arial" w:cs="Arial" w:eastAsia="Arial" w:hAnsi="Arial"/>
+                <w:b/>
+                <w:bCs/>
+                <w:color w:val="1A1A1A"/>
+                <w:sz w:val="18"/>
+                <w:szCs w:val="18"/>
+              </w:rPr>
+              <w:t xml:space="preserve">−181 687 483</w:t>
+            </w:r>
+          </w:p>
+        </w:tc>
+      </w:tr>
+      <w:tr>
+        <w:trPr>
+          <w:cantSplit/>
+        </w:trPr>
+        <w:tc>
+          <w:tcPr>
+            <w:tcW w:type="dxa" w:w="3277"/>
+            <w:tcBorders>
+              <w:top w:val="single" w:color="D4D4D4" w:sz="2"/>
+              <w:left w:val="none"/>
+              <w:bottom w:val="single" w:color="D4D4D4" w:sz="2"/>
+              <w:right w:val="none"/>
+            </w:tcBorders>
+            <w:shd w:fill="F5F5F5" w:color="auto" w:val="clear"/>
+            <w:tcMar>
+              <w:top w:type="dxa" w:w="60"/>
+              <w:left w:type="dxa" w:w="100"/>
+              <w:bottom w:type="dxa" w:w="60"/>
+              <w:right w:type="dxa" w:w="100"/>
+            </w:tcMar>
+            <w:vAlign w:val="center"/>
+          </w:tcPr>
+          <w:p>
+            <w:pPr>
+              <w:spacing w:after="0" w:before="0" w:line="240"/>
+              <w:jc w:val="left"/>
+            </w:pPr>
+            <w:r>
+              <w:rPr>
+                <w:rFonts w:ascii="Arial" w:cs="Arial" w:eastAsia="Arial" w:hAnsi="Arial"/>
+                <w:b w:val="false"/>
+                <w:bCs w:val="false"/>
+                <w:color w:val="1A1A1A"/>
+                <w:sz w:val="18"/>
+                <w:szCs w:val="18"/>
+              </w:rPr>
+              <w:t xml:space="preserve">Минимальный остаток, ₽</w:t>
+            </w:r>
+          </w:p>
+        </w:tc>
+        <w:tc>
+          <w:tcPr>
+            <w:tcW w:type="dxa" w:w="2120"/>
+            <w:tcBorders>
+              <w:top w:val="single" w:color="D4D4D4" w:sz="2"/>
+              <w:left w:val="none"/>
+              <w:bottom w:val="single" w:color="D4D4D4" w:sz="2"/>
+              <w:right w:val="none"/>
+            </w:tcBorders>
+            <w:shd w:fill="F5F5F5" w:color="auto" w:val="clear"/>
+            <w:tcMar>
+              <w:top w:type="dxa" w:w="60"/>
+              <w:left w:type="dxa" w:w="100"/>
+              <w:bottom w:type="dxa" w:w="60"/>
+              <w:right w:type="dxa" w:w="100"/>
+            </w:tcMar>
+            <w:vAlign w:val="center"/>
+          </w:tcPr>
+          <w:p>
+            <w:pPr>
+              <w:spacing w:after="0" w:before="0" w:line="240"/>
+              <w:jc w:val="right"/>
+            </w:pPr>
+            <w:r>
+              <w:rPr>
+                <w:rFonts w:ascii="Arial" w:cs="Arial" w:eastAsia="Arial" w:hAnsi="Arial"/>
+                <w:b w:val="false"/>
+                <w:bCs w:val="false"/>
+                <w:color w:val="1A1A1A"/>
+                <w:sz w:val="18"/>
+                <w:szCs w:val="18"/>
+              </w:rPr>
+              <w:t xml:space="preserve">+723 716</w:t>
+            </w:r>
+          </w:p>
+        </w:tc>
+        <w:tc>
+          <w:tcPr>
+            <w:tcW w:type="dxa" w:w="2120"/>
+            <w:tcBorders>
+              <w:top w:val="single" w:color="D4D4D4" w:sz="2"/>
+              <w:left w:val="none"/>
+              <w:bottom w:val="single" w:color="D4D4D4" w:sz="2"/>
+              <w:right w:val="none"/>
+            </w:tcBorders>
+            <w:shd w:fill="F5F5F5" w:color="auto" w:val="clear"/>
+            <w:tcMar>
+              <w:top w:type="dxa" w:w="60"/>
+              <w:left w:type="dxa" w:w="100"/>
+              <w:bottom w:type="dxa" w:w="60"/>
+              <w:right w:type="dxa" w:w="100"/>
+            </w:tcMar>
+            <w:vAlign w:val="center"/>
+          </w:tcPr>
+          <w:p>
+            <w:pPr>
+              <w:spacing w:after="0" w:before="0" w:line="240"/>
+              <w:jc w:val="right"/>
+            </w:pPr>
+            <w:r>
+              <w:rPr>
+                <w:rFonts w:ascii="Arial" w:cs="Arial" w:eastAsia="Arial" w:hAnsi="Arial"/>
+                <w:b w:val="false"/>
+                <w:bCs w:val="false"/>
+                <w:color w:val="1A1A1A"/>
+                <w:sz w:val="18"/>
+                <w:szCs w:val="18"/>
+              </w:rPr>
+              <w:t xml:space="preserve">−8 037 558</w:t>
+            </w:r>
+          </w:p>
+        </w:tc>
+        <w:tc>
+          <w:tcPr>
+            <w:tcW w:type="dxa" w:w="2121"/>
+            <w:tcBorders>
+              <w:top w:val="single" w:color="D4D4D4" w:sz="2"/>
+              <w:left w:val="none"/>
+              <w:bottom w:val="single" w:color="D4D4D4" w:sz="2"/>
+              <w:right w:val="none"/>
+            </w:tcBorders>
+            <w:shd w:fill="F5F5F5" w:color="auto" w:val="clear"/>
+            <w:tcMar>
+              <w:top w:type="dxa" w:w="60"/>
+              <w:left w:type="dxa" w:w="100"/>
+              <w:bottom w:type="dxa" w:w="60"/>
+              <w:right w:type="dxa" w:w="100"/>
+            </w:tcMar>
+            <w:vAlign w:val="center"/>
+          </w:tcPr>
+          <w:p>
+            <w:pPr>
+              <w:spacing w:after="0" w:before="0" w:line="240"/>
+              <w:jc w:val="right"/>
+            </w:pPr>
+            <w:r>
+              <w:rPr>
+                <w:rFonts w:ascii="Arial" w:cs="Arial" w:eastAsia="Arial" w:hAnsi="Arial"/>
+                <w:b/>
+                <w:bCs/>
+                <w:color w:val="1A1A1A"/>
+                <w:sz w:val="18"/>
+                <w:szCs w:val="18"/>
+              </w:rPr>
+              <w:t xml:space="preserve">разрыв возвращается</w:t>
+            </w:r>
+          </w:p>
+        </w:tc>
+      </w:tr>
+    </w:tbl>
+    <w:p>
+      <w:pPr>
+        <w:spacing w:after="120" w:before="200" w:line="260"/>
+        <w:jc w:val="left"/>
+      </w:pPr>
+      <w:r>
+        <w:rPr>
+          <w:rFonts w:ascii="Arial" w:cs="Arial" w:eastAsia="Arial" w:hAnsi="Arial"/>
+          <w:b w:val="false"/>
+          <w:bCs w:val="false"/>
+          <w:i w:val="false"/>
+          <w:iCs w:val="false"/>
+          <w:color w:val="1A1A1A"/>
+          <w:sz w:val="20"/>
+          <w:szCs w:val="20"/>
+        </w:rPr>
+        <w:t xml:space="preserve">Это главный вывод раздела: план продаж — не деталь оформления, а параметр, от которого зависит, нужно ли компании внешнее финансирование. При 320 сделках не нужно, при 210 — нужно.</w:t>
+      </w:r>
+    </w:p>
+    <w:p>
+      <w:pPr>
+        <w:pStyle w:val="Heading1"/>
+        <w:pBdr>
+          <w:bottom w:val="single" w:color="9E1B31" w:sz="8" w:space="4"/>
+        </w:pBdr>
+        <w:spacing w:after="140" w:before="340"/>
+      </w:pPr>
+      <w:r>
+        <w:rPr>
+          <w:rFonts w:ascii="Arial" w:cs="Arial" w:eastAsia="Arial" w:hAnsi="Arial"/>
+          <w:b/>
+          <w:bCs/>
+          <w:color w:val="9E1B31"/>
+          <w:sz w:val="28"/>
+          <w:szCs w:val="28"/>
+        </w:rPr>
+        <w:t xml:space="preserve">7. Что осталось открытым</w:t>
+      </w:r>
+    </w:p>
+    <w:p>
+      <w:pPr>
+        <w:spacing w:after="120" w:before="0" w:line="260"/>
+        <w:jc w:val="left"/>
+      </w:pPr>
+      <w:r>
+        <w:rPr>
+          <w:rFonts w:ascii="Arial" w:cs="Arial" w:eastAsia="Arial" w:hAnsi="Arial"/>
+          <w:b w:val="false"/>
+          <w:bCs w:val="false"/>
+          <w:i w:val="false"/>
+          <w:iCs w:val="false"/>
+          <w:color w:val="1A1A1A"/>
+          <w:sz w:val="20"/>
+          <w:szCs w:val="20"/>
+        </w:rPr>
+        <w:t xml:space="preserve">Решает владелец модели, не расчёт.</w:t>
+      </w:r>
+    </w:p>
+    <w:p>
+      <w:pPr>
+        <w:pStyle w:val="ListParagraph"/>
+        <w:numPr>
+          <w:ilvl w:val="0"/>
+          <w:numId w:val="5"/>
+        </w:numPr>
+        <w:spacing w:after="60" w:before="0" w:line="260"/>
+      </w:pPr>
+      <w:r>
+        <w:rPr>
+          <w:rFonts w:ascii="Arial" w:cs="Arial" w:eastAsia="Arial" w:hAnsi="Arial"/>
+          <w:b/>
+          <w:bCs/>
+          <w:i w:val="false"/>
+          <w:iCs w:val="false"/>
+          <w:color w:val="1A1A1A"/>
+          <w:sz w:val="20"/>
+          <w:szCs w:val="20"/>
+        </w:rPr>
+        <w:t xml:space="preserve">Лаг открытия следующих школ партнёра</w:t>
+      </w:r>
+      <w:r>
+        <w:rPr>
+          <w:rFonts w:ascii="Arial" w:cs="Arial" w:eastAsia="Arial" w:hAnsi="Arial"/>
+          <w:b w:val="false"/>
+          <w:bCs w:val="false"/>
+          <w:i w:val="false"/>
+          <w:iCs w:val="false"/>
+          <w:color w:val="1A1A1A"/>
+          <w:sz w:val="20"/>
+          <w:szCs w:val="20"/>
+        </w:rPr>
+        <w:t xml:space="preserve"> — сейчас 3 месяца. Вилка EBITDA за пять лет:</w:t>
       </w:r>
     </w:p>
     <w:tbl>
@@ -4632,6 +10501,9 @@
         </w:tc>
       </w:tr>
       <w:tr>
+        <w:trPr>
+          <w:cantSplit/>
+        </w:trPr>
         <w:tc>
           <w:tcPr>
             <w:tcW w:type="dxa" w:w="1928"/>
@@ -4698,7 +10570,7 @@
                 <w:sz w:val="18"/>
                 <w:szCs w:val="18"/>
               </w:rPr>
-              <w:t xml:space="preserve">763</w:t>
+              <w:t xml:space="preserve">626</w:t>
             </w:r>
           </w:p>
         </w:tc>
@@ -4733,7 +10605,7 @@
                 <w:sz w:val="18"/>
                 <w:szCs w:val="18"/>
               </w:rPr>
-              <w:t xml:space="preserve">731</w:t>
+              <w:t xml:space="preserve">599</w:t>
             </w:r>
           </w:p>
         </w:tc>
@@ -4768,7 +10640,7 @@
                 <w:sz w:val="18"/>
                 <w:szCs w:val="18"/>
               </w:rPr>
-              <w:t xml:space="preserve">700</w:t>
+              <w:t xml:space="preserve">572</w:t>
             </w:r>
           </w:p>
         </w:tc>
@@ -4803,7 +10675,7 @@
                 <w:sz w:val="18"/>
                 <w:szCs w:val="18"/>
               </w:rPr>
-              <w:t xml:space="preserve">638</w:t>
+              <w:t xml:space="preserve">520</w:t>
             </w:r>
           </w:p>
         </w:tc>
@@ -4838,7 +10710,7 @@
                 <w:sz w:val="18"/>
                 <w:szCs w:val="18"/>
               </w:rPr>
-              <w:t xml:space="preserve">541</w:t>
+              <w:t xml:space="preserve">437</w:t>
             </w:r>
           </w:p>
         </w:tc>
@@ -4846,7 +10718,7 @@
     </w:tbl>
     <w:p>
       <w:pPr>
-        <w:spacing w:after="120" w:before="160" w:line="260"/>
+        <w:spacing w:after="120" w:before="120" w:line="260"/>
         <w:jc w:val="left"/>
       </w:pPr>
       <w:r>
@@ -4860,31 +10732,31 @@
           <w:sz w:val="18"/>
           <w:szCs w:val="18"/>
         </w:rPr>
-        <w:t xml:space="preserve">Факт даёт только нижнюю границу: пять наблюдаемых вторых школ открылись через 0–3 месяца, но окно наблюдения — один сезон. Параметр остаётся на решении владельца модели.</w:t>
+        <w:t xml:space="preserve">Факт даёт только нижнюю границу: пять наблюдаемых вторых школ открылись через 0–3 месяца, но окно наблюдения — один сезон.</w:t>
       </w:r>
     </w:p>
     <w:p>
       <w:pPr>
-        <w:pStyle w:val="Heading2"/>
-        <w:spacing w:after="80" w:before="240"/>
+        <w:pStyle w:val="ListParagraph"/>
+        <w:numPr>
+          <w:ilvl w:val="0"/>
+          <w:numId w:val="5"/>
+        </w:numPr>
+        <w:spacing w:after="60" w:before="0" w:line="260"/>
       </w:pPr>
       <w:r>
         <w:rPr>
           <w:rFonts w:ascii="Arial" w:cs="Arial" w:eastAsia="Arial" w:hAnsi="Arial"/>
           <w:b/>
           <w:bCs/>
+          <w:i w:val="false"/>
+          <w:iCs w:val="false"/>
           <w:color w:val="1A1A1A"/>
-          <w:sz w:val="22"/>
-          <w:szCs w:val="22"/>
-        </w:rPr>
-        <w:t xml:space="preserve">Постепенный набор детей</w:t>
-      </w:r>
-    </w:p>
-    <w:p>
-      <w:pPr>
-        <w:spacing w:after="120" w:before="0" w:line="260"/>
-        <w:jc w:val="left"/>
-      </w:pPr>
+          <w:sz w:val="20"/>
+          <w:szCs w:val="20"/>
+        </w:rPr>
+        <w:t xml:space="preserve">План продаж не подтверждён фактом</w:t>
+      </w:r>
       <w:r>
         <w:rPr>
           <w:rFonts w:ascii="Arial" w:cs="Arial" w:eastAsia="Arial" w:hAnsi="Arial"/>
@@ -4896,31 +10768,31 @@
           <w:sz w:val="20"/>
           <w:szCs w:val="20"/>
         </w:rPr>
-        <w:t xml:space="preserve">Принцип v4 сохранён: школа выходит на мощность этапами 1–12 месяцев, 13–24 месяца, зрелая (от 75 до 165 детей при полной загрузке). Заменён способ расчёта — вместо длинной формулы в помесячном листе используются когорты школ. Принцип роста не изменился.</w:t>
+        <w:t xml:space="preserve"> — см. раздел 6. Нужны продажи помесячно за 24/25 и 25/26, фактическая конверсия лида и стоимость лида.</w:t>
       </w:r>
     </w:p>
     <w:p>
       <w:pPr>
-        <w:pStyle w:val="Heading2"/>
-        <w:spacing w:after="80" w:before="240"/>
+        <w:pStyle w:val="ListParagraph"/>
+        <w:numPr>
+          <w:ilvl w:val="0"/>
+          <w:numId w:val="5"/>
+        </w:numPr>
+        <w:spacing w:after="60" w:before="0" w:line="260"/>
       </w:pPr>
       <w:r>
         <w:rPr>
           <w:rFonts w:ascii="Arial" w:cs="Arial" w:eastAsia="Arial" w:hAnsi="Arial"/>
           <w:b/>
           <w:bCs/>
+          <w:i w:val="false"/>
+          <w:iCs w:val="false"/>
           <w:color w:val="1A1A1A"/>
-          <w:sz w:val="22"/>
-          <w:szCs w:val="22"/>
-        </w:rPr>
-        <w:t xml:space="preserve">Тарифная матрица работает помесячно</w:t>
-      </w:r>
-    </w:p>
-    <w:p>
-      <w:pPr>
-        <w:spacing w:after="120" w:before="0" w:line="260"/>
-        <w:jc w:val="left"/>
-      </w:pPr>
+          <w:sz w:val="20"/>
+          <w:szCs w:val="20"/>
+        </w:rPr>
+        <w:t xml:space="preserve">Кассовый разрыв в негативном сценарии</w:t>
+      </w:r>
       <w:r>
         <w:rPr>
           <w:rFonts w:ascii="Arial" w:cs="Arial" w:eastAsia="Arial" w:hAnsi="Arial"/>
@@ -4932,31 +10804,31 @@
           <w:sz w:val="20"/>
           <w:szCs w:val="20"/>
         </w:rPr>
-        <w:t xml:space="preserve">Матрица «5 территорий × 4 формата» (паушальный от 390 тыс. до 1 490 тыс. ₽, дети от 12,5 до 250 на школу) была и в v4, но взвешенное среднее было статичным. Сейчас оно индексируется инфляцией помесячно вместе с ценами и расходами: паушальный 937 767 ₽ с НДС в первом сезоне, дальше по индексу.</w:t>
+        <w:t xml:space="preserve"> — девять месяцев, до −7,5 млн ₽.</w:t>
       </w:r>
     </w:p>
     <w:p>
       <w:pPr>
-        <w:pStyle w:val="Heading2"/>
-        <w:spacing w:after="80" w:before="240"/>
+        <w:pStyle w:val="ListParagraph"/>
+        <w:numPr>
+          <w:ilvl w:val="0"/>
+          <w:numId w:val="5"/>
+        </w:numPr>
+        <w:spacing w:after="60" w:before="0" w:line="260"/>
       </w:pPr>
       <w:r>
         <w:rPr>
           <w:rFonts w:ascii="Arial" w:cs="Arial" w:eastAsia="Arial" w:hAnsi="Arial"/>
           <w:b/>
           <w:bCs/>
+          <w:i w:val="false"/>
+          <w:iCs w:val="false"/>
           <w:color w:val="1A1A1A"/>
-          <w:sz w:val="22"/>
-          <w:szCs w:val="22"/>
-        </w:rPr>
-        <w:t xml:space="preserve">Кассовый разрыв закрывается правилом, а не деньгами</w:t>
-      </w:r>
-    </w:p>
-    <w:p>
-      <w:pPr>
-        <w:spacing w:after="120" w:before="0" w:line="260"/>
-        <w:jc w:val="left"/>
-      </w:pPr>
+          <w:sz w:val="20"/>
+          <w:szCs w:val="20"/>
+        </w:rPr>
+        <w:t xml:space="preserve">Месяцы закупок склада</w:t>
+      </w:r>
       <w:r>
         <w:rPr>
           <w:rFonts w:ascii="Arial" w:cs="Arial" w:eastAsia="Arial" w:hAnsi="Arial"/>
@@ -4968,101 +10840,7 @@
           <w:sz w:val="20"/>
           <w:szCs w:val="20"/>
         </w:rPr>
-        <w:t xml:space="preserve">В v4 отрицательный остаток закрывался строкой «Привлечено внешнего финансирования» — 4,5 млн ₽ в базовом сценарии и 26,4 млн ₽ в негативном. Откуда эти деньги и по какой ставке, модель не говорила.</w:t>
-      </w:r>
-    </w:p>
-    <w:p>
-      <w:pPr>
-        <w:spacing w:after="120" w:before="0" w:line="260"/>
-        <w:jc w:val="left"/>
-      </w:pPr>
-      <w:r>
-        <w:rPr>
-          <w:rFonts w:ascii="Arial" w:cs="Arial" w:eastAsia="Arial" w:hAnsi="Arial"/>
-          <w:b w:val="false"/>
-          <w:bCs w:val="false"/>
-          <w:i w:val="false"/>
-          <w:iCs w:val="false"/>
-          <w:color w:val="1A1A1A"/>
-          <w:sz w:val="20"/>
-          <w:szCs w:val="20"/>
-        </w:rPr>
-        <w:t xml:space="preserve">Сейчас такой строки нет: овердрафт владелец решил не заводить. Вместо неё действует ограничение — клубу возвращаем займ только тем, что остаётся сверх 10 млн ₽ на счёте и сверх резерва на ближайшую сезонную просадку. Результат: минимальный остаток за 60 месяцев +894 718 ₽, отрицательных месяцев нет, клубу возвращаются те же 50 млн ₽.</w:t>
-      </w:r>
-    </w:p>
-    <w:p>
-      <w:pPr>
-        <w:spacing w:after="120" w:before="0" w:line="260"/>
-        <w:jc w:val="left"/>
-      </w:pPr>
-      <w:r>
-        <w:rPr>
-          <w:rFonts w:ascii="Arial" w:cs="Arial" w:eastAsia="Arial" w:hAnsi="Arial"/>
-          <w:b w:val="false"/>
-          <w:bCs w:val="false"/>
-          <w:i/>
-          <w:iCs/>
-          <w:color w:val="595959"/>
-          <w:sz w:val="18"/>
-          <w:szCs w:val="18"/>
-        </w:rPr>
-        <w:t xml:space="preserve">В негативном сценарии разрыв остаётся — девять месяцев, до −7,5 млн ₽. Там он операционный, и это открытый вопрос к владельцу.</w:t>
-      </w:r>
-    </w:p>
-    <w:p>
-      <w:pPr>
-        <w:pStyle w:val="Heading2"/>
-        <w:spacing w:after="80" w:before="240"/>
-      </w:pPr>
-      <w:r>
-        <w:rPr>
-          <w:rFonts w:ascii="Arial" w:cs="Arial" w:eastAsia="Arial" w:hAnsi="Arial"/>
-          <w:b/>
-          <w:bCs/>
-          <w:color w:val="1A1A1A"/>
-          <w:sz w:val="22"/>
-          <w:szCs w:val="22"/>
-        </w:rPr>
-        <w:t xml:space="preserve">БДР и БДДС разведены</w:t>
-      </w:r>
-    </w:p>
-    <w:p>
-      <w:pPr>
-        <w:spacing w:after="120" w:before="0" w:line="260"/>
-        <w:jc w:val="left"/>
-      </w:pPr>
-      <w:r>
-        <w:rPr>
-          <w:rFonts w:ascii="Arial" w:cs="Arial" w:eastAsia="Arial" w:hAnsi="Arial"/>
-          <w:b w:val="false"/>
-          <w:bCs w:val="false"/>
-          <w:i w:val="false"/>
-          <w:iCs w:val="false"/>
-          <w:color w:val="1A1A1A"/>
-          <w:sz w:val="20"/>
-          <w:szCs w:val="20"/>
-        </w:rPr>
-        <w:t xml:space="preserve">В v4 начисление и деньги жили в одном помесячном листе. Сейчас это разные блоки, а расхождение между ними объясняется складом, займом и авансами. Сходимость проверяется формулой «мост от EBITDA к денежному потоку»: контроль должен давать ноль.</w:t>
-      </w:r>
-    </w:p>
-    <w:p>
-      <w:pPr>
-        <w:pStyle w:val="Heading1"/>
-        <w:pBdr>
-          <w:bottom w:val="single" w:color="9E1B31" w:sz="8" w:space="4"/>
-        </w:pBdr>
-        <w:spacing w:after="140" w:before="340"/>
-      </w:pPr>
-      <w:r>
-        <w:rPr>
-          <w:rFonts w:ascii="Arial" w:cs="Arial" w:eastAsia="Arial" w:hAnsi="Arial"/>
-          <w:b/>
-          <w:bCs/>
-          <w:color w:val="9E1B31"/>
-          <w:sz w:val="28"/>
-          <w:szCs w:val="28"/>
-        </w:rPr>
-        <w:t xml:space="preserve">4. Что добавилось, чего в v4 не было</w:t>
+        <w:t xml:space="preserve"> — квартальная закупка до цели одним платежом бьёт по кассе; помесячное пополнение сгладило бы её.</w:t>
       </w:r>
     </w:p>
     <w:p>
@@ -5070,1552 +10848,7 @@
         <w:pStyle w:val="ListParagraph"/>
         <w:numPr>
           <w:ilvl w:val="0"/>
-          <w:numId w:val="2"/>
-        </w:numPr>
-        <w:spacing w:after="60" w:before="0" w:line="260"/>
-      </w:pPr>
-      <w:r>
-        <w:rPr>
-          <w:rFonts w:ascii="Arial" w:cs="Arial" w:eastAsia="Arial" w:hAnsi="Arial"/>
-          <w:b w:val="false"/>
-          <w:bCs w:val="false"/>
-          <w:i w:val="false"/>
-          <w:iCs w:val="false"/>
-          <w:color w:val="1A1A1A"/>
-          <w:sz w:val="20"/>
-          <w:szCs w:val="20"/>
-        </w:rPr>
-        <w:t xml:space="preserve">Лагеря — участники, выручка, расходы, авансы и проживание. Сейчас выключены и ждут решения владельца.</w:t>
-      </w:r>
-    </w:p>
-    <w:p>
-      <w:pPr>
-        <w:pStyle w:val="ListParagraph"/>
-        <w:numPr>
-          <w:ilvl w:val="0"/>
-          <w:numId w:val="2"/>
-        </w:numPr>
-        <w:spacing w:after="60" w:before="0" w:line="260"/>
-      </w:pPr>
-      <w:r>
-        <w:rPr>
-          <w:rFonts w:ascii="Arial" w:cs="Arial" w:eastAsia="Arial" w:hAnsi="Arial"/>
-          <w:b w:val="false"/>
-          <w:bCs w:val="false"/>
-          <w:i w:val="false"/>
-          <w:iCs w:val="false"/>
-          <w:color w:val="1A1A1A"/>
-          <w:sz w:val="20"/>
-          <w:szCs w:val="20"/>
-        </w:rPr>
-        <w:t xml:space="preserve">Факт сезона 25/26 — помесячный P&amp;L за сентябрь 2025 — июль 2026 и реестр начислений за октябрь 2025 — август 2026. Выручка 26,44 млн ₽, EBITDA −23,68 млн ₽. Включается в итог переключателем на дашборде.</w:t>
-      </w:r>
-    </w:p>
-    <w:p>
-      <w:pPr>
-        <w:pStyle w:val="ListParagraph"/>
-        <w:numPr>
-          <w:ilvl w:val="0"/>
-          <w:numId w:val="2"/>
-        </w:numPr>
-        <w:spacing w:after="60" w:before="0" w:line="260"/>
-      </w:pPr>
-      <w:r>
-        <w:rPr>
-          <w:rFonts w:ascii="Arial" w:cs="Arial" w:eastAsia="Arial" w:hAnsi="Arial"/>
-          <w:b w:val="false"/>
-          <w:bCs w:val="false"/>
-          <w:i w:val="false"/>
-          <w:iCs w:val="false"/>
-          <w:color w:val="1A1A1A"/>
-          <w:sz w:val="20"/>
-          <w:szCs w:val="20"/>
-        </w:rPr>
-        <w:t xml:space="preserve">Чувствительность — отдельный расчёт по шести драйверам.</w:t>
-      </w:r>
-    </w:p>
-    <w:p>
-      <w:pPr>
-        <w:pStyle w:val="ListParagraph"/>
-        <w:numPr>
-          <w:ilvl w:val="0"/>
-          <w:numId w:val="2"/>
-        </w:numPr>
-        <w:spacing w:after="60" w:before="0" w:line="260"/>
-      </w:pPr>
-      <w:r>
-        <w:rPr>
-          <w:rFonts w:ascii="Arial" w:cs="Arial" w:eastAsia="Arial" w:hAnsi="Arial"/>
-          <w:b w:val="false"/>
-          <w:bCs w:val="false"/>
-          <w:i w:val="false"/>
-          <w:iCs w:val="false"/>
-          <w:color w:val="1A1A1A"/>
-          <w:sz w:val="20"/>
-          <w:szCs w:val="20"/>
-        </w:rPr>
-        <w:t xml:space="preserve">Расчёт от любой даты старта: веса плана продаж и согласованный мерч ищутся по календарю, а не по номеру столбца.</w:t>
-      </w:r>
-    </w:p>
-    <w:p>
-      <w:pPr>
-        <w:pStyle w:val="Heading1"/>
-        <w:pBdr>
-          <w:bottom w:val="single" w:color="9E1B31" w:sz="8" w:space="4"/>
-        </w:pBdr>
-        <w:spacing w:after="140" w:before="340"/>
-      </w:pPr>
-      <w:r>
-        <w:rPr>
-          <w:rFonts w:ascii="Arial" w:cs="Arial" w:eastAsia="Arial" w:hAnsi="Arial"/>
-          <w:b/>
-          <w:bCs/>
-          <w:color w:val="9E1B31"/>
-          <w:sz w:val="28"/>
-          <w:szCs w:val="28"/>
-        </w:rPr>
-        <w:t xml:space="preserve">5. Результаты: было и стало</w:t>
-      </w:r>
-    </w:p>
-    <w:p>
-      <w:pPr>
-        <w:spacing w:after="120" w:before="0" w:line="260"/>
-        <w:jc w:val="left"/>
-      </w:pPr>
-      <w:r>
-        <w:rPr>
-          <w:rFonts w:ascii="Arial" w:cs="Arial" w:eastAsia="Arial" w:hAnsi="Arial"/>
-          <w:b w:val="false"/>
-          <w:bCs w:val="false"/>
-          <w:i w:val="false"/>
-          <w:iCs w:val="false"/>
-          <w:color w:val="1A1A1A"/>
-          <w:sz w:val="20"/>
-          <w:szCs w:val="20"/>
-        </w:rPr>
-        <w:t xml:space="preserve">Базовый сценарий сегодня соответствует позитивному плану v4 — 320 продаж против 317, — поэтому даны обе колонки старого файла.</w:t>
-      </w:r>
-    </w:p>
-    <w:tbl>
-      <w:tblPr>
-        <w:tblW w:type="dxa" w:w="9638"/>
-        <w:tblBorders>
-          <w:top w:val="single" w:color="auto" w:sz="4"/>
-          <w:left w:val="single" w:color="auto" w:sz="4"/>
-          <w:bottom w:val="single" w:color="auto" w:sz="4"/>
-          <w:right w:val="single" w:color="auto" w:sz="4"/>
-          <w:insideH w:val="single" w:color="auto" w:sz="4"/>
-          <w:insideV w:val="single" w:color="auto" w:sz="4"/>
-        </w:tblBorders>
-        <w:tblLayout w:type="fixed"/>
-      </w:tblPr>
-      <w:tblGrid>
-        <w:gridCol w:w="3277"/>
-        <w:gridCol w:w="2120"/>
-        <w:gridCol w:w="2120"/>
-        <w:gridCol w:w="2121"/>
-      </w:tblGrid>
-      <w:tr>
-        <w:trPr>
-          <w:tblHeader/>
-        </w:trPr>
-        <w:tc>
-          <w:tcPr>
-            <w:tcW w:type="dxa" w:w="3277"/>
-            <w:tcBorders>
-              <w:top w:val="single" w:color="D4D4D4" w:sz="2"/>
-              <w:left w:val="none"/>
-              <w:bottom w:val="single" w:color="D4D4D4" w:sz="2"/>
-              <w:right w:val="none"/>
-            </w:tcBorders>
-            <w:shd w:fill="9E1B31" w:color="auto" w:val="clear"/>
-            <w:tcMar>
-              <w:top w:type="dxa" w:w="60"/>
-              <w:left w:type="dxa" w:w="100"/>
-              <w:bottom w:type="dxa" w:w="60"/>
-              <w:right w:type="dxa" w:w="100"/>
-            </w:tcMar>
-            <w:vAlign w:val="center"/>
-          </w:tcPr>
-          <w:p>
-            <w:pPr>
-              <w:spacing w:after="0" w:before="0" w:line="240"/>
-              <w:jc w:val="left"/>
-            </w:pPr>
-            <w:r>
-              <w:rPr>
-                <w:rFonts w:ascii="Arial" w:cs="Arial" w:eastAsia="Arial" w:hAnsi="Arial"/>
-                <w:b/>
-                <w:bCs/>
-                <w:color w:val="FFFFFF"/>
-                <w:sz w:val="18"/>
-                <w:szCs w:val="18"/>
-              </w:rPr>
-              <w:t xml:space="preserve">Показатель за 5 лет</w:t>
-            </w:r>
-          </w:p>
-        </w:tc>
-        <w:tc>
-          <w:tcPr>
-            <w:tcW w:type="dxa" w:w="2120"/>
-            <w:tcBorders>
-              <w:top w:val="single" w:color="D4D4D4" w:sz="2"/>
-              <w:left w:val="none"/>
-              <w:bottom w:val="single" w:color="D4D4D4" w:sz="2"/>
-              <w:right w:val="none"/>
-            </w:tcBorders>
-            <w:shd w:fill="9E1B31" w:color="auto" w:val="clear"/>
-            <w:tcMar>
-              <w:top w:type="dxa" w:w="60"/>
-              <w:left w:type="dxa" w:w="100"/>
-              <w:bottom w:type="dxa" w:w="60"/>
-              <w:right w:type="dxa" w:w="100"/>
-            </w:tcMar>
-            <w:vAlign w:val="center"/>
-          </w:tcPr>
-          <w:p>
-            <w:pPr>
-              <w:spacing w:after="0" w:before="0" w:line="240"/>
-              <w:jc w:val="right"/>
-            </w:pPr>
-            <w:r>
-              <w:rPr>
-                <w:rFonts w:ascii="Arial" w:cs="Arial" w:eastAsia="Arial" w:hAnsi="Arial"/>
-                <w:b/>
-                <w:bCs/>
-                <w:color w:val="FFFFFF"/>
-                <w:sz w:val="18"/>
-                <w:szCs w:val="18"/>
-              </w:rPr>
-              <w:t xml:space="preserve">v4 «Базовый»</w:t>
-            </w:r>
-          </w:p>
-        </w:tc>
-        <w:tc>
-          <w:tcPr>
-            <w:tcW w:type="dxa" w:w="2120"/>
-            <w:tcBorders>
-              <w:top w:val="single" w:color="D4D4D4" w:sz="2"/>
-              <w:left w:val="none"/>
-              <w:bottom w:val="single" w:color="D4D4D4" w:sz="2"/>
-              <w:right w:val="none"/>
-            </w:tcBorders>
-            <w:shd w:fill="9E1B31" w:color="auto" w:val="clear"/>
-            <w:tcMar>
-              <w:top w:type="dxa" w:w="60"/>
-              <w:left w:type="dxa" w:w="100"/>
-              <w:bottom w:type="dxa" w:w="60"/>
-              <w:right w:type="dxa" w:w="100"/>
-            </w:tcMar>
-            <w:vAlign w:val="center"/>
-          </w:tcPr>
-          <w:p>
-            <w:pPr>
-              <w:spacing w:after="0" w:before="0" w:line="240"/>
-              <w:jc w:val="right"/>
-            </w:pPr>
-            <w:r>
-              <w:rPr>
-                <w:rFonts w:ascii="Arial" w:cs="Arial" w:eastAsia="Arial" w:hAnsi="Arial"/>
-                <w:b/>
-                <w:bCs/>
-                <w:color w:val="FFFFFF"/>
-                <w:sz w:val="18"/>
-                <w:szCs w:val="18"/>
-              </w:rPr>
-              <w:t xml:space="preserve">v4 «Позитивный»</w:t>
-            </w:r>
-          </w:p>
-        </w:tc>
-        <w:tc>
-          <w:tcPr>
-            <w:tcW w:type="dxa" w:w="2121"/>
-            <w:tcBorders>
-              <w:top w:val="single" w:color="D4D4D4" w:sz="2"/>
-              <w:left w:val="none"/>
-              <w:bottom w:val="single" w:color="D4D4D4" w:sz="2"/>
-              <w:right w:val="none"/>
-            </w:tcBorders>
-            <w:shd w:fill="9E1B31" w:color="auto" w:val="clear"/>
-            <w:tcMar>
-              <w:top w:type="dxa" w:w="60"/>
-              <w:left w:type="dxa" w:w="100"/>
-              <w:bottom w:type="dxa" w:w="60"/>
-              <w:right w:type="dxa" w:w="100"/>
-            </w:tcMar>
-            <w:vAlign w:val="center"/>
-          </w:tcPr>
-          <w:p>
-            <w:pPr>
-              <w:spacing w:after="0" w:before="0" w:line="240"/>
-              <w:jc w:val="right"/>
-            </w:pPr>
-            <w:r>
-              <w:rPr>
-                <w:rFonts w:ascii="Arial" w:cs="Arial" w:eastAsia="Arial" w:hAnsi="Arial"/>
-                <w:b/>
-                <w:bCs/>
-                <w:color w:val="FFFFFF"/>
-                <w:sz w:val="18"/>
-                <w:szCs w:val="18"/>
-              </w:rPr>
-              <w:t xml:space="preserve">Сейчас «Базовый»</w:t>
-            </w:r>
-          </w:p>
-        </w:tc>
-      </w:tr>
-      <w:tr>
-        <w:tc>
-          <w:tcPr>
-            <w:tcW w:type="dxa" w:w="3277"/>
-            <w:tcBorders>
-              <w:top w:val="single" w:color="D4D4D4" w:sz="2"/>
-              <w:left w:val="none"/>
-              <w:bottom w:val="single" w:color="D4D4D4" w:sz="2"/>
-              <w:right w:val="none"/>
-            </w:tcBorders>
-            <w:tcMar>
-              <w:top w:type="dxa" w:w="60"/>
-              <w:left w:type="dxa" w:w="100"/>
-              <w:bottom w:type="dxa" w:w="60"/>
-              <w:right w:type="dxa" w:w="100"/>
-            </w:tcMar>
-            <w:vAlign w:val="center"/>
-          </w:tcPr>
-          <w:p>
-            <w:pPr>
-              <w:spacing w:after="0" w:before="0" w:line="240"/>
-              <w:jc w:val="left"/>
-            </w:pPr>
-            <w:r>
-              <w:rPr>
-                <w:rFonts w:ascii="Arial" w:cs="Arial" w:eastAsia="Arial" w:hAnsi="Arial"/>
-                <w:b w:val="false"/>
-                <w:bCs w:val="false"/>
-                <w:color w:val="1A1A1A"/>
-                <w:sz w:val="18"/>
-                <w:szCs w:val="18"/>
-              </w:rPr>
-              <w:t xml:space="preserve">Продано франшиз, шт.</w:t>
-            </w:r>
-          </w:p>
-        </w:tc>
-        <w:tc>
-          <w:tcPr>
-            <w:tcW w:type="dxa" w:w="2120"/>
-            <w:tcBorders>
-              <w:top w:val="single" w:color="D4D4D4" w:sz="2"/>
-              <w:left w:val="none"/>
-              <w:bottom w:val="single" w:color="D4D4D4" w:sz="2"/>
-              <w:right w:val="none"/>
-            </w:tcBorders>
-            <w:tcMar>
-              <w:top w:type="dxa" w:w="60"/>
-              <w:left w:type="dxa" w:w="100"/>
-              <w:bottom w:type="dxa" w:w="60"/>
-              <w:right w:type="dxa" w:w="100"/>
-            </w:tcMar>
-            <w:vAlign w:val="center"/>
-          </w:tcPr>
-          <w:p>
-            <w:pPr>
-              <w:spacing w:after="0" w:before="0" w:line="240"/>
-              <w:jc w:val="right"/>
-            </w:pPr>
-            <w:r>
-              <w:rPr>
-                <w:rFonts w:ascii="Arial" w:cs="Arial" w:eastAsia="Arial" w:hAnsi="Arial"/>
-                <w:b w:val="false"/>
-                <w:bCs w:val="false"/>
-                <w:color w:val="1A1A1A"/>
-                <w:sz w:val="18"/>
-                <w:szCs w:val="18"/>
-              </w:rPr>
-              <w:t xml:space="preserve">210</w:t>
-            </w:r>
-          </w:p>
-        </w:tc>
-        <w:tc>
-          <w:tcPr>
-            <w:tcW w:type="dxa" w:w="2120"/>
-            <w:tcBorders>
-              <w:top w:val="single" w:color="D4D4D4" w:sz="2"/>
-              <w:left w:val="none"/>
-              <w:bottom w:val="single" w:color="D4D4D4" w:sz="2"/>
-              <w:right w:val="none"/>
-            </w:tcBorders>
-            <w:tcMar>
-              <w:top w:type="dxa" w:w="60"/>
-              <w:left w:type="dxa" w:w="100"/>
-              <w:bottom w:type="dxa" w:w="60"/>
-              <w:right w:type="dxa" w:w="100"/>
-            </w:tcMar>
-            <w:vAlign w:val="center"/>
-          </w:tcPr>
-          <w:p>
-            <w:pPr>
-              <w:spacing w:after="0" w:before="0" w:line="240"/>
-              <w:jc w:val="right"/>
-            </w:pPr>
-            <w:r>
-              <w:rPr>
-                <w:rFonts w:ascii="Arial" w:cs="Arial" w:eastAsia="Arial" w:hAnsi="Arial"/>
-                <w:b w:val="false"/>
-                <w:bCs w:val="false"/>
-                <w:color w:val="1A1A1A"/>
-                <w:sz w:val="18"/>
-                <w:szCs w:val="18"/>
-              </w:rPr>
-              <w:t xml:space="preserve">317</w:t>
-            </w:r>
-          </w:p>
-        </w:tc>
-        <w:tc>
-          <w:tcPr>
-            <w:tcW w:type="dxa" w:w="2121"/>
-            <w:tcBorders>
-              <w:top w:val="single" w:color="D4D4D4" w:sz="2"/>
-              <w:left w:val="none"/>
-              <w:bottom w:val="single" w:color="D4D4D4" w:sz="2"/>
-              <w:right w:val="none"/>
-            </w:tcBorders>
-            <w:tcMar>
-              <w:top w:type="dxa" w:w="60"/>
-              <w:left w:type="dxa" w:w="100"/>
-              <w:bottom w:type="dxa" w:w="60"/>
-              <w:right w:type="dxa" w:w="100"/>
-            </w:tcMar>
-            <w:vAlign w:val="center"/>
-          </w:tcPr>
-          <w:p>
-            <w:pPr>
-              <w:spacing w:after="0" w:before="0" w:line="240"/>
-              <w:jc w:val="right"/>
-            </w:pPr>
-            <w:r>
-              <w:rPr>
-                <w:rFonts w:ascii="Arial" w:cs="Arial" w:eastAsia="Arial" w:hAnsi="Arial"/>
-                <w:b/>
-                <w:bCs/>
-                <w:color w:val="1A1A1A"/>
-                <w:sz w:val="18"/>
-                <w:szCs w:val="18"/>
-              </w:rPr>
-              <w:t xml:space="preserve">320</w:t>
-            </w:r>
-          </w:p>
-        </w:tc>
-      </w:tr>
-      <w:tr>
-        <w:tc>
-          <w:tcPr>
-            <w:tcW w:type="dxa" w:w="3277"/>
-            <w:tcBorders>
-              <w:top w:val="single" w:color="D4D4D4" w:sz="2"/>
-              <w:left w:val="none"/>
-              <w:bottom w:val="single" w:color="D4D4D4" w:sz="2"/>
-              <w:right w:val="none"/>
-            </w:tcBorders>
-            <w:shd w:fill="F5F5F5" w:color="auto" w:val="clear"/>
-            <w:tcMar>
-              <w:top w:type="dxa" w:w="60"/>
-              <w:left w:type="dxa" w:w="100"/>
-              <w:bottom w:type="dxa" w:w="60"/>
-              <w:right w:type="dxa" w:w="100"/>
-            </w:tcMar>
-            <w:vAlign w:val="center"/>
-          </w:tcPr>
-          <w:p>
-            <w:pPr>
-              <w:spacing w:after="0" w:before="0" w:line="240"/>
-              <w:jc w:val="left"/>
-            </w:pPr>
-            <w:r>
-              <w:rPr>
-                <w:rFonts w:ascii="Arial" w:cs="Arial" w:eastAsia="Arial" w:hAnsi="Arial"/>
-                <w:b w:val="false"/>
-                <w:bCs w:val="false"/>
-                <w:color w:val="1A1A1A"/>
-                <w:sz w:val="18"/>
-                <w:szCs w:val="18"/>
-              </w:rPr>
-              <w:t xml:space="preserve">Активные школы на конец, шт.</w:t>
-            </w:r>
-          </w:p>
-        </w:tc>
-        <w:tc>
-          <w:tcPr>
-            <w:tcW w:type="dxa" w:w="2120"/>
-            <w:tcBorders>
-              <w:top w:val="single" w:color="D4D4D4" w:sz="2"/>
-              <w:left w:val="none"/>
-              <w:bottom w:val="single" w:color="D4D4D4" w:sz="2"/>
-              <w:right w:val="none"/>
-            </w:tcBorders>
-            <w:shd w:fill="F5F5F5" w:color="auto" w:val="clear"/>
-            <w:tcMar>
-              <w:top w:type="dxa" w:w="60"/>
-              <w:left w:type="dxa" w:w="100"/>
-              <w:bottom w:type="dxa" w:w="60"/>
-              <w:right w:type="dxa" w:w="100"/>
-            </w:tcMar>
-            <w:vAlign w:val="center"/>
-          </w:tcPr>
-          <w:p>
-            <w:pPr>
-              <w:spacing w:after="0" w:before="0" w:line="240"/>
-              <w:jc w:val="right"/>
-            </w:pPr>
-            <w:r>
-              <w:rPr>
-                <w:rFonts w:ascii="Arial" w:cs="Arial" w:eastAsia="Arial" w:hAnsi="Arial"/>
-                <w:b w:val="false"/>
-                <w:bCs w:val="false"/>
-                <w:color w:val="1A1A1A"/>
-                <w:sz w:val="18"/>
-                <w:szCs w:val="18"/>
-              </w:rPr>
-              <w:t xml:space="preserve">229</w:t>
-            </w:r>
-          </w:p>
-        </w:tc>
-        <w:tc>
-          <w:tcPr>
-            <w:tcW w:type="dxa" w:w="2120"/>
-            <w:tcBorders>
-              <w:top w:val="single" w:color="D4D4D4" w:sz="2"/>
-              <w:left w:val="none"/>
-              <w:bottom w:val="single" w:color="D4D4D4" w:sz="2"/>
-              <w:right w:val="none"/>
-            </w:tcBorders>
-            <w:shd w:fill="F5F5F5" w:color="auto" w:val="clear"/>
-            <w:tcMar>
-              <w:top w:type="dxa" w:w="60"/>
-              <w:left w:type="dxa" w:w="100"/>
-              <w:bottom w:type="dxa" w:w="60"/>
-              <w:right w:type="dxa" w:w="100"/>
-            </w:tcMar>
-            <w:vAlign w:val="center"/>
-          </w:tcPr>
-          <w:p>
-            <w:pPr>
-              <w:spacing w:after="0" w:before="0" w:line="240"/>
-              <w:jc w:val="right"/>
-            </w:pPr>
-            <w:r>
-              <w:rPr>
-                <w:rFonts w:ascii="Arial" w:cs="Arial" w:eastAsia="Arial" w:hAnsi="Arial"/>
-                <w:b w:val="false"/>
-                <w:bCs w:val="false"/>
-                <w:color w:val="1A1A1A"/>
-                <w:sz w:val="18"/>
-                <w:szCs w:val="18"/>
-              </w:rPr>
-              <w:t xml:space="preserve">338</w:t>
-            </w:r>
-          </w:p>
-        </w:tc>
-        <w:tc>
-          <w:tcPr>
-            <w:tcW w:type="dxa" w:w="2121"/>
-            <w:tcBorders>
-              <w:top w:val="single" w:color="D4D4D4" w:sz="2"/>
-              <w:left w:val="none"/>
-              <w:bottom w:val="single" w:color="D4D4D4" w:sz="2"/>
-              <w:right w:val="none"/>
-            </w:tcBorders>
-            <w:shd w:fill="F5F5F5" w:color="auto" w:val="clear"/>
-            <w:tcMar>
-              <w:top w:type="dxa" w:w="60"/>
-              <w:left w:type="dxa" w:w="100"/>
-              <w:bottom w:type="dxa" w:w="60"/>
-              <w:right w:type="dxa" w:w="100"/>
-            </w:tcMar>
-            <w:vAlign w:val="center"/>
-          </w:tcPr>
-          <w:p>
-            <w:pPr>
-              <w:spacing w:after="0" w:before="0" w:line="240"/>
-              <w:jc w:val="right"/>
-            </w:pPr>
-            <w:r>
-              <w:rPr>
-                <w:rFonts w:ascii="Arial" w:cs="Arial" w:eastAsia="Arial" w:hAnsi="Arial"/>
-                <w:b/>
-                <w:bCs/>
-                <w:color w:val="1A1A1A"/>
-                <w:sz w:val="18"/>
-                <w:szCs w:val="18"/>
-              </w:rPr>
-              <w:t xml:space="preserve">515</w:t>
-            </w:r>
-          </w:p>
-        </w:tc>
-      </w:tr>
-      <w:tr>
-        <w:tc>
-          <w:tcPr>
-            <w:tcW w:type="dxa" w:w="3277"/>
-            <w:tcBorders>
-              <w:top w:val="single" w:color="D4D4D4" w:sz="2"/>
-              <w:left w:val="none"/>
-              <w:bottom w:val="single" w:color="D4D4D4" w:sz="2"/>
-              <w:right w:val="none"/>
-            </w:tcBorders>
-            <w:tcMar>
-              <w:top w:type="dxa" w:w="60"/>
-              <w:left w:type="dxa" w:w="100"/>
-              <w:bottom w:type="dxa" w:w="60"/>
-              <w:right w:type="dxa" w:w="100"/>
-            </w:tcMar>
-            <w:vAlign w:val="center"/>
-          </w:tcPr>
-          <w:p>
-            <w:pPr>
-              <w:spacing w:after="0" w:before="0" w:line="240"/>
-              <w:jc w:val="left"/>
-            </w:pPr>
-            <w:r>
-              <w:rPr>
-                <w:rFonts w:ascii="Arial" w:cs="Arial" w:eastAsia="Arial" w:hAnsi="Arial"/>
-                <w:b w:val="false"/>
-                <w:bCs w:val="false"/>
-                <w:color w:val="1A1A1A"/>
-                <w:sz w:val="18"/>
-                <w:szCs w:val="18"/>
-              </w:rPr>
-              <w:t xml:space="preserve">Выручка УК без НДС, ₽</w:t>
-            </w:r>
-          </w:p>
-        </w:tc>
-        <w:tc>
-          <w:tcPr>
-            <w:tcW w:type="dxa" w:w="2120"/>
-            <w:tcBorders>
-              <w:top w:val="single" w:color="D4D4D4" w:sz="2"/>
-              <w:left w:val="none"/>
-              <w:bottom w:val="single" w:color="D4D4D4" w:sz="2"/>
-              <w:right w:val="none"/>
-            </w:tcBorders>
-            <w:tcMar>
-              <w:top w:type="dxa" w:w="60"/>
-              <w:left w:type="dxa" w:w="100"/>
-              <w:bottom w:type="dxa" w:w="60"/>
-              <w:right w:type="dxa" w:w="100"/>
-            </w:tcMar>
-            <w:vAlign w:val="center"/>
-          </w:tcPr>
-          <w:p>
-            <w:pPr>
-              <w:spacing w:after="0" w:before="0" w:line="240"/>
-              <w:jc w:val="right"/>
-            </w:pPr>
-            <w:r>
-              <w:rPr>
-                <w:rFonts w:ascii="Arial" w:cs="Arial" w:eastAsia="Arial" w:hAnsi="Arial"/>
-                <w:b w:val="false"/>
-                <w:bCs w:val="false"/>
-                <w:color w:val="1A1A1A"/>
-                <w:sz w:val="18"/>
-                <w:szCs w:val="18"/>
-              </w:rPr>
-              <w:t xml:space="preserve">1 537 338 920</w:t>
-            </w:r>
-          </w:p>
-        </w:tc>
-        <w:tc>
-          <w:tcPr>
-            <w:tcW w:type="dxa" w:w="2120"/>
-            <w:tcBorders>
-              <w:top w:val="single" w:color="D4D4D4" w:sz="2"/>
-              <w:left w:val="none"/>
-              <w:bottom w:val="single" w:color="D4D4D4" w:sz="2"/>
-              <w:right w:val="none"/>
-            </w:tcBorders>
-            <w:tcMar>
-              <w:top w:type="dxa" w:w="60"/>
-              <w:left w:type="dxa" w:w="100"/>
-              <w:bottom w:type="dxa" w:w="60"/>
-              <w:right w:type="dxa" w:w="100"/>
-            </w:tcMar>
-            <w:vAlign w:val="center"/>
-          </w:tcPr>
-          <w:p>
-            <w:pPr>
-              <w:spacing w:after="0" w:before="0" w:line="240"/>
-              <w:jc w:val="right"/>
-            </w:pPr>
-            <w:r>
-              <w:rPr>
-                <w:rFonts w:ascii="Arial" w:cs="Arial" w:eastAsia="Arial" w:hAnsi="Arial"/>
-                <w:b w:val="false"/>
-                <w:bCs w:val="false"/>
-                <w:color w:val="1A1A1A"/>
-                <w:sz w:val="18"/>
-                <w:szCs w:val="18"/>
-              </w:rPr>
-              <w:t xml:space="preserve">2 415 023 533</w:t>
-            </w:r>
-          </w:p>
-        </w:tc>
-        <w:tc>
-          <w:tcPr>
-            <w:tcW w:type="dxa" w:w="2121"/>
-            <w:tcBorders>
-              <w:top w:val="single" w:color="D4D4D4" w:sz="2"/>
-              <w:left w:val="none"/>
-              <w:bottom w:val="single" w:color="D4D4D4" w:sz="2"/>
-              <w:right w:val="none"/>
-            </w:tcBorders>
-            <w:tcMar>
-              <w:top w:type="dxa" w:w="60"/>
-              <w:left w:type="dxa" w:w="100"/>
-              <w:bottom w:type="dxa" w:w="60"/>
-              <w:right w:type="dxa" w:w="100"/>
-            </w:tcMar>
-            <w:vAlign w:val="center"/>
-          </w:tcPr>
-          <w:p>
-            <w:pPr>
-              <w:spacing w:after="0" w:before="0" w:line="240"/>
-              <w:jc w:val="right"/>
-            </w:pPr>
-            <w:r>
-              <w:rPr>
-                <w:rFonts w:ascii="Arial" w:cs="Arial" w:eastAsia="Arial" w:hAnsi="Arial"/>
-                <w:b/>
-                <w:bCs/>
-                <w:color w:val="1A1A1A"/>
-                <w:sz w:val="18"/>
-                <w:szCs w:val="18"/>
-              </w:rPr>
-              <w:t xml:space="preserve">2 181 352 193</w:t>
-            </w:r>
-          </w:p>
-        </w:tc>
-      </w:tr>
-      <w:tr>
-        <w:tc>
-          <w:tcPr>
-            <w:tcW w:type="dxa" w:w="3277"/>
-            <w:tcBorders>
-              <w:top w:val="single" w:color="D4D4D4" w:sz="2"/>
-              <w:left w:val="none"/>
-              <w:bottom w:val="single" w:color="D4D4D4" w:sz="2"/>
-              <w:right w:val="none"/>
-            </w:tcBorders>
-            <w:shd w:fill="F5F5F5" w:color="auto" w:val="clear"/>
-            <w:tcMar>
-              <w:top w:type="dxa" w:w="60"/>
-              <w:left w:type="dxa" w:w="100"/>
-              <w:bottom w:type="dxa" w:w="60"/>
-              <w:right w:type="dxa" w:w="100"/>
-            </w:tcMar>
-            <w:vAlign w:val="center"/>
-          </w:tcPr>
-          <w:p>
-            <w:pPr>
-              <w:spacing w:after="0" w:before="0" w:line="240"/>
-              <w:jc w:val="left"/>
-            </w:pPr>
-            <w:r>
-              <w:rPr>
-                <w:rFonts w:ascii="Arial" w:cs="Arial" w:eastAsia="Arial" w:hAnsi="Arial"/>
-                <w:b w:val="false"/>
-                <w:bCs w:val="false"/>
-                <w:color w:val="1A1A1A"/>
-                <w:sz w:val="18"/>
-                <w:szCs w:val="18"/>
-              </w:rPr>
-              <w:t xml:space="preserve">EBITDA, ₽</w:t>
-            </w:r>
-          </w:p>
-        </w:tc>
-        <w:tc>
-          <w:tcPr>
-            <w:tcW w:type="dxa" w:w="2120"/>
-            <w:tcBorders>
-              <w:top w:val="single" w:color="D4D4D4" w:sz="2"/>
-              <w:left w:val="none"/>
-              <w:bottom w:val="single" w:color="D4D4D4" w:sz="2"/>
-              <w:right w:val="none"/>
-            </w:tcBorders>
-            <w:shd w:fill="F5F5F5" w:color="auto" w:val="clear"/>
-            <w:tcMar>
-              <w:top w:type="dxa" w:w="60"/>
-              <w:left w:type="dxa" w:w="100"/>
-              <w:bottom w:type="dxa" w:w="60"/>
-              <w:right w:type="dxa" w:w="100"/>
-            </w:tcMar>
-            <w:vAlign w:val="center"/>
-          </w:tcPr>
-          <w:p>
-            <w:pPr>
-              <w:spacing w:after="0" w:before="0" w:line="240"/>
-              <w:jc w:val="right"/>
-            </w:pPr>
-            <w:r>
-              <w:rPr>
-                <w:rFonts w:ascii="Arial" w:cs="Arial" w:eastAsia="Arial" w:hAnsi="Arial"/>
-                <w:b w:val="false"/>
-                <w:bCs w:val="false"/>
-                <w:color w:val="1A1A1A"/>
-                <w:sz w:val="18"/>
-                <w:szCs w:val="18"/>
-              </w:rPr>
-              <w:t xml:space="preserve">382 900 614</w:t>
-            </w:r>
-          </w:p>
-        </w:tc>
-        <w:tc>
-          <w:tcPr>
-            <w:tcW w:type="dxa" w:w="2120"/>
-            <w:tcBorders>
-              <w:top w:val="single" w:color="D4D4D4" w:sz="2"/>
-              <w:left w:val="none"/>
-              <w:bottom w:val="single" w:color="D4D4D4" w:sz="2"/>
-              <w:right w:val="none"/>
-            </w:tcBorders>
-            <w:shd w:fill="F5F5F5" w:color="auto" w:val="clear"/>
-            <w:tcMar>
-              <w:top w:type="dxa" w:w="60"/>
-              <w:left w:type="dxa" w:w="100"/>
-              <w:bottom w:type="dxa" w:w="60"/>
-              <w:right w:type="dxa" w:w="100"/>
-            </w:tcMar>
-            <w:vAlign w:val="center"/>
-          </w:tcPr>
-          <w:p>
-            <w:pPr>
-              <w:spacing w:after="0" w:before="0" w:line="240"/>
-              <w:jc w:val="right"/>
-            </w:pPr>
-            <w:r>
-              <w:rPr>
-                <w:rFonts w:ascii="Arial" w:cs="Arial" w:eastAsia="Arial" w:hAnsi="Arial"/>
-                <w:b w:val="false"/>
-                <w:bCs w:val="false"/>
-                <w:color w:val="1A1A1A"/>
-                <w:sz w:val="18"/>
-                <w:szCs w:val="18"/>
-              </w:rPr>
-              <w:t xml:space="preserve">800 830 838</w:t>
-            </w:r>
-          </w:p>
-        </w:tc>
-        <w:tc>
-          <w:tcPr>
-            <w:tcW w:type="dxa" w:w="2121"/>
-            <w:tcBorders>
-              <w:top w:val="single" w:color="D4D4D4" w:sz="2"/>
-              <w:left w:val="none"/>
-              <w:bottom w:val="single" w:color="D4D4D4" w:sz="2"/>
-              <w:right w:val="none"/>
-            </w:tcBorders>
-            <w:shd w:fill="F5F5F5" w:color="auto" w:val="clear"/>
-            <w:tcMar>
-              <w:top w:type="dxa" w:w="60"/>
-              <w:left w:type="dxa" w:w="100"/>
-              <w:bottom w:type="dxa" w:w="60"/>
-              <w:right w:type="dxa" w:w="100"/>
-            </w:tcMar>
-            <w:vAlign w:val="center"/>
-          </w:tcPr>
-          <w:p>
-            <w:pPr>
-              <w:spacing w:after="0" w:before="0" w:line="240"/>
-              <w:jc w:val="right"/>
-            </w:pPr>
-            <w:r>
-              <w:rPr>
-                <w:rFonts w:ascii="Arial" w:cs="Arial" w:eastAsia="Arial" w:hAnsi="Arial"/>
-                <w:b/>
-                <w:bCs/>
-                <w:color w:val="1A1A1A"/>
-                <w:sz w:val="18"/>
-                <w:szCs w:val="18"/>
-              </w:rPr>
-              <w:t xml:space="preserve">731 487 728</w:t>
-            </w:r>
-          </w:p>
-        </w:tc>
-      </w:tr>
-      <w:tr>
-        <w:tc>
-          <w:tcPr>
-            <w:tcW w:type="dxa" w:w="3277"/>
-            <w:tcBorders>
-              <w:top w:val="single" w:color="D4D4D4" w:sz="2"/>
-              <w:left w:val="none"/>
-              <w:bottom w:val="single" w:color="D4D4D4" w:sz="2"/>
-              <w:right w:val="none"/>
-            </w:tcBorders>
-            <w:tcMar>
-              <w:top w:type="dxa" w:w="60"/>
-              <w:left w:type="dxa" w:w="100"/>
-              <w:bottom w:type="dxa" w:w="60"/>
-              <w:right w:type="dxa" w:w="100"/>
-            </w:tcMar>
-            <w:vAlign w:val="center"/>
-          </w:tcPr>
-          <w:p>
-            <w:pPr>
-              <w:spacing w:after="0" w:before="0" w:line="240"/>
-              <w:jc w:val="left"/>
-            </w:pPr>
-            <w:r>
-              <w:rPr>
-                <w:rFonts w:ascii="Arial" w:cs="Arial" w:eastAsia="Arial" w:hAnsi="Arial"/>
-                <w:b w:val="false"/>
-                <w:bCs w:val="false"/>
-                <w:color w:val="1A1A1A"/>
-                <w:sz w:val="18"/>
-                <w:szCs w:val="18"/>
-              </w:rPr>
-              <w:t xml:space="preserve">Рентабельность EBITDA</w:t>
-            </w:r>
-          </w:p>
-        </w:tc>
-        <w:tc>
-          <w:tcPr>
-            <w:tcW w:type="dxa" w:w="2120"/>
-            <w:tcBorders>
-              <w:top w:val="single" w:color="D4D4D4" w:sz="2"/>
-              <w:left w:val="none"/>
-              <w:bottom w:val="single" w:color="D4D4D4" w:sz="2"/>
-              <w:right w:val="none"/>
-            </w:tcBorders>
-            <w:tcMar>
-              <w:top w:type="dxa" w:w="60"/>
-              <w:left w:type="dxa" w:w="100"/>
-              <w:bottom w:type="dxa" w:w="60"/>
-              <w:right w:type="dxa" w:w="100"/>
-            </w:tcMar>
-            <w:vAlign w:val="center"/>
-          </w:tcPr>
-          <w:p>
-            <w:pPr>
-              <w:spacing w:after="0" w:before="0" w:line="240"/>
-              <w:jc w:val="right"/>
-            </w:pPr>
-            <w:r>
-              <w:rPr>
-                <w:rFonts w:ascii="Arial" w:cs="Arial" w:eastAsia="Arial" w:hAnsi="Arial"/>
-                <w:b w:val="false"/>
-                <w:bCs w:val="false"/>
-                <w:color w:val="1A1A1A"/>
-                <w:sz w:val="18"/>
-                <w:szCs w:val="18"/>
-              </w:rPr>
-              <w:t xml:space="preserve">24,9 %</w:t>
-            </w:r>
-          </w:p>
-        </w:tc>
-        <w:tc>
-          <w:tcPr>
-            <w:tcW w:type="dxa" w:w="2120"/>
-            <w:tcBorders>
-              <w:top w:val="single" w:color="D4D4D4" w:sz="2"/>
-              <w:left w:val="none"/>
-              <w:bottom w:val="single" w:color="D4D4D4" w:sz="2"/>
-              <w:right w:val="none"/>
-            </w:tcBorders>
-            <w:tcMar>
-              <w:top w:type="dxa" w:w="60"/>
-              <w:left w:type="dxa" w:w="100"/>
-              <w:bottom w:type="dxa" w:w="60"/>
-              <w:right w:type="dxa" w:w="100"/>
-            </w:tcMar>
-            <w:vAlign w:val="center"/>
-          </w:tcPr>
-          <w:p>
-            <w:pPr>
-              <w:spacing w:after="0" w:before="0" w:line="240"/>
-              <w:jc w:val="right"/>
-            </w:pPr>
-            <w:r>
-              <w:rPr>
-                <w:rFonts w:ascii="Arial" w:cs="Arial" w:eastAsia="Arial" w:hAnsi="Arial"/>
-                <w:b w:val="false"/>
-                <w:bCs w:val="false"/>
-                <w:color w:val="1A1A1A"/>
-                <w:sz w:val="18"/>
-                <w:szCs w:val="18"/>
-              </w:rPr>
-              <w:t xml:space="preserve">33,2 %</w:t>
-            </w:r>
-          </w:p>
-        </w:tc>
-        <w:tc>
-          <w:tcPr>
-            <w:tcW w:type="dxa" w:w="2121"/>
-            <w:tcBorders>
-              <w:top w:val="single" w:color="D4D4D4" w:sz="2"/>
-              <w:left w:val="none"/>
-              <w:bottom w:val="single" w:color="D4D4D4" w:sz="2"/>
-              <w:right w:val="none"/>
-            </w:tcBorders>
-            <w:tcMar>
-              <w:top w:type="dxa" w:w="60"/>
-              <w:left w:type="dxa" w:w="100"/>
-              <w:bottom w:type="dxa" w:w="60"/>
-              <w:right w:type="dxa" w:w="100"/>
-            </w:tcMar>
-            <w:vAlign w:val="center"/>
-          </w:tcPr>
-          <w:p>
-            <w:pPr>
-              <w:spacing w:after="0" w:before="0" w:line="240"/>
-              <w:jc w:val="right"/>
-            </w:pPr>
-            <w:r>
-              <w:rPr>
-                <w:rFonts w:ascii="Arial" w:cs="Arial" w:eastAsia="Arial" w:hAnsi="Arial"/>
-                <w:b/>
-                <w:bCs/>
-                <w:color w:val="1A1A1A"/>
-                <w:sz w:val="18"/>
-                <w:szCs w:val="18"/>
-              </w:rPr>
-              <w:t xml:space="preserve">33,5 %</w:t>
-            </w:r>
-          </w:p>
-        </w:tc>
-      </w:tr>
-      <w:tr>
-        <w:tc>
-          <w:tcPr>
-            <w:tcW w:type="dxa" w:w="3277"/>
-            <w:tcBorders>
-              <w:top w:val="single" w:color="D4D4D4" w:sz="2"/>
-              <w:left w:val="none"/>
-              <w:bottom w:val="single" w:color="D4D4D4" w:sz="2"/>
-              <w:right w:val="none"/>
-            </w:tcBorders>
-            <w:shd w:fill="F5F5F5" w:color="auto" w:val="clear"/>
-            <w:tcMar>
-              <w:top w:type="dxa" w:w="60"/>
-              <w:left w:type="dxa" w:w="100"/>
-              <w:bottom w:type="dxa" w:w="60"/>
-              <w:right w:type="dxa" w:w="100"/>
-            </w:tcMar>
-            <w:vAlign w:val="center"/>
-          </w:tcPr>
-          <w:p>
-            <w:pPr>
-              <w:spacing w:after="0" w:before="0" w:line="240"/>
-              <w:jc w:val="left"/>
-            </w:pPr>
-            <w:r>
-              <w:rPr>
-                <w:rFonts w:ascii="Arial" w:cs="Arial" w:eastAsia="Arial" w:hAnsi="Arial"/>
-                <w:b w:val="false"/>
-                <w:bCs w:val="false"/>
-                <w:color w:val="1A1A1A"/>
-                <w:sz w:val="18"/>
-                <w:szCs w:val="18"/>
-              </w:rPr>
-              <w:t xml:space="preserve">Деньги на конец, ₽</w:t>
-            </w:r>
-          </w:p>
-        </w:tc>
-        <w:tc>
-          <w:tcPr>
-            <w:tcW w:type="dxa" w:w="2120"/>
-            <w:tcBorders>
-              <w:top w:val="single" w:color="D4D4D4" w:sz="2"/>
-              <w:left w:val="none"/>
-              <w:bottom w:val="single" w:color="D4D4D4" w:sz="2"/>
-              <w:right w:val="none"/>
-            </w:tcBorders>
-            <w:shd w:fill="F5F5F5" w:color="auto" w:val="clear"/>
-            <w:tcMar>
-              <w:top w:type="dxa" w:w="60"/>
-              <w:left w:type="dxa" w:w="100"/>
-              <w:bottom w:type="dxa" w:w="60"/>
-              <w:right w:type="dxa" w:w="100"/>
-            </w:tcMar>
-            <w:vAlign w:val="center"/>
-          </w:tcPr>
-          <w:p>
-            <w:pPr>
-              <w:spacing w:after="0" w:before="0" w:line="240"/>
-              <w:jc w:val="right"/>
-            </w:pPr>
-            <w:r>
-              <w:rPr>
-                <w:rFonts w:ascii="Arial" w:cs="Arial" w:eastAsia="Arial" w:hAnsi="Arial"/>
-                <w:b w:val="false"/>
-                <w:bCs w:val="false"/>
-                <w:color w:val="1A1A1A"/>
-                <w:sz w:val="18"/>
-                <w:szCs w:val="18"/>
-              </w:rPr>
-              <w:t xml:space="preserve">299 662 194</w:t>
-            </w:r>
-          </w:p>
-        </w:tc>
-        <w:tc>
-          <w:tcPr>
-            <w:tcW w:type="dxa" w:w="2120"/>
-            <w:tcBorders>
-              <w:top w:val="single" w:color="D4D4D4" w:sz="2"/>
-              <w:left w:val="none"/>
-              <w:bottom w:val="single" w:color="D4D4D4" w:sz="2"/>
-              <w:right w:val="none"/>
-            </w:tcBorders>
-            <w:shd w:fill="F5F5F5" w:color="auto" w:val="clear"/>
-            <w:tcMar>
-              <w:top w:type="dxa" w:w="60"/>
-              <w:left w:type="dxa" w:w="100"/>
-              <w:bottom w:type="dxa" w:w="60"/>
-              <w:right w:type="dxa" w:w="100"/>
-            </w:tcMar>
-            <w:vAlign w:val="center"/>
-          </w:tcPr>
-          <w:p>
-            <w:pPr>
-              <w:spacing w:after="0" w:before="0" w:line="240"/>
-              <w:jc w:val="right"/>
-            </w:pPr>
-            <w:r>
-              <w:rPr>
-                <w:rFonts w:ascii="Arial" w:cs="Arial" w:eastAsia="Arial" w:hAnsi="Arial"/>
-                <w:b w:val="false"/>
-                <w:bCs w:val="false"/>
-                <w:color w:val="1A1A1A"/>
-                <w:sz w:val="18"/>
-                <w:szCs w:val="18"/>
-              </w:rPr>
-              <w:t xml:space="preserve">641 909 558</w:t>
-            </w:r>
-          </w:p>
-        </w:tc>
-        <w:tc>
-          <w:tcPr>
-            <w:tcW w:type="dxa" w:w="2121"/>
-            <w:tcBorders>
-              <w:top w:val="single" w:color="D4D4D4" w:sz="2"/>
-              <w:left w:val="none"/>
-              <w:bottom w:val="single" w:color="D4D4D4" w:sz="2"/>
-              <w:right w:val="none"/>
-            </w:tcBorders>
-            <w:shd w:fill="F5F5F5" w:color="auto" w:val="clear"/>
-            <w:tcMar>
-              <w:top w:type="dxa" w:w="60"/>
-              <w:left w:type="dxa" w:w="100"/>
-              <w:bottom w:type="dxa" w:w="60"/>
-              <w:right w:type="dxa" w:w="100"/>
-            </w:tcMar>
-            <w:vAlign w:val="center"/>
-          </w:tcPr>
-          <w:p>
-            <w:pPr>
-              <w:spacing w:after="0" w:before="0" w:line="240"/>
-              <w:jc w:val="right"/>
-            </w:pPr>
-            <w:r>
-              <w:rPr>
-                <w:rFonts w:ascii="Arial" w:cs="Arial" w:eastAsia="Arial" w:hAnsi="Arial"/>
-                <w:b/>
-                <w:bCs/>
-                <w:color w:val="1A1A1A"/>
-                <w:sz w:val="18"/>
-                <w:szCs w:val="18"/>
-              </w:rPr>
-              <w:t xml:space="preserve">498 613 411</w:t>
-            </w:r>
-          </w:p>
-        </w:tc>
-      </w:tr>
-      <w:tr>
-        <w:tc>
-          <w:tcPr>
-            <w:tcW w:type="dxa" w:w="3277"/>
-            <w:tcBorders>
-              <w:top w:val="single" w:color="D4D4D4" w:sz="2"/>
-              <w:left w:val="none"/>
-              <w:bottom w:val="single" w:color="D4D4D4" w:sz="2"/>
-              <w:right w:val="none"/>
-            </w:tcBorders>
-            <w:tcMar>
-              <w:top w:type="dxa" w:w="60"/>
-              <w:left w:type="dxa" w:w="100"/>
-              <w:bottom w:type="dxa" w:w="60"/>
-              <w:right w:type="dxa" w:w="100"/>
-            </w:tcMar>
-            <w:vAlign w:val="center"/>
-          </w:tcPr>
-          <w:p>
-            <w:pPr>
-              <w:spacing w:after="0" w:before="0" w:line="240"/>
-              <w:jc w:val="left"/>
-            </w:pPr>
-            <w:r>
-              <w:rPr>
-                <w:rFonts w:ascii="Arial" w:cs="Arial" w:eastAsia="Arial" w:hAnsi="Arial"/>
-                <w:b w:val="false"/>
-                <w:bCs w:val="false"/>
-                <w:color w:val="1A1A1A"/>
-                <w:sz w:val="18"/>
-                <w:szCs w:val="18"/>
-              </w:rPr>
-              <w:t xml:space="preserve">Внешнее финансирование, ₽</w:t>
-            </w:r>
-          </w:p>
-        </w:tc>
-        <w:tc>
-          <w:tcPr>
-            <w:tcW w:type="dxa" w:w="2120"/>
-            <w:tcBorders>
-              <w:top w:val="single" w:color="D4D4D4" w:sz="2"/>
-              <w:left w:val="none"/>
-              <w:bottom w:val="single" w:color="D4D4D4" w:sz="2"/>
-              <w:right w:val="none"/>
-            </w:tcBorders>
-            <w:tcMar>
-              <w:top w:type="dxa" w:w="60"/>
-              <w:left w:type="dxa" w:w="100"/>
-              <w:bottom w:type="dxa" w:w="60"/>
-              <w:right w:type="dxa" w:w="100"/>
-            </w:tcMar>
-            <w:vAlign w:val="center"/>
-          </w:tcPr>
-          <w:p>
-            <w:pPr>
-              <w:spacing w:after="0" w:before="0" w:line="240"/>
-              <w:jc w:val="right"/>
-            </w:pPr>
-            <w:r>
-              <w:rPr>
-                <w:rFonts w:ascii="Arial" w:cs="Arial" w:eastAsia="Arial" w:hAnsi="Arial"/>
-                <w:b w:val="false"/>
-                <w:bCs w:val="false"/>
-                <w:color w:val="1A1A1A"/>
-                <w:sz w:val="18"/>
-                <w:szCs w:val="18"/>
-              </w:rPr>
-              <w:t xml:space="preserve">4 474 785</w:t>
-            </w:r>
-          </w:p>
-        </w:tc>
-        <w:tc>
-          <w:tcPr>
-            <w:tcW w:type="dxa" w:w="2120"/>
-            <w:tcBorders>
-              <w:top w:val="single" w:color="D4D4D4" w:sz="2"/>
-              <w:left w:val="none"/>
-              <w:bottom w:val="single" w:color="D4D4D4" w:sz="2"/>
-              <w:right w:val="none"/>
-            </w:tcBorders>
-            <w:tcMar>
-              <w:top w:type="dxa" w:w="60"/>
-              <w:left w:type="dxa" w:w="100"/>
-              <w:bottom w:type="dxa" w:w="60"/>
-              <w:right w:type="dxa" w:w="100"/>
-            </w:tcMar>
-            <w:vAlign w:val="center"/>
-          </w:tcPr>
-          <w:p>
-            <w:pPr>
-              <w:spacing w:after="0" w:before="0" w:line="240"/>
-              <w:jc w:val="right"/>
-            </w:pPr>
-            <w:r>
-              <w:rPr>
-                <w:rFonts w:ascii="Arial" w:cs="Arial" w:eastAsia="Arial" w:hAnsi="Arial"/>
-                <w:b w:val="false"/>
-                <w:bCs w:val="false"/>
-                <w:color w:val="1A1A1A"/>
-                <w:sz w:val="18"/>
-                <w:szCs w:val="18"/>
-              </w:rPr>
-              <w:t xml:space="preserve">4 960 581</w:t>
-            </w:r>
-          </w:p>
-        </w:tc>
-        <w:tc>
-          <w:tcPr>
-            <w:tcW w:type="dxa" w:w="2121"/>
-            <w:tcBorders>
-              <w:top w:val="single" w:color="D4D4D4" w:sz="2"/>
-              <w:left w:val="none"/>
-              <w:bottom w:val="single" w:color="D4D4D4" w:sz="2"/>
-              <w:right w:val="none"/>
-            </w:tcBorders>
-            <w:tcMar>
-              <w:top w:type="dxa" w:w="60"/>
-              <w:left w:type="dxa" w:w="100"/>
-              <w:bottom w:type="dxa" w:w="60"/>
-              <w:right w:type="dxa" w:w="100"/>
-            </w:tcMar>
-            <w:vAlign w:val="center"/>
-          </w:tcPr>
-          <w:p>
-            <w:pPr>
-              <w:spacing w:after="0" w:before="0" w:line="240"/>
-              <w:jc w:val="right"/>
-            </w:pPr>
-            <w:r>
-              <w:rPr>
-                <w:rFonts w:ascii="Arial" w:cs="Arial" w:eastAsia="Arial" w:hAnsi="Arial"/>
-                <w:b/>
-                <w:bCs/>
-                <w:color w:val="1A1A1A"/>
-                <w:sz w:val="18"/>
-                <w:szCs w:val="18"/>
-              </w:rPr>
-              <w:t xml:space="preserve">0</w:t>
-            </w:r>
-          </w:p>
-        </w:tc>
-      </w:tr>
-      <w:tr>
-        <w:tc>
-          <w:tcPr>
-            <w:tcW w:type="dxa" w:w="3277"/>
-            <w:tcBorders>
-              <w:top w:val="single" w:color="D4D4D4" w:sz="2"/>
-              <w:left w:val="none"/>
-              <w:bottom w:val="single" w:color="D4D4D4" w:sz="2"/>
-              <w:right w:val="none"/>
-            </w:tcBorders>
-            <w:shd w:fill="F5F5F5" w:color="auto" w:val="clear"/>
-            <w:tcMar>
-              <w:top w:type="dxa" w:w="60"/>
-              <w:left w:type="dxa" w:w="100"/>
-              <w:bottom w:type="dxa" w:w="60"/>
-              <w:right w:type="dxa" w:w="100"/>
-            </w:tcMar>
-            <w:vAlign w:val="center"/>
-          </w:tcPr>
-          <w:p>
-            <w:pPr>
-              <w:spacing w:after="0" w:before="0" w:line="240"/>
-              <w:jc w:val="left"/>
-            </w:pPr>
-            <w:r>
-              <w:rPr>
-                <w:rFonts w:ascii="Arial" w:cs="Arial" w:eastAsia="Arial" w:hAnsi="Arial"/>
-                <w:b w:val="false"/>
-                <w:bCs w:val="false"/>
-                <w:color w:val="1A1A1A"/>
-                <w:sz w:val="18"/>
-                <w:szCs w:val="18"/>
-              </w:rPr>
-              <w:t xml:space="preserve">Погашение займа ФК, ₽</w:t>
-            </w:r>
-          </w:p>
-        </w:tc>
-        <w:tc>
-          <w:tcPr>
-            <w:tcW w:type="dxa" w:w="2120"/>
-            <w:tcBorders>
-              <w:top w:val="single" w:color="D4D4D4" w:sz="2"/>
-              <w:left w:val="none"/>
-              <w:bottom w:val="single" w:color="D4D4D4" w:sz="2"/>
-              <w:right w:val="none"/>
-            </w:tcBorders>
-            <w:shd w:fill="F5F5F5" w:color="auto" w:val="clear"/>
-            <w:tcMar>
-              <w:top w:type="dxa" w:w="60"/>
-              <w:left w:type="dxa" w:w="100"/>
-              <w:bottom w:type="dxa" w:w="60"/>
-              <w:right w:type="dxa" w:w="100"/>
-            </w:tcMar>
-            <w:vAlign w:val="center"/>
-          </w:tcPr>
-          <w:p>
-            <w:pPr>
-              <w:spacing w:after="0" w:before="0" w:line="240"/>
-              <w:jc w:val="right"/>
-            </w:pPr>
-            <w:r>
-              <w:rPr>
-                <w:rFonts w:ascii="Arial" w:cs="Arial" w:eastAsia="Arial" w:hAnsi="Arial"/>
-                <w:b w:val="false"/>
-                <w:bCs w:val="false"/>
-                <w:color w:val="1A1A1A"/>
-                <w:sz w:val="18"/>
-                <w:szCs w:val="18"/>
-              </w:rPr>
-              <w:t xml:space="preserve">50 000 000</w:t>
-            </w:r>
-          </w:p>
-        </w:tc>
-        <w:tc>
-          <w:tcPr>
-            <w:tcW w:type="dxa" w:w="2120"/>
-            <w:tcBorders>
-              <w:top w:val="single" w:color="D4D4D4" w:sz="2"/>
-              <w:left w:val="none"/>
-              <w:bottom w:val="single" w:color="D4D4D4" w:sz="2"/>
-              <w:right w:val="none"/>
-            </w:tcBorders>
-            <w:shd w:fill="F5F5F5" w:color="auto" w:val="clear"/>
-            <w:tcMar>
-              <w:top w:type="dxa" w:w="60"/>
-              <w:left w:type="dxa" w:w="100"/>
-              <w:bottom w:type="dxa" w:w="60"/>
-              <w:right w:type="dxa" w:w="100"/>
-            </w:tcMar>
-            <w:vAlign w:val="center"/>
-          </w:tcPr>
-          <w:p>
-            <w:pPr>
-              <w:spacing w:after="0" w:before="0" w:line="240"/>
-              <w:jc w:val="right"/>
-            </w:pPr>
-            <w:r>
-              <w:rPr>
-                <w:rFonts w:ascii="Arial" w:cs="Arial" w:eastAsia="Arial" w:hAnsi="Arial"/>
-                <w:b w:val="false"/>
-                <w:bCs w:val="false"/>
-                <w:color w:val="1A1A1A"/>
-                <w:sz w:val="18"/>
-                <w:szCs w:val="18"/>
-              </w:rPr>
-              <w:t xml:space="preserve">50 000 000</w:t>
-            </w:r>
-          </w:p>
-        </w:tc>
-        <w:tc>
-          <w:tcPr>
-            <w:tcW w:type="dxa" w:w="2121"/>
-            <w:tcBorders>
-              <w:top w:val="single" w:color="D4D4D4" w:sz="2"/>
-              <w:left w:val="none"/>
-              <w:bottom w:val="single" w:color="D4D4D4" w:sz="2"/>
-              <w:right w:val="none"/>
-            </w:tcBorders>
-            <w:shd w:fill="F5F5F5" w:color="auto" w:val="clear"/>
-            <w:tcMar>
-              <w:top w:type="dxa" w:w="60"/>
-              <w:left w:type="dxa" w:w="100"/>
-              <w:bottom w:type="dxa" w:w="60"/>
-              <w:right w:type="dxa" w:w="100"/>
-            </w:tcMar>
-            <w:vAlign w:val="center"/>
-          </w:tcPr>
-          <w:p>
-            <w:pPr>
-              <w:spacing w:after="0" w:before="0" w:line="240"/>
-              <w:jc w:val="right"/>
-            </w:pPr>
-            <w:r>
-              <w:rPr>
-                <w:rFonts w:ascii="Arial" w:cs="Arial" w:eastAsia="Arial" w:hAnsi="Arial"/>
-                <w:b/>
-                <w:bCs/>
-                <w:color w:val="1A1A1A"/>
-                <w:sz w:val="18"/>
-                <w:szCs w:val="18"/>
-              </w:rPr>
-              <w:t xml:space="preserve">50 000 000</w:t>
-            </w:r>
-          </w:p>
-        </w:tc>
-      </w:tr>
-    </w:tbl>
-    <w:p>
-      <w:pPr>
-        <w:spacing w:after="120" w:before="200" w:line="260"/>
-        <w:jc w:val="left"/>
-      </w:pPr>
-      <w:r>
-        <w:rPr>
-          <w:rFonts w:ascii="Arial" w:cs="Arial" w:eastAsia="Arial" w:hAnsi="Arial"/>
-          <w:b w:val="false"/>
-          <w:bCs w:val="false"/>
-          <w:i w:val="false"/>
-          <w:iCs w:val="false"/>
-          <w:color w:val="1A1A1A"/>
-          <w:sz w:val="20"/>
-          <w:szCs w:val="20"/>
-        </w:rPr>
-        <w:t xml:space="preserve">Школ больше при сопоставимом плане продаж — это 1,5 школы на партнёра. Выручка и EBITDA ниже позитивного сценария v4 при большем числе школ — это снижение среднего абонемента действующей сети с 7 800 до 6 000 ₽ и лаг открытия следующих школ.</w:t>
-      </w:r>
-    </w:p>
-    <w:p>
-      <w:pPr>
-        <w:pBdr>
-          <w:top w:val="single" w:color="D4D4D4" w:sz="2" w:space="6"/>
-          <w:bottom w:val="single" w:color="D4D4D4" w:sz="2" w:space="6"/>
-        </w:pBdr>
-        <w:spacing w:after="60" w:before="140" w:line="260"/>
-      </w:pPr>
-      <w:r>
-        <w:rPr>
-          <w:rFonts w:ascii="Arial" w:cs="Arial" w:eastAsia="Arial" w:hAnsi="Arial"/>
-          <w:b/>
-          <w:bCs/>
-          <w:i w:val="false"/>
-          <w:iCs w:val="false"/>
-          <w:color w:val="9E1B31"/>
-          <w:sz w:val="20"/>
-          <w:szCs w:val="20"/>
-        </w:rPr>
-        <w:t xml:space="preserve">Оговорка. </w:t>
-      </w:r>
-      <w:r>
-        <w:rPr>
-          <w:rFonts w:ascii="Arial" w:cs="Arial" w:eastAsia="Arial" w:hAnsi="Arial"/>
-          <w:b w:val="false"/>
-          <w:bCs w:val="false"/>
-          <w:i w:val="false"/>
-          <w:iCs w:val="false"/>
-          <w:color w:val="1A1A1A"/>
-          <w:sz w:val="20"/>
-          <w:szCs w:val="20"/>
-        </w:rPr>
-        <w:t xml:space="preserve">Метрику «дети на конец» из v4 сравнивать нельзя: в самом файле v4 базовый сценарий показывает 25 266 детей против 5 906 в позитивном — при меньшем числе школ и меньшей выручке. Это дефект расчёта старой модели, а не разница допущений.</w:t>
-      </w:r>
-    </w:p>
-    <w:p>
-      <w:pPr>
-        <w:pStyle w:val="Heading1"/>
-        <w:pBdr>
-          <w:bottom w:val="single" w:color="9E1B31" w:sz="8" w:space="4"/>
-        </w:pBdr>
-        <w:spacing w:after="140" w:before="340"/>
-      </w:pPr>
-      <w:r>
-        <w:rPr>
-          <w:rFonts w:ascii="Arial" w:cs="Arial" w:eastAsia="Arial" w:hAnsi="Arial"/>
-          <w:b/>
-          <w:bCs/>
-          <w:color w:val="9E1B31"/>
-          <w:sz w:val="28"/>
-          <w:szCs w:val="28"/>
-        </w:rPr>
-        <w:t xml:space="preserve">6. Что осталось открытым</w:t>
-      </w:r>
-    </w:p>
-    <w:p>
-      <w:pPr>
-        <w:spacing w:after="120" w:before="0" w:line="260"/>
-        <w:jc w:val="left"/>
-      </w:pPr>
-      <w:r>
-        <w:rPr>
-          <w:rFonts w:ascii="Arial" w:cs="Arial" w:eastAsia="Arial" w:hAnsi="Arial"/>
-          <w:b w:val="false"/>
-          <w:bCs w:val="false"/>
-          <w:i w:val="false"/>
-          <w:iCs w:val="false"/>
-          <w:color w:val="1A1A1A"/>
-          <w:sz w:val="20"/>
-          <w:szCs w:val="20"/>
-        </w:rPr>
-        <w:t xml:space="preserve">Решает владелец модели, не расчёт.</w:t>
-      </w:r>
-    </w:p>
-    <w:p>
-      <w:pPr>
-        <w:pStyle w:val="ListParagraph"/>
-        <w:numPr>
-          <w:ilvl w:val="0"/>
-          <w:numId w:val="3"/>
+          <w:numId w:val="5"/>
         </w:numPr>
         <w:spacing w:after="60" w:before="0" w:line="260"/>
       </w:pPr>
@@ -6630,20 +10863,7 @@
           <w:sz w:val="20"/>
           <w:szCs w:val="20"/>
         </w:rPr>
-        <w:t xml:space="preserve">Лаг открытия следующих школ партнёра</w:t>
-      </w:r>
-      <w:r>
-        <w:rPr>
-          <w:rFonts w:ascii="Arial" w:cs="Arial" w:eastAsia="Arial" w:hAnsi="Arial"/>
-          <w:b w:val="false"/>
-          <w:bCs w:val="false"/>
-          <w:i w:val="false"/>
-          <w:iCs w:val="false"/>
-          <w:color w:val="1A1A1A"/>
-          <w:sz w:val="20"/>
-          <w:szCs w:val="20"/>
-        </w:rPr>
-        <w:t xml:space="preserve"> — сейчас 3 месяца. Вилка EBITDA от 541 до 763 млн ₽.</w:t>
+        <w:t xml:space="preserve">Когда включать лагеря.</w:t>
       </w:r>
     </w:p>
     <w:p>
@@ -6651,138 +10871,7 @@
         <w:pStyle w:val="ListParagraph"/>
         <w:numPr>
           <w:ilvl w:val="0"/>
-          <w:numId w:val="3"/>
-        </w:numPr>
-        <w:spacing w:after="60" w:before="0" w:line="260"/>
-      </w:pPr>
-      <w:r>
-        <w:rPr>
-          <w:rFonts w:ascii="Arial" w:cs="Arial" w:eastAsia="Arial" w:hAnsi="Arial"/>
-          <w:b/>
-          <w:bCs/>
-          <w:i w:val="false"/>
-          <w:iCs w:val="false"/>
-          <w:color w:val="1A1A1A"/>
-          <w:sz w:val="20"/>
-          <w:szCs w:val="20"/>
-        </w:rPr>
-        <w:t xml:space="preserve">База выручки действующей сети занижена</w:t>
-      </w:r>
-      <w:r>
-        <w:rPr>
-          <w:rFonts w:ascii="Arial" w:cs="Arial" w:eastAsia="Arial" w:hAnsi="Arial"/>
-          <w:b w:val="false"/>
-          <w:bCs w:val="false"/>
-          <w:i w:val="false"/>
-          <w:iCs w:val="false"/>
-          <w:color w:val="1A1A1A"/>
-          <w:sz w:val="20"/>
-          <w:szCs w:val="20"/>
-        </w:rPr>
-        <w:t xml:space="preserve"> — модель считает 272 млн ₽ за год, факт сезона 25/26 составил 417 млн ₽. Средний чек подтверждён, значит расходится число детей или профиль летней сезонности: индекс посещаемости падает до 6 %, а фактическая выручка июля — августа держится на уровне марта.</w:t>
-      </w:r>
-    </w:p>
-    <w:p>
-      <w:pPr>
-        <w:pStyle w:val="ListParagraph"/>
-        <w:numPr>
-          <w:ilvl w:val="0"/>
-          <w:numId w:val="3"/>
-        </w:numPr>
-        <w:spacing w:after="60" w:before="0" w:line="260"/>
-      </w:pPr>
-      <w:r>
-        <w:rPr>
-          <w:rFonts w:ascii="Arial" w:cs="Arial" w:eastAsia="Arial" w:hAnsi="Arial"/>
-          <w:b/>
-          <w:bCs/>
-          <w:i w:val="false"/>
-          <w:iCs w:val="false"/>
-          <w:color w:val="1A1A1A"/>
-          <w:sz w:val="20"/>
-          <w:szCs w:val="20"/>
-        </w:rPr>
-        <w:t xml:space="preserve">Кассовый разрыв в негативном сценарии</w:t>
-      </w:r>
-      <w:r>
-        <w:rPr>
-          <w:rFonts w:ascii="Arial" w:cs="Arial" w:eastAsia="Arial" w:hAnsi="Arial"/>
-          <w:b w:val="false"/>
-          <w:bCs w:val="false"/>
-          <w:i w:val="false"/>
-          <w:iCs w:val="false"/>
-          <w:color w:val="1A1A1A"/>
-          <w:sz w:val="20"/>
-          <w:szCs w:val="20"/>
-        </w:rPr>
-        <w:t xml:space="preserve"> — девять месяцев, до −7,5 млн ₽.</w:t>
-      </w:r>
-    </w:p>
-    <w:p>
-      <w:pPr>
-        <w:pStyle w:val="ListParagraph"/>
-        <w:numPr>
-          <w:ilvl w:val="0"/>
-          <w:numId w:val="3"/>
-        </w:numPr>
-        <w:spacing w:after="60" w:before="0" w:line="260"/>
-      </w:pPr>
-      <w:r>
-        <w:rPr>
-          <w:rFonts w:ascii="Arial" w:cs="Arial" w:eastAsia="Arial" w:hAnsi="Arial"/>
-          <w:b/>
-          <w:bCs/>
-          <w:i w:val="false"/>
-          <w:iCs w:val="false"/>
-          <w:color w:val="1A1A1A"/>
-          <w:sz w:val="20"/>
-          <w:szCs w:val="20"/>
-        </w:rPr>
-        <w:t xml:space="preserve">Месяцы закупок склада</w:t>
-      </w:r>
-      <w:r>
-        <w:rPr>
-          <w:rFonts w:ascii="Arial" w:cs="Arial" w:eastAsia="Arial" w:hAnsi="Arial"/>
-          <w:b w:val="false"/>
-          <w:bCs w:val="false"/>
-          <w:i w:val="false"/>
-          <w:iCs w:val="false"/>
-          <w:color w:val="1A1A1A"/>
-          <w:sz w:val="20"/>
-          <w:szCs w:val="20"/>
-        </w:rPr>
-        <w:t xml:space="preserve"> — квартальная закупка до цели одним платежом бьёт по кассе; помесячное пополнение сгладило бы её.</w:t>
-      </w:r>
-    </w:p>
-    <w:p>
-      <w:pPr>
-        <w:pStyle w:val="ListParagraph"/>
-        <w:numPr>
-          <w:ilvl w:val="0"/>
-          <w:numId w:val="3"/>
-        </w:numPr>
-        <w:spacing w:after="60" w:before="0" w:line="260"/>
-      </w:pPr>
-      <w:r>
-        <w:rPr>
-          <w:rFonts w:ascii="Arial" w:cs="Arial" w:eastAsia="Arial" w:hAnsi="Arial"/>
-          <w:b/>
-          <w:bCs/>
-          <w:i w:val="false"/>
-          <w:iCs w:val="false"/>
-          <w:color w:val="1A1A1A"/>
-          <w:sz w:val="20"/>
-          <w:szCs w:val="20"/>
-        </w:rPr>
-        <w:t xml:space="preserve">Когда включать лагеря.</w:t>
-      </w:r>
-    </w:p>
-    <w:p>
-      <w:pPr>
-        <w:pStyle w:val="ListParagraph"/>
-        <w:numPr>
-          <w:ilvl w:val="0"/>
-          <w:numId w:val="3"/>
+          <w:numId w:val="5"/>
         </w:numPr>
         <w:spacing w:after="60" w:before="0" w:line="260"/>
       </w:pPr>
@@ -7048,12 +11137,24 @@
     </w:lvlOverride>
   </w:num>
   <w:num w:numId="2">
+    <w:abstractNumId w:val="3"/>
+    <w:lvlOverride w:ilvl="0">
+      <w:startOverride w:val="1"/>
+    </w:lvlOverride>
+  </w:num>
+  <w:num w:numId="3">
     <w:abstractNumId w:val="2"/>
     <w:lvlOverride w:ilvl="0">
       <w:startOverride w:val="1"/>
     </w:lvlOverride>
   </w:num>
-  <w:num w:numId="3">
+  <w:num w:numId="4">
+    <w:abstractNumId w:val="3"/>
+    <w:lvlOverride w:ilvl="0">
+      <w:startOverride w:val="1"/>
+    </w:lvlOverride>
+  </w:num>
+  <w:num w:numId="5">
     <w:abstractNumId w:val="3"/>
     <w:lvlOverride w:ilvl="0">
       <w:startOverride w:val="1"/>

--- a/docs/Отличия_от_v4.docx
+++ b/docs/Отличия_от_v4.docx
@@ -1447,7 +1447,7 @@
           <w:sz w:val="20"/>
           <w:szCs w:val="20"/>
         </w:rPr>
-        <w:t xml:space="preserve">Позитивный сценарий v4 давал 317 сделок — почти то же, что сегодняшняя база. </w:t>
+        <w:t xml:space="preserve">Позитивный сценарий v4 давал 317 сделок — почти то же, что сегодняшняя база. Но это совпадение </w:t>
       </w:r>
       <w:r>
         <w:rPr>
@@ -1460,7 +1460,7 @@
           <w:sz w:val="20"/>
           <w:szCs w:val="20"/>
         </w:rPr>
-        <w:t xml:space="preserve">Текущий базовый план — это бывший позитивный сценарий v4,</w:t>
+        <w:t xml:space="preserve">только по плану продаж</w:t>
       </w:r>
       <w:r>
         <w:rPr>
@@ -1473,7 +1473,7 @@
           <w:sz w:val="20"/>
           <w:szCs w:val="20"/>
         </w:rPr>
-        <w:t xml:space="preserve"> поэтому сравнивать сегодняшнюю базу корректно с колонкой «Позитивный» старого файла. Откуда взялась цифра и чем она подтверждается — раздел 6.</w:t>
+        <w:t xml:space="preserve">: назвать текущую модель «бывшим позитивным сценарием v4» нельзя, остальные допущения взяты с другого конца — разбор в конце этого раздела. Откуда взялась цифра плана и чем она подтверждается — раздел 6.</w:t>
       </w:r>
     </w:p>
     <w:p>
@@ -4390,6 +4390,1436 @@
           <w:szCs w:val="20"/>
         </w:rPr>
         <w:t xml:space="preserve">Конверсия 85 % выбрана владельцем 11.09.2026 сознательно консервативно: это значение негативного сценария v4, в базовом там стояло 95 %. До этого в модели стояло 100 %, то есть «ни одна проданная франшиза не срывается на поиске площадки, согласовании или финансировании партнёра» — такого не бывает. Цена вопроса: EBITDA 731,5 → 599,0 млн ₽ за пять лет.</w:t>
+      </w:r>
+    </w:p>
+    <w:p>
+      <w:pPr>
+        <w:pStyle w:val="Heading2"/>
+        <w:spacing w:after="80" w:before="240"/>
+      </w:pPr>
+      <w:r>
+        <w:rPr>
+          <w:rFonts w:ascii="Arial" w:cs="Arial" w:eastAsia="Arial" w:hAnsi="Arial"/>
+          <w:b/>
+          <w:bCs/>
+          <w:color w:val="1A1A1A"/>
+          <w:sz w:val="22"/>
+          <w:szCs w:val="22"/>
+        </w:rPr>
+        <w:t xml:space="preserve">Где сегодняшние допущения лежат относительно сценариев v4</w:t>
+      </w:r>
+    </w:p>
+    <w:p>
+      <w:pPr>
+        <w:spacing w:after="120" w:before="0" w:line="260"/>
+        <w:jc w:val="left"/>
+      </w:pPr>
+      <w:r>
+        <w:rPr>
+          <w:rFonts w:ascii="Arial" w:cs="Arial" w:eastAsia="Arial" w:hAnsi="Arial"/>
+          <w:b w:val="false"/>
+          <w:bCs w:val="false"/>
+          <w:i w:val="false"/>
+          <w:iCs w:val="false"/>
+          <w:color w:val="1A1A1A"/>
+          <w:sz w:val="20"/>
+          <w:szCs w:val="20"/>
+        </w:rPr>
+        <w:t xml:space="preserve">Ни в одном сценарии целиком. Модель берёт план продаж с оптимистичного конца, а допущения о том, как этот план исполняется и сколько приносит действующая сеть, — с консервативного.</w:t>
+      </w:r>
+    </w:p>
+    <w:tbl>
+      <w:tblPr>
+        <w:tblW w:type="dxa" w:w="9638"/>
+        <w:tblBorders>
+          <w:top w:val="single" w:color="auto" w:sz="4"/>
+          <w:left w:val="single" w:color="auto" w:sz="4"/>
+          <w:bottom w:val="single" w:color="auto" w:sz="4"/>
+          <w:right w:val="single" w:color="auto" w:sz="4"/>
+          <w:insideH w:val="single" w:color="auto" w:sz="4"/>
+          <w:insideV w:val="single" w:color="auto" w:sz="4"/>
+        </w:tblBorders>
+        <w:tblLayout w:type="fixed"/>
+      </w:tblPr>
+      <w:tblGrid>
+        <w:gridCol w:w="2891"/>
+        <w:gridCol w:w="1253"/>
+        <w:gridCol w:w="1253"/>
+        <w:gridCol w:w="1253"/>
+        <w:gridCol w:w="1253"/>
+        <w:gridCol w:w="1735"/>
+      </w:tblGrid>
+      <w:tr>
+        <w:trPr>
+          <w:tblHeader/>
+        </w:trPr>
+        <w:tc>
+          <w:tcPr>
+            <w:tcW w:type="dxa" w:w="2891"/>
+            <w:tcBorders>
+              <w:top w:val="single" w:color="D4D4D4" w:sz="2"/>
+              <w:left w:val="none"/>
+              <w:bottom w:val="single" w:color="D4D4D4" w:sz="2"/>
+              <w:right w:val="none"/>
+            </w:tcBorders>
+            <w:shd w:fill="9E1B31" w:color="auto" w:val="clear"/>
+            <w:tcMar>
+              <w:top w:type="dxa" w:w="60"/>
+              <w:left w:type="dxa" w:w="100"/>
+              <w:bottom w:type="dxa" w:w="60"/>
+              <w:right w:type="dxa" w:w="100"/>
+            </w:tcMar>
+            <w:vAlign w:val="center"/>
+          </w:tcPr>
+          <w:p>
+            <w:pPr>
+              <w:spacing w:after="0" w:before="0" w:line="240"/>
+              <w:jc w:val="left"/>
+            </w:pPr>
+            <w:r>
+              <w:rPr>
+                <w:rFonts w:ascii="Arial" w:cs="Arial" w:eastAsia="Arial" w:hAnsi="Arial"/>
+                <w:b/>
+                <w:bCs/>
+                <w:color w:val="FFFFFF"/>
+                <w:sz w:val="18"/>
+                <w:szCs w:val="18"/>
+              </w:rPr>
+              <w:t xml:space="preserve">Допущение</w:t>
+            </w:r>
+          </w:p>
+        </w:tc>
+        <w:tc>
+          <w:tcPr>
+            <w:tcW w:type="dxa" w:w="1253"/>
+            <w:tcBorders>
+              <w:top w:val="single" w:color="D4D4D4" w:sz="2"/>
+              <w:left w:val="none"/>
+              <w:bottom w:val="single" w:color="D4D4D4" w:sz="2"/>
+              <w:right w:val="none"/>
+            </w:tcBorders>
+            <w:shd w:fill="9E1B31" w:color="auto" w:val="clear"/>
+            <w:tcMar>
+              <w:top w:type="dxa" w:w="60"/>
+              <w:left w:type="dxa" w:w="100"/>
+              <w:bottom w:type="dxa" w:w="60"/>
+              <w:right w:type="dxa" w:w="100"/>
+            </w:tcMar>
+            <w:vAlign w:val="center"/>
+          </w:tcPr>
+          <w:p>
+            <w:pPr>
+              <w:spacing w:after="0" w:before="0" w:line="240"/>
+              <w:jc w:val="right"/>
+            </w:pPr>
+            <w:r>
+              <w:rPr>
+                <w:rFonts w:ascii="Arial" w:cs="Arial" w:eastAsia="Arial" w:hAnsi="Arial"/>
+                <w:b/>
+                <w:bCs/>
+                <w:color w:val="FFFFFF"/>
+                <w:sz w:val="18"/>
+                <w:szCs w:val="18"/>
+              </w:rPr>
+              <w:t xml:space="preserve">v4 негат.</w:t>
+            </w:r>
+          </w:p>
+        </w:tc>
+        <w:tc>
+          <w:tcPr>
+            <w:tcW w:type="dxa" w:w="1253"/>
+            <w:tcBorders>
+              <w:top w:val="single" w:color="D4D4D4" w:sz="2"/>
+              <w:left w:val="none"/>
+              <w:bottom w:val="single" w:color="D4D4D4" w:sz="2"/>
+              <w:right w:val="none"/>
+            </w:tcBorders>
+            <w:shd w:fill="9E1B31" w:color="auto" w:val="clear"/>
+            <w:tcMar>
+              <w:top w:type="dxa" w:w="60"/>
+              <w:left w:type="dxa" w:w="100"/>
+              <w:bottom w:type="dxa" w:w="60"/>
+              <w:right w:type="dxa" w:w="100"/>
+            </w:tcMar>
+            <w:vAlign w:val="center"/>
+          </w:tcPr>
+          <w:p>
+            <w:pPr>
+              <w:spacing w:after="0" w:before="0" w:line="240"/>
+              <w:jc w:val="right"/>
+            </w:pPr>
+            <w:r>
+              <w:rPr>
+                <w:rFonts w:ascii="Arial" w:cs="Arial" w:eastAsia="Arial" w:hAnsi="Arial"/>
+                <w:b/>
+                <w:bCs/>
+                <w:color w:val="FFFFFF"/>
+                <w:sz w:val="18"/>
+                <w:szCs w:val="18"/>
+              </w:rPr>
+              <w:t xml:space="preserve">v4 базов.</w:t>
+            </w:r>
+          </w:p>
+        </w:tc>
+        <w:tc>
+          <w:tcPr>
+            <w:tcW w:type="dxa" w:w="1253"/>
+            <w:tcBorders>
+              <w:top w:val="single" w:color="D4D4D4" w:sz="2"/>
+              <w:left w:val="none"/>
+              <w:bottom w:val="single" w:color="D4D4D4" w:sz="2"/>
+              <w:right w:val="none"/>
+            </w:tcBorders>
+            <w:shd w:fill="9E1B31" w:color="auto" w:val="clear"/>
+            <w:tcMar>
+              <w:top w:type="dxa" w:w="60"/>
+              <w:left w:type="dxa" w:w="100"/>
+              <w:bottom w:type="dxa" w:w="60"/>
+              <w:right w:type="dxa" w:w="100"/>
+            </w:tcMar>
+            <w:vAlign w:val="center"/>
+          </w:tcPr>
+          <w:p>
+            <w:pPr>
+              <w:spacing w:after="0" w:before="0" w:line="240"/>
+              <w:jc w:val="right"/>
+            </w:pPr>
+            <w:r>
+              <w:rPr>
+                <w:rFonts w:ascii="Arial" w:cs="Arial" w:eastAsia="Arial" w:hAnsi="Arial"/>
+                <w:b/>
+                <w:bCs/>
+                <w:color w:val="FFFFFF"/>
+                <w:sz w:val="18"/>
+                <w:szCs w:val="18"/>
+              </w:rPr>
+              <w:t xml:space="preserve">v4 позит.</w:t>
+            </w:r>
+          </w:p>
+        </w:tc>
+        <w:tc>
+          <w:tcPr>
+            <w:tcW w:type="dxa" w:w="1253"/>
+            <w:tcBorders>
+              <w:top w:val="single" w:color="D4D4D4" w:sz="2"/>
+              <w:left w:val="none"/>
+              <w:bottom w:val="single" w:color="D4D4D4" w:sz="2"/>
+              <w:right w:val="none"/>
+            </w:tcBorders>
+            <w:shd w:fill="9E1B31" w:color="auto" w:val="clear"/>
+            <w:tcMar>
+              <w:top w:type="dxa" w:w="60"/>
+              <w:left w:type="dxa" w:w="100"/>
+              <w:bottom w:type="dxa" w:w="60"/>
+              <w:right w:type="dxa" w:w="100"/>
+            </w:tcMar>
+            <w:vAlign w:val="center"/>
+          </w:tcPr>
+          <w:p>
+            <w:pPr>
+              <w:spacing w:after="0" w:before="0" w:line="240"/>
+              <w:jc w:val="right"/>
+            </w:pPr>
+            <w:r>
+              <w:rPr>
+                <w:rFonts w:ascii="Arial" w:cs="Arial" w:eastAsia="Arial" w:hAnsi="Arial"/>
+                <w:b/>
+                <w:bCs/>
+                <w:color w:val="FFFFFF"/>
+                <w:sz w:val="18"/>
+                <w:szCs w:val="18"/>
+              </w:rPr>
+              <w:t xml:space="preserve">Сейчас</w:t>
+            </w:r>
+          </w:p>
+        </w:tc>
+        <w:tc>
+          <w:tcPr>
+            <w:tcW w:type="dxa" w:w="1735"/>
+            <w:tcBorders>
+              <w:top w:val="single" w:color="D4D4D4" w:sz="2"/>
+              <w:left w:val="none"/>
+              <w:bottom w:val="single" w:color="D4D4D4" w:sz="2"/>
+              <w:right w:val="none"/>
+            </w:tcBorders>
+            <w:shd w:fill="9E1B31" w:color="auto" w:val="clear"/>
+            <w:tcMar>
+              <w:top w:type="dxa" w:w="60"/>
+              <w:left w:type="dxa" w:w="100"/>
+              <w:bottom w:type="dxa" w:w="60"/>
+              <w:right w:type="dxa" w:w="100"/>
+            </w:tcMar>
+            <w:vAlign w:val="center"/>
+          </w:tcPr>
+          <w:p>
+            <w:pPr>
+              <w:spacing w:after="0" w:before="0" w:line="240"/>
+              <w:jc w:val="left"/>
+            </w:pPr>
+            <w:r>
+              <w:rPr>
+                <w:rFonts w:ascii="Arial" w:cs="Arial" w:eastAsia="Arial" w:hAnsi="Arial"/>
+                <w:b/>
+                <w:bCs/>
+                <w:color w:val="FFFFFF"/>
+                <w:sz w:val="18"/>
+                <w:szCs w:val="18"/>
+              </w:rPr>
+              <w:t xml:space="preserve">Где лежит</w:t>
+            </w:r>
+          </w:p>
+        </w:tc>
+      </w:tr>
+      <w:tr>
+        <w:trPr>
+          <w:cantSplit/>
+        </w:trPr>
+        <w:tc>
+          <w:tcPr>
+            <w:tcW w:type="dxa" w:w="2891"/>
+            <w:tcBorders>
+              <w:top w:val="single" w:color="D4D4D4" w:sz="2"/>
+              <w:left w:val="none"/>
+              <w:bottom w:val="single" w:color="D4D4D4" w:sz="2"/>
+              <w:right w:val="none"/>
+            </w:tcBorders>
+            <w:tcMar>
+              <w:top w:type="dxa" w:w="60"/>
+              <w:left w:type="dxa" w:w="100"/>
+              <w:bottom w:type="dxa" w:w="60"/>
+              <w:right w:type="dxa" w:w="100"/>
+            </w:tcMar>
+            <w:vAlign w:val="center"/>
+          </w:tcPr>
+          <w:p>
+            <w:pPr>
+              <w:spacing w:after="0" w:before="0" w:line="240"/>
+              <w:jc w:val="left"/>
+            </w:pPr>
+            <w:r>
+              <w:rPr>
+                <w:rFonts w:ascii="Arial" w:cs="Arial" w:eastAsia="Arial" w:hAnsi="Arial"/>
+                <w:b w:val="false"/>
+                <w:bCs w:val="false"/>
+                <w:color w:val="1A1A1A"/>
+                <w:sz w:val="18"/>
+                <w:szCs w:val="18"/>
+              </w:rPr>
+              <w:t xml:space="preserve">План продаж за 5 лет, сделок</w:t>
+            </w:r>
+          </w:p>
+        </w:tc>
+        <w:tc>
+          <w:tcPr>
+            <w:tcW w:type="dxa" w:w="1253"/>
+            <w:tcBorders>
+              <w:top w:val="single" w:color="D4D4D4" w:sz="2"/>
+              <w:left w:val="none"/>
+              <w:bottom w:val="single" w:color="D4D4D4" w:sz="2"/>
+              <w:right w:val="none"/>
+            </w:tcBorders>
+            <w:tcMar>
+              <w:top w:type="dxa" w:w="60"/>
+              <w:left w:type="dxa" w:w="100"/>
+              <w:bottom w:type="dxa" w:w="60"/>
+              <w:right w:type="dxa" w:w="100"/>
+            </w:tcMar>
+            <w:vAlign w:val="center"/>
+          </w:tcPr>
+          <w:p>
+            <w:pPr>
+              <w:spacing w:after="0" w:before="0" w:line="240"/>
+              <w:jc w:val="right"/>
+            </w:pPr>
+            <w:r>
+              <w:rPr>
+                <w:rFonts w:ascii="Arial" w:cs="Arial" w:eastAsia="Arial" w:hAnsi="Arial"/>
+                <w:b w:val="false"/>
+                <w:bCs w:val="false"/>
+                <w:color w:val="1A1A1A"/>
+                <w:sz w:val="18"/>
+                <w:szCs w:val="18"/>
+              </w:rPr>
+              <w:t xml:space="preserve">146</w:t>
+            </w:r>
+          </w:p>
+        </w:tc>
+        <w:tc>
+          <w:tcPr>
+            <w:tcW w:type="dxa" w:w="1253"/>
+            <w:tcBorders>
+              <w:top w:val="single" w:color="D4D4D4" w:sz="2"/>
+              <w:left w:val="none"/>
+              <w:bottom w:val="single" w:color="D4D4D4" w:sz="2"/>
+              <w:right w:val="none"/>
+            </w:tcBorders>
+            <w:tcMar>
+              <w:top w:type="dxa" w:w="60"/>
+              <w:left w:type="dxa" w:w="100"/>
+              <w:bottom w:type="dxa" w:w="60"/>
+              <w:right w:type="dxa" w:w="100"/>
+            </w:tcMar>
+            <w:vAlign w:val="center"/>
+          </w:tcPr>
+          <w:p>
+            <w:pPr>
+              <w:spacing w:after="0" w:before="0" w:line="240"/>
+              <w:jc w:val="right"/>
+            </w:pPr>
+            <w:r>
+              <w:rPr>
+                <w:rFonts w:ascii="Arial" w:cs="Arial" w:eastAsia="Arial" w:hAnsi="Arial"/>
+                <w:b w:val="false"/>
+                <w:bCs w:val="false"/>
+                <w:color w:val="1A1A1A"/>
+                <w:sz w:val="18"/>
+                <w:szCs w:val="18"/>
+              </w:rPr>
+              <w:t xml:space="preserve">210</w:t>
+            </w:r>
+          </w:p>
+        </w:tc>
+        <w:tc>
+          <w:tcPr>
+            <w:tcW w:type="dxa" w:w="1253"/>
+            <w:tcBorders>
+              <w:top w:val="single" w:color="D4D4D4" w:sz="2"/>
+              <w:left w:val="none"/>
+              <w:bottom w:val="single" w:color="D4D4D4" w:sz="2"/>
+              <w:right w:val="none"/>
+            </w:tcBorders>
+            <w:tcMar>
+              <w:top w:type="dxa" w:w="60"/>
+              <w:left w:type="dxa" w:w="100"/>
+              <w:bottom w:type="dxa" w:w="60"/>
+              <w:right w:type="dxa" w:w="100"/>
+            </w:tcMar>
+            <w:vAlign w:val="center"/>
+          </w:tcPr>
+          <w:p>
+            <w:pPr>
+              <w:spacing w:after="0" w:before="0" w:line="240"/>
+              <w:jc w:val="right"/>
+            </w:pPr>
+            <w:r>
+              <w:rPr>
+                <w:rFonts w:ascii="Arial" w:cs="Arial" w:eastAsia="Arial" w:hAnsi="Arial"/>
+                <w:b w:val="false"/>
+                <w:bCs w:val="false"/>
+                <w:color w:val="1A1A1A"/>
+                <w:sz w:val="18"/>
+                <w:szCs w:val="18"/>
+              </w:rPr>
+              <w:t xml:space="preserve">317</w:t>
+            </w:r>
+          </w:p>
+        </w:tc>
+        <w:tc>
+          <w:tcPr>
+            <w:tcW w:type="dxa" w:w="1253"/>
+            <w:tcBorders>
+              <w:top w:val="single" w:color="D4D4D4" w:sz="2"/>
+              <w:left w:val="none"/>
+              <w:bottom w:val="single" w:color="D4D4D4" w:sz="2"/>
+              <w:right w:val="none"/>
+            </w:tcBorders>
+            <w:tcMar>
+              <w:top w:type="dxa" w:w="60"/>
+              <w:left w:type="dxa" w:w="100"/>
+              <w:bottom w:type="dxa" w:w="60"/>
+              <w:right w:type="dxa" w:w="100"/>
+            </w:tcMar>
+            <w:vAlign w:val="center"/>
+          </w:tcPr>
+          <w:p>
+            <w:pPr>
+              <w:spacing w:after="0" w:before="0" w:line="240"/>
+              <w:jc w:val="right"/>
+            </w:pPr>
+            <w:r>
+              <w:rPr>
+                <w:rFonts w:ascii="Arial" w:cs="Arial" w:eastAsia="Arial" w:hAnsi="Arial"/>
+                <w:b w:val="false"/>
+                <w:bCs w:val="false"/>
+                <w:color w:val="1A1A1A"/>
+                <w:sz w:val="18"/>
+                <w:szCs w:val="18"/>
+              </w:rPr>
+              <w:t xml:space="preserve">320</w:t>
+            </w:r>
+          </w:p>
+        </w:tc>
+        <w:tc>
+          <w:tcPr>
+            <w:tcW w:type="dxa" w:w="1735"/>
+            <w:tcBorders>
+              <w:top w:val="single" w:color="D4D4D4" w:sz="2"/>
+              <w:left w:val="none"/>
+              <w:bottom w:val="single" w:color="D4D4D4" w:sz="2"/>
+              <w:right w:val="none"/>
+            </w:tcBorders>
+            <w:tcMar>
+              <w:top w:type="dxa" w:w="60"/>
+              <w:left w:type="dxa" w:w="100"/>
+              <w:bottom w:type="dxa" w:w="60"/>
+              <w:right w:type="dxa" w:w="100"/>
+            </w:tcMar>
+            <w:vAlign w:val="center"/>
+          </w:tcPr>
+          <w:p>
+            <w:pPr>
+              <w:spacing w:after="0" w:before="0" w:line="240"/>
+              <w:jc w:val="left"/>
+            </w:pPr>
+            <w:r>
+              <w:rPr>
+                <w:rFonts w:ascii="Arial" w:cs="Arial" w:eastAsia="Arial" w:hAnsi="Arial"/>
+                <w:b w:val="false"/>
+                <w:bCs w:val="false"/>
+                <w:color w:val="1A1A1A"/>
+                <w:sz w:val="18"/>
+                <w:szCs w:val="18"/>
+              </w:rPr>
+              <w:t xml:space="preserve">выше позитивного</w:t>
+            </w:r>
+          </w:p>
+        </w:tc>
+      </w:tr>
+      <w:tr>
+        <w:trPr>
+          <w:cantSplit/>
+        </w:trPr>
+        <w:tc>
+          <w:tcPr>
+            <w:tcW w:type="dxa" w:w="2891"/>
+            <w:tcBorders>
+              <w:top w:val="single" w:color="D4D4D4" w:sz="2"/>
+              <w:left w:val="none"/>
+              <w:bottom w:val="single" w:color="D4D4D4" w:sz="2"/>
+              <w:right w:val="none"/>
+            </w:tcBorders>
+            <w:shd w:fill="F5F5F5" w:color="auto" w:val="clear"/>
+            <w:tcMar>
+              <w:top w:type="dxa" w:w="60"/>
+              <w:left w:type="dxa" w:w="100"/>
+              <w:bottom w:type="dxa" w:w="60"/>
+              <w:right w:type="dxa" w:w="100"/>
+            </w:tcMar>
+            <w:vAlign w:val="center"/>
+          </w:tcPr>
+          <w:p>
+            <w:pPr>
+              <w:spacing w:after="0" w:before="0" w:line="240"/>
+              <w:jc w:val="left"/>
+            </w:pPr>
+            <w:r>
+              <w:rPr>
+                <w:rFonts w:ascii="Arial" w:cs="Arial" w:eastAsia="Arial" w:hAnsi="Arial"/>
+                <w:b w:val="false"/>
+                <w:bCs w:val="false"/>
+                <w:color w:val="1A1A1A"/>
+                <w:sz w:val="18"/>
+                <w:szCs w:val="18"/>
+              </w:rPr>
+              <w:t xml:space="preserve">Конверсия продажи в открытие</w:t>
+            </w:r>
+          </w:p>
+        </w:tc>
+        <w:tc>
+          <w:tcPr>
+            <w:tcW w:type="dxa" w:w="1253"/>
+            <w:tcBorders>
+              <w:top w:val="single" w:color="D4D4D4" w:sz="2"/>
+              <w:left w:val="none"/>
+              <w:bottom w:val="single" w:color="D4D4D4" w:sz="2"/>
+              <w:right w:val="none"/>
+            </w:tcBorders>
+            <w:shd w:fill="F5F5F5" w:color="auto" w:val="clear"/>
+            <w:tcMar>
+              <w:top w:type="dxa" w:w="60"/>
+              <w:left w:type="dxa" w:w="100"/>
+              <w:bottom w:type="dxa" w:w="60"/>
+              <w:right w:type="dxa" w:w="100"/>
+            </w:tcMar>
+            <w:vAlign w:val="center"/>
+          </w:tcPr>
+          <w:p>
+            <w:pPr>
+              <w:spacing w:after="0" w:before="0" w:line="240"/>
+              <w:jc w:val="right"/>
+            </w:pPr>
+            <w:r>
+              <w:rPr>
+                <w:rFonts w:ascii="Arial" w:cs="Arial" w:eastAsia="Arial" w:hAnsi="Arial"/>
+                <w:b w:val="false"/>
+                <w:bCs w:val="false"/>
+                <w:color w:val="1A1A1A"/>
+                <w:sz w:val="18"/>
+                <w:szCs w:val="18"/>
+              </w:rPr>
+              <w:t xml:space="preserve">85 %</w:t>
+            </w:r>
+          </w:p>
+        </w:tc>
+        <w:tc>
+          <w:tcPr>
+            <w:tcW w:type="dxa" w:w="1253"/>
+            <w:tcBorders>
+              <w:top w:val="single" w:color="D4D4D4" w:sz="2"/>
+              <w:left w:val="none"/>
+              <w:bottom w:val="single" w:color="D4D4D4" w:sz="2"/>
+              <w:right w:val="none"/>
+            </w:tcBorders>
+            <w:shd w:fill="F5F5F5" w:color="auto" w:val="clear"/>
+            <w:tcMar>
+              <w:top w:type="dxa" w:w="60"/>
+              <w:left w:type="dxa" w:w="100"/>
+              <w:bottom w:type="dxa" w:w="60"/>
+              <w:right w:type="dxa" w:w="100"/>
+            </w:tcMar>
+            <w:vAlign w:val="center"/>
+          </w:tcPr>
+          <w:p>
+            <w:pPr>
+              <w:spacing w:after="0" w:before="0" w:line="240"/>
+              <w:jc w:val="right"/>
+            </w:pPr>
+            <w:r>
+              <w:rPr>
+                <w:rFonts w:ascii="Arial" w:cs="Arial" w:eastAsia="Arial" w:hAnsi="Arial"/>
+                <w:b w:val="false"/>
+                <w:bCs w:val="false"/>
+                <w:color w:val="1A1A1A"/>
+                <w:sz w:val="18"/>
+                <w:szCs w:val="18"/>
+              </w:rPr>
+              <w:t xml:space="preserve">95 %</w:t>
+            </w:r>
+          </w:p>
+        </w:tc>
+        <w:tc>
+          <w:tcPr>
+            <w:tcW w:type="dxa" w:w="1253"/>
+            <w:tcBorders>
+              <w:top w:val="single" w:color="D4D4D4" w:sz="2"/>
+              <w:left w:val="none"/>
+              <w:bottom w:val="single" w:color="D4D4D4" w:sz="2"/>
+              <w:right w:val="none"/>
+            </w:tcBorders>
+            <w:shd w:fill="F5F5F5" w:color="auto" w:val="clear"/>
+            <w:tcMar>
+              <w:top w:type="dxa" w:w="60"/>
+              <w:left w:type="dxa" w:w="100"/>
+              <w:bottom w:type="dxa" w:w="60"/>
+              <w:right w:type="dxa" w:w="100"/>
+            </w:tcMar>
+            <w:vAlign w:val="center"/>
+          </w:tcPr>
+          <w:p>
+            <w:pPr>
+              <w:spacing w:after="0" w:before="0" w:line="240"/>
+              <w:jc w:val="right"/>
+            </w:pPr>
+            <w:r>
+              <w:rPr>
+                <w:rFonts w:ascii="Arial" w:cs="Arial" w:eastAsia="Arial" w:hAnsi="Arial"/>
+                <w:b w:val="false"/>
+                <w:bCs w:val="false"/>
+                <w:color w:val="1A1A1A"/>
+                <w:sz w:val="18"/>
+                <w:szCs w:val="18"/>
+              </w:rPr>
+              <w:t xml:space="preserve">97 %</w:t>
+            </w:r>
+          </w:p>
+        </w:tc>
+        <w:tc>
+          <w:tcPr>
+            <w:tcW w:type="dxa" w:w="1253"/>
+            <w:tcBorders>
+              <w:top w:val="single" w:color="D4D4D4" w:sz="2"/>
+              <w:left w:val="none"/>
+              <w:bottom w:val="single" w:color="D4D4D4" w:sz="2"/>
+              <w:right w:val="none"/>
+            </w:tcBorders>
+            <w:shd w:fill="F5F5F5" w:color="auto" w:val="clear"/>
+            <w:tcMar>
+              <w:top w:type="dxa" w:w="60"/>
+              <w:left w:type="dxa" w:w="100"/>
+              <w:bottom w:type="dxa" w:w="60"/>
+              <w:right w:type="dxa" w:w="100"/>
+            </w:tcMar>
+            <w:vAlign w:val="center"/>
+          </w:tcPr>
+          <w:p>
+            <w:pPr>
+              <w:spacing w:after="0" w:before="0" w:line="240"/>
+              <w:jc w:val="right"/>
+            </w:pPr>
+            <w:r>
+              <w:rPr>
+                <w:rFonts w:ascii="Arial" w:cs="Arial" w:eastAsia="Arial" w:hAnsi="Arial"/>
+                <w:b w:val="false"/>
+                <w:bCs w:val="false"/>
+                <w:color w:val="1A1A1A"/>
+                <w:sz w:val="18"/>
+                <w:szCs w:val="18"/>
+              </w:rPr>
+              <w:t xml:space="preserve">85 %</w:t>
+            </w:r>
+          </w:p>
+        </w:tc>
+        <w:tc>
+          <w:tcPr>
+            <w:tcW w:type="dxa" w:w="1735"/>
+            <w:tcBorders>
+              <w:top w:val="single" w:color="D4D4D4" w:sz="2"/>
+              <w:left w:val="none"/>
+              <w:bottom w:val="single" w:color="D4D4D4" w:sz="2"/>
+              <w:right w:val="none"/>
+            </w:tcBorders>
+            <w:shd w:fill="F5F5F5" w:color="auto" w:val="clear"/>
+            <w:tcMar>
+              <w:top w:type="dxa" w:w="60"/>
+              <w:left w:type="dxa" w:w="100"/>
+              <w:bottom w:type="dxa" w:w="60"/>
+              <w:right w:type="dxa" w:w="100"/>
+            </w:tcMar>
+            <w:vAlign w:val="center"/>
+          </w:tcPr>
+          <w:p>
+            <w:pPr>
+              <w:spacing w:after="0" w:before="0" w:line="240"/>
+              <w:jc w:val="left"/>
+            </w:pPr>
+            <w:r>
+              <w:rPr>
+                <w:rFonts w:ascii="Arial" w:cs="Arial" w:eastAsia="Arial" w:hAnsi="Arial"/>
+                <w:b w:val="false"/>
+                <w:bCs w:val="false"/>
+                <w:color w:val="1A1A1A"/>
+                <w:sz w:val="18"/>
+                <w:szCs w:val="18"/>
+              </w:rPr>
+              <w:t xml:space="preserve">негативный</w:t>
+            </w:r>
+          </w:p>
+        </w:tc>
+      </w:tr>
+      <w:tr>
+        <w:trPr>
+          <w:cantSplit/>
+        </w:trPr>
+        <w:tc>
+          <w:tcPr>
+            <w:tcW w:type="dxa" w:w="2891"/>
+            <w:tcBorders>
+              <w:top w:val="single" w:color="D4D4D4" w:sz="2"/>
+              <w:left w:val="none"/>
+              <w:bottom w:val="single" w:color="D4D4D4" w:sz="2"/>
+              <w:right w:val="none"/>
+            </w:tcBorders>
+            <w:tcMar>
+              <w:top w:type="dxa" w:w="60"/>
+              <w:left w:type="dxa" w:w="100"/>
+              <w:bottom w:type="dxa" w:w="60"/>
+              <w:right w:type="dxa" w:w="100"/>
+            </w:tcMar>
+            <w:vAlign w:val="center"/>
+          </w:tcPr>
+          <w:p>
+            <w:pPr>
+              <w:spacing w:after="0" w:before="0" w:line="240"/>
+              <w:jc w:val="left"/>
+            </w:pPr>
+            <w:r>
+              <w:rPr>
+                <w:rFonts w:ascii="Arial" w:cs="Arial" w:eastAsia="Arial" w:hAnsi="Arial"/>
+                <w:b w:val="false"/>
+                <w:bCs w:val="false"/>
+                <w:color w:val="1A1A1A"/>
+                <w:sz w:val="18"/>
+                <w:szCs w:val="18"/>
+              </w:rPr>
+              <w:t xml:space="preserve">Закрытие школ в год</w:t>
+            </w:r>
+          </w:p>
+        </w:tc>
+        <w:tc>
+          <w:tcPr>
+            <w:tcW w:type="dxa" w:w="1253"/>
+            <w:tcBorders>
+              <w:top w:val="single" w:color="D4D4D4" w:sz="2"/>
+              <w:left w:val="none"/>
+              <w:bottom w:val="single" w:color="D4D4D4" w:sz="2"/>
+              <w:right w:val="none"/>
+            </w:tcBorders>
+            <w:tcMar>
+              <w:top w:type="dxa" w:w="60"/>
+              <w:left w:type="dxa" w:w="100"/>
+              <w:bottom w:type="dxa" w:w="60"/>
+              <w:right w:type="dxa" w:w="100"/>
+            </w:tcMar>
+            <w:vAlign w:val="center"/>
+          </w:tcPr>
+          <w:p>
+            <w:pPr>
+              <w:spacing w:after="0" w:before="0" w:line="240"/>
+              <w:jc w:val="right"/>
+            </w:pPr>
+            <w:r>
+              <w:rPr>
+                <w:rFonts w:ascii="Arial" w:cs="Arial" w:eastAsia="Arial" w:hAnsi="Arial"/>
+                <w:b w:val="false"/>
+                <w:bCs w:val="false"/>
+                <w:color w:val="1A1A1A"/>
+                <w:sz w:val="18"/>
+                <w:szCs w:val="18"/>
+              </w:rPr>
+              <w:t xml:space="preserve">5 %</w:t>
+            </w:r>
+          </w:p>
+        </w:tc>
+        <w:tc>
+          <w:tcPr>
+            <w:tcW w:type="dxa" w:w="1253"/>
+            <w:tcBorders>
+              <w:top w:val="single" w:color="D4D4D4" w:sz="2"/>
+              <w:left w:val="none"/>
+              <w:bottom w:val="single" w:color="D4D4D4" w:sz="2"/>
+              <w:right w:val="none"/>
+            </w:tcBorders>
+            <w:tcMar>
+              <w:top w:type="dxa" w:w="60"/>
+              <w:left w:type="dxa" w:w="100"/>
+              <w:bottom w:type="dxa" w:w="60"/>
+              <w:right w:type="dxa" w:w="100"/>
+            </w:tcMar>
+            <w:vAlign w:val="center"/>
+          </w:tcPr>
+          <w:p>
+            <w:pPr>
+              <w:spacing w:after="0" w:before="0" w:line="240"/>
+              <w:jc w:val="right"/>
+            </w:pPr>
+            <w:r>
+              <w:rPr>
+                <w:rFonts w:ascii="Arial" w:cs="Arial" w:eastAsia="Arial" w:hAnsi="Arial"/>
+                <w:b w:val="false"/>
+                <w:bCs w:val="false"/>
+                <w:color w:val="1A1A1A"/>
+                <w:sz w:val="18"/>
+                <w:szCs w:val="18"/>
+              </w:rPr>
+              <w:t xml:space="preserve">3 %</w:t>
+            </w:r>
+          </w:p>
+        </w:tc>
+        <w:tc>
+          <w:tcPr>
+            <w:tcW w:type="dxa" w:w="1253"/>
+            <w:tcBorders>
+              <w:top w:val="single" w:color="D4D4D4" w:sz="2"/>
+              <w:left w:val="none"/>
+              <w:bottom w:val="single" w:color="D4D4D4" w:sz="2"/>
+              <w:right w:val="none"/>
+            </w:tcBorders>
+            <w:tcMar>
+              <w:top w:type="dxa" w:w="60"/>
+              <w:left w:type="dxa" w:w="100"/>
+              <w:bottom w:type="dxa" w:w="60"/>
+              <w:right w:type="dxa" w:w="100"/>
+            </w:tcMar>
+            <w:vAlign w:val="center"/>
+          </w:tcPr>
+          <w:p>
+            <w:pPr>
+              <w:spacing w:after="0" w:before="0" w:line="240"/>
+              <w:jc w:val="right"/>
+            </w:pPr>
+            <w:r>
+              <w:rPr>
+                <w:rFonts w:ascii="Arial" w:cs="Arial" w:eastAsia="Arial" w:hAnsi="Arial"/>
+                <w:b w:val="false"/>
+                <w:bCs w:val="false"/>
+                <w:color w:val="1A1A1A"/>
+                <w:sz w:val="18"/>
+                <w:szCs w:val="18"/>
+              </w:rPr>
+              <w:t xml:space="preserve">2 %</w:t>
+            </w:r>
+          </w:p>
+        </w:tc>
+        <w:tc>
+          <w:tcPr>
+            <w:tcW w:type="dxa" w:w="1253"/>
+            <w:tcBorders>
+              <w:top w:val="single" w:color="D4D4D4" w:sz="2"/>
+              <w:left w:val="none"/>
+              <w:bottom w:val="single" w:color="D4D4D4" w:sz="2"/>
+              <w:right w:val="none"/>
+            </w:tcBorders>
+            <w:tcMar>
+              <w:top w:type="dxa" w:w="60"/>
+              <w:left w:type="dxa" w:w="100"/>
+              <w:bottom w:type="dxa" w:w="60"/>
+              <w:right w:type="dxa" w:w="100"/>
+            </w:tcMar>
+            <w:vAlign w:val="center"/>
+          </w:tcPr>
+          <w:p>
+            <w:pPr>
+              <w:spacing w:after="0" w:before="0" w:line="240"/>
+              <w:jc w:val="right"/>
+            </w:pPr>
+            <w:r>
+              <w:rPr>
+                <w:rFonts w:ascii="Arial" w:cs="Arial" w:eastAsia="Arial" w:hAnsi="Arial"/>
+                <w:b w:val="false"/>
+                <w:bCs w:val="false"/>
+                <w:color w:val="1A1A1A"/>
+                <w:sz w:val="18"/>
+                <w:szCs w:val="18"/>
+              </w:rPr>
+              <w:t xml:space="preserve">3 %</w:t>
+            </w:r>
+          </w:p>
+        </w:tc>
+        <w:tc>
+          <w:tcPr>
+            <w:tcW w:type="dxa" w:w="1735"/>
+            <w:tcBorders>
+              <w:top w:val="single" w:color="D4D4D4" w:sz="2"/>
+              <w:left w:val="none"/>
+              <w:bottom w:val="single" w:color="D4D4D4" w:sz="2"/>
+              <w:right w:val="none"/>
+            </w:tcBorders>
+            <w:tcMar>
+              <w:top w:type="dxa" w:w="60"/>
+              <w:left w:type="dxa" w:w="100"/>
+              <w:bottom w:type="dxa" w:w="60"/>
+              <w:right w:type="dxa" w:w="100"/>
+            </w:tcMar>
+            <w:vAlign w:val="center"/>
+          </w:tcPr>
+          <w:p>
+            <w:pPr>
+              <w:spacing w:after="0" w:before="0" w:line="240"/>
+              <w:jc w:val="left"/>
+            </w:pPr>
+            <w:r>
+              <w:rPr>
+                <w:rFonts w:ascii="Arial" w:cs="Arial" w:eastAsia="Arial" w:hAnsi="Arial"/>
+                <w:b w:val="false"/>
+                <w:bCs w:val="false"/>
+                <w:color w:val="1A1A1A"/>
+                <w:sz w:val="18"/>
+                <w:szCs w:val="18"/>
+              </w:rPr>
+              <w:t xml:space="preserve">базовый</w:t>
+            </w:r>
+          </w:p>
+        </w:tc>
+      </w:tr>
+      <w:tr>
+        <w:trPr>
+          <w:cantSplit/>
+        </w:trPr>
+        <w:tc>
+          <w:tcPr>
+            <w:tcW w:type="dxa" w:w="2891"/>
+            <w:tcBorders>
+              <w:top w:val="single" w:color="D4D4D4" w:sz="2"/>
+              <w:left w:val="none"/>
+              <w:bottom w:val="single" w:color="D4D4D4" w:sz="2"/>
+              <w:right w:val="none"/>
+            </w:tcBorders>
+            <w:shd w:fill="F5F5F5" w:color="auto" w:val="clear"/>
+            <w:tcMar>
+              <w:top w:type="dxa" w:w="60"/>
+              <w:left w:type="dxa" w:w="100"/>
+              <w:bottom w:type="dxa" w:w="60"/>
+              <w:right w:type="dxa" w:w="100"/>
+            </w:tcMar>
+            <w:vAlign w:val="center"/>
+          </w:tcPr>
+          <w:p>
+            <w:pPr>
+              <w:spacing w:after="0" w:before="0" w:line="240"/>
+              <w:jc w:val="left"/>
+            </w:pPr>
+            <w:r>
+              <w:rPr>
+                <w:rFonts w:ascii="Arial" w:cs="Arial" w:eastAsia="Arial" w:hAnsi="Arial"/>
+                <w:b w:val="false"/>
+                <w:bCs w:val="false"/>
+                <w:color w:val="1A1A1A"/>
+                <w:sz w:val="18"/>
+                <w:szCs w:val="18"/>
+              </w:rPr>
+              <w:t xml:space="preserve">Рост детей действующей сети</w:t>
+            </w:r>
+          </w:p>
+        </w:tc>
+        <w:tc>
+          <w:tcPr>
+            <w:tcW w:type="dxa" w:w="1253"/>
+            <w:tcBorders>
+              <w:top w:val="single" w:color="D4D4D4" w:sz="2"/>
+              <w:left w:val="none"/>
+              <w:bottom w:val="single" w:color="D4D4D4" w:sz="2"/>
+              <w:right w:val="none"/>
+            </w:tcBorders>
+            <w:shd w:fill="F5F5F5" w:color="auto" w:val="clear"/>
+            <w:tcMar>
+              <w:top w:type="dxa" w:w="60"/>
+              <w:left w:type="dxa" w:w="100"/>
+              <w:bottom w:type="dxa" w:w="60"/>
+              <w:right w:type="dxa" w:w="100"/>
+            </w:tcMar>
+            <w:vAlign w:val="center"/>
+          </w:tcPr>
+          <w:p>
+            <w:pPr>
+              <w:spacing w:after="0" w:before="0" w:line="240"/>
+              <w:jc w:val="right"/>
+            </w:pPr>
+            <w:r>
+              <w:rPr>
+                <w:rFonts w:ascii="Arial" w:cs="Arial" w:eastAsia="Arial" w:hAnsi="Arial"/>
+                <w:b w:val="false"/>
+                <w:bCs w:val="false"/>
+                <w:color w:val="1A1A1A"/>
+                <w:sz w:val="18"/>
+                <w:szCs w:val="18"/>
+              </w:rPr>
+              <w:t xml:space="preserve">5 %</w:t>
+            </w:r>
+          </w:p>
+        </w:tc>
+        <w:tc>
+          <w:tcPr>
+            <w:tcW w:type="dxa" w:w="1253"/>
+            <w:tcBorders>
+              <w:top w:val="single" w:color="D4D4D4" w:sz="2"/>
+              <w:left w:val="none"/>
+              <w:bottom w:val="single" w:color="D4D4D4" w:sz="2"/>
+              <w:right w:val="none"/>
+            </w:tcBorders>
+            <w:shd w:fill="F5F5F5" w:color="auto" w:val="clear"/>
+            <w:tcMar>
+              <w:top w:type="dxa" w:w="60"/>
+              <w:left w:type="dxa" w:w="100"/>
+              <w:bottom w:type="dxa" w:w="60"/>
+              <w:right w:type="dxa" w:w="100"/>
+            </w:tcMar>
+            <w:vAlign w:val="center"/>
+          </w:tcPr>
+          <w:p>
+            <w:pPr>
+              <w:spacing w:after="0" w:before="0" w:line="240"/>
+              <w:jc w:val="right"/>
+            </w:pPr>
+            <w:r>
+              <w:rPr>
+                <w:rFonts w:ascii="Arial" w:cs="Arial" w:eastAsia="Arial" w:hAnsi="Arial"/>
+                <w:b w:val="false"/>
+                <w:bCs w:val="false"/>
+                <w:color w:val="1A1A1A"/>
+                <w:sz w:val="18"/>
+                <w:szCs w:val="18"/>
+              </w:rPr>
+              <w:t xml:space="preserve">7 %</w:t>
+            </w:r>
+          </w:p>
+        </w:tc>
+        <w:tc>
+          <w:tcPr>
+            <w:tcW w:type="dxa" w:w="1253"/>
+            <w:tcBorders>
+              <w:top w:val="single" w:color="D4D4D4" w:sz="2"/>
+              <w:left w:val="none"/>
+              <w:bottom w:val="single" w:color="D4D4D4" w:sz="2"/>
+              <w:right w:val="none"/>
+            </w:tcBorders>
+            <w:shd w:fill="F5F5F5" w:color="auto" w:val="clear"/>
+            <w:tcMar>
+              <w:top w:type="dxa" w:w="60"/>
+              <w:left w:type="dxa" w:w="100"/>
+              <w:bottom w:type="dxa" w:w="60"/>
+              <w:right w:type="dxa" w:w="100"/>
+            </w:tcMar>
+            <w:vAlign w:val="center"/>
+          </w:tcPr>
+          <w:p>
+            <w:pPr>
+              <w:spacing w:after="0" w:before="0" w:line="240"/>
+              <w:jc w:val="right"/>
+            </w:pPr>
+            <w:r>
+              <w:rPr>
+                <w:rFonts w:ascii="Arial" w:cs="Arial" w:eastAsia="Arial" w:hAnsi="Arial"/>
+                <w:b w:val="false"/>
+                <w:bCs w:val="false"/>
+                <w:color w:val="1A1A1A"/>
+                <w:sz w:val="18"/>
+                <w:szCs w:val="18"/>
+              </w:rPr>
+              <w:t xml:space="preserve">10 %</w:t>
+            </w:r>
+          </w:p>
+        </w:tc>
+        <w:tc>
+          <w:tcPr>
+            <w:tcW w:type="dxa" w:w="1253"/>
+            <w:tcBorders>
+              <w:top w:val="single" w:color="D4D4D4" w:sz="2"/>
+              <w:left w:val="none"/>
+              <w:bottom w:val="single" w:color="D4D4D4" w:sz="2"/>
+              <w:right w:val="none"/>
+            </w:tcBorders>
+            <w:shd w:fill="F5F5F5" w:color="auto" w:val="clear"/>
+            <w:tcMar>
+              <w:top w:type="dxa" w:w="60"/>
+              <w:left w:type="dxa" w:w="100"/>
+              <w:bottom w:type="dxa" w:w="60"/>
+              <w:right w:type="dxa" w:w="100"/>
+            </w:tcMar>
+            <w:vAlign w:val="center"/>
+          </w:tcPr>
+          <w:p>
+            <w:pPr>
+              <w:spacing w:after="0" w:before="0" w:line="240"/>
+              <w:jc w:val="right"/>
+            </w:pPr>
+            <w:r>
+              <w:rPr>
+                <w:rFonts w:ascii="Arial" w:cs="Arial" w:eastAsia="Arial" w:hAnsi="Arial"/>
+                <w:b w:val="false"/>
+                <w:bCs w:val="false"/>
+                <w:color w:val="1A1A1A"/>
+                <w:sz w:val="18"/>
+                <w:szCs w:val="18"/>
+              </w:rPr>
+              <w:t xml:space="preserve">10 %</w:t>
+            </w:r>
+          </w:p>
+        </w:tc>
+        <w:tc>
+          <w:tcPr>
+            <w:tcW w:type="dxa" w:w="1735"/>
+            <w:tcBorders>
+              <w:top w:val="single" w:color="D4D4D4" w:sz="2"/>
+              <w:left w:val="none"/>
+              <w:bottom w:val="single" w:color="D4D4D4" w:sz="2"/>
+              <w:right w:val="none"/>
+            </w:tcBorders>
+            <w:shd w:fill="F5F5F5" w:color="auto" w:val="clear"/>
+            <w:tcMar>
+              <w:top w:type="dxa" w:w="60"/>
+              <w:left w:type="dxa" w:w="100"/>
+              <w:bottom w:type="dxa" w:w="60"/>
+              <w:right w:type="dxa" w:w="100"/>
+            </w:tcMar>
+            <w:vAlign w:val="center"/>
+          </w:tcPr>
+          <w:p>
+            <w:pPr>
+              <w:spacing w:after="0" w:before="0" w:line="240"/>
+              <w:jc w:val="left"/>
+            </w:pPr>
+            <w:r>
+              <w:rPr>
+                <w:rFonts w:ascii="Arial" w:cs="Arial" w:eastAsia="Arial" w:hAnsi="Arial"/>
+                <w:b w:val="false"/>
+                <w:bCs w:val="false"/>
+                <w:color w:val="1A1A1A"/>
+                <w:sz w:val="18"/>
+                <w:szCs w:val="18"/>
+              </w:rPr>
+              <w:t xml:space="preserve">позитивный</w:t>
+            </w:r>
+          </w:p>
+        </w:tc>
+      </w:tr>
+      <w:tr>
+        <w:trPr>
+          <w:cantSplit/>
+        </w:trPr>
+        <w:tc>
+          <w:tcPr>
+            <w:tcW w:type="dxa" w:w="2891"/>
+            <w:tcBorders>
+              <w:top w:val="single" w:color="D4D4D4" w:sz="2"/>
+              <w:left w:val="none"/>
+              <w:bottom w:val="single" w:color="D4D4D4" w:sz="2"/>
+              <w:right w:val="none"/>
+            </w:tcBorders>
+            <w:tcMar>
+              <w:top w:type="dxa" w:w="60"/>
+              <w:left w:type="dxa" w:w="100"/>
+              <w:bottom w:type="dxa" w:w="60"/>
+              <w:right w:type="dxa" w:w="100"/>
+            </w:tcMar>
+            <w:vAlign w:val="center"/>
+          </w:tcPr>
+          <w:p>
+            <w:pPr>
+              <w:spacing w:after="0" w:before="0" w:line="240"/>
+              <w:jc w:val="left"/>
+            </w:pPr>
+            <w:r>
+              <w:rPr>
+                <w:rFonts w:ascii="Arial" w:cs="Arial" w:eastAsia="Arial" w:hAnsi="Arial"/>
+                <w:b w:val="false"/>
+                <w:bCs w:val="false"/>
+                <w:color w:val="1A1A1A"/>
+                <w:sz w:val="18"/>
+                <w:szCs w:val="18"/>
+              </w:rPr>
+              <w:t xml:space="preserve">Средний абонемент действующей сети</w:t>
+            </w:r>
+          </w:p>
+        </w:tc>
+        <w:tc>
+          <w:tcPr>
+            <w:tcW w:type="dxa" w:w="1253"/>
+            <w:tcBorders>
+              <w:top w:val="single" w:color="D4D4D4" w:sz="2"/>
+              <w:left w:val="none"/>
+              <w:bottom w:val="single" w:color="D4D4D4" w:sz="2"/>
+              <w:right w:val="none"/>
+            </w:tcBorders>
+            <w:tcMar>
+              <w:top w:type="dxa" w:w="60"/>
+              <w:left w:type="dxa" w:w="100"/>
+              <w:bottom w:type="dxa" w:w="60"/>
+              <w:right w:type="dxa" w:w="100"/>
+            </w:tcMar>
+            <w:vAlign w:val="center"/>
+          </w:tcPr>
+          <w:p>
+            <w:pPr>
+              <w:spacing w:after="0" w:before="0" w:line="240"/>
+              <w:jc w:val="right"/>
+            </w:pPr>
+            <w:r>
+              <w:rPr>
+                <w:rFonts w:ascii="Arial" w:cs="Arial" w:eastAsia="Arial" w:hAnsi="Arial"/>
+                <w:b w:val="false"/>
+                <w:bCs w:val="false"/>
+                <w:color w:val="1A1A1A"/>
+                <w:sz w:val="18"/>
+                <w:szCs w:val="18"/>
+              </w:rPr>
+              <w:t xml:space="preserve">7 800 ₽</w:t>
+            </w:r>
+          </w:p>
+        </w:tc>
+        <w:tc>
+          <w:tcPr>
+            <w:tcW w:type="dxa" w:w="1253"/>
+            <w:tcBorders>
+              <w:top w:val="single" w:color="D4D4D4" w:sz="2"/>
+              <w:left w:val="none"/>
+              <w:bottom w:val="single" w:color="D4D4D4" w:sz="2"/>
+              <w:right w:val="none"/>
+            </w:tcBorders>
+            <w:tcMar>
+              <w:top w:type="dxa" w:w="60"/>
+              <w:left w:type="dxa" w:w="100"/>
+              <w:bottom w:type="dxa" w:w="60"/>
+              <w:right w:type="dxa" w:w="100"/>
+            </w:tcMar>
+            <w:vAlign w:val="center"/>
+          </w:tcPr>
+          <w:p>
+            <w:pPr>
+              <w:spacing w:after="0" w:before="0" w:line="240"/>
+              <w:jc w:val="right"/>
+            </w:pPr>
+            <w:r>
+              <w:rPr>
+                <w:rFonts w:ascii="Arial" w:cs="Arial" w:eastAsia="Arial" w:hAnsi="Arial"/>
+                <w:b w:val="false"/>
+                <w:bCs w:val="false"/>
+                <w:color w:val="1A1A1A"/>
+                <w:sz w:val="18"/>
+                <w:szCs w:val="18"/>
+              </w:rPr>
+              <w:t xml:space="preserve">7 800 ₽</w:t>
+            </w:r>
+          </w:p>
+        </w:tc>
+        <w:tc>
+          <w:tcPr>
+            <w:tcW w:type="dxa" w:w="1253"/>
+            <w:tcBorders>
+              <w:top w:val="single" w:color="D4D4D4" w:sz="2"/>
+              <w:left w:val="none"/>
+              <w:bottom w:val="single" w:color="D4D4D4" w:sz="2"/>
+              <w:right w:val="none"/>
+            </w:tcBorders>
+            <w:tcMar>
+              <w:top w:type="dxa" w:w="60"/>
+              <w:left w:type="dxa" w:w="100"/>
+              <w:bottom w:type="dxa" w:w="60"/>
+              <w:right w:type="dxa" w:w="100"/>
+            </w:tcMar>
+            <w:vAlign w:val="center"/>
+          </w:tcPr>
+          <w:p>
+            <w:pPr>
+              <w:spacing w:after="0" w:before="0" w:line="240"/>
+              <w:jc w:val="right"/>
+            </w:pPr>
+            <w:r>
+              <w:rPr>
+                <w:rFonts w:ascii="Arial" w:cs="Arial" w:eastAsia="Arial" w:hAnsi="Arial"/>
+                <w:b w:val="false"/>
+                <w:bCs w:val="false"/>
+                <w:color w:val="1A1A1A"/>
+                <w:sz w:val="18"/>
+                <w:szCs w:val="18"/>
+              </w:rPr>
+              <w:t xml:space="preserve">7 800 ₽</w:t>
+            </w:r>
+          </w:p>
+        </w:tc>
+        <w:tc>
+          <w:tcPr>
+            <w:tcW w:type="dxa" w:w="1253"/>
+            <w:tcBorders>
+              <w:top w:val="single" w:color="D4D4D4" w:sz="2"/>
+              <w:left w:val="none"/>
+              <w:bottom w:val="single" w:color="D4D4D4" w:sz="2"/>
+              <w:right w:val="none"/>
+            </w:tcBorders>
+            <w:tcMar>
+              <w:top w:type="dxa" w:w="60"/>
+              <w:left w:type="dxa" w:w="100"/>
+              <w:bottom w:type="dxa" w:w="60"/>
+              <w:right w:type="dxa" w:w="100"/>
+            </w:tcMar>
+            <w:vAlign w:val="center"/>
+          </w:tcPr>
+          <w:p>
+            <w:pPr>
+              <w:spacing w:after="0" w:before="0" w:line="240"/>
+              <w:jc w:val="right"/>
+            </w:pPr>
+            <w:r>
+              <w:rPr>
+                <w:rFonts w:ascii="Arial" w:cs="Arial" w:eastAsia="Arial" w:hAnsi="Arial"/>
+                <w:b w:val="false"/>
+                <w:bCs w:val="false"/>
+                <w:color w:val="1A1A1A"/>
+                <w:sz w:val="18"/>
+                <w:szCs w:val="18"/>
+              </w:rPr>
+              <w:t xml:space="preserve">6 000 ₽</w:t>
+            </w:r>
+          </w:p>
+        </w:tc>
+        <w:tc>
+          <w:tcPr>
+            <w:tcW w:type="dxa" w:w="1735"/>
+            <w:tcBorders>
+              <w:top w:val="single" w:color="D4D4D4" w:sz="2"/>
+              <w:left w:val="none"/>
+              <w:bottom w:val="single" w:color="D4D4D4" w:sz="2"/>
+              <w:right w:val="none"/>
+            </w:tcBorders>
+            <w:tcMar>
+              <w:top w:type="dxa" w:w="60"/>
+              <w:left w:type="dxa" w:w="100"/>
+              <w:bottom w:type="dxa" w:w="60"/>
+              <w:right w:type="dxa" w:w="100"/>
+            </w:tcMar>
+            <w:vAlign w:val="center"/>
+          </w:tcPr>
+          <w:p>
+            <w:pPr>
+              <w:spacing w:after="0" w:before="0" w:line="240"/>
+              <w:jc w:val="left"/>
+            </w:pPr>
+            <w:r>
+              <w:rPr>
+                <w:rFonts w:ascii="Arial" w:cs="Arial" w:eastAsia="Arial" w:hAnsi="Arial"/>
+                <w:b w:val="false"/>
+                <w:bCs w:val="false"/>
+                <w:color w:val="1A1A1A"/>
+                <w:sz w:val="18"/>
+                <w:szCs w:val="18"/>
+              </w:rPr>
+              <w:t xml:space="preserve">ниже всех трёх</w:t>
+            </w:r>
+          </w:p>
+        </w:tc>
+      </w:tr>
+    </w:tbl>
+    <w:p>
+      <w:pPr>
+        <w:spacing w:after="120" w:before="200" w:line="260"/>
+        <w:jc w:val="left"/>
+      </w:pPr>
+      <w:r>
+        <w:rPr>
+          <w:rFonts w:ascii="Arial" w:cs="Arial" w:eastAsia="Arial" w:hAnsi="Arial"/>
+          <w:b w:val="false"/>
+          <w:bCs w:val="false"/>
+          <w:i w:val="false"/>
+          <w:iCs w:val="false"/>
+          <w:color w:val="1A1A1A"/>
+          <w:sz w:val="20"/>
+          <w:szCs w:val="20"/>
+        </w:rPr>
+        <w:t xml:space="preserve">Одной фразой: </w:t>
+      </w:r>
+      <w:r>
+        <w:rPr>
+          <w:rFonts w:ascii="Arial" w:cs="Arial" w:eastAsia="Arial" w:hAnsi="Arial"/>
+          <w:b/>
+          <w:bCs/>
+          <w:i w:val="false"/>
+          <w:iCs w:val="false"/>
+          <w:color w:val="1A1A1A"/>
+          <w:sz w:val="20"/>
+          <w:szCs w:val="20"/>
+        </w:rPr>
+        <w:t xml:space="preserve">оптимистичный план продаж на консервативных допущениях о его исполнении и о доходности действующей сети.</w:t>
+      </w:r>
+      <w:r>
+        <w:rPr>
+          <w:rFonts w:ascii="Arial" w:cs="Arial" w:eastAsia="Arial" w:hAnsi="Arial"/>
+          <w:b w:val="false"/>
+          <w:bCs w:val="false"/>
+          <w:i w:val="false"/>
+          <w:iCs w:val="false"/>
+          <w:color w:val="1A1A1A"/>
+          <w:sz w:val="20"/>
+          <w:szCs w:val="20"/>
+        </w:rPr>
+        <w:t xml:space="preserve"> Это осознанная конструкция, а не недосмотр: план — обязательство собственника, которое он берёт на себя, а всё остальное — то, что модель должна выдержать, если обязательство исполнится хуже ожидаемого.</w:t>
+      </w:r>
+    </w:p>
+    <w:p>
+      <w:pPr>
+        <w:spacing w:after="120" w:before="0" w:line="260"/>
+        <w:jc w:val="left"/>
+      </w:pPr>
+      <w:r>
+        <w:rPr>
+          <w:rFonts w:ascii="Arial" w:cs="Arial" w:eastAsia="Arial" w:hAnsi="Arial"/>
+          <w:b w:val="false"/>
+          <w:bCs w:val="false"/>
+          <w:i w:val="false"/>
+          <w:iCs w:val="false"/>
+          <w:color w:val="1A1A1A"/>
+          <w:sz w:val="20"/>
+          <w:szCs w:val="20"/>
+        </w:rPr>
+        <w:t xml:space="preserve">Практическое следствие: прямого аналога сегодняшней модели в старом файле нет. Сравнивать её с одной колонкой v4 нельзя — в разделе 5 поэтому даны обе.</w:t>
       </w:r>
     </w:p>
     <w:p>
@@ -6259,7 +7689,7 @@
           <w:sz w:val="20"/>
           <w:szCs w:val="20"/>
         </w:rPr>
-        <w:t xml:space="preserve">Базовый сценарий сегодня соответствует позитивному плану v4 — 320 продаж против 317, — поэтому даны обе колонки старого файла.</w:t>
+        <w:t xml:space="preserve">Прямого аналога сегодняшней модели в v4 нет: план продаж у неё на уровне позитивного сценария, а конверсия и абонемент — на консервативном конце, см. конец раздела 2. Поэтому даны обе колонки старого файла, и ни одна из них не является корректной базой для сравнения «один к одному».</w:t>
       </w:r>
     </w:p>
     <w:tbl>
